--- a/test/lab2/ТИКИ_Гамор2 (2).docx
+++ b/test/lab2/ТИКИ_Гамор2 (2).docx
@@ -4848,7 +4848,7 @@
       <w:bookmarkStart w:id="0" w:name="_Toc223018690"/>
       <w:r>
         <w:lastRenderedPageBreak/>
-        <w:t>1.</w:t>
+        <w:t>1</w:t>
       </w:r>
       <w:r>
         <w:t xml:space="preserve"> </w:t>
@@ -4880,6 +4880,120 @@
           <w:rFonts w:eastAsiaTheme="minorEastAsia"/>
         </w:rPr>
       </w:pPr>
+      <m:oMath>
+        <m:r>
+          <w:rPr>
+            <w:rFonts w:ascii="Cambria Math" w:eastAsiaTheme="minorEastAsia" w:hAnsi="Cambria Math"/>
+            <w:i/>
+            <w:noProof/>
+          </w:rPr>
+          <mc:AlternateContent>
+            <mc:Choice Requires="wps">
+              <w:drawing>
+                <wp:anchor distT="45720" distB="45720" distL="114300" distR="114300" simplePos="0" relativeHeight="251685888" behindDoc="0" locked="0" layoutInCell="1" allowOverlap="1" wp14:anchorId="5F36F803" wp14:editId="2CE21382">
+                  <wp:simplePos x="0" y="0"/>
+                  <wp:positionH relativeFrom="column">
+                    <wp:posOffset>4895215</wp:posOffset>
+                  </wp:positionH>
+                  <wp:positionV relativeFrom="paragraph">
+                    <wp:posOffset>1737360</wp:posOffset>
+                  </wp:positionV>
+                  <wp:extent cx="446405" cy="287020"/>
+                  <wp:effectExtent l="0" t="0" r="0" b="0"/>
+                  <wp:wrapSquare wrapText="bothSides"/>
+                  <wp:docPr id="1960261094" name="Надпись 2"/>
+                  <wp:cNvGraphicFramePr>
+                    <a:graphicFrameLocks xmlns:a="http://schemas.openxmlformats.org/drawingml/2006/main"/>
+                  </wp:cNvGraphicFramePr>
+                  <a:graphic xmlns:a="http://schemas.openxmlformats.org/drawingml/2006/main">
+                    <a:graphicData uri="http://schemas.microsoft.com/office/word/2010/wordprocessingShape">
+                      <wps:wsp>
+                        <wps:cNvSpPr txBox="1">
+                          <a:spLocks noChangeArrowheads="1"/>
+                        </wps:cNvSpPr>
+                        <wps:spPr bwMode="auto">
+                          <a:xfrm>
+                            <a:off x="0" y="0"/>
+                            <a:ext cx="446405" cy="287020"/>
+                          </a:xfrm>
+                          <a:prstGeom prst="rect">
+                            <a:avLst/>
+                          </a:prstGeom>
+                          <a:solidFill>
+                            <a:srgbClr val="FFFFFF"/>
+                          </a:solidFill>
+                          <a:ln w="9525">
+                            <a:noFill/>
+                            <a:miter lim="800000"/>
+                            <a:headEnd/>
+                            <a:tailEnd/>
+                          </a:ln>
+                        </wps:spPr>
+                        <wps:txbx>
+                          <w:txbxContent>
+                            <w:p>
+                              <w:pPr>
+                                <w:spacing w:line="240" w:lineRule="auto"/>
+                                <w:ind w:right="69" w:firstLine="0"/>
+                                <w:jc w:val="center"/>
+                                <w:rPr>
+                                  <w:lang w:val="en-US"/>
+                                </w:rPr>
+                              </w:pPr>
+                              <w:r>
+                                <w:rPr>
+                                  <w:lang w:val="en-US"/>
+                                </w:rPr>
+                                <w:t>(1)</w:t>
+                              </w:r>
+                            </w:p>
+                          </w:txbxContent>
+                        </wps:txbx>
+                        <wps:bodyPr rot="0" vert="horz" wrap="square" lIns="91440" tIns="45720" rIns="91440" bIns="45720" anchor="t" anchorCtr="0">
+                          <a:noAutofit/>
+                        </wps:bodyPr>
+                      </wps:wsp>
+                    </a:graphicData>
+                  </a:graphic>
+                  <wp14:sizeRelH relativeFrom="margin">
+                    <wp14:pctWidth>0</wp14:pctWidth>
+                  </wp14:sizeRelH>
+                  <wp14:sizeRelV relativeFrom="margin">
+                    <wp14:pctHeight>0</wp14:pctHeight>
+                  </wp14:sizeRelV>
+                </wp:anchor>
+              </w:drawing>
+            </mc:Choice>
+            <mc:Fallback>
+              <w:pict>
+                <v:shape w14:anchorId="5F36F803" id="_x0000_s1034" type="#_x0000_t202" style="position:absolute;left:0;text-align:left;margin-left:385.45pt;margin-top:136.8pt;width:35.15pt;height:22.6pt;z-index:251685888;visibility:visible;mso-wrap-style:square;mso-width-percent:0;mso-height-percent:0;mso-wrap-distance-left:9pt;mso-wrap-distance-top:3.6pt;mso-wrap-distance-right:9pt;mso-wrap-distance-bottom:3.6pt;mso-position-horizontal:absolute;mso-position-horizontal-relative:text;mso-position-vertical:absolute;mso-position-vertical-relative:text;mso-width-percent:0;mso-height-percent:0;mso-width-relative:margin;mso-height-relative:margin;v-text-anchor:top" o:gfxdata="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" stroked="f">
+                  <v:textbox>
+                    <w:txbxContent>
+                      <w:p>
+                        <w:pPr>
+                          <w:spacing w:line="240" w:lineRule="auto"/>
+                          <w:ind w:right="69" w:firstLine="0"/>
+                          <w:jc w:val="center"/>
+                          <w:rPr>
+                            <w:lang w:val="en-US"/>
+                          </w:rPr>
+                        </w:pPr>
+                        <w:r>
+                          <w:rPr>
+                            <w:lang w:val="en-US"/>
+                          </w:rPr>
+                          <w:t>(1)</w:t>
+                        </w:r>
+                      </w:p>
+                    </w:txbxContent>
+                  </v:textbox>
+                  <w10:wrap type="square"/>
+                </v:shape>
+              </w:pict>
+            </mc:Fallback>
+          </mc:AlternateContent>
+        </m:r>
+      </m:oMath>
       <w:r>
         <w:t>Определить</w:t>
       </w:r>
@@ -4983,13 +5097,7 @@
           <w:rPr>
             <w:rFonts w:ascii="Cambria Math" w:hAnsi="Cambria Math"/>
           </w:rPr>
-          <m:t>,</m:t>
-        </m:r>
-        <m:r>
-          <w:rPr>
-            <w:rFonts w:ascii="Cambria Math" w:hAnsi="Cambria Math"/>
-          </w:rPr>
-          <m:t xml:space="preserve"> </m:t>
+          <m:t xml:space="preserve">, </m:t>
         </m:r>
         <m:sSub>
           <m:sSubPr>
@@ -5021,19 +5129,7 @@
           <w:rPr>
             <w:rFonts w:ascii="Cambria Math" w:hAnsi="Cambria Math"/>
           </w:rPr>
-          <m:t>,</m:t>
-        </m:r>
-        <m:r>
-          <w:rPr>
-            <w:rFonts w:ascii="Cambria Math" w:hAnsi="Cambria Math"/>
-          </w:rPr>
-          <m:t>…,</m:t>
-        </m:r>
-        <m:r>
-          <w:rPr>
-            <w:rFonts w:ascii="Cambria Math" w:hAnsi="Cambria Math"/>
-          </w:rPr>
-          <m:t xml:space="preserve"> </m:t>
+          <m:t xml:space="preserve">,…, </m:t>
         </m:r>
         <m:sSub>
           <m:sSubPr>
@@ -5211,13 +5307,7 @@
           <w:rPr>
             <w:rFonts w:ascii="Cambria Math" w:hAnsi="Cambria Math"/>
           </w:rPr>
-          <m:t>,</m:t>
-        </m:r>
-        <m:r>
-          <w:rPr>
-            <w:rFonts w:ascii="Cambria Math" w:hAnsi="Cambria Math"/>
-          </w:rPr>
-          <m:t xml:space="preserve"> </m:t>
+          <m:t xml:space="preserve">, </m:t>
         </m:r>
         <m:r>
           <w:rPr>
@@ -5307,37 +5397,7 @@
           <w:rPr>
             <w:rFonts w:ascii="Cambria Math" w:hAnsi="Cambria Math"/>
           </w:rPr>
-          <m:t>,</m:t>
-        </m:r>
-        <m:r>
-          <w:rPr>
-            <w:rFonts w:ascii="Cambria Math" w:hAnsi="Cambria Math"/>
-          </w:rPr>
-          <m:t xml:space="preserve"> </m:t>
-        </m:r>
-        <m:r>
-          <w:rPr>
-            <w:rFonts w:ascii="Cambria Math" w:hAnsi="Cambria Math"/>
-          </w:rPr>
-          <m:t>…</m:t>
-        </m:r>
-        <m:r>
-          <w:rPr>
-            <w:rFonts w:ascii="Cambria Math" w:hAnsi="Cambria Math"/>
-          </w:rPr>
-          <m:t xml:space="preserve"> </m:t>
-        </m:r>
-        <m:r>
-          <w:rPr>
-            <w:rFonts w:ascii="Cambria Math" w:hAnsi="Cambria Math"/>
-          </w:rPr>
-          <m:t>,</m:t>
-        </m:r>
-        <m:r>
-          <w:rPr>
-            <w:rFonts w:ascii="Cambria Math" w:hAnsi="Cambria Math"/>
-          </w:rPr>
-          <m:t xml:space="preserve"> </m:t>
+          <m:t xml:space="preserve">, … , </m:t>
         </m:r>
         <m:r>
           <w:rPr>
@@ -5635,237 +5695,236 @@
         </w:rPr>
         <w:t xml:space="preserve"> </w:t>
       </w:r>
-      <m:oMath>
-        <m:r>
-          <w:rPr>
-            <w:rFonts w:ascii="Cambria Math" w:eastAsiaTheme="minorEastAsia" w:hAnsi="Cambria Math"/>
-          </w:rPr>
-          <m:t>H</m:t>
-        </m:r>
-        <m:d>
-          <m:dPr>
-            <m:ctrlPr>
-              <w:rPr>
-                <w:rFonts w:ascii="Cambria Math" w:eastAsiaTheme="minorEastAsia" w:hAnsi="Cambria Math"/>
-                <w:i/>
-              </w:rPr>
-            </m:ctrlPr>
-          </m:dPr>
-          <m:e>
-            <m:r>
-              <w:rPr>
-                <w:rFonts w:ascii="Cambria Math" w:eastAsiaTheme="minorEastAsia" w:hAnsi="Cambria Math"/>
-              </w:rPr>
-              <m:t>S</m:t>
-            </m:r>
-          </m:e>
-        </m:d>
-        <m:r>
-          <w:rPr>
-            <w:rFonts w:ascii="Cambria Math" w:eastAsiaTheme="minorEastAsia" w:hAnsi="Cambria Math"/>
-          </w:rPr>
-          <m:t>=</m:t>
-        </m:r>
-        <m:r>
-          <w:rPr>
-            <w:rFonts w:ascii="Cambria Math" w:eastAsiaTheme="minorEastAsia" w:hAnsi="Cambria Math"/>
-          </w:rPr>
-          <m:t xml:space="preserve"> </m:t>
-        </m:r>
-        <m:r>
-          <w:rPr>
-            <w:rFonts w:ascii="Cambria Math" w:eastAsiaTheme="minorEastAsia" w:hAnsi="Cambria Math"/>
-          </w:rPr>
-          <m:t>-</m:t>
-        </m:r>
-        <m:nary>
-          <m:naryPr>
-            <m:chr m:val="∑"/>
-            <m:limLoc m:val="undOvr"/>
-            <m:ctrlPr>
-              <w:rPr>
-                <w:rFonts w:ascii="Cambria Math" w:eastAsiaTheme="minorEastAsia" w:hAnsi="Cambria Math"/>
-                <w:i/>
-                <w:lang w:val="en-US"/>
-              </w:rPr>
-            </m:ctrlPr>
-          </m:naryPr>
-          <m:sub>
-            <m:r>
-              <w:rPr>
-                <w:rFonts w:ascii="Cambria Math" w:eastAsiaTheme="minorEastAsia" w:hAnsi="Cambria Math"/>
-                <w:lang w:val="en-US"/>
-              </w:rPr>
-              <m:t>i</m:t>
-            </m:r>
-            <m:r>
-              <w:rPr>
-                <w:rFonts w:ascii="Cambria Math" w:eastAsiaTheme="minorEastAsia" w:hAnsi="Cambria Math"/>
-              </w:rPr>
-              <m:t>=1</m:t>
-            </m:r>
-          </m:sub>
-          <m:sup>
-            <m:r>
-              <w:rPr>
-                <w:rFonts w:ascii="Cambria Math" w:eastAsiaTheme="minorEastAsia" w:hAnsi="Cambria Math"/>
-                <w:lang w:val="en-US"/>
-              </w:rPr>
-              <m:t>m</m:t>
-            </m:r>
-          </m:sup>
-          <m:e>
-            <m:r>
-              <w:rPr>
-                <w:rFonts w:ascii="Cambria Math" w:eastAsiaTheme="minorEastAsia" w:hAnsi="Cambria Math"/>
-                <w:lang w:val="en-US"/>
-              </w:rPr>
-              <m:t>p</m:t>
-            </m:r>
-            <m:sSub>
-              <m:sSubPr>
-                <m:ctrlPr>
-                  <w:rPr>
-                    <w:rFonts w:ascii="Cambria Math" w:eastAsiaTheme="minorEastAsia" w:hAnsi="Cambria Math"/>
-                    <w:i/>
-                    <w:lang w:val="en-US"/>
-                  </w:rPr>
-                </m:ctrlPr>
-              </m:sSubPr>
-              <m:e>
-                <m:r>
-                  <w:rPr>
-                    <w:rFonts w:ascii="Cambria Math" w:eastAsiaTheme="minorEastAsia" w:hAnsi="Cambria Math"/>
-                  </w:rPr>
-                  <m:t>(</m:t>
-                </m:r>
-                <m:r>
-                  <w:rPr>
-                    <w:rFonts w:ascii="Cambria Math" w:eastAsiaTheme="minorEastAsia" w:hAnsi="Cambria Math"/>
-                    <w:lang w:val="en-US"/>
-                  </w:rPr>
-                  <m:t>s</m:t>
-                </m:r>
-              </m:e>
-              <m:sub>
-                <m:r>
-                  <w:rPr>
-                    <w:rFonts w:ascii="Cambria Math" w:eastAsiaTheme="minorEastAsia" w:hAnsi="Cambria Math"/>
-                    <w:lang w:val="en-US"/>
-                  </w:rPr>
-                  <m:t>i</m:t>
-                </m:r>
-              </m:sub>
-            </m:sSub>
-            <m:r>
-              <w:rPr>
-                <w:rFonts w:ascii="Cambria Math" w:eastAsiaTheme="minorEastAsia" w:hAnsi="Cambria Math"/>
-              </w:rPr>
-              <m:t>)</m:t>
-            </m:r>
-            <m:func>
-              <m:funcPr>
-                <m:ctrlPr>
-                  <w:rPr>
-                    <w:rFonts w:ascii="Cambria Math" w:eastAsiaTheme="minorEastAsia" w:hAnsi="Cambria Math"/>
-                    <w:i/>
-                    <w:lang w:val="en-US"/>
-                  </w:rPr>
-                </m:ctrlPr>
-              </m:funcPr>
-              <m:fName>
-                <m:sSub>
-                  <m:sSubPr>
-                    <m:ctrlPr>
-                      <w:rPr>
-                        <w:rFonts w:ascii="Cambria Math" w:eastAsiaTheme="minorEastAsia" w:hAnsi="Cambria Math"/>
-                        <w:i/>
-                        <w:lang w:val="en-US"/>
-                      </w:rPr>
-                    </m:ctrlPr>
-                  </m:sSubPr>
-                  <m:e>
-                    <m:r>
-                      <m:rPr>
-                        <m:sty m:val="p"/>
-                      </m:rPr>
-                      <w:rPr>
-                        <w:rFonts w:ascii="Cambria Math" w:hAnsi="Cambria Math"/>
-                        <w:lang w:val="en-US"/>
-                      </w:rPr>
-                      <m:t>log</m:t>
-                    </m:r>
-                  </m:e>
-                  <m:sub>
-                    <m:r>
-                      <w:rPr>
-                        <w:rFonts w:ascii="Cambria Math" w:eastAsiaTheme="minorEastAsia" w:hAnsi="Cambria Math"/>
-                      </w:rPr>
-                      <m:t>2</m:t>
-                    </m:r>
-                  </m:sub>
-                </m:sSub>
-              </m:fName>
-              <m:e>
-                <m:r>
-                  <w:rPr>
-                    <w:rFonts w:ascii="Cambria Math" w:eastAsiaTheme="minorEastAsia" w:hAnsi="Cambria Math"/>
-                    <w:lang w:val="en-US"/>
-                  </w:rPr>
-                  <m:t>p</m:t>
-                </m:r>
-                <m:r>
-                  <w:rPr>
-                    <w:rFonts w:ascii="Cambria Math" w:eastAsiaTheme="minorEastAsia" w:hAnsi="Cambria Math"/>
-                  </w:rPr>
-                  <m:t>(</m:t>
-                </m:r>
-                <m:sSub>
-                  <m:sSubPr>
-                    <m:ctrlPr>
-                      <w:rPr>
-                        <w:rFonts w:ascii="Cambria Math" w:eastAsiaTheme="minorEastAsia" w:hAnsi="Cambria Math"/>
-                        <w:i/>
-                        <w:lang w:val="en-US"/>
-                      </w:rPr>
-                    </m:ctrlPr>
-                  </m:sSubPr>
-                  <m:e>
-                    <m:r>
-                      <w:rPr>
-                        <w:rFonts w:ascii="Cambria Math" w:eastAsiaTheme="minorEastAsia" w:hAnsi="Cambria Math"/>
-                        <w:lang w:val="en-US"/>
-                      </w:rPr>
-                      <m:t>s</m:t>
-                    </m:r>
-                  </m:e>
-                  <m:sub>
-                    <m:r>
-                      <w:rPr>
-                        <w:rFonts w:ascii="Cambria Math" w:eastAsiaTheme="minorEastAsia" w:hAnsi="Cambria Math"/>
-                        <w:lang w:val="en-US"/>
-                      </w:rPr>
-                      <m:t>i</m:t>
-                    </m:r>
-                  </m:sub>
-                </m:sSub>
-                <m:r>
-                  <w:rPr>
-                    <w:rFonts w:ascii="Cambria Math" w:eastAsiaTheme="minorEastAsia" w:hAnsi="Cambria Math"/>
-                  </w:rPr>
-                  <m:t>)</m:t>
-                </m:r>
-              </m:e>
-            </m:func>
-            <m:r>
-              <w:rPr>
-                <w:rFonts w:ascii="Cambria Math" w:eastAsiaTheme="minorEastAsia" w:hAnsi="Cambria Math"/>
-              </w:rPr>
-              <m:t>.</m:t>
-            </m:r>
-          </m:e>
-        </m:nary>
-      </m:oMath>
+    </w:p>
+    <w:p>
+      <w:pPr>
+        <w:rPr>
+          <w:rFonts w:eastAsiaTheme="minorEastAsia"/>
+          <w:lang w:val="en-US"/>
+        </w:rPr>
+      </w:pPr>
+      <m:oMathPara>
+        <m:oMath>
+          <m:r>
+            <w:rPr>
+              <w:rFonts w:ascii="Cambria Math" w:eastAsiaTheme="minorEastAsia" w:hAnsi="Cambria Math"/>
+            </w:rPr>
+            <m:t>H</m:t>
+          </m:r>
+          <m:d>
+            <m:dPr>
+              <m:ctrlPr>
+                <w:rPr>
+                  <w:rFonts w:ascii="Cambria Math" w:eastAsiaTheme="minorEastAsia" w:hAnsi="Cambria Math"/>
+                  <w:i/>
+                </w:rPr>
+              </m:ctrlPr>
+            </m:dPr>
+            <m:e>
+              <m:r>
+                <w:rPr>
+                  <w:rFonts w:ascii="Cambria Math" w:eastAsiaTheme="minorEastAsia" w:hAnsi="Cambria Math"/>
+                </w:rPr>
+                <m:t>S</m:t>
+              </m:r>
+            </m:e>
+          </m:d>
+          <m:r>
+            <w:rPr>
+              <w:rFonts w:ascii="Cambria Math" w:eastAsiaTheme="minorEastAsia" w:hAnsi="Cambria Math"/>
+              <w:lang w:val="en-US"/>
+            </w:rPr>
+            <m:t>= -</m:t>
+          </m:r>
+          <m:nary>
+            <m:naryPr>
+              <m:chr m:val="∑"/>
+              <m:limLoc m:val="undOvr"/>
+              <m:ctrlPr>
+                <w:rPr>
+                  <w:rFonts w:ascii="Cambria Math" w:eastAsiaTheme="minorEastAsia" w:hAnsi="Cambria Math"/>
+                  <w:i/>
+                  <w:lang w:val="en-US"/>
+                </w:rPr>
+              </m:ctrlPr>
+            </m:naryPr>
+            <m:sub>
+              <m:r>
+                <w:rPr>
+                  <w:rFonts w:ascii="Cambria Math" w:eastAsiaTheme="minorEastAsia" w:hAnsi="Cambria Math"/>
+                  <w:lang w:val="en-US"/>
+                </w:rPr>
+                <m:t>i</m:t>
+              </m:r>
+              <m:r>
+                <w:rPr>
+                  <w:rFonts w:ascii="Cambria Math" w:eastAsiaTheme="minorEastAsia" w:hAnsi="Cambria Math"/>
+                  <w:lang w:val="en-US"/>
+                </w:rPr>
+                <m:t>=1</m:t>
+              </m:r>
+            </m:sub>
+            <m:sup>
+              <m:r>
+                <w:rPr>
+                  <w:rFonts w:ascii="Cambria Math" w:eastAsiaTheme="minorEastAsia" w:hAnsi="Cambria Math"/>
+                  <w:lang w:val="en-US"/>
+                </w:rPr>
+                <m:t>m</m:t>
+              </m:r>
+            </m:sup>
+            <m:e>
+              <m:r>
+                <w:rPr>
+                  <w:rFonts w:ascii="Cambria Math" w:eastAsiaTheme="minorEastAsia" w:hAnsi="Cambria Math"/>
+                  <w:lang w:val="en-US"/>
+                </w:rPr>
+                <m:t>p</m:t>
+              </m:r>
+              <m:sSub>
+                <m:sSubPr>
+                  <m:ctrlPr>
+                    <w:rPr>
+                      <w:rFonts w:ascii="Cambria Math" w:eastAsiaTheme="minorEastAsia" w:hAnsi="Cambria Math"/>
+                      <w:i/>
+                      <w:lang w:val="en-US"/>
+                    </w:rPr>
+                  </m:ctrlPr>
+                </m:sSubPr>
+                <m:e>
+                  <m:r>
+                    <w:rPr>
+                      <w:rFonts w:ascii="Cambria Math" w:eastAsiaTheme="minorEastAsia" w:hAnsi="Cambria Math"/>
+                      <w:lang w:val="en-US"/>
+                    </w:rPr>
+                    <m:t>(</m:t>
+                  </m:r>
+                  <m:r>
+                    <w:rPr>
+                      <w:rFonts w:ascii="Cambria Math" w:eastAsiaTheme="minorEastAsia" w:hAnsi="Cambria Math"/>
+                      <w:lang w:val="en-US"/>
+                    </w:rPr>
+                    <m:t>s</m:t>
+                  </m:r>
+                </m:e>
+                <m:sub>
+                  <m:r>
+                    <w:rPr>
+                      <w:rFonts w:ascii="Cambria Math" w:eastAsiaTheme="minorEastAsia" w:hAnsi="Cambria Math"/>
+                      <w:lang w:val="en-US"/>
+                    </w:rPr>
+                    <m:t>i</m:t>
+                  </m:r>
+                </m:sub>
+              </m:sSub>
+              <m:r>
+                <w:rPr>
+                  <w:rFonts w:ascii="Cambria Math" w:eastAsiaTheme="minorEastAsia" w:hAnsi="Cambria Math"/>
+                  <w:lang w:val="en-US"/>
+                </w:rPr>
+                <m:t>)</m:t>
+              </m:r>
+              <m:func>
+                <m:funcPr>
+                  <m:ctrlPr>
+                    <w:rPr>
+                      <w:rFonts w:ascii="Cambria Math" w:eastAsiaTheme="minorEastAsia" w:hAnsi="Cambria Math"/>
+                      <w:i/>
+                      <w:lang w:val="en-US"/>
+                    </w:rPr>
+                  </m:ctrlPr>
+                </m:funcPr>
+                <m:fName>
+                  <m:sSub>
+                    <m:sSubPr>
+                      <m:ctrlPr>
+                        <w:rPr>
+                          <w:rFonts w:ascii="Cambria Math" w:eastAsiaTheme="minorEastAsia" w:hAnsi="Cambria Math"/>
+                          <w:i/>
+                          <w:lang w:val="en-US"/>
+                        </w:rPr>
+                      </m:ctrlPr>
+                    </m:sSubPr>
+                    <m:e>
+                      <m:r>
+                        <m:rPr>
+                          <m:sty m:val="p"/>
+                        </m:rPr>
+                        <w:rPr>
+                          <w:rFonts w:ascii="Cambria Math" w:hAnsi="Cambria Math"/>
+                          <w:lang w:val="en-US"/>
+                        </w:rPr>
+                        <m:t>log</m:t>
+                      </m:r>
+                    </m:e>
+                    <m:sub>
+                      <m:r>
+                        <w:rPr>
+                          <w:rFonts w:ascii="Cambria Math" w:eastAsiaTheme="minorEastAsia" w:hAnsi="Cambria Math"/>
+                          <w:lang w:val="en-US"/>
+                        </w:rPr>
+                        <m:t>2</m:t>
+                      </m:r>
+                    </m:sub>
+                  </m:sSub>
+                </m:fName>
+                <m:e>
+                  <m:r>
+                    <w:rPr>
+                      <w:rFonts w:ascii="Cambria Math" w:eastAsiaTheme="minorEastAsia" w:hAnsi="Cambria Math"/>
+                      <w:lang w:val="en-US"/>
+                    </w:rPr>
+                    <m:t>p</m:t>
+                  </m:r>
+                  <m:r>
+                    <w:rPr>
+                      <w:rFonts w:ascii="Cambria Math" w:eastAsiaTheme="minorEastAsia" w:hAnsi="Cambria Math"/>
+                      <w:lang w:val="en-US"/>
+                    </w:rPr>
+                    <m:t>(</m:t>
+                  </m:r>
+                  <m:sSub>
+                    <m:sSubPr>
+                      <m:ctrlPr>
+                        <w:rPr>
+                          <w:rFonts w:ascii="Cambria Math" w:eastAsiaTheme="minorEastAsia" w:hAnsi="Cambria Math"/>
+                          <w:i/>
+                          <w:lang w:val="en-US"/>
+                        </w:rPr>
+                      </m:ctrlPr>
+                    </m:sSubPr>
+                    <m:e>
+                      <m:r>
+                        <w:rPr>
+                          <w:rFonts w:ascii="Cambria Math" w:eastAsiaTheme="minorEastAsia" w:hAnsi="Cambria Math"/>
+                          <w:lang w:val="en-US"/>
+                        </w:rPr>
+                        <m:t>s</m:t>
+                      </m:r>
+                    </m:e>
+                    <m:sub>
+                      <m:r>
+                        <w:rPr>
+                          <w:rFonts w:ascii="Cambria Math" w:eastAsiaTheme="minorEastAsia" w:hAnsi="Cambria Math"/>
+                          <w:lang w:val="en-US"/>
+                        </w:rPr>
+                        <m:t>i</m:t>
+                      </m:r>
+                    </m:sub>
+                  </m:sSub>
+                  <m:r>
+                    <w:rPr>
+                      <w:rFonts w:ascii="Cambria Math" w:eastAsiaTheme="minorEastAsia" w:hAnsi="Cambria Math"/>
+                      <w:lang w:val="en-US"/>
+                    </w:rPr>
+                    <m:t>)</m:t>
+                  </m:r>
+                </m:e>
+              </m:func>
+            </m:e>
+          </m:nary>
+        </m:oMath>
+      </m:oMathPara>
     </w:p>
     <w:p>
       <w:pPr>
@@ -6014,6 +6073,7 @@
           </w:tcPr>
           <w:p>
             <w:pPr>
+              <w:spacing w:line="240" w:lineRule="auto"/>
               <w:ind w:firstLine="0"/>
               <w:jc w:val="center"/>
               <w:rPr>
@@ -6170,55 +6230,7 @@
                   <w:sz w:val="24"/>
                   <w:szCs w:val="24"/>
                 </w:rPr>
-                <m:t xml:space="preserve"> </m:t>
-              </m:r>
-              <m:r>
-                <w:rPr>
-                  <w:rFonts w:ascii="Cambria Math" w:eastAsiaTheme="minorEastAsia" w:hAnsi="Cambria Math"/>
-                  <w:sz w:val="24"/>
-                  <w:szCs w:val="24"/>
-                </w:rPr>
-                <m:t>,</m:t>
-              </m:r>
-              <m:r>
-                <w:rPr>
-                  <w:rFonts w:ascii="Cambria Math" w:eastAsiaTheme="minorEastAsia" w:hAnsi="Cambria Math"/>
-                  <w:sz w:val="24"/>
-                  <w:szCs w:val="24"/>
-                </w:rPr>
-                <m:t xml:space="preserve"> </m:t>
-              </m:r>
-              <m:r>
-                <w:rPr>
-                  <w:rFonts w:ascii="Cambria Math" w:eastAsiaTheme="minorEastAsia" w:hAnsi="Cambria Math"/>
-                  <w:sz w:val="24"/>
-                  <w:szCs w:val="24"/>
-                </w:rPr>
-                <m:t>…</m:t>
-              </m:r>
-              <m:r>
-                <w:rPr>
-                  <w:rFonts w:ascii="Cambria Math" w:eastAsiaTheme="minorEastAsia" w:hAnsi="Cambria Math"/>
-                  <w:sz w:val="24"/>
-                  <w:szCs w:val="24"/>
-                </w:rPr>
-                <m:t xml:space="preserve"> </m:t>
-              </m:r>
-              <m:r>
-                <w:rPr>
-                  <w:rFonts w:ascii="Cambria Math" w:eastAsiaTheme="minorEastAsia" w:hAnsi="Cambria Math"/>
-                  <w:sz w:val="24"/>
-                  <w:szCs w:val="24"/>
-                </w:rPr>
-                <m:t>,</m:t>
-              </m:r>
-              <m:r>
-                <w:rPr>
-                  <w:rFonts w:ascii="Cambria Math" w:eastAsiaTheme="minorEastAsia" w:hAnsi="Cambria Math"/>
-                  <w:sz w:val="24"/>
-                  <w:szCs w:val="24"/>
-                </w:rPr>
-                <m:t xml:space="preserve"> </m:t>
+                <m:t xml:space="preserve"> , … , </m:t>
               </m:r>
               <m:sSub>
                 <m:sSubPr>
@@ -6265,6 +6277,7 @@
           </w:tcPr>
           <w:p>
             <w:pPr>
+              <w:spacing w:line="240" w:lineRule="auto"/>
               <w:ind w:firstLine="0"/>
               <w:jc w:val="center"/>
               <w:rPr>
@@ -6293,6 +6306,7 @@
           </w:tcPr>
           <w:p>
             <w:pPr>
+              <w:spacing w:line="240" w:lineRule="auto"/>
               <w:ind w:firstLine="0"/>
               <w:jc w:val="center"/>
               <w:rPr>
@@ -6321,6 +6335,7 @@
           </w:tcPr>
           <w:p>
             <w:pPr>
+              <w:spacing w:line="240" w:lineRule="auto"/>
               <w:ind w:firstLine="0"/>
               <w:jc w:val="center"/>
               <w:rPr>
@@ -6349,6 +6364,7 @@
           </w:tcPr>
           <w:p>
             <w:pPr>
+              <w:spacing w:line="240" w:lineRule="auto"/>
               <w:ind w:firstLine="0"/>
               <w:jc w:val="center"/>
               <w:rPr>
@@ -6377,6 +6393,7 @@
           </w:tcPr>
           <w:p>
             <w:pPr>
+              <w:spacing w:line="240" w:lineRule="auto"/>
               <w:ind w:firstLine="0"/>
               <w:jc w:val="center"/>
               <w:rPr>
@@ -6405,6 +6422,7 @@
           </w:tcPr>
           <w:p>
             <w:pPr>
+              <w:spacing w:line="240" w:lineRule="auto"/>
               <w:ind w:firstLine="0"/>
               <w:jc w:val="center"/>
               <w:rPr>
@@ -6433,6 +6451,7 @@
           </w:tcPr>
           <w:p>
             <w:pPr>
+              <w:spacing w:line="240" w:lineRule="auto"/>
               <w:ind w:firstLine="0"/>
               <w:jc w:val="center"/>
               <w:rPr>
@@ -6461,6 +6480,7 @@
           </w:tcPr>
           <w:p>
             <w:pPr>
+              <w:spacing w:line="240" w:lineRule="auto"/>
               <w:ind w:firstLine="0"/>
               <w:jc w:val="center"/>
               <w:rPr>
@@ -6491,6 +6511,7 @@
           </w:tcPr>
           <w:p>
             <w:pPr>
+              <w:spacing w:line="240" w:lineRule="auto"/>
               <w:ind w:firstLine="0"/>
               <w:jc w:val="center"/>
               <w:rPr>
@@ -6519,6 +6540,7 @@
           </w:tcPr>
           <w:p>
             <w:pPr>
+              <w:spacing w:line="240" w:lineRule="auto"/>
               <w:ind w:firstLine="0"/>
               <w:jc w:val="center"/>
               <w:rPr>
@@ -6547,6 +6569,7 @@
           </w:tcPr>
           <w:p>
             <w:pPr>
+              <w:spacing w:line="240" w:lineRule="auto"/>
               <w:ind w:firstLine="0"/>
               <w:jc w:val="center"/>
               <w:rPr>
@@ -6575,6 +6598,7 @@
           </w:tcPr>
           <w:p>
             <w:pPr>
+              <w:spacing w:line="240" w:lineRule="auto"/>
               <w:ind w:firstLine="0"/>
               <w:jc w:val="center"/>
               <w:rPr>
@@ -6603,6 +6627,7 @@
           </w:tcPr>
           <w:p>
             <w:pPr>
+              <w:spacing w:line="240" w:lineRule="auto"/>
               <w:ind w:firstLine="0"/>
               <w:jc w:val="center"/>
               <w:rPr>
@@ -6631,6 +6656,7 @@
           </w:tcPr>
           <w:p>
             <w:pPr>
+              <w:spacing w:line="240" w:lineRule="auto"/>
               <w:ind w:firstLine="0"/>
               <w:jc w:val="center"/>
               <w:rPr>
@@ -6659,6 +6685,7 @@
           </w:tcPr>
           <w:p>
             <w:pPr>
+              <w:spacing w:line="240" w:lineRule="auto"/>
               <w:ind w:firstLine="0"/>
               <w:jc w:val="center"/>
               <w:rPr>
@@ -6687,6 +6714,7 @@
           </w:tcPr>
           <w:p>
             <w:pPr>
+              <w:spacing w:line="240" w:lineRule="auto"/>
               <w:ind w:firstLine="0"/>
               <w:jc w:val="center"/>
               <w:rPr>
@@ -8071,223 +8099,7 @@
           <w:rPr>
             <w:rFonts w:ascii="Cambria Math" w:eastAsiaTheme="minorEastAsia" w:hAnsi="Cambria Math"/>
           </w:rPr>
-          <m:t>=</m:t>
-        </m:r>
-        <m:r>
-          <w:rPr>
-            <w:rFonts w:ascii="Cambria Math" w:eastAsiaTheme="minorEastAsia" w:hAnsi="Cambria Math"/>
-          </w:rPr>
-          <m:t xml:space="preserve"> </m:t>
-        </m:r>
-        <m:r>
-          <w:rPr>
-            <w:rFonts w:ascii="Cambria Math" w:eastAsiaTheme="minorEastAsia" w:hAnsi="Cambria Math"/>
-          </w:rPr>
-          <m:t>0,2915</m:t>
-        </m:r>
-        <m:r>
-          <w:rPr>
-            <w:rFonts w:ascii="Cambria Math" w:eastAsiaTheme="minorEastAsia" w:hAnsi="Cambria Math"/>
-          </w:rPr>
-          <m:t xml:space="preserve"> </m:t>
-        </m:r>
-        <m:r>
-          <w:rPr>
-            <w:rFonts w:ascii="Cambria Math" w:eastAsiaTheme="minorEastAsia" w:hAnsi="Cambria Math"/>
-          </w:rPr>
-          <m:t>+</m:t>
-        </m:r>
-        <m:r>
-          <w:rPr>
-            <w:rFonts w:ascii="Cambria Math" w:eastAsiaTheme="minorEastAsia" w:hAnsi="Cambria Math"/>
-          </w:rPr>
-          <m:t xml:space="preserve"> </m:t>
-        </m:r>
-        <m:r>
-          <w:rPr>
-            <w:rFonts w:ascii="Cambria Math" w:eastAsiaTheme="minorEastAsia" w:hAnsi="Cambria Math"/>
-          </w:rPr>
-          <m:t>0,4552</m:t>
-        </m:r>
-        <m:r>
-          <w:rPr>
-            <w:rFonts w:ascii="Cambria Math" w:eastAsiaTheme="minorEastAsia" w:hAnsi="Cambria Math"/>
-          </w:rPr>
-          <m:t xml:space="preserve"> </m:t>
-        </m:r>
-        <m:r>
-          <w:rPr>
-            <w:rFonts w:ascii="Cambria Math" w:eastAsiaTheme="minorEastAsia" w:hAnsi="Cambria Math"/>
-          </w:rPr>
-          <m:t>+</m:t>
-        </m:r>
-        <m:r>
-          <w:rPr>
-            <w:rFonts w:ascii="Cambria Math" w:eastAsiaTheme="minorEastAsia" w:hAnsi="Cambria Math"/>
-          </w:rPr>
-          <m:t xml:space="preserve"> </m:t>
-        </m:r>
-        <m:r>
-          <w:rPr>
-            <w:rFonts w:ascii="Cambria Math" w:eastAsiaTheme="minorEastAsia" w:hAnsi="Cambria Math"/>
-          </w:rPr>
-          <m:t>0,4806</m:t>
-        </m:r>
-        <m:r>
-          <w:rPr>
-            <w:rFonts w:ascii="Cambria Math" w:eastAsiaTheme="minorEastAsia" w:hAnsi="Cambria Math"/>
-          </w:rPr>
-          <m:t xml:space="preserve"> </m:t>
-        </m:r>
-        <m:r>
-          <w:rPr>
-            <w:rFonts w:ascii="Cambria Math" w:eastAsiaTheme="minorEastAsia" w:hAnsi="Cambria Math"/>
-          </w:rPr>
-          <m:t>+</m:t>
-        </m:r>
-        <m:r>
-          <w:rPr>
-            <w:rFonts w:ascii="Cambria Math" w:eastAsiaTheme="minorEastAsia" w:hAnsi="Cambria Math"/>
-          </w:rPr>
-          <m:t xml:space="preserve"> </m:t>
-        </m:r>
-        <m:r>
-          <w:rPr>
-            <w:rFonts w:ascii="Cambria Math" w:eastAsiaTheme="minorEastAsia" w:hAnsi="Cambria Math"/>
-          </w:rPr>
-          <m:t>0,4644</m:t>
-        </m:r>
-        <m:r>
-          <w:rPr>
-            <w:rFonts w:ascii="Cambria Math" w:eastAsiaTheme="minorEastAsia" w:hAnsi="Cambria Math"/>
-          </w:rPr>
-          <m:t xml:space="preserve"> </m:t>
-        </m:r>
-        <m:r>
-          <w:rPr>
-            <w:rFonts w:ascii="Cambria Math" w:eastAsiaTheme="minorEastAsia" w:hAnsi="Cambria Math"/>
-          </w:rPr>
-          <m:t>+</m:t>
-        </m:r>
-        <m:r>
-          <w:rPr>
-            <w:rFonts w:ascii="Cambria Math" w:eastAsiaTheme="minorEastAsia" w:hAnsi="Cambria Math"/>
-          </w:rPr>
-          <m:t xml:space="preserve"> </m:t>
-        </m:r>
-        <m:r>
-          <w:rPr>
-            <w:rFonts w:ascii="Cambria Math" w:eastAsiaTheme="minorEastAsia" w:hAnsi="Cambria Math"/>
-          </w:rPr>
-          <m:t>0,3127</m:t>
-        </m:r>
-        <m:r>
-          <w:rPr>
-            <w:rFonts w:ascii="Cambria Math" w:eastAsiaTheme="minorEastAsia" w:hAnsi="Cambria Math"/>
-          </w:rPr>
-          <m:t xml:space="preserve"> </m:t>
-        </m:r>
-        <m:r>
-          <w:rPr>
-            <w:rFonts w:ascii="Cambria Math" w:eastAsiaTheme="minorEastAsia" w:hAnsi="Cambria Math"/>
-          </w:rPr>
-          <m:t>+</m:t>
-        </m:r>
-        <m:r>
-          <w:rPr>
-            <w:rFonts w:ascii="Cambria Math" w:eastAsiaTheme="minorEastAsia" w:hAnsi="Cambria Math"/>
-          </w:rPr>
-          <m:t xml:space="preserve"> </m:t>
-        </m:r>
-        <m:r>
-          <w:rPr>
-            <w:rFonts w:ascii="Cambria Math" w:eastAsiaTheme="minorEastAsia" w:hAnsi="Cambria Math"/>
-          </w:rPr>
-          <m:t>0,1518</m:t>
-        </m:r>
-        <m:r>
-          <w:rPr>
-            <w:rFonts w:ascii="Cambria Math" w:eastAsiaTheme="minorEastAsia" w:hAnsi="Cambria Math"/>
-          </w:rPr>
-          <m:t xml:space="preserve"> </m:t>
-        </m:r>
-        <m:r>
-          <w:rPr>
-            <w:rFonts w:ascii="Cambria Math" w:eastAsiaTheme="minorEastAsia" w:hAnsi="Cambria Math"/>
-          </w:rPr>
-          <m:t>+</m:t>
-        </m:r>
-        <m:r>
-          <w:rPr>
-            <w:rFonts w:ascii="Cambria Math" w:eastAsiaTheme="minorEastAsia" w:hAnsi="Cambria Math"/>
-          </w:rPr>
-          <m:t xml:space="preserve"> </m:t>
-        </m:r>
-        <m:r>
-          <w:rPr>
-            <w:rFonts w:ascii="Cambria Math" w:eastAsiaTheme="minorEastAsia" w:hAnsi="Cambria Math"/>
-          </w:rPr>
-          <m:t>0,4346</m:t>
-        </m:r>
-        <m:r>
-          <w:rPr>
-            <w:rFonts w:ascii="Cambria Math" w:eastAsiaTheme="minorEastAsia" w:hAnsi="Cambria Math"/>
-          </w:rPr>
-          <m:t xml:space="preserve"> </m:t>
-        </m:r>
-        <m:r>
-          <w:rPr>
-            <w:rFonts w:ascii="Cambria Math" w:eastAsiaTheme="minorEastAsia" w:hAnsi="Cambria Math"/>
-          </w:rPr>
-          <m:t>+</m:t>
-        </m:r>
-        <m:r>
-          <w:rPr>
-            <w:rFonts w:ascii="Cambria Math" w:eastAsiaTheme="minorEastAsia" w:hAnsi="Cambria Math"/>
-          </w:rPr>
-          <m:t xml:space="preserve"> </m:t>
-        </m:r>
-        <m:r>
-          <w:rPr>
-            <w:rFonts w:ascii="Cambria Math" w:eastAsiaTheme="minorEastAsia" w:hAnsi="Cambria Math"/>
-          </w:rPr>
-          <m:t>0,1129</m:t>
-        </m:r>
-        <m:r>
-          <w:rPr>
-            <w:rFonts w:ascii="Cambria Math" w:eastAsiaTheme="minorEastAsia" w:hAnsi="Cambria Math"/>
-          </w:rPr>
-          <m:t xml:space="preserve"> </m:t>
-        </m:r>
-        <m:r>
-          <w:rPr>
-            <w:rFonts w:ascii="Cambria Math" w:eastAsiaTheme="minorEastAsia" w:hAnsi="Cambria Math"/>
-          </w:rPr>
-          <m:t>=</m:t>
-        </m:r>
-        <m:r>
-          <w:rPr>
-            <w:rFonts w:ascii="Cambria Math" w:eastAsiaTheme="minorEastAsia" w:hAnsi="Cambria Math"/>
-          </w:rPr>
-          <m:t xml:space="preserve"> </m:t>
-        </m:r>
-        <m:r>
-          <w:rPr>
-            <w:rFonts w:ascii="Cambria Math" w:eastAsiaTheme="minorEastAsia" w:hAnsi="Cambria Math"/>
-          </w:rPr>
-          <m:t>2,7037</m:t>
-        </m:r>
-        <m:r>
-          <w:rPr>
-            <w:rFonts w:ascii="Cambria Math" w:eastAsiaTheme="minorEastAsia" w:hAnsi="Cambria Math"/>
-          </w:rPr>
-          <m:t xml:space="preserve"> </m:t>
-        </m:r>
-        <m:r>
-          <w:rPr>
-            <w:rFonts w:ascii="Cambria Math" w:eastAsiaTheme="minorEastAsia" w:hAnsi="Cambria Math"/>
-          </w:rPr>
-          <m:t>(</m:t>
+          <m:t>= 0,2915 + 0,4552 + 0,4806 + 0,4644 + 0,3127 + 0,1518 + 0,4346 + 0,1129 = 2,7037 (</m:t>
         </m:r>
         <m:f>
           <m:fPr>
@@ -8351,19 +8163,7 @@
           <w:rPr>
             <w:rFonts w:ascii="Cambria Math" w:eastAsiaTheme="minorEastAsia" w:hAnsi="Cambria Math"/>
           </w:rPr>
-          <m:t>2,7037</m:t>
-        </m:r>
-        <m:r>
-          <w:rPr>
-            <w:rFonts w:ascii="Cambria Math" w:eastAsiaTheme="minorEastAsia" w:hAnsi="Cambria Math"/>
-          </w:rPr>
-          <m:t xml:space="preserve"> </m:t>
-        </m:r>
-        <m:r>
-          <w:rPr>
-            <w:rFonts w:ascii="Cambria Math" w:eastAsiaTheme="minorEastAsia" w:hAnsi="Cambria Math"/>
-          </w:rPr>
-          <m:t>(</m:t>
+          <m:t>2,7037 (</m:t>
         </m:r>
         <m:f>
           <m:fPr>
@@ -8433,7 +8233,7 @@
           <w:noProof/>
         </w:rPr>
         <w:lastRenderedPageBreak/>
-        <w:t>2.</w:t>
+        <w:t>2</w:t>
       </w:r>
       <w:r>
         <w:rPr>
@@ -10054,237 +9854,14 @@
         <w:rPr>
           <w:rFonts w:eastAsiaTheme="minorEastAsia"/>
         </w:rPr>
+        <w:t xml:space="preserve"> 1</w:t>
+      </w:r>
+      <w:r>
+        <w:rPr>
+          <w:rFonts w:eastAsiaTheme="minorEastAsia"/>
+        </w:rPr>
         <w:t>:</w:t>
       </w:r>
-    </w:p>
-    <w:p>
-      <w:pPr>
-        <w:rPr>
-          <w:rFonts w:eastAsiaTheme="minorEastAsia"/>
-          <w:lang w:val="en-US"/>
-        </w:rPr>
-      </w:pPr>
-      <m:oMathPara>
-        <m:oMath>
-          <m:r>
-            <w:rPr>
-              <w:rFonts w:ascii="Cambria Math" w:eastAsiaTheme="minorEastAsia" w:hAnsi="Cambria Math"/>
-            </w:rPr>
-            <m:t>H</m:t>
-          </m:r>
-          <m:d>
-            <m:dPr>
-              <m:ctrlPr>
-                <w:rPr>
-                  <w:rFonts w:ascii="Cambria Math" w:eastAsiaTheme="minorEastAsia" w:hAnsi="Cambria Math"/>
-                  <w:i/>
-                </w:rPr>
-              </m:ctrlPr>
-            </m:dPr>
-            <m:e>
-              <m:r>
-                <w:rPr>
-                  <w:rFonts w:ascii="Cambria Math" w:eastAsiaTheme="minorEastAsia" w:hAnsi="Cambria Math"/>
-                </w:rPr>
-                <m:t>S</m:t>
-              </m:r>
-            </m:e>
-          </m:d>
-          <m:r>
-            <w:rPr>
-              <w:rFonts w:ascii="Cambria Math" w:eastAsiaTheme="minorEastAsia" w:hAnsi="Cambria Math"/>
-            </w:rPr>
-            <m:t>=</m:t>
-          </m:r>
-          <m:r>
-            <w:rPr>
-              <w:rFonts w:ascii="Cambria Math" w:eastAsiaTheme="minorEastAsia" w:hAnsi="Cambria Math"/>
-              <w:lang w:val="en-US"/>
-            </w:rPr>
-            <m:t xml:space="preserve"> </m:t>
-          </m:r>
-          <m:r>
-            <w:rPr>
-              <w:rFonts w:ascii="Cambria Math" w:eastAsiaTheme="minorEastAsia" w:hAnsi="Cambria Math"/>
-              <w:lang w:val="en-US"/>
-            </w:rPr>
-            <m:t>-</m:t>
-          </m:r>
-          <m:nary>
-            <m:naryPr>
-              <m:chr m:val="∑"/>
-              <m:limLoc m:val="undOvr"/>
-              <m:ctrlPr>
-                <w:rPr>
-                  <w:rFonts w:ascii="Cambria Math" w:eastAsiaTheme="minorEastAsia" w:hAnsi="Cambria Math"/>
-                  <w:i/>
-                  <w:lang w:val="en-US"/>
-                </w:rPr>
-              </m:ctrlPr>
-            </m:naryPr>
-            <m:sub>
-              <m:r>
-                <w:rPr>
-                  <w:rFonts w:ascii="Cambria Math" w:eastAsiaTheme="minorEastAsia" w:hAnsi="Cambria Math"/>
-                  <w:lang w:val="en-US"/>
-                </w:rPr>
-                <m:t>i=1</m:t>
-              </m:r>
-            </m:sub>
-            <m:sup>
-              <m:r>
-                <w:rPr>
-                  <w:rFonts w:ascii="Cambria Math" w:eastAsiaTheme="minorEastAsia" w:hAnsi="Cambria Math"/>
-                  <w:lang w:val="en-US"/>
-                </w:rPr>
-                <m:t>m</m:t>
-              </m:r>
-            </m:sup>
-            <m:e>
-              <m:r>
-                <w:rPr>
-                  <w:rFonts w:ascii="Cambria Math" w:eastAsiaTheme="minorEastAsia" w:hAnsi="Cambria Math"/>
-                  <w:lang w:val="en-US"/>
-                </w:rPr>
-                <m:t>p</m:t>
-              </m:r>
-              <m:sSub>
-                <m:sSubPr>
-                  <m:ctrlPr>
-                    <w:rPr>
-                      <w:rFonts w:ascii="Cambria Math" w:eastAsiaTheme="minorEastAsia" w:hAnsi="Cambria Math"/>
-                      <w:i/>
-                      <w:lang w:val="en-US"/>
-                    </w:rPr>
-                  </m:ctrlPr>
-                </m:sSubPr>
-                <m:e>
-                  <m:r>
-                    <w:rPr>
-                      <w:rFonts w:ascii="Cambria Math" w:eastAsiaTheme="minorEastAsia" w:hAnsi="Cambria Math"/>
-                      <w:lang w:val="en-US"/>
-                    </w:rPr>
-                    <m:t>(s</m:t>
-                  </m:r>
-                </m:e>
-                <m:sub>
-                  <m:r>
-                    <w:rPr>
-                      <w:rFonts w:ascii="Cambria Math" w:eastAsiaTheme="minorEastAsia" w:hAnsi="Cambria Math"/>
-                      <w:lang w:val="en-US"/>
-                    </w:rPr>
-                    <m:t>i</m:t>
-                  </m:r>
-                </m:sub>
-              </m:sSub>
-              <m:r>
-                <w:rPr>
-                  <w:rFonts w:ascii="Cambria Math" w:eastAsiaTheme="minorEastAsia" w:hAnsi="Cambria Math"/>
-                  <w:lang w:val="en-US"/>
-                </w:rPr>
-                <m:t>)</m:t>
-              </m:r>
-              <m:func>
-                <m:funcPr>
-                  <m:ctrlPr>
-                    <w:rPr>
-                      <w:rFonts w:ascii="Cambria Math" w:eastAsiaTheme="minorEastAsia" w:hAnsi="Cambria Math"/>
-                      <w:i/>
-                      <w:lang w:val="en-US"/>
-                    </w:rPr>
-                  </m:ctrlPr>
-                </m:funcPr>
-                <m:fName>
-                  <m:sSub>
-                    <m:sSubPr>
-                      <m:ctrlPr>
-                        <w:rPr>
-                          <w:rFonts w:ascii="Cambria Math" w:eastAsiaTheme="minorEastAsia" w:hAnsi="Cambria Math"/>
-                          <w:i/>
-                          <w:lang w:val="en-US"/>
-                        </w:rPr>
-                      </m:ctrlPr>
-                    </m:sSubPr>
-                    <m:e>
-                      <m:r>
-                        <m:rPr>
-                          <m:sty m:val="p"/>
-                        </m:rPr>
-                        <w:rPr>
-                          <w:rFonts w:ascii="Cambria Math" w:hAnsi="Cambria Math"/>
-                          <w:lang w:val="en-US"/>
-                        </w:rPr>
-                        <m:t>log</m:t>
-                      </m:r>
-                    </m:e>
-                    <m:sub>
-                      <m:r>
-                        <w:rPr>
-                          <w:rFonts w:ascii="Cambria Math" w:eastAsiaTheme="minorEastAsia" w:hAnsi="Cambria Math"/>
-                          <w:lang w:val="en-US"/>
-                        </w:rPr>
-                        <m:t>2</m:t>
-                      </m:r>
-                    </m:sub>
-                  </m:sSub>
-                </m:fName>
-                <m:e>
-                  <m:r>
-                    <w:rPr>
-                      <w:rFonts w:ascii="Cambria Math" w:eastAsiaTheme="minorEastAsia" w:hAnsi="Cambria Math"/>
-                      <w:lang w:val="en-US"/>
-                    </w:rPr>
-                    <m:t>p(</m:t>
-                  </m:r>
-                  <m:sSub>
-                    <m:sSubPr>
-                      <m:ctrlPr>
-                        <w:rPr>
-                          <w:rFonts w:ascii="Cambria Math" w:eastAsiaTheme="minorEastAsia" w:hAnsi="Cambria Math"/>
-                          <w:i/>
-                          <w:lang w:val="en-US"/>
-                        </w:rPr>
-                      </m:ctrlPr>
-                    </m:sSubPr>
-                    <m:e>
-                      <m:r>
-                        <w:rPr>
-                          <w:rFonts w:ascii="Cambria Math" w:eastAsiaTheme="minorEastAsia" w:hAnsi="Cambria Math"/>
-                          <w:lang w:val="en-US"/>
-                        </w:rPr>
-                        <m:t>s</m:t>
-                      </m:r>
-                    </m:e>
-                    <m:sub>
-                      <m:r>
-                        <w:rPr>
-                          <w:rFonts w:ascii="Cambria Math" w:eastAsiaTheme="minorEastAsia" w:hAnsi="Cambria Math"/>
-                          <w:lang w:val="en-US"/>
-                        </w:rPr>
-                        <m:t>i</m:t>
-                      </m:r>
-                    </m:sub>
-                  </m:sSub>
-                  <m:r>
-                    <w:rPr>
-                      <w:rFonts w:ascii="Cambria Math" w:eastAsiaTheme="minorEastAsia" w:hAnsi="Cambria Math"/>
-                      <w:lang w:val="en-US"/>
-                    </w:rPr>
-                    <m:t>)</m:t>
-                  </m:r>
-                </m:e>
-              </m:func>
-              <m:r>
-                <w:rPr>
-                  <w:rFonts w:ascii="Cambria Math" w:eastAsiaTheme="minorEastAsia" w:hAnsi="Cambria Math"/>
-                  <w:lang w:val="en-US"/>
-                </w:rPr>
-                <m:t>.</m:t>
-              </m:r>
-            </m:e>
-          </m:nary>
-        </m:oMath>
-      </m:oMathPara>
     </w:p>
     <w:p>
       <w:pPr>
@@ -10508,13 +10085,7 @@
           <w:rPr>
             <w:rFonts w:ascii="Cambria Math" w:eastAsiaTheme="minorEastAsia" w:hAnsi="Cambria Math"/>
           </w:rPr>
-          <m:t>(0,017)=-0,017⋅(-5,8785)≈0,</m:t>
-        </m:r>
-        <m:r>
-          <w:rPr>
-            <w:rFonts w:ascii="Cambria Math" w:eastAsiaTheme="minorEastAsia" w:hAnsi="Cambria Math"/>
-          </w:rPr>
-          <m:t>0999</m:t>
+          <m:t>(0,017)=-0,017⋅(-5,8785)≈0,0999</m:t>
         </m:r>
       </m:oMath>
     </w:p>
@@ -10964,13 +10535,7 @@
           <w:rPr>
             <w:rFonts w:ascii="Cambria Math" w:eastAsiaTheme="minorEastAsia" w:hAnsi="Cambria Math"/>
           </w:rPr>
-          <m:t>(0,071)=-0,071⋅(-3,8160)≈0,27</m:t>
-        </m:r>
-        <m:r>
-          <w:rPr>
-            <w:rFonts w:ascii="Cambria Math" w:eastAsiaTheme="minorEastAsia" w:hAnsi="Cambria Math"/>
-          </w:rPr>
-          <m:t>09</m:t>
+          <m:t>(0,071)=-0,071⋅(-3,8160)≈0,2709</m:t>
         </m:r>
       </m:oMath>
     </w:p>
@@ -11436,7 +11001,6 @@
         <w:rPr>
           <w:rFonts w:eastAsiaTheme="minorEastAsia"/>
         </w:rPr>
-        <w:lastRenderedPageBreak/>
         <w:t>Для</w:t>
       </w:r>
       <w:r>
@@ -11662,6 +11226,7 @@
         <w:rPr>
           <w:rFonts w:eastAsiaTheme="minorEastAsia"/>
         </w:rPr>
+        <w:lastRenderedPageBreak/>
         <w:t>Для</w:t>
       </w:r>
       <w:r>
@@ -12835,13 +12400,7 @@
           <w:rPr>
             <w:rFonts w:ascii="Cambria Math" w:eastAsiaTheme="minorEastAsia" w:hAnsi="Cambria Math"/>
           </w:rPr>
-          <m:t>≈4,</m:t>
-        </m:r>
-        <m:r>
-          <w:rPr>
-            <w:rFonts w:ascii="Cambria Math" w:eastAsiaTheme="minorEastAsia" w:hAnsi="Cambria Math"/>
-          </w:rPr>
-          <m:t>40</m:t>
+          <m:t>≈4,40</m:t>
         </m:r>
         <m:r>
           <w:rPr>
@@ -12854,19 +12413,7 @@
           <w:rPr>
             <w:rFonts w:ascii="Cambria Math" w:eastAsiaTheme="minorEastAsia" w:hAnsi="Cambria Math"/>
           </w:rPr>
-          <m:t>8</m:t>
-        </m:r>
-        <m:r>
-          <w:rPr>
-            <w:rFonts w:ascii="Cambria Math" w:eastAsiaTheme="minorEastAsia" w:hAnsi="Cambria Math"/>
-          </w:rPr>
-          <m:t xml:space="preserve"> </m:t>
-        </m:r>
-        <m:r>
-          <w:rPr>
-            <w:rFonts w:ascii="Cambria Math" w:eastAsiaTheme="minorEastAsia" w:hAnsi="Cambria Math"/>
-          </w:rPr>
-          <m:t>бит</m:t>
+          <m:t>8 бит</m:t>
         </m:r>
         <m:r>
           <m:rPr>
@@ -12970,26 +12517,32 @@
           <w:rFonts w:eastAsiaTheme="minorEastAsia"/>
           <w:iCs/>
         </w:rPr>
-        <w:t xml:space="preserve"> </w:t>
-      </w:r>
+        <w:t xml:space="preserve"> 2.</w:t>
+      </w:r>
+      <w:r>
+        <w:rPr>
+          <w:rFonts w:eastAsiaTheme="minorEastAsia"/>
+          <w:iCs/>
+        </w:rPr>
+        <w:t xml:space="preserve"> </w:t>
+      </w:r>
+    </w:p>
+    <w:p>
+      <w:pPr>
+        <w:ind w:firstLine="3544"/>
+        <w:jc w:val="left"/>
+        <w:rPr>
+          <w:rFonts w:eastAsiaTheme="minorEastAsia"/>
+          <w:iCs/>
+          <w:lang w:val="en-US"/>
+        </w:rPr>
+      </w:pPr>
       <m:oMath>
         <m:r>
           <w:rPr>
             <w:rFonts w:ascii="Cambria Math" w:eastAsiaTheme="minorEastAsia" w:hAnsi="Cambria Math"/>
           </w:rPr>
-          <m:t>I=n</m:t>
-        </m:r>
-        <m:r>
-          <w:rPr>
-            <w:rFonts w:ascii="Cambria Math" w:eastAsiaTheme="minorEastAsia" w:hAnsi="Cambria Math"/>
-          </w:rPr>
-          <m:t xml:space="preserve"> </m:t>
-        </m:r>
-        <m:r>
-          <w:rPr>
-            <w:rFonts w:ascii="Cambria Math" w:eastAsiaTheme="minorEastAsia" w:hAnsi="Cambria Math"/>
-          </w:rPr>
-          <m:t>∙H</m:t>
+          <m:t>I=n ∙H</m:t>
         </m:r>
         <m:d>
           <m:dPr>
@@ -13010,13 +12563,15 @@
             </m:r>
           </m:e>
         </m:d>
-        <m:r>
-          <w:rPr>
-            <w:rFonts w:ascii="Cambria Math" w:eastAsiaTheme="minorEastAsia" w:hAnsi="Cambria Math"/>
-          </w:rPr>
-          <m:t>.</m:t>
-        </m:r>
       </m:oMath>
+      <w:r>
+        <w:rPr>
+          <w:rFonts w:eastAsiaTheme="minorEastAsia"/>
+          <w:iCs/>
+          <w:lang w:val="en-US"/>
+        </w:rPr>
+        <w:t xml:space="preserve">                                                    (2)</w:t>
+      </w:r>
     </w:p>
     <w:p>
       <w:pPr>
@@ -13038,28 +12593,7 @@
             <w:rFonts w:ascii="Cambria Math" w:eastAsiaTheme="minorEastAsia" w:hAnsi="Cambria Math"/>
             <w:lang w:val="en-US"/>
           </w:rPr>
-          <m:t>I=22</m:t>
-        </m:r>
-        <m:r>
-          <w:rPr>
-            <w:rFonts w:ascii="Cambria Math" w:eastAsiaTheme="minorEastAsia" w:hAnsi="Cambria Math"/>
-            <w:lang w:val="en-US"/>
-          </w:rPr>
-          <m:t xml:space="preserve"> </m:t>
-        </m:r>
-        <m:r>
-          <w:rPr>
-            <w:rFonts w:ascii="Cambria Math" w:eastAsiaTheme="minorEastAsia" w:hAnsi="Cambria Math"/>
-            <w:lang w:val="en-US"/>
-          </w:rPr>
-          <m:t>∙4,</m:t>
-        </m:r>
-        <m:r>
-          <w:rPr>
-            <w:rFonts w:ascii="Cambria Math" w:eastAsiaTheme="minorEastAsia" w:hAnsi="Cambria Math"/>
-            <w:lang w:val="en-US"/>
-          </w:rPr>
-          <m:t>4</m:t>
+          <m:t>I=22 ∙4,4</m:t>
         </m:r>
         <m:r>
           <w:rPr>
@@ -13072,14 +12606,7 @@
             <w:rFonts w:ascii="Cambria Math" w:eastAsiaTheme="minorEastAsia" w:hAnsi="Cambria Math"/>
             <w:lang w:val="en-US"/>
           </w:rPr>
-          <m:t>=96,</m:t>
-        </m:r>
-        <m:r>
-          <w:rPr>
-            <w:rFonts w:ascii="Cambria Math" w:eastAsiaTheme="minorEastAsia" w:hAnsi="Cambria Math"/>
-            <w:lang w:val="en-US"/>
-          </w:rPr>
-          <m:t>971</m:t>
+          <m:t>=96,971</m:t>
         </m:r>
         <m:r>
           <w:rPr>
@@ -13165,13 +12692,7 @@
           <w:rPr>
             <w:rFonts w:ascii="Cambria Math" w:eastAsiaTheme="minorEastAsia" w:hAnsi="Cambria Math"/>
           </w:rPr>
-          <m:t>≈4,</m:t>
-        </m:r>
-        <m:r>
-          <w:rPr>
-            <w:rFonts w:ascii="Cambria Math" w:eastAsiaTheme="minorEastAsia" w:hAnsi="Cambria Math"/>
-          </w:rPr>
-          <m:t>4078</m:t>
+          <m:t>≈4,4078</m:t>
         </m:r>
         <m:f>
           <m:fPr>
@@ -13219,16 +12740,7 @@
           <w:rPr>
             <w:rFonts w:ascii="Cambria Math" w:eastAsiaTheme="minorEastAsia" w:hAnsi="Cambria Math"/>
           </w:rPr>
-          <m:t>,</m:t>
-        </m:r>
-        <m:r>
-          <m:rPr>
-            <m:sty m:val="bi"/>
-          </m:rPr>
-          <w:rPr>
-            <w:rFonts w:ascii="Cambria Math" w:eastAsiaTheme="minorEastAsia" w:hAnsi="Cambria Math"/>
-          </w:rPr>
-          <m:t xml:space="preserve"> </m:t>
+          <m:t xml:space="preserve">, </m:t>
         </m:r>
         <m:r>
           <w:rPr>
@@ -13241,61 +12753,7 @@
           <w:rPr>
             <w:rFonts w:ascii="Cambria Math" w:eastAsiaTheme="minorEastAsia" w:hAnsi="Cambria Math"/>
           </w:rPr>
-          <m:t>=22</m:t>
-        </m:r>
-        <m:r>
-          <w:rPr>
-            <w:rFonts w:ascii="Cambria Math" w:eastAsiaTheme="minorEastAsia" w:hAnsi="Cambria Math"/>
-          </w:rPr>
-          <m:t xml:space="preserve"> </m:t>
-        </m:r>
-        <m:r>
-          <w:rPr>
-            <w:rFonts w:ascii="Cambria Math" w:eastAsiaTheme="minorEastAsia" w:hAnsi="Cambria Math"/>
-          </w:rPr>
-          <m:t>∙4,</m:t>
-        </m:r>
-        <m:r>
-          <w:rPr>
-            <w:rFonts w:ascii="Cambria Math" w:eastAsiaTheme="minorEastAsia" w:hAnsi="Cambria Math"/>
-          </w:rPr>
-          <m:t>4</m:t>
-        </m:r>
-        <m:r>
-          <w:rPr>
-            <w:rFonts w:ascii="Cambria Math" w:eastAsiaTheme="minorEastAsia" w:hAnsi="Cambria Math"/>
-          </w:rPr>
-          <m:t>078</m:t>
-        </m:r>
-        <m:r>
-          <w:rPr>
-            <w:rFonts w:ascii="Cambria Math" w:eastAsiaTheme="minorEastAsia" w:hAnsi="Cambria Math"/>
-          </w:rPr>
-          <m:t>=96,</m:t>
-        </m:r>
-        <m:r>
-          <w:rPr>
-            <w:rFonts w:ascii="Cambria Math" w:eastAsiaTheme="minorEastAsia" w:hAnsi="Cambria Math"/>
-          </w:rPr>
-          <m:t>9</m:t>
-        </m:r>
-        <m:r>
-          <w:rPr>
-            <w:rFonts w:ascii="Cambria Math" w:eastAsiaTheme="minorEastAsia" w:hAnsi="Cambria Math"/>
-          </w:rPr>
-          <m:t>716</m:t>
-        </m:r>
-        <m:r>
-          <w:rPr>
-            <w:rFonts w:ascii="Cambria Math" w:eastAsiaTheme="minorEastAsia" w:hAnsi="Cambria Math"/>
-          </w:rPr>
-          <m:t xml:space="preserve"> </m:t>
-        </m:r>
-        <m:r>
-          <w:rPr>
-            <w:rFonts w:ascii="Cambria Math" w:eastAsiaTheme="minorEastAsia" w:hAnsi="Cambria Math"/>
-          </w:rPr>
-          <m:t>бит.</m:t>
+          <m:t>=22 ∙4,4078=96,9716 бит.</m:t>
         </m:r>
       </m:oMath>
     </w:p>
@@ -13326,7 +12784,7 @@
       <w:bookmarkStart w:id="2" w:name="_Toc223018692"/>
       <w:r>
         <w:lastRenderedPageBreak/>
-        <w:t>3.</w:t>
+        <w:t>3</w:t>
       </w:r>
       <w:r>
         <w:t xml:space="preserve"> </w:t>
@@ -13747,6 +13205,7 @@
           </w:tcPr>
           <w:p>
             <w:pPr>
+              <w:spacing w:line="240" w:lineRule="auto"/>
               <w:ind w:firstLine="0"/>
               <w:jc w:val="center"/>
               <w:rPr>
@@ -13777,6 +13236,7 @@
           </w:tcPr>
           <w:p>
             <w:pPr>
+              <w:spacing w:line="240" w:lineRule="auto"/>
               <w:ind w:firstLine="0"/>
               <w:jc w:val="center"/>
               <w:rPr>
@@ -13803,6 +13263,7 @@
           </w:tcPr>
           <w:p>
             <w:pPr>
+              <w:spacing w:line="240" w:lineRule="auto"/>
               <w:ind w:firstLine="0"/>
               <w:jc w:val="center"/>
               <w:rPr>
@@ -13829,6 +13290,7 @@
           </w:tcPr>
           <w:p>
             <w:pPr>
+              <w:spacing w:line="240" w:lineRule="auto"/>
               <w:ind w:firstLine="0"/>
               <w:jc w:val="center"/>
               <w:rPr>
@@ -13855,6 +13317,7 @@
           </w:tcPr>
           <w:p>
             <w:pPr>
+              <w:spacing w:line="240" w:lineRule="auto"/>
               <w:ind w:firstLine="0"/>
               <w:jc w:val="center"/>
               <w:rPr>
@@ -13881,6 +13344,7 @@
           </w:tcPr>
           <w:p>
             <w:pPr>
+              <w:spacing w:line="240" w:lineRule="auto"/>
               <w:ind w:firstLine="0"/>
               <w:jc w:val="center"/>
               <w:rPr>
@@ -13907,6 +13371,7 @@
           </w:tcPr>
           <w:p>
             <w:pPr>
+              <w:spacing w:line="240" w:lineRule="auto"/>
               <w:ind w:firstLine="0"/>
               <w:jc w:val="center"/>
               <w:rPr>
@@ -13933,6 +13398,7 @@
           </w:tcPr>
           <w:p>
             <w:pPr>
+              <w:spacing w:line="240" w:lineRule="auto"/>
               <w:ind w:firstLine="0"/>
               <w:jc w:val="center"/>
               <w:rPr>
@@ -13959,6 +13425,7 @@
           </w:tcPr>
           <w:p>
             <w:pPr>
+              <w:spacing w:line="240" w:lineRule="auto"/>
               <w:ind w:firstLine="0"/>
               <w:jc w:val="center"/>
               <w:rPr>
@@ -13987,6 +13454,7 @@
           </w:tcPr>
           <w:p>
             <w:pPr>
+              <w:spacing w:line="240" w:lineRule="auto"/>
               <w:ind w:firstLine="0"/>
               <w:jc w:val="center"/>
               <w:rPr>
@@ -14013,6 +13481,7 @@
           </w:tcPr>
           <w:p>
             <w:pPr>
+              <w:spacing w:line="240" w:lineRule="auto"/>
               <w:ind w:firstLine="0"/>
               <w:jc w:val="center"/>
               <w:rPr>
@@ -14039,6 +13508,7 @@
           </w:tcPr>
           <w:p>
             <w:pPr>
+              <w:spacing w:line="240" w:lineRule="auto"/>
               <w:ind w:firstLine="0"/>
               <w:jc w:val="center"/>
               <w:rPr>
@@ -14065,6 +13535,7 @@
           </w:tcPr>
           <w:p>
             <w:pPr>
+              <w:spacing w:line="240" w:lineRule="auto"/>
               <w:ind w:firstLine="0"/>
               <w:jc w:val="center"/>
               <w:rPr>
@@ -14091,6 +13562,7 @@
           </w:tcPr>
           <w:p>
             <w:pPr>
+              <w:spacing w:line="240" w:lineRule="auto"/>
               <w:ind w:firstLine="0"/>
               <w:jc w:val="center"/>
               <w:rPr>
@@ -14117,6 +13589,7 @@
           </w:tcPr>
           <w:p>
             <w:pPr>
+              <w:spacing w:line="240" w:lineRule="auto"/>
               <w:ind w:firstLine="0"/>
               <w:jc w:val="center"/>
               <w:rPr>
@@ -14143,6 +13616,7 @@
           </w:tcPr>
           <w:p>
             <w:pPr>
+              <w:spacing w:line="240" w:lineRule="auto"/>
               <w:ind w:firstLine="0"/>
               <w:jc w:val="center"/>
               <w:rPr>
@@ -14169,6 +13643,7 @@
           </w:tcPr>
           <w:p>
             <w:pPr>
+              <w:spacing w:line="240" w:lineRule="auto"/>
               <w:ind w:firstLine="0"/>
               <w:jc w:val="center"/>
               <w:rPr>
@@ -14195,6 +13670,7 @@
           </w:tcPr>
           <w:p>
             <w:pPr>
+              <w:spacing w:line="240" w:lineRule="auto"/>
               <w:ind w:firstLine="0"/>
               <w:jc w:val="center"/>
               <w:rPr>
@@ -14223,6 +13699,7 @@
           </w:tcPr>
           <w:p>
             <w:pPr>
+              <w:spacing w:line="240" w:lineRule="auto"/>
               <w:ind w:firstLine="0"/>
               <w:jc w:val="center"/>
               <w:rPr>
@@ -14249,6 +13726,7 @@
           </w:tcPr>
           <w:p>
             <w:pPr>
+              <w:spacing w:line="240" w:lineRule="auto"/>
               <w:ind w:firstLine="0"/>
               <w:jc w:val="center"/>
               <w:rPr>
@@ -14275,6 +13753,7 @@
           </w:tcPr>
           <w:p>
             <w:pPr>
+              <w:spacing w:line="240" w:lineRule="auto"/>
               <w:ind w:firstLine="0"/>
               <w:jc w:val="center"/>
               <w:rPr>
@@ -14301,6 +13780,7 @@
           </w:tcPr>
           <w:p>
             <w:pPr>
+              <w:spacing w:line="240" w:lineRule="auto"/>
               <w:ind w:firstLine="0"/>
               <w:jc w:val="center"/>
               <w:rPr>
@@ -14327,6 +13807,7 @@
           </w:tcPr>
           <w:p>
             <w:pPr>
+              <w:spacing w:line="240" w:lineRule="auto"/>
               <w:ind w:firstLine="0"/>
               <w:jc w:val="center"/>
               <w:rPr>
@@ -14353,6 +13834,7 @@
           </w:tcPr>
           <w:p>
             <w:pPr>
+              <w:spacing w:line="240" w:lineRule="auto"/>
               <w:ind w:firstLine="0"/>
               <w:jc w:val="center"/>
               <w:rPr>
@@ -14379,6 +13861,7 @@
           </w:tcPr>
           <w:p>
             <w:pPr>
+              <w:spacing w:line="240" w:lineRule="auto"/>
               <w:ind w:firstLine="0"/>
               <w:jc w:val="center"/>
               <w:rPr>
@@ -14405,6 +13888,7 @@
           </w:tcPr>
           <w:p>
             <w:pPr>
+              <w:spacing w:line="240" w:lineRule="auto"/>
               <w:ind w:firstLine="0"/>
               <w:jc w:val="center"/>
               <w:rPr>
@@ -14431,6 +13915,7 @@
           </w:tcPr>
           <w:p>
             <w:pPr>
+              <w:spacing w:line="240" w:lineRule="auto"/>
               <w:ind w:firstLine="0"/>
               <w:jc w:val="center"/>
               <w:rPr>
@@ -14459,6 +13944,7 @@
           </w:tcPr>
           <w:p>
             <w:pPr>
+              <w:spacing w:line="240" w:lineRule="auto"/>
               <w:ind w:firstLine="0"/>
               <w:jc w:val="center"/>
               <w:rPr>
@@ -14485,6 +13971,7 @@
           </w:tcPr>
           <w:p>
             <w:pPr>
+              <w:spacing w:line="240" w:lineRule="auto"/>
               <w:ind w:firstLine="0"/>
               <w:jc w:val="center"/>
               <w:rPr>
@@ -14511,6 +13998,7 @@
           </w:tcPr>
           <w:p>
             <w:pPr>
+              <w:spacing w:line="240" w:lineRule="auto"/>
               <w:ind w:firstLine="0"/>
               <w:jc w:val="center"/>
               <w:rPr>
@@ -14537,6 +14025,7 @@
           </w:tcPr>
           <w:p>
             <w:pPr>
+              <w:spacing w:line="240" w:lineRule="auto"/>
               <w:ind w:firstLine="0"/>
               <w:jc w:val="center"/>
               <w:rPr>
@@ -14563,6 +14052,7 @@
           </w:tcPr>
           <w:p>
             <w:pPr>
+              <w:spacing w:line="240" w:lineRule="auto"/>
               <w:ind w:firstLine="0"/>
               <w:jc w:val="center"/>
               <w:rPr>
@@ -14589,6 +14079,7 @@
           </w:tcPr>
           <w:p>
             <w:pPr>
+              <w:spacing w:line="240" w:lineRule="auto"/>
               <w:ind w:firstLine="0"/>
               <w:jc w:val="center"/>
               <w:rPr>
@@ -14615,6 +14106,7 @@
           </w:tcPr>
           <w:p>
             <w:pPr>
+              <w:spacing w:line="240" w:lineRule="auto"/>
               <w:ind w:firstLine="0"/>
               <w:jc w:val="center"/>
               <w:rPr>
@@ -14641,6 +14133,7 @@
           </w:tcPr>
           <w:p>
             <w:pPr>
+              <w:spacing w:line="240" w:lineRule="auto"/>
               <w:ind w:firstLine="0"/>
               <w:jc w:val="center"/>
               <w:rPr>
@@ -14667,6 +14160,7 @@
           </w:tcPr>
           <w:p>
             <w:pPr>
+              <w:spacing w:line="240" w:lineRule="auto"/>
               <w:ind w:firstLine="0"/>
               <w:jc w:val="center"/>
               <w:rPr>
@@ -14695,6 +14189,7 @@
           </w:tcPr>
           <w:p>
             <w:pPr>
+              <w:spacing w:line="240" w:lineRule="auto"/>
               <w:ind w:firstLine="0"/>
               <w:jc w:val="center"/>
               <w:rPr>
@@ -14721,6 +14216,7 @@
           </w:tcPr>
           <w:p>
             <w:pPr>
+              <w:spacing w:line="240" w:lineRule="auto"/>
               <w:ind w:firstLine="0"/>
               <w:jc w:val="center"/>
               <w:rPr>
@@ -14747,6 +14243,7 @@
           </w:tcPr>
           <w:p>
             <w:pPr>
+              <w:spacing w:line="240" w:lineRule="auto"/>
               <w:ind w:firstLine="0"/>
               <w:jc w:val="center"/>
               <w:rPr>
@@ -14773,6 +14270,7 @@
           </w:tcPr>
           <w:p>
             <w:pPr>
+              <w:spacing w:line="240" w:lineRule="auto"/>
               <w:ind w:firstLine="0"/>
               <w:jc w:val="center"/>
               <w:rPr>
@@ -14799,6 +14297,7 @@
           </w:tcPr>
           <w:p>
             <w:pPr>
+              <w:spacing w:line="240" w:lineRule="auto"/>
               <w:ind w:firstLine="0"/>
               <w:jc w:val="center"/>
               <w:rPr>
@@ -14825,6 +14324,7 @@
           </w:tcPr>
           <w:p>
             <w:pPr>
+              <w:spacing w:line="240" w:lineRule="auto"/>
               <w:ind w:firstLine="0"/>
               <w:jc w:val="center"/>
               <w:rPr>
@@ -14851,6 +14351,7 @@
           </w:tcPr>
           <w:p>
             <w:pPr>
+              <w:spacing w:line="240" w:lineRule="auto"/>
               <w:ind w:firstLine="0"/>
               <w:jc w:val="center"/>
               <w:rPr>
@@ -14877,6 +14378,7 @@
           </w:tcPr>
           <w:p>
             <w:pPr>
+              <w:spacing w:line="240" w:lineRule="auto"/>
               <w:ind w:firstLine="0"/>
               <w:jc w:val="center"/>
               <w:rPr>
@@ -14903,6 +14405,7 @@
           </w:tcPr>
           <w:p>
             <w:pPr>
+              <w:spacing w:line="240" w:lineRule="auto"/>
               <w:ind w:firstLine="0"/>
               <w:jc w:val="center"/>
               <w:rPr>
@@ -14931,6 +14434,7 @@
           </w:tcPr>
           <w:p>
             <w:pPr>
+              <w:spacing w:line="240" w:lineRule="auto"/>
               <w:ind w:firstLine="0"/>
               <w:jc w:val="center"/>
               <w:rPr>
@@ -14957,6 +14461,7 @@
           </w:tcPr>
           <w:p>
             <w:pPr>
+              <w:spacing w:line="240" w:lineRule="auto"/>
               <w:ind w:firstLine="0"/>
               <w:jc w:val="center"/>
               <w:rPr>
@@ -14983,6 +14488,7 @@
           </w:tcPr>
           <w:p>
             <w:pPr>
+              <w:spacing w:line="240" w:lineRule="auto"/>
               <w:ind w:firstLine="0"/>
               <w:jc w:val="center"/>
               <w:rPr>
@@ -15009,6 +14515,7 @@
           </w:tcPr>
           <w:p>
             <w:pPr>
+              <w:spacing w:line="240" w:lineRule="auto"/>
               <w:ind w:firstLine="0"/>
               <w:jc w:val="center"/>
               <w:rPr>
@@ -15035,6 +14542,7 @@
           </w:tcPr>
           <w:p>
             <w:pPr>
+              <w:spacing w:line="240" w:lineRule="auto"/>
               <w:ind w:firstLine="0"/>
               <w:jc w:val="center"/>
               <w:rPr>
@@ -15061,6 +14569,7 @@
           </w:tcPr>
           <w:p>
             <w:pPr>
+              <w:spacing w:line="240" w:lineRule="auto"/>
               <w:ind w:firstLine="0"/>
               <w:jc w:val="center"/>
               <w:rPr>
@@ -15087,6 +14596,7 @@
           </w:tcPr>
           <w:p>
             <w:pPr>
+              <w:spacing w:line="240" w:lineRule="auto"/>
               <w:ind w:firstLine="0"/>
               <w:jc w:val="center"/>
               <w:rPr>
@@ -15113,6 +14623,7 @@
           </w:tcPr>
           <w:p>
             <w:pPr>
+              <w:spacing w:line="240" w:lineRule="auto"/>
               <w:ind w:firstLine="0"/>
               <w:jc w:val="center"/>
               <w:rPr>
@@ -15139,6 +14650,7 @@
           </w:tcPr>
           <w:p>
             <w:pPr>
+              <w:spacing w:line="240" w:lineRule="auto"/>
               <w:ind w:firstLine="0"/>
               <w:jc w:val="center"/>
               <w:rPr>
@@ -15167,6 +14679,7 @@
           </w:tcPr>
           <w:p>
             <w:pPr>
+              <w:spacing w:line="240" w:lineRule="auto"/>
               <w:ind w:firstLine="0"/>
               <w:jc w:val="center"/>
               <w:rPr>
@@ -15193,6 +14706,7 @@
           </w:tcPr>
           <w:p>
             <w:pPr>
+              <w:spacing w:line="240" w:lineRule="auto"/>
               <w:ind w:firstLine="0"/>
               <w:jc w:val="center"/>
               <w:rPr>
@@ -15219,6 +14733,7 @@
           </w:tcPr>
           <w:p>
             <w:pPr>
+              <w:spacing w:line="240" w:lineRule="auto"/>
               <w:ind w:firstLine="0"/>
               <w:jc w:val="center"/>
               <w:rPr>
@@ -15245,6 +14760,7 @@
           </w:tcPr>
           <w:p>
             <w:pPr>
+              <w:spacing w:line="240" w:lineRule="auto"/>
               <w:ind w:firstLine="0"/>
               <w:jc w:val="center"/>
               <w:rPr>
@@ -15271,6 +14787,7 @@
           </w:tcPr>
           <w:p>
             <w:pPr>
+              <w:spacing w:line="240" w:lineRule="auto"/>
               <w:ind w:firstLine="0"/>
               <w:jc w:val="center"/>
               <w:rPr>
@@ -15297,6 +14814,7 @@
           </w:tcPr>
           <w:p>
             <w:pPr>
+              <w:spacing w:line="240" w:lineRule="auto"/>
               <w:ind w:firstLine="0"/>
               <w:jc w:val="center"/>
               <w:rPr>
@@ -15323,6 +14841,7 @@
           </w:tcPr>
           <w:p>
             <w:pPr>
+              <w:spacing w:line="240" w:lineRule="auto"/>
               <w:ind w:firstLine="0"/>
               <w:jc w:val="center"/>
               <w:rPr>
@@ -15349,6 +14868,7 @@
           </w:tcPr>
           <w:p>
             <w:pPr>
+              <w:spacing w:line="240" w:lineRule="auto"/>
               <w:ind w:firstLine="0"/>
               <w:jc w:val="center"/>
               <w:rPr>
@@ -15375,6 +14895,7 @@
           </w:tcPr>
           <w:p>
             <w:pPr>
+              <w:spacing w:line="240" w:lineRule="auto"/>
               <w:ind w:firstLine="0"/>
               <w:jc w:val="center"/>
               <w:rPr>
@@ -15403,6 +14924,7 @@
           </w:tcPr>
           <w:p>
             <w:pPr>
+              <w:spacing w:line="240" w:lineRule="auto"/>
               <w:ind w:firstLine="0"/>
               <w:jc w:val="center"/>
               <w:rPr>
@@ -15429,6 +14951,7 @@
           </w:tcPr>
           <w:p>
             <w:pPr>
+              <w:spacing w:line="240" w:lineRule="auto"/>
               <w:ind w:firstLine="0"/>
               <w:jc w:val="center"/>
               <w:rPr>
@@ -15455,6 +14978,7 @@
           </w:tcPr>
           <w:p>
             <w:pPr>
+              <w:spacing w:line="240" w:lineRule="auto"/>
               <w:ind w:firstLine="0"/>
               <w:jc w:val="center"/>
               <w:rPr>
@@ -15481,6 +15005,7 @@
           </w:tcPr>
           <w:p>
             <w:pPr>
+              <w:spacing w:line="240" w:lineRule="auto"/>
               <w:ind w:firstLine="0"/>
               <w:jc w:val="center"/>
               <w:rPr>
@@ -15507,6 +15032,7 @@
           </w:tcPr>
           <w:p>
             <w:pPr>
+              <w:spacing w:line="240" w:lineRule="auto"/>
               <w:ind w:firstLine="0"/>
               <w:jc w:val="center"/>
               <w:rPr>
@@ -15533,6 +15059,7 @@
           </w:tcPr>
           <w:p>
             <w:pPr>
+              <w:spacing w:line="240" w:lineRule="auto"/>
               <w:ind w:firstLine="0"/>
               <w:jc w:val="center"/>
               <w:rPr>
@@ -15559,6 +15086,7 @@
           </w:tcPr>
           <w:p>
             <w:pPr>
+              <w:spacing w:line="240" w:lineRule="auto"/>
               <w:ind w:firstLine="0"/>
               <w:jc w:val="center"/>
               <w:rPr>
@@ -15585,6 +15113,7 @@
           </w:tcPr>
           <w:p>
             <w:pPr>
+              <w:spacing w:line="240" w:lineRule="auto"/>
               <w:ind w:firstLine="0"/>
               <w:jc w:val="center"/>
               <w:rPr>
@@ -15611,6 +15140,7 @@
           </w:tcPr>
           <w:p>
             <w:pPr>
+              <w:spacing w:line="240" w:lineRule="auto"/>
               <w:ind w:firstLine="0"/>
               <w:jc w:val="center"/>
               <w:rPr>
@@ -15639,6 +15169,7 @@
           </w:tcPr>
           <w:p>
             <w:pPr>
+              <w:spacing w:line="240" w:lineRule="auto"/>
               <w:ind w:firstLine="0"/>
               <w:jc w:val="center"/>
               <w:rPr>
@@ -15665,6 +15196,7 @@
           </w:tcPr>
           <w:p>
             <w:pPr>
+              <w:spacing w:line="240" w:lineRule="auto"/>
               <w:ind w:firstLine="0"/>
               <w:jc w:val="center"/>
               <w:rPr>
@@ -15691,6 +15223,7 @@
           </w:tcPr>
           <w:p>
             <w:pPr>
+              <w:spacing w:line="240" w:lineRule="auto"/>
               <w:ind w:firstLine="0"/>
               <w:jc w:val="center"/>
               <w:rPr>
@@ -15717,6 +15250,7 @@
           </w:tcPr>
           <w:p>
             <w:pPr>
+              <w:spacing w:line="240" w:lineRule="auto"/>
               <w:ind w:firstLine="0"/>
               <w:jc w:val="center"/>
               <w:rPr>
@@ -15743,6 +15277,7 @@
           </w:tcPr>
           <w:p>
             <w:pPr>
+              <w:spacing w:line="240" w:lineRule="auto"/>
               <w:ind w:firstLine="0"/>
               <w:jc w:val="center"/>
               <w:rPr>
@@ -15769,6 +15304,7 @@
           </w:tcPr>
           <w:p>
             <w:pPr>
+              <w:spacing w:line="240" w:lineRule="auto"/>
               <w:ind w:firstLine="0"/>
               <w:jc w:val="center"/>
               <w:rPr>
@@ -15795,6 +15331,7 @@
           </w:tcPr>
           <w:p>
             <w:pPr>
+              <w:spacing w:line="240" w:lineRule="auto"/>
               <w:ind w:firstLine="0"/>
               <w:jc w:val="center"/>
               <w:rPr>
@@ -15821,6 +15358,7 @@
           </w:tcPr>
           <w:p>
             <w:pPr>
+              <w:spacing w:line="240" w:lineRule="auto"/>
               <w:ind w:firstLine="0"/>
               <w:jc w:val="center"/>
               <w:rPr>
@@ -15847,6 +15385,7 @@
           </w:tcPr>
           <w:p>
             <w:pPr>
+              <w:spacing w:line="240" w:lineRule="auto"/>
               <w:ind w:firstLine="0"/>
               <w:jc w:val="center"/>
               <w:rPr>
@@ -15886,6 +15425,140 @@
         </w:rPr>
       </w:pPr>
       <w:r>
+        <w:rPr>
+          <w:rFonts w:eastAsiaTheme="minorEastAsia"/>
+        </w:rPr>
+        <mc:AlternateContent>
+          <mc:Choice Requires="wps">
+            <w:drawing>
+              <wp:anchor distT="45720" distB="45720" distL="114300" distR="114300" simplePos="0" relativeHeight="251687936" behindDoc="0" locked="0" layoutInCell="1" allowOverlap="1" wp14:anchorId="7400629C" wp14:editId="7035EE71">
+                <wp:simplePos x="0" y="0"/>
+                <wp:positionH relativeFrom="column">
+                  <wp:posOffset>5490638</wp:posOffset>
+                </wp:positionH>
+                <wp:positionV relativeFrom="paragraph">
+                  <wp:posOffset>735773</wp:posOffset>
+                </wp:positionV>
+                <wp:extent cx="446405" cy="287020"/>
+                <wp:effectExtent l="0" t="0" r="0" b="0"/>
+                <wp:wrapSquare wrapText="bothSides"/>
+                <wp:docPr id="1228459398" name="Надпись 2"/>
+                <wp:cNvGraphicFramePr>
+                  <a:graphicFrameLocks xmlns:a="http://schemas.openxmlformats.org/drawingml/2006/main"/>
+                </wp:cNvGraphicFramePr>
+                <a:graphic xmlns:a="http://schemas.openxmlformats.org/drawingml/2006/main">
+                  <a:graphicData uri="http://schemas.microsoft.com/office/word/2010/wordprocessingShape">
+                    <wps:wsp>
+                      <wps:cNvSpPr txBox="1">
+                        <a:spLocks noChangeArrowheads="1"/>
+                      </wps:cNvSpPr>
+                      <wps:spPr bwMode="auto">
+                        <a:xfrm>
+                          <a:off x="0" y="0"/>
+                          <a:ext cx="446405" cy="287020"/>
+                        </a:xfrm>
+                        <a:prstGeom prst="rect">
+                          <a:avLst/>
+                        </a:prstGeom>
+                        <a:solidFill>
+                          <a:srgbClr val="FFFFFF"/>
+                        </a:solidFill>
+                        <a:ln w="9525">
+                          <a:noFill/>
+                          <a:miter lim="800000"/>
+                          <a:headEnd/>
+                          <a:tailEnd/>
+                        </a:ln>
+                      </wps:spPr>
+                      <wps:txbx>
+                        <w:txbxContent>
+                          <w:p>
+                            <w:pPr>
+                              <w:spacing w:line="240" w:lineRule="auto"/>
+                              <w:ind w:right="69" w:firstLine="0"/>
+                              <w:jc w:val="center"/>
+                              <w:rPr>
+                                <w:lang w:val="en-US"/>
+                              </w:rPr>
+                            </w:pPr>
+                            <w:r>
+                              <w:rPr>
+                                <w:lang w:val="en-US"/>
+                              </w:rPr>
+                              <w:t>(</w:t>
+                            </w:r>
+                            <w:r>
+                              <w:rPr>
+                                <w:lang w:val="en-US"/>
+                              </w:rPr>
+                              <w:t>3</w:t>
+                            </w:r>
+                            <w:r>
+                              <w:rPr>
+                                <w:lang w:val="en-US"/>
+                              </w:rPr>
+                              <w:t>)</w:t>
+                            </w:r>
+                          </w:p>
+                        </w:txbxContent>
+                      </wps:txbx>
+                      <wps:bodyPr rot="0" vert="horz" wrap="square" lIns="91440" tIns="45720" rIns="91440" bIns="45720" anchor="t" anchorCtr="0">
+                        <a:noAutofit/>
+                      </wps:bodyPr>
+                    </wps:wsp>
+                  </a:graphicData>
+                </a:graphic>
+                <wp14:sizeRelH relativeFrom="margin">
+                  <wp14:pctWidth>0</wp14:pctWidth>
+                </wp14:sizeRelH>
+                <wp14:sizeRelV relativeFrom="margin">
+                  <wp14:pctHeight>0</wp14:pctHeight>
+                </wp14:sizeRelV>
+              </wp:anchor>
+            </w:drawing>
+          </mc:Choice>
+          <mc:Fallback>
+            <w:pict>
+              <v:shape w14:anchorId="7400629C" id="_x0000_s1035" type="#_x0000_t202" style="position:absolute;left:0;text-align:left;margin-left:432.35pt;margin-top:57.95pt;width:35.15pt;height:22.6pt;z-index:251687936;visibility:visible;mso-wrap-style:square;mso-width-percent:0;mso-height-percent:0;mso-wrap-distance-left:9pt;mso-wrap-distance-top:3.6pt;mso-wrap-distance-right:9pt;mso-wrap-distance-bottom:3.6pt;mso-position-horizontal:absolute;mso-position-horizontal-relative:text;mso-position-vertical:absolute;mso-position-vertical-relative:text;mso-width-percent:0;mso-height-percent:0;mso-width-relative:margin;mso-height-relative:margin;v-text-anchor:top" o:gfxdata="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" stroked="f">
+                <v:textbox>
+                  <w:txbxContent>
+                    <w:p>
+                      <w:pPr>
+                        <w:spacing w:line="240" w:lineRule="auto"/>
+                        <w:ind w:right="69" w:firstLine="0"/>
+                        <w:jc w:val="center"/>
+                        <w:rPr>
+                          <w:lang w:val="en-US"/>
+                        </w:rPr>
+                      </w:pPr>
+                      <w:r>
+                        <w:rPr>
+                          <w:lang w:val="en-US"/>
+                        </w:rPr>
+                        <w:t>(</w:t>
+                      </w:r>
+                      <w:r>
+                        <w:rPr>
+                          <w:lang w:val="en-US"/>
+                        </w:rPr>
+                        <w:t>3</w:t>
+                      </w:r>
+                      <w:r>
+                        <w:rPr>
+                          <w:lang w:val="en-US"/>
+                        </w:rPr>
+                        <w:t>)</w:t>
+                      </w:r>
+                    </w:p>
+                  </w:txbxContent>
+                </v:textbox>
+                <w10:wrap type="square"/>
+              </v:shape>
+            </w:pict>
+          </mc:Fallback>
+        </mc:AlternateContent>
+      </w:r>
+      <w:r>
         <w:t>Для</w:t>
       </w:r>
       <w:r>
@@ -15934,6 +15607,9 @@
         <w:t xml:space="preserve"> </w:t>
       </w:r>
       <w:r>
+        <w:t xml:space="preserve">3 </w:t>
+      </w:r>
+      <w:r>
         <w:t>условной</w:t>
       </w:r>
       <w:r>
@@ -15948,405 +15624,425 @@
         </w:rPr>
         <w:t xml:space="preserve"> </w:t>
       </w:r>
-      <m:oMath>
-        <m:sSub>
-          <m:sSubPr>
-            <m:ctrlPr>
-              <w:rPr>
-                <w:rFonts w:ascii="Cambria Math" w:hAnsi="Cambria Math"/>
-                <w:i/>
-              </w:rPr>
-            </m:ctrlPr>
-          </m:sSubPr>
-          <m:e>
-            <m:r>
-              <w:rPr>
-                <w:rFonts w:ascii="Cambria Math" w:hAnsi="Cambria Math"/>
-                <w:lang w:val="en-US"/>
-              </w:rPr>
-              <m:t>H</m:t>
-            </m:r>
-          </m:e>
-          <m:sub>
-            <m:r>
-              <w:rPr>
-                <w:rFonts w:ascii="Cambria Math" w:hAnsi="Cambria Math"/>
-              </w:rPr>
-              <m:t>2</m:t>
-            </m:r>
-          </m:sub>
-        </m:sSub>
-        <m:d>
-          <m:dPr>
-            <m:ctrlPr>
-              <w:rPr>
-                <w:rFonts w:ascii="Cambria Math" w:hAnsi="Cambria Math"/>
-                <w:i/>
-              </w:rPr>
-            </m:ctrlPr>
-          </m:dPr>
-          <m:e>
-            <m:r>
-              <w:rPr>
-                <w:rFonts w:ascii="Cambria Math" w:hAnsi="Cambria Math"/>
-                <w:lang w:val="en-US"/>
-              </w:rPr>
-              <m:t>S</m:t>
-            </m:r>
-            <m:ctrlPr>
-              <w:rPr>
-                <w:rFonts w:ascii="Cambria Math" w:hAnsi="Cambria Math"/>
-                <w:i/>
-                <w:lang w:val="en-US"/>
-              </w:rPr>
-            </m:ctrlPr>
-          </m:e>
-        </m:d>
-        <m:r>
-          <w:rPr>
-            <w:rFonts w:ascii="Cambria Math" w:hAnsi="Cambria Math"/>
-          </w:rPr>
-          <m:t>=-</m:t>
-        </m:r>
-        <m:nary>
-          <m:naryPr>
-            <m:chr m:val="∑"/>
-            <m:limLoc m:val="undOvr"/>
-            <m:ctrlPr>
-              <w:rPr>
-                <w:rFonts w:ascii="Cambria Math" w:hAnsi="Cambria Math"/>
-                <w:i/>
-                <w:lang w:val="en-US"/>
-              </w:rPr>
-            </m:ctrlPr>
-          </m:naryPr>
-          <m:sub>
-            <m:r>
-              <w:rPr>
-                <w:rFonts w:ascii="Cambria Math" w:hAnsi="Cambria Math"/>
-                <w:lang w:val="en-US"/>
-              </w:rPr>
-              <m:t>i</m:t>
-            </m:r>
-            <m:r>
-              <w:rPr>
-                <w:rFonts w:ascii="Cambria Math" w:hAnsi="Cambria Math"/>
-              </w:rPr>
-              <m:t>=1</m:t>
-            </m:r>
-          </m:sub>
-          <m:sup>
-            <m:r>
-              <w:rPr>
-                <w:rFonts w:ascii="Cambria Math" w:hAnsi="Cambria Math"/>
-                <w:lang w:val="en-US"/>
-              </w:rPr>
-              <m:t>m</m:t>
-            </m:r>
-          </m:sup>
-          <m:e>
-            <m:nary>
-              <m:naryPr>
-                <m:chr m:val="∑"/>
-                <m:limLoc m:val="subSup"/>
-                <m:ctrlPr>
-                  <w:rPr>
-                    <w:rFonts w:ascii="Cambria Math" w:hAnsi="Cambria Math"/>
-                    <w:i/>
-                    <w:lang w:val="en-US"/>
-                  </w:rPr>
-                </m:ctrlPr>
-              </m:naryPr>
-              <m:sub>
-                <m:r>
-                  <w:rPr>
-                    <w:rFonts w:ascii="Cambria Math" w:hAnsi="Cambria Math"/>
-                    <w:lang w:val="en-US"/>
-                  </w:rPr>
-                  <m:t>j</m:t>
-                </m:r>
-                <m:r>
-                  <w:rPr>
-                    <w:rFonts w:ascii="Cambria Math" w:hAnsi="Cambria Math"/>
-                  </w:rPr>
-                  <m:t>=1</m:t>
-                </m:r>
-              </m:sub>
-              <m:sup>
-                <m:r>
-                  <w:rPr>
-                    <w:rFonts w:ascii="Cambria Math" w:hAnsi="Cambria Math"/>
-                    <w:lang w:val="en-US"/>
-                  </w:rPr>
-                  <m:t>m</m:t>
-                </m:r>
-              </m:sup>
-              <m:e>
-                <m:r>
-                  <w:rPr>
-                    <w:rFonts w:ascii="Cambria Math" w:hAnsi="Cambria Math"/>
-                    <w:lang w:val="en-US"/>
-                  </w:rPr>
-                  <m:t>p</m:t>
-                </m:r>
-                <m:r>
-                  <w:rPr>
-                    <w:rFonts w:ascii="Cambria Math" w:hAnsi="Cambria Math"/>
-                  </w:rPr>
-                  <m:t>(</m:t>
-                </m:r>
-              </m:e>
-            </m:nary>
-          </m:e>
-        </m:nary>
-        <m:sSub>
-          <m:sSubPr>
-            <m:ctrlPr>
-              <w:rPr>
-                <w:rFonts w:ascii="Cambria Math" w:hAnsi="Cambria Math"/>
-                <w:i/>
-                <w:lang w:val="en-US"/>
-              </w:rPr>
-            </m:ctrlPr>
-          </m:sSubPr>
-          <m:e>
-            <m:r>
-              <w:rPr>
-                <w:rFonts w:ascii="Cambria Math" w:hAnsi="Cambria Math"/>
-                <w:lang w:val="en-US"/>
-              </w:rPr>
-              <m:t>s</m:t>
-            </m:r>
-          </m:e>
-          <m:sub>
-            <m:r>
-              <w:rPr>
-                <w:rFonts w:ascii="Cambria Math" w:hAnsi="Cambria Math"/>
-                <w:lang w:val="en-US"/>
-              </w:rPr>
-              <m:t>i</m:t>
-            </m:r>
-          </m:sub>
-        </m:sSub>
-        <m:r>
-          <w:rPr>
-            <w:rFonts w:ascii="Cambria Math" w:hAnsi="Cambria Math"/>
-          </w:rPr>
-          <m:t>)</m:t>
-        </m:r>
-        <m:r>
-          <w:rPr>
-            <w:rFonts w:ascii="Cambria Math" w:hAnsi="Cambria Math"/>
-            <w:lang w:val="en-US"/>
-          </w:rPr>
-          <m:t>p</m:t>
-        </m:r>
-        <m:r>
-          <w:rPr>
-            <w:rFonts w:ascii="Cambria Math" w:hAnsi="Cambria Math"/>
-          </w:rPr>
-          <m:t>(</m:t>
-        </m:r>
-        <m:sSub>
-          <m:sSubPr>
-            <m:ctrlPr>
-              <w:rPr>
-                <w:rFonts w:ascii="Cambria Math" w:hAnsi="Cambria Math"/>
-                <w:i/>
-                <w:lang w:val="en-US"/>
-              </w:rPr>
-            </m:ctrlPr>
-          </m:sSubPr>
-          <m:e>
-            <m:r>
-              <w:rPr>
-                <w:rFonts w:ascii="Cambria Math" w:hAnsi="Cambria Math"/>
-                <w:lang w:val="en-US"/>
-              </w:rPr>
-              <m:t>s</m:t>
-            </m:r>
-          </m:e>
-          <m:sub>
-            <m:r>
-              <w:rPr>
-                <w:rFonts w:ascii="Cambria Math" w:hAnsi="Cambria Math"/>
-                <w:lang w:val="en-US"/>
-              </w:rPr>
-              <m:t>j</m:t>
-            </m:r>
-          </m:sub>
-        </m:sSub>
-        <m:r>
-          <w:rPr>
-            <w:rFonts w:ascii="Cambria Math" w:hAnsi="Cambria Math"/>
-          </w:rPr>
-          <m:t>|</m:t>
-        </m:r>
-        <m:sSub>
-          <m:sSubPr>
-            <m:ctrlPr>
-              <w:rPr>
-                <w:rFonts w:ascii="Cambria Math" w:hAnsi="Cambria Math"/>
-                <w:i/>
-                <w:lang w:val="en-US"/>
-              </w:rPr>
-            </m:ctrlPr>
-          </m:sSubPr>
-          <m:e>
-            <m:r>
-              <w:rPr>
-                <w:rFonts w:ascii="Cambria Math" w:hAnsi="Cambria Math"/>
-                <w:lang w:val="en-US"/>
-              </w:rPr>
-              <m:t>s</m:t>
-            </m:r>
-          </m:e>
-          <m:sub>
-            <m:r>
-              <w:rPr>
-                <w:rFonts w:ascii="Cambria Math" w:hAnsi="Cambria Math"/>
-                <w:lang w:val="en-US"/>
-              </w:rPr>
-              <m:t>i</m:t>
-            </m:r>
-          </m:sub>
-        </m:sSub>
-        <m:r>
-          <w:rPr>
-            <w:rFonts w:ascii="Cambria Math" w:hAnsi="Cambria Math"/>
-          </w:rPr>
-          <m:t>)</m:t>
-        </m:r>
-        <m:func>
-          <m:funcPr>
-            <m:ctrlPr>
-              <w:rPr>
-                <w:rFonts w:ascii="Cambria Math" w:hAnsi="Cambria Math"/>
-                <w:i/>
-                <w:lang w:val="en-US"/>
-              </w:rPr>
-            </m:ctrlPr>
-          </m:funcPr>
-          <m:fName>
-            <m:sSub>
-              <m:sSubPr>
-                <m:ctrlPr>
-                  <w:rPr>
-                    <w:rFonts w:ascii="Cambria Math" w:hAnsi="Cambria Math"/>
-                    <w:i/>
-                    <w:lang w:val="en-US"/>
-                  </w:rPr>
-                </m:ctrlPr>
-              </m:sSubPr>
-              <m:e>
-                <m:r>
-                  <m:rPr>
-                    <m:sty m:val="p"/>
-                  </m:rPr>
-                  <w:rPr>
-                    <w:rFonts w:ascii="Cambria Math" w:hAnsi="Cambria Math"/>
-                    <w:lang w:val="en-US"/>
-                  </w:rPr>
-                  <m:t>log</m:t>
-                </m:r>
-              </m:e>
-              <m:sub>
-                <m:r>
-                  <w:rPr>
-                    <w:rFonts w:ascii="Cambria Math" w:hAnsi="Cambria Math"/>
-                  </w:rPr>
-                  <m:t>2</m:t>
-                </m:r>
-              </m:sub>
-            </m:sSub>
-          </m:fName>
-          <m:e>
-            <m:r>
-              <w:rPr>
-                <w:rFonts w:ascii="Cambria Math" w:hAnsi="Cambria Math"/>
-                <w:lang w:val="en-US"/>
-              </w:rPr>
-              <m:t>p</m:t>
-            </m:r>
-            <m:r>
-              <w:rPr>
-                <w:rFonts w:ascii="Cambria Math" w:hAnsi="Cambria Math"/>
-              </w:rPr>
-              <m:t>(</m:t>
-            </m:r>
-            <m:sSub>
-              <m:sSubPr>
-                <m:ctrlPr>
-                  <w:rPr>
-                    <w:rFonts w:ascii="Cambria Math" w:hAnsi="Cambria Math"/>
-                    <w:i/>
-                    <w:lang w:val="en-US"/>
-                  </w:rPr>
-                </m:ctrlPr>
-              </m:sSubPr>
-              <m:e>
-                <m:r>
-                  <w:rPr>
-                    <w:rFonts w:ascii="Cambria Math" w:hAnsi="Cambria Math"/>
-                    <w:lang w:val="en-US"/>
-                  </w:rPr>
-                  <m:t>s</m:t>
-                </m:r>
-              </m:e>
-              <m:sub>
-                <m:r>
-                  <w:rPr>
-                    <w:rFonts w:ascii="Cambria Math" w:hAnsi="Cambria Math"/>
-                    <w:lang w:val="en-US"/>
-                  </w:rPr>
-                  <m:t>j</m:t>
-                </m:r>
-              </m:sub>
-            </m:sSub>
-            <m:r>
-              <w:rPr>
-                <w:rFonts w:ascii="Cambria Math" w:hAnsi="Cambria Math"/>
-              </w:rPr>
-              <m:t>|</m:t>
-            </m:r>
-            <m:sSub>
-              <m:sSubPr>
-                <m:ctrlPr>
-                  <w:rPr>
-                    <w:rFonts w:ascii="Cambria Math" w:hAnsi="Cambria Math"/>
-                    <w:i/>
-                    <w:lang w:val="en-US"/>
-                  </w:rPr>
-                </m:ctrlPr>
-              </m:sSubPr>
-              <m:e>
-                <m:r>
-                  <w:rPr>
-                    <w:rFonts w:ascii="Cambria Math" w:hAnsi="Cambria Math"/>
-                    <w:lang w:val="en-US"/>
-                  </w:rPr>
-                  <m:t>s</m:t>
-                </m:r>
-              </m:e>
-              <m:sub>
-                <m:r>
-                  <w:rPr>
-                    <w:rFonts w:ascii="Cambria Math" w:hAnsi="Cambria Math"/>
-                    <w:lang w:val="en-US"/>
-                  </w:rPr>
-                  <m:t>i</m:t>
-                </m:r>
-              </m:sub>
-            </m:sSub>
-            <m:r>
-              <w:rPr>
-                <w:rFonts w:ascii="Cambria Math" w:hAnsi="Cambria Math"/>
-              </w:rPr>
-              <m:t>)</m:t>
-            </m:r>
-          </m:e>
-        </m:func>
-      </m:oMath>
+    </w:p>
+    <w:p>
+      <w:pPr>
+        <w:widowControl/>
+        <w:spacing w:after="200" w:line="276" w:lineRule="auto"/>
+        <w:rPr>
+          <w:rFonts w:eastAsiaTheme="minorEastAsia"/>
+        </w:rPr>
+      </w:pPr>
+      <m:oMathPara>
+        <m:oMath>
+          <m:sSub>
+            <m:sSubPr>
+              <m:ctrlPr>
+                <w:rPr>
+                  <w:rFonts w:ascii="Cambria Math" w:hAnsi="Cambria Math"/>
+                  <w:i/>
+                </w:rPr>
+              </m:ctrlPr>
+            </m:sSubPr>
+            <m:e>
+              <m:r>
+                <w:rPr>
+                  <w:rFonts w:ascii="Cambria Math" w:hAnsi="Cambria Math"/>
+                  <w:lang w:val="en-US"/>
+                </w:rPr>
+                <m:t>H</m:t>
+              </m:r>
+            </m:e>
+            <m:sub>
+              <m:r>
+                <w:rPr>
+                  <w:rFonts w:ascii="Cambria Math" w:hAnsi="Cambria Math"/>
+                </w:rPr>
+                <m:t>2</m:t>
+              </m:r>
+            </m:sub>
+          </m:sSub>
+          <m:d>
+            <m:dPr>
+              <m:ctrlPr>
+                <w:rPr>
+                  <w:rFonts w:ascii="Cambria Math" w:hAnsi="Cambria Math"/>
+                  <w:i/>
+                </w:rPr>
+              </m:ctrlPr>
+            </m:dPr>
+            <m:e>
+              <m:r>
+                <w:rPr>
+                  <w:rFonts w:ascii="Cambria Math" w:hAnsi="Cambria Math"/>
+                  <w:lang w:val="en-US"/>
+                </w:rPr>
+                <m:t>S</m:t>
+              </m:r>
+              <m:ctrlPr>
+                <w:rPr>
+                  <w:rFonts w:ascii="Cambria Math" w:hAnsi="Cambria Math"/>
+                  <w:i/>
+                  <w:lang w:val="en-US"/>
+                </w:rPr>
+              </m:ctrlPr>
+            </m:e>
+          </m:d>
+          <m:r>
+            <w:rPr>
+              <w:rFonts w:ascii="Cambria Math" w:hAnsi="Cambria Math"/>
+            </w:rPr>
+            <m:t>=-</m:t>
+          </m:r>
+          <m:nary>
+            <m:naryPr>
+              <m:chr m:val="∑"/>
+              <m:limLoc m:val="undOvr"/>
+              <m:ctrlPr>
+                <w:rPr>
+                  <w:rFonts w:ascii="Cambria Math" w:hAnsi="Cambria Math"/>
+                  <w:i/>
+                  <w:lang w:val="en-US"/>
+                </w:rPr>
+              </m:ctrlPr>
+            </m:naryPr>
+            <m:sub>
+              <m:r>
+                <w:rPr>
+                  <w:rFonts w:ascii="Cambria Math" w:hAnsi="Cambria Math"/>
+                  <w:lang w:val="en-US"/>
+                </w:rPr>
+                <m:t>i</m:t>
+              </m:r>
+              <m:r>
+                <w:rPr>
+                  <w:rFonts w:ascii="Cambria Math" w:hAnsi="Cambria Math"/>
+                </w:rPr>
+                <m:t>=1</m:t>
+              </m:r>
+            </m:sub>
+            <m:sup>
+              <m:r>
+                <w:rPr>
+                  <w:rFonts w:ascii="Cambria Math" w:hAnsi="Cambria Math"/>
+                  <w:lang w:val="en-US"/>
+                </w:rPr>
+                <m:t>m</m:t>
+              </m:r>
+            </m:sup>
+            <m:e>
+              <m:nary>
+                <m:naryPr>
+                  <m:chr m:val="∑"/>
+                  <m:limLoc m:val="undOvr"/>
+                  <m:ctrlPr>
+                    <w:rPr>
+                      <w:rFonts w:ascii="Cambria Math" w:hAnsi="Cambria Math"/>
+                      <w:i/>
+                      <w:lang w:val="en-US"/>
+                    </w:rPr>
+                  </m:ctrlPr>
+                </m:naryPr>
+                <m:sub>
+                  <m:r>
+                    <w:rPr>
+                      <w:rFonts w:ascii="Cambria Math" w:hAnsi="Cambria Math"/>
+                      <w:lang w:val="en-US"/>
+                    </w:rPr>
+                    <m:t>j</m:t>
+                  </m:r>
+                  <m:r>
+                    <w:rPr>
+                      <w:rFonts w:ascii="Cambria Math" w:hAnsi="Cambria Math"/>
+                    </w:rPr>
+                    <m:t>=1</m:t>
+                  </m:r>
+                </m:sub>
+                <m:sup>
+                  <m:r>
+                    <w:rPr>
+                      <w:rFonts w:ascii="Cambria Math" w:hAnsi="Cambria Math"/>
+                      <w:lang w:val="en-US"/>
+                    </w:rPr>
+                    <m:t>m</m:t>
+                  </m:r>
+                </m:sup>
+                <m:e>
+                  <m:r>
+                    <w:rPr>
+                      <w:rFonts w:ascii="Cambria Math" w:hAnsi="Cambria Math"/>
+                      <w:lang w:val="en-US"/>
+                    </w:rPr>
+                    <m:t>p</m:t>
+                  </m:r>
+                  <m:r>
+                    <w:rPr>
+                      <w:rFonts w:ascii="Cambria Math" w:hAnsi="Cambria Math"/>
+                    </w:rPr>
+                    <m:t>(</m:t>
+                  </m:r>
+                </m:e>
+              </m:nary>
+            </m:e>
+          </m:nary>
+          <m:sSub>
+            <m:sSubPr>
+              <m:ctrlPr>
+                <w:rPr>
+                  <w:rFonts w:ascii="Cambria Math" w:hAnsi="Cambria Math"/>
+                  <w:i/>
+                  <w:lang w:val="en-US"/>
+                </w:rPr>
+              </m:ctrlPr>
+            </m:sSubPr>
+            <m:e>
+              <m:r>
+                <w:rPr>
+                  <w:rFonts w:ascii="Cambria Math" w:hAnsi="Cambria Math"/>
+                  <w:lang w:val="en-US"/>
+                </w:rPr>
+                <m:t>s</m:t>
+              </m:r>
+            </m:e>
+            <m:sub>
+              <m:r>
+                <w:rPr>
+                  <w:rFonts w:ascii="Cambria Math" w:hAnsi="Cambria Math"/>
+                  <w:lang w:val="en-US"/>
+                </w:rPr>
+                <m:t>i</m:t>
+              </m:r>
+            </m:sub>
+          </m:sSub>
+          <m:r>
+            <w:rPr>
+              <w:rFonts w:ascii="Cambria Math" w:hAnsi="Cambria Math"/>
+            </w:rPr>
+            <m:t>)</m:t>
+          </m:r>
+          <m:r>
+            <w:rPr>
+              <w:rFonts w:ascii="Cambria Math" w:hAnsi="Cambria Math"/>
+              <w:lang w:val="en-US"/>
+            </w:rPr>
+            <m:t>p</m:t>
+          </m:r>
+          <m:r>
+            <w:rPr>
+              <w:rFonts w:ascii="Cambria Math" w:hAnsi="Cambria Math"/>
+            </w:rPr>
+            <m:t>(</m:t>
+          </m:r>
+          <m:sSub>
+            <m:sSubPr>
+              <m:ctrlPr>
+                <w:rPr>
+                  <w:rFonts w:ascii="Cambria Math" w:hAnsi="Cambria Math"/>
+                  <w:i/>
+                  <w:lang w:val="en-US"/>
+                </w:rPr>
+              </m:ctrlPr>
+            </m:sSubPr>
+            <m:e>
+              <m:r>
+                <w:rPr>
+                  <w:rFonts w:ascii="Cambria Math" w:hAnsi="Cambria Math"/>
+                  <w:lang w:val="en-US"/>
+                </w:rPr>
+                <m:t>s</m:t>
+              </m:r>
+            </m:e>
+            <m:sub>
+              <m:r>
+                <w:rPr>
+                  <w:rFonts w:ascii="Cambria Math" w:hAnsi="Cambria Math"/>
+                  <w:lang w:val="en-US"/>
+                </w:rPr>
+                <m:t>j</m:t>
+              </m:r>
+            </m:sub>
+          </m:sSub>
+          <m:r>
+            <w:rPr>
+              <w:rFonts w:ascii="Cambria Math" w:hAnsi="Cambria Math"/>
+            </w:rPr>
+            <m:t>|</m:t>
+          </m:r>
+          <m:sSub>
+            <m:sSubPr>
+              <m:ctrlPr>
+                <w:rPr>
+                  <w:rFonts w:ascii="Cambria Math" w:hAnsi="Cambria Math"/>
+                  <w:i/>
+                  <w:lang w:val="en-US"/>
+                </w:rPr>
+              </m:ctrlPr>
+            </m:sSubPr>
+            <m:e>
+              <m:r>
+                <w:rPr>
+                  <w:rFonts w:ascii="Cambria Math" w:hAnsi="Cambria Math"/>
+                  <w:lang w:val="en-US"/>
+                </w:rPr>
+                <m:t>s</m:t>
+              </m:r>
+            </m:e>
+            <m:sub>
+              <m:r>
+                <w:rPr>
+                  <w:rFonts w:ascii="Cambria Math" w:hAnsi="Cambria Math"/>
+                  <w:lang w:val="en-US"/>
+                </w:rPr>
+                <m:t>i</m:t>
+              </m:r>
+            </m:sub>
+          </m:sSub>
+          <m:r>
+            <w:rPr>
+              <w:rFonts w:ascii="Cambria Math" w:hAnsi="Cambria Math"/>
+            </w:rPr>
+            <m:t>)</m:t>
+          </m:r>
+          <m:func>
+            <m:funcPr>
+              <m:ctrlPr>
+                <w:rPr>
+                  <w:rFonts w:ascii="Cambria Math" w:hAnsi="Cambria Math"/>
+                  <w:i/>
+                  <w:lang w:val="en-US"/>
+                </w:rPr>
+              </m:ctrlPr>
+            </m:funcPr>
+            <m:fName>
+              <m:sSub>
+                <m:sSubPr>
+                  <m:ctrlPr>
+                    <w:rPr>
+                      <w:rFonts w:ascii="Cambria Math" w:hAnsi="Cambria Math"/>
+                      <w:i/>
+                      <w:lang w:val="en-US"/>
+                    </w:rPr>
+                  </m:ctrlPr>
+                </m:sSubPr>
+                <m:e>
+                  <m:r>
+                    <m:rPr>
+                      <m:sty m:val="p"/>
+                    </m:rPr>
+                    <w:rPr>
+                      <w:rFonts w:ascii="Cambria Math" w:hAnsi="Cambria Math"/>
+                      <w:lang w:val="en-US"/>
+                    </w:rPr>
+                    <m:t>log</m:t>
+                  </m:r>
+                </m:e>
+                <m:sub>
+                  <m:r>
+                    <w:rPr>
+                      <w:rFonts w:ascii="Cambria Math" w:hAnsi="Cambria Math"/>
+                    </w:rPr>
+                    <m:t>2</m:t>
+                  </m:r>
+                </m:sub>
+              </m:sSub>
+            </m:fName>
+            <m:e>
+              <m:r>
+                <w:rPr>
+                  <w:rFonts w:ascii="Cambria Math" w:hAnsi="Cambria Math"/>
+                  <w:lang w:val="en-US"/>
+                </w:rPr>
+                <m:t>p</m:t>
+              </m:r>
+              <m:r>
+                <w:rPr>
+                  <w:rFonts w:ascii="Cambria Math" w:hAnsi="Cambria Math"/>
+                </w:rPr>
+                <m:t>(</m:t>
+              </m:r>
+              <m:sSub>
+                <m:sSubPr>
+                  <m:ctrlPr>
+                    <w:rPr>
+                      <w:rFonts w:ascii="Cambria Math" w:hAnsi="Cambria Math"/>
+                      <w:i/>
+                      <w:lang w:val="en-US"/>
+                    </w:rPr>
+                  </m:ctrlPr>
+                </m:sSubPr>
+                <m:e>
+                  <m:r>
+                    <w:rPr>
+                      <w:rFonts w:ascii="Cambria Math" w:hAnsi="Cambria Math"/>
+                      <w:lang w:val="en-US"/>
+                    </w:rPr>
+                    <m:t>s</m:t>
+                  </m:r>
+                </m:e>
+                <m:sub>
+                  <m:r>
+                    <w:rPr>
+                      <w:rFonts w:ascii="Cambria Math" w:hAnsi="Cambria Math"/>
+                      <w:lang w:val="en-US"/>
+                    </w:rPr>
+                    <m:t>j</m:t>
+                  </m:r>
+                </m:sub>
+              </m:sSub>
+              <m:r>
+                <w:rPr>
+                  <w:rFonts w:ascii="Cambria Math" w:hAnsi="Cambria Math"/>
+                </w:rPr>
+                <m:t>|</m:t>
+              </m:r>
+              <m:sSub>
+                <m:sSubPr>
+                  <m:ctrlPr>
+                    <w:rPr>
+                      <w:rFonts w:ascii="Cambria Math" w:hAnsi="Cambria Math"/>
+                      <w:i/>
+                      <w:lang w:val="en-US"/>
+                    </w:rPr>
+                  </m:ctrlPr>
+                </m:sSubPr>
+                <m:e>
+                  <m:r>
+                    <w:rPr>
+                      <w:rFonts w:ascii="Cambria Math" w:hAnsi="Cambria Math"/>
+                      <w:lang w:val="en-US"/>
+                    </w:rPr>
+                    <m:t>s</m:t>
+                  </m:r>
+                </m:e>
+                <m:sub>
+                  <m:r>
+                    <w:rPr>
+                      <w:rFonts w:ascii="Cambria Math" w:hAnsi="Cambria Math"/>
+                      <w:lang w:val="en-US"/>
+                    </w:rPr>
+                    <m:t>i</m:t>
+                  </m:r>
+                </m:sub>
+              </m:sSub>
+              <m:r>
+                <w:rPr>
+                  <w:rFonts w:ascii="Cambria Math" w:hAnsi="Cambria Math"/>
+                </w:rPr>
+                <m:t>)</m:t>
+              </m:r>
+            </m:e>
+          </m:func>
+        </m:oMath>
+      </m:oMathPara>
+    </w:p>
+    <w:p>
+      <w:pPr>
+        <w:widowControl/>
+        <w:spacing w:after="200" w:line="276" w:lineRule="auto"/>
+        <w:rPr>
+          <w:rFonts w:eastAsiaTheme="minorEastAsia"/>
+        </w:rPr>
+      </w:pPr>
       <w:r>
         <w:rPr>
           <w:rFonts w:eastAsiaTheme="minorEastAsia"/>
@@ -17843,6 +17539,7 @@
           <w:rFonts w:eastAsiaTheme="minorEastAsia"/>
           <w:iCs/>
         </w:rPr>
+        <w:lastRenderedPageBreak/>
         <w:t>Для</w:t>
       </w:r>
       <w:r>
@@ -18082,7 +17779,6 @@
           <w:rFonts w:eastAsiaTheme="minorEastAsia"/>
           <w:iCs/>
         </w:rPr>
-        <w:lastRenderedPageBreak/>
         <w:t>Для</w:t>
       </w:r>
       <w:r>
@@ -18791,13 +18487,7 @@
           <w:rPr>
             <w:rFonts w:ascii="Cambria Math" w:eastAsiaTheme="minorEastAsia" w:hAnsi="Cambria Math"/>
           </w:rPr>
-          <m:t>S1:0,08⋅2,4609=0,196</m:t>
-        </m:r>
-        <m:r>
-          <w:rPr>
-            <w:rFonts w:ascii="Cambria Math" w:eastAsiaTheme="minorEastAsia" w:hAnsi="Cambria Math"/>
-          </w:rPr>
-          <m:t>9</m:t>
+          <m:t>S1:0,08⋅2,4609=0,1969</m:t>
         </m:r>
       </m:oMath>
     </w:p>
@@ -18820,13 +18510,7 @@
           <w:rPr>
             <w:rFonts w:ascii="Cambria Math" w:eastAsiaTheme="minorEastAsia" w:hAnsi="Cambria Math"/>
           </w:rPr>
-          <m:t>S2:0,19⋅2,4359=0,462</m:t>
-        </m:r>
-        <m:r>
-          <w:rPr>
-            <w:rFonts w:ascii="Cambria Math" w:eastAsiaTheme="minorEastAsia" w:hAnsi="Cambria Math"/>
-          </w:rPr>
-          <m:t>8</m:t>
+          <m:t>S2:0,19⋅2,4359=0,4628</m:t>
         </m:r>
       </m:oMath>
     </w:p>
@@ -18849,13 +18533,7 @@
           <w:rPr>
             <w:rFonts w:ascii="Cambria Math" w:eastAsiaTheme="minorEastAsia" w:hAnsi="Cambria Math"/>
           </w:rPr>
-          <m:t>S3:0,22⋅2,4264=0,533</m:t>
-        </m:r>
-        <m:r>
-          <w:rPr>
-            <w:rFonts w:ascii="Cambria Math" w:eastAsiaTheme="minorEastAsia" w:hAnsi="Cambria Math"/>
-          </w:rPr>
-          <m:t>8</m:t>
+          <m:t>S3:0,22⋅2,4264=0,5338</m:t>
         </m:r>
       </m:oMath>
     </w:p>
@@ -18878,13 +18556,7 @@
           <w:rPr>
             <w:rFonts w:ascii="Cambria Math" w:eastAsiaTheme="minorEastAsia" w:hAnsi="Cambria Math"/>
           </w:rPr>
-          <m:t>S4:0,20⋅2,4370=0,487</m:t>
-        </m:r>
-        <m:r>
-          <w:rPr>
-            <w:rFonts w:ascii="Cambria Math" w:eastAsiaTheme="minorEastAsia" w:hAnsi="Cambria Math"/>
-          </w:rPr>
-          <m:t>4</m:t>
+          <m:t>S4:0,20⋅2,4370=0,4874</m:t>
         </m:r>
       </m:oMath>
     </w:p>
@@ -18907,13 +18579,7 @@
           <w:rPr>
             <w:rFonts w:ascii="Cambria Math" w:eastAsiaTheme="minorEastAsia" w:hAnsi="Cambria Math"/>
           </w:rPr>
-          <m:t>S5:0,09⋅2,4111=0,217</m:t>
-        </m:r>
-        <m:r>
-          <w:rPr>
-            <w:rFonts w:ascii="Cambria Math" w:eastAsiaTheme="minorEastAsia" w:hAnsi="Cambria Math"/>
-          </w:rPr>
-          <m:t>0</m:t>
+          <m:t>S5:0,09⋅2,4111=0,2170</m:t>
         </m:r>
       </m:oMath>
     </w:p>
@@ -18936,13 +18602,7 @@
           <w:rPr>
             <w:rFonts w:ascii="Cambria Math" w:eastAsiaTheme="minorEastAsia" w:hAnsi="Cambria Math"/>
           </w:rPr>
-          <m:t>S6:0,03⋅2,3630=0,070</m:t>
-        </m:r>
-        <m:r>
-          <w:rPr>
-            <w:rFonts w:ascii="Cambria Math" w:eastAsiaTheme="minorEastAsia" w:hAnsi="Cambria Math"/>
-          </w:rPr>
-          <m:t>9</m:t>
+          <m:t>S6:0,03⋅2,3630=0,0709</m:t>
         </m:r>
       </m:oMath>
     </w:p>
@@ -18965,13 +18625,7 @@
           <w:rPr>
             <w:rFonts w:ascii="Cambria Math" w:eastAsiaTheme="minorEastAsia" w:hAnsi="Cambria Math"/>
           </w:rPr>
-          <m:t>S7:0,17⋅2,4486=0,416</m:t>
-        </m:r>
-        <m:r>
-          <w:rPr>
-            <w:rFonts w:ascii="Cambria Math" w:eastAsiaTheme="minorEastAsia" w:hAnsi="Cambria Math"/>
-          </w:rPr>
-          <m:t>3</m:t>
+          <m:t>S7:0,17⋅2,4486=0,4163</m:t>
         </m:r>
       </m:oMath>
     </w:p>
@@ -18994,13 +18648,7 @@
           <w:rPr>
             <w:rFonts w:ascii="Cambria Math" w:eastAsiaTheme="minorEastAsia" w:hAnsi="Cambria Math"/>
           </w:rPr>
-          <m:t>S8:0,02⋅2,5162=0,050</m:t>
-        </m:r>
-        <m:r>
-          <w:rPr>
-            <w:rFonts w:ascii="Cambria Math" w:eastAsiaTheme="minorEastAsia" w:hAnsi="Cambria Math"/>
-          </w:rPr>
-          <m:t>3</m:t>
+          <m:t>S8:0,02⋅2,5162=0,0503</m:t>
         </m:r>
       </m:oMath>
     </w:p>
@@ -19075,13 +18723,7 @@
           <w:rPr>
             <w:rFonts w:ascii="Cambria Math" w:eastAsiaTheme="minorEastAsia" w:hAnsi="Cambria Math"/>
           </w:rPr>
-          <m:t>=</m:t>
-        </m:r>
-        <m:r>
-          <w:rPr>
-            <w:rFonts w:ascii="Cambria Math" w:eastAsiaTheme="minorEastAsia" w:hAnsi="Cambria Math"/>
-          </w:rPr>
-          <m:t>0,1969+0,4628+0,5338+0,4874+0,2170+0,0709</m:t>
+          <m:t>=0,1969+0,4628+0,5338+0,4874+0,2170+0,0709</m:t>
         </m:r>
         <m:r>
           <w:rPr>
@@ -19094,19 +18736,7 @@
           <w:rPr>
             <w:rFonts w:ascii="Cambria Math" w:eastAsiaTheme="minorEastAsia" w:hAnsi="Cambria Math"/>
           </w:rPr>
-          <m:t>0,4163+0,0503</m:t>
-        </m:r>
-        <m:r>
-          <w:rPr>
-            <w:rFonts w:ascii="Cambria Math" w:eastAsiaTheme="minorEastAsia" w:hAnsi="Cambria Math"/>
-          </w:rPr>
-          <m:t>=</m:t>
-        </m:r>
-        <m:r>
-          <w:rPr>
-            <w:rFonts w:ascii="Cambria Math" w:eastAsiaTheme="minorEastAsia" w:hAnsi="Cambria Math"/>
-          </w:rPr>
-          <m:t>2,4354</m:t>
+          <m:t>0,4163+0,0503=2,4354</m:t>
         </m:r>
         <m:r>
           <w:rPr>
@@ -19175,9 +18805,6 @@
         <w:t>4</w:t>
       </w:r>
       <w:r>
-        <w:t>.</w:t>
-      </w:r>
-      <w:r>
         <w:t xml:space="preserve"> </w:t>
       </w:r>
       <w:r>
@@ -19762,11 +19389,14 @@
     <w:p>
       <w:pPr>
         <w:pStyle w:val="aff5"/>
-      </w:pPr>
-      <w:r>
         <w:rPr>
           <w:rFonts w:eastAsiaTheme="majorEastAsia"/>
         </w:rPr>
+      </w:pPr>
+      <w:r>
+        <w:rPr>
+          <w:rFonts w:eastAsiaTheme="majorEastAsia"/>
+        </w:rPr>
         <w:t>Расчет</w:t>
       </w:r>
       <w:r>
@@ -19791,7 +19421,7 @@
         <w:rPr>
           <w:rFonts w:eastAsiaTheme="majorEastAsia"/>
         </w:rPr>
-        <w:t>сообщения:</w:t>
+        <w:t>сообщения</w:t>
       </w:r>
       <w:r>
         <w:rPr>
@@ -19799,94 +19429,27 @@
         </w:rPr>
         <w:t xml:space="preserve"> </w:t>
       </w:r>
-      <m:oMath>
-        <m:sSub>
-          <m:sSubPr>
-            <m:ctrlPr>
-              <w:rPr>
-                <w:rFonts w:ascii="Cambria Math" w:hAnsi="Cambria Math"/>
-              </w:rPr>
-            </m:ctrlPr>
-          </m:sSubPr>
-          <m:e>
-            <m:r>
-              <w:rPr>
-                <w:rFonts w:ascii="Cambria Math" w:hAnsi="Cambria Math"/>
-              </w:rPr>
-              <m:t>I</m:t>
-            </m:r>
-          </m:e>
-          <m:sub>
-            <m:r>
-              <m:rPr>
-                <m:sty m:val="p"/>
-              </m:rPr>
-              <w:rPr>
-                <w:rFonts w:ascii="Cambria Math" w:hAnsi="Cambria Math"/>
-              </w:rPr>
-              <m:t>2</m:t>
-            </m:r>
-          </m:sub>
-        </m:sSub>
-        <m:r>
-          <m:rPr>
-            <m:sty m:val="p"/>
-          </m:rPr>
-          <w:rPr>
-            <w:rFonts w:ascii="Cambria Math" w:hAnsi="Cambria Math"/>
-          </w:rPr>
-          <m:t>=</m:t>
-        </m:r>
-        <m:r>
-          <w:rPr>
-            <w:rFonts w:ascii="Cambria Math" w:hAnsi="Cambria Math"/>
-          </w:rPr>
-          <m:t>N</m:t>
-        </m:r>
-        <m:r>
-          <m:rPr>
-            <m:sty m:val="p"/>
-          </m:rPr>
-          <w:rPr>
-            <w:rFonts w:ascii="Cambria Math" w:hAnsi="Cambria Math"/>
-          </w:rPr>
-          <m:t>⋅</m:t>
-        </m:r>
-        <m:sSub>
-          <m:sSubPr>
-            <m:ctrlPr>
-              <w:rPr>
-                <w:rFonts w:ascii="Cambria Math" w:hAnsi="Cambria Math"/>
-              </w:rPr>
-            </m:ctrlPr>
-          </m:sSubPr>
-          <m:e>
-            <m:r>
-              <w:rPr>
-                <w:rFonts w:ascii="Cambria Math" w:hAnsi="Cambria Math"/>
-              </w:rPr>
-              <m:t>H</m:t>
-            </m:r>
-          </m:e>
-          <m:sub>
-            <m:r>
-              <m:rPr>
-                <m:sty m:val="p"/>
-              </m:rPr>
-              <w:rPr>
-                <w:rFonts w:ascii="Cambria Math" w:hAnsi="Cambria Math"/>
-              </w:rPr>
-              <m:t>2</m:t>
-            </m:r>
-          </m:sub>
-        </m:sSub>
-      </m:oMath>
+      <w:r>
+        <w:rPr>
+          <w:rFonts w:eastAsiaTheme="majorEastAsia"/>
+        </w:rPr>
+        <w:t>произведем по формуле 2</w:t>
+      </w:r>
+      <w:r>
+        <w:rPr>
+          <w:rFonts w:eastAsiaTheme="majorEastAsia"/>
+        </w:rPr>
+        <w:t>:</w:t>
+      </w:r>
     </w:p>
     <w:p>
       <w:pPr>
         <w:pStyle w:val="aff5"/>
       </w:pPr>
       <w:r>
+        <w:rPr>
+          <w:rFonts w:eastAsiaTheme="majorEastAsia"/>
+        </w:rPr>
         <w:t xml:space="preserve"> </w:t>
       </w:r>
       <m:oMath>
@@ -20436,96 +19999,20 @@
         <w:rPr>
           <w:rFonts w:eastAsiaTheme="majorEastAsia"/>
         </w:rPr>
-        <w:t>сообщения:</w:t>
-      </w:r>
-      <m:oMath>
-        <m:r>
-          <w:rPr>
-            <w:rFonts w:ascii="Cambria Math" w:eastAsiaTheme="majorEastAsia" w:hAnsi="Cambria Math"/>
-          </w:rPr>
-          <m:t xml:space="preserve"> </m:t>
-        </m:r>
-        <m:sSub>
-          <m:sSubPr>
-            <m:ctrlPr>
-              <w:rPr>
-                <w:rFonts w:ascii="Cambria Math" w:hAnsi="Cambria Math"/>
-              </w:rPr>
-            </m:ctrlPr>
-          </m:sSubPr>
-          <m:e>
-            <m:r>
-              <w:rPr>
-                <w:rFonts w:ascii="Cambria Math" w:hAnsi="Cambria Math"/>
-              </w:rPr>
-              <m:t>I</m:t>
-            </m:r>
-          </m:e>
-          <m:sub>
-            <m:r>
-              <m:rPr>
-                <m:sty m:val="p"/>
-              </m:rPr>
-              <w:rPr>
-                <w:rFonts w:ascii="Cambria Math" w:hAnsi="Cambria Math"/>
-              </w:rPr>
-              <m:t>3</m:t>
-            </m:r>
-          </m:sub>
-        </m:sSub>
-        <m:r>
-          <m:rPr>
-            <m:sty m:val="p"/>
-          </m:rPr>
-          <w:rPr>
-            <w:rFonts w:ascii="Cambria Math" w:hAnsi="Cambria Math"/>
-          </w:rPr>
-          <m:t>=</m:t>
-        </m:r>
-        <m:r>
-          <w:rPr>
-            <w:rFonts w:ascii="Cambria Math" w:hAnsi="Cambria Math"/>
-          </w:rPr>
-          <m:t>N</m:t>
-        </m:r>
-        <m:r>
-          <m:rPr>
-            <m:sty m:val="p"/>
-          </m:rPr>
-          <w:rPr>
-            <w:rFonts w:ascii="Cambria Math" w:hAnsi="Cambria Math"/>
-          </w:rPr>
-          <m:t>⋅</m:t>
-        </m:r>
-        <m:sSub>
-          <m:sSubPr>
-            <m:ctrlPr>
-              <w:rPr>
-                <w:rFonts w:ascii="Cambria Math" w:hAnsi="Cambria Math"/>
-              </w:rPr>
-            </m:ctrlPr>
-          </m:sSubPr>
-          <m:e>
-            <m:r>
-              <w:rPr>
-                <w:rFonts w:ascii="Cambria Math" w:hAnsi="Cambria Math"/>
-              </w:rPr>
-              <m:t>H</m:t>
-            </m:r>
-          </m:e>
-          <m:sub>
-            <m:r>
-              <m:rPr>
-                <m:sty m:val="p"/>
-              </m:rPr>
-              <w:rPr>
-                <w:rFonts w:ascii="Cambria Math" w:hAnsi="Cambria Math"/>
-              </w:rPr>
-              <m:t>3</m:t>
-            </m:r>
-          </m:sub>
-        </m:sSub>
-      </m:oMath>
+        <w:t>сообщения</w:t>
+      </w:r>
+      <w:r>
+        <w:rPr>
+          <w:rFonts w:eastAsiaTheme="majorEastAsia"/>
+        </w:rPr>
+        <w:t xml:space="preserve"> произведем по формуле 2</w:t>
+      </w:r>
+      <w:r>
+        <w:rPr>
+          <w:rFonts w:eastAsiaTheme="majorEastAsia"/>
+        </w:rPr>
+        <w:t>:</w:t>
+      </w:r>
     </w:p>
     <w:p>
       <w:pPr>
@@ -20653,6 +20140,7 @@
           <w:p>
             <w:pPr>
               <w:pStyle w:val="aff5"/>
+              <w:spacing w:line="240" w:lineRule="auto"/>
               <w:ind w:firstLine="0"/>
               <w:jc w:val="center"/>
               <w:rPr>
@@ -20690,6 +20178,7 @@
           <w:p>
             <w:pPr>
               <w:pStyle w:val="aff5"/>
+              <w:spacing w:line="240" w:lineRule="auto"/>
               <w:ind w:firstLine="0"/>
               <w:jc w:val="center"/>
               <w:rPr>
@@ -20727,6 +20216,7 @@
           <w:p>
             <w:pPr>
               <w:pStyle w:val="aff5"/>
+              <w:spacing w:line="240" w:lineRule="auto"/>
               <w:ind w:firstLine="0"/>
               <w:jc w:val="center"/>
               <w:rPr>
@@ -20808,6 +20298,7 @@
           <w:p>
             <w:pPr>
               <w:pStyle w:val="aff5"/>
+              <w:spacing w:line="240" w:lineRule="auto"/>
               <w:ind w:firstLine="0"/>
               <w:jc w:val="center"/>
               <w:rPr>
@@ -20882,6 +20373,7 @@
           <w:p>
             <w:pPr>
               <w:pStyle w:val="aff5"/>
+              <w:spacing w:line="240" w:lineRule="auto"/>
               <w:ind w:firstLine="0"/>
               <w:jc w:val="center"/>
               <w:rPr>
@@ -20912,6 +20404,7 @@
           <w:p>
             <w:pPr>
               <w:pStyle w:val="aff5"/>
+              <w:spacing w:line="240" w:lineRule="auto"/>
               <w:ind w:firstLine="0"/>
               <w:jc w:val="center"/>
               <w:rPr>
@@ -20937,6 +20430,7 @@
           <w:p>
             <w:pPr>
               <w:pStyle w:val="aff5"/>
+              <w:spacing w:line="240" w:lineRule="auto"/>
               <w:ind w:firstLine="0"/>
               <w:jc w:val="center"/>
               <w:rPr>
@@ -21011,6 +20505,7 @@
           <w:p>
             <w:pPr>
               <w:pStyle w:val="aff5"/>
+              <w:spacing w:line="240" w:lineRule="auto"/>
               <w:ind w:firstLine="0"/>
               <w:jc w:val="center"/>
               <w:rPr>
@@ -21034,6 +20529,7 @@
           <w:p>
             <w:pPr>
               <w:pStyle w:val="aff5"/>
+              <w:spacing w:line="240" w:lineRule="auto"/>
               <w:ind w:firstLine="0"/>
               <w:jc w:val="center"/>
               <w:rPr>
@@ -21059,6 +20555,7 @@
           <w:p>
             <w:pPr>
               <w:pStyle w:val="aff5"/>
+              <w:spacing w:line="240" w:lineRule="auto"/>
               <w:ind w:firstLine="0"/>
               <w:jc w:val="center"/>
               <w:rPr>
@@ -21132,6 +20629,7 @@
           <w:p>
             <w:pPr>
               <w:pStyle w:val="aff5"/>
+              <w:spacing w:line="240" w:lineRule="auto"/>
               <w:ind w:firstLine="0"/>
               <w:jc w:val="center"/>
               <w:rPr>
@@ -21155,6 +20653,7 @@
           <w:p>
             <w:pPr>
               <w:pStyle w:val="aff5"/>
+              <w:spacing w:line="240" w:lineRule="auto"/>
               <w:ind w:firstLine="0"/>
               <w:jc w:val="center"/>
               <w:rPr>
@@ -21201,9 +20700,6 @@
       <w:r>
         <w:lastRenderedPageBreak/>
         <w:t>5</w:t>
-      </w:r>
-      <w:r>
-        <w:t>.</w:t>
       </w:r>
       <w:r>
         <w:t xml:space="preserve"> </w:t>
@@ -21509,16 +21005,7 @@
           <w:rPr>
             <w:rFonts w:ascii="Cambria Math" w:hAnsi="Cambria Math"/>
           </w:rPr>
-          <m:t>33≈5,0</m:t>
-        </m:r>
-        <m:r>
-          <m:rPr>
-            <m:sty m:val="p"/>
-          </m:rPr>
-          <w:rPr>
-            <w:rFonts w:ascii="Cambria Math" w:hAnsi="Cambria Math"/>
-          </w:rPr>
-          <m:t>444</m:t>
+          <m:t>33≈5,0444</m:t>
         </m:r>
       </m:oMath>
     </w:p>
@@ -22117,6 +21604,12 @@
         <w:t>)</w:t>
       </w:r>
       <w:r>
+        <w:rPr>
+          <w:rFonts w:eastAsiaTheme="majorEastAsia"/>
+        </w:rPr>
+        <w:t xml:space="preserve"> вычисляется по формуле 4</w:t>
+      </w:r>
+      <w:r>
         <w:t>.</w:t>
       </w:r>
       <w:r>
@@ -22207,6 +21700,7 @@
     <w:p>
       <w:pPr>
         <w:pStyle w:val="aff5"/>
+        <w:ind w:firstLine="2268"/>
       </w:pPr>
       <w:r>
         <w:t xml:space="preserve"> </w:t>
@@ -22316,6 +21810,9 @@
       <w:r>
         <w:t>.</w:t>
       </w:r>
+      <w:r>
+        <w:t xml:space="preserve">                                                         (4)</w:t>
+      </w:r>
     </w:p>
     <w:p>
       <w:pPr>
@@ -22404,6 +21901,9 @@
     <w:p>
       <w:pPr>
         <w:pStyle w:val="aff5"/>
+        <w:rPr>
+          <w:rFonts w:eastAsiaTheme="majorEastAsia"/>
+        </w:rPr>
       </w:pPr>
       <w:r>
         <w:rPr>
@@ -22479,6 +21979,104 @@
           <w:rFonts w:eastAsiaTheme="majorEastAsia"/>
         </w:rPr>
         <w:t>)</w:t>
+      </w:r>
+      <w:r>
+        <w:rPr>
+          <w:rFonts w:eastAsiaTheme="majorEastAsia"/>
+        </w:rPr>
+        <w:t xml:space="preserve"> вычисляется по формуле 5.</w:t>
+      </w:r>
+    </w:p>
+    <w:p>
+      <w:pPr>
+        <w:pStyle w:val="aff5"/>
+        <w:ind w:firstLine="2268"/>
+      </w:pPr>
+      <m:oMath>
+        <m:sSub>
+          <m:sSubPr>
+            <m:ctrlPr>
+              <w:rPr>
+                <w:rFonts w:ascii="Cambria Math" w:hAnsi="Cambria Math"/>
+              </w:rPr>
+            </m:ctrlPr>
+          </m:sSubPr>
+          <m:e>
+            <m:r>
+              <w:rPr>
+                <w:rFonts w:ascii="Cambria Math" w:hAnsi="Cambria Math"/>
+              </w:rPr>
+              <m:t>R</m:t>
+            </m:r>
+          </m:e>
+          <m:sub>
+            <m:r>
+              <w:rPr>
+                <w:rFonts w:ascii="Cambria Math" w:hAnsi="Cambria Math"/>
+              </w:rPr>
+              <m:t>p</m:t>
+            </m:r>
+          </m:sub>
+        </m:sSub>
+        <m:r>
+          <m:rPr>
+            <m:sty m:val="p"/>
+          </m:rPr>
+          <w:rPr>
+            <w:rFonts w:ascii="Cambria Math" w:hAnsi="Cambria Math"/>
+          </w:rPr>
+          <m:t>=1-</m:t>
+        </m:r>
+        <m:f>
+          <m:fPr>
+            <m:ctrlPr>
+              <w:rPr>
+                <w:rFonts w:ascii="Cambria Math" w:hAnsi="Cambria Math"/>
+              </w:rPr>
+            </m:ctrlPr>
+          </m:fPr>
+          <m:num>
+            <m:r>
+              <w:rPr>
+                <w:rFonts w:ascii="Cambria Math" w:hAnsi="Cambria Math"/>
+              </w:rPr>
+              <m:t>H</m:t>
+            </m:r>
+          </m:num>
+          <m:den>
+            <m:sSup>
+              <m:sSupPr>
+                <m:ctrlPr>
+                  <w:rPr>
+                    <w:rFonts w:ascii="Cambria Math" w:hAnsi="Cambria Math"/>
+                  </w:rPr>
+                </m:ctrlPr>
+              </m:sSupPr>
+              <m:e>
+                <m:r>
+                  <w:rPr>
+                    <w:rFonts w:ascii="Cambria Math" w:hAnsi="Cambria Math"/>
+                  </w:rPr>
+                  <m:t>H</m:t>
+                </m:r>
+              </m:e>
+              <m:sup>
+                <m:r>
+                  <m:rPr>
+                    <m:sty m:val="p"/>
+                  </m:rPr>
+                  <w:rPr>
+                    <w:rFonts w:ascii="Cambria Math" w:hAnsi="Cambria Math"/>
+                  </w:rPr>
+                  <m:t>'</m:t>
+                </m:r>
+              </m:sup>
+            </m:sSup>
+          </m:den>
+        </m:f>
+      </m:oMath>
+      <w:r>
+        <w:t xml:space="preserve">                                                              (5)</w:t>
       </w:r>
     </w:p>
     <w:p>
@@ -22610,6 +22208,160 @@
             <w:rFonts w:ascii="Cambria Math" w:hAnsi="Cambria Math"/>
           </w:rPr>
           <m:t>=3,52</m:t>
+        </m:r>
+      </m:oMath>
+      <w:r>
+        <w:rPr>
+          <w:rFonts w:eastAsiaTheme="majorEastAsia"/>
+        </w:rPr>
+        <w:t>):</w:t>
+      </w:r>
+    </w:p>
+    <w:p>
+      <w:pPr>
+        <w:pStyle w:val="aff5"/>
+      </w:pPr>
+      <w:r>
+        <w:t xml:space="preserve"> </w:t>
+      </w:r>
+      <m:oMath>
+        <m:sSub>
+          <m:sSubPr>
+            <m:ctrlPr>
+              <w:rPr>
+                <w:rFonts w:ascii="Cambria Math" w:hAnsi="Cambria Math"/>
+              </w:rPr>
+            </m:ctrlPr>
+          </m:sSubPr>
+          <m:e>
+            <m:r>
+              <w:rPr>
+                <w:rFonts w:ascii="Cambria Math" w:hAnsi="Cambria Math"/>
+              </w:rPr>
+              <m:t>R</m:t>
+            </m:r>
+          </m:e>
+          <m:sub>
+            <m:r>
+              <w:rPr>
+                <w:rFonts w:ascii="Cambria Math" w:hAnsi="Cambria Math"/>
+              </w:rPr>
+              <m:t>p</m:t>
+            </m:r>
+          </m:sub>
+        </m:sSub>
+        <m:r>
+          <m:rPr>
+            <m:sty m:val="p"/>
+          </m:rPr>
+          <w:rPr>
+            <w:rFonts w:ascii="Cambria Math" w:hAnsi="Cambria Math"/>
+          </w:rPr>
+          <m:t>=1-</m:t>
+        </m:r>
+        <m:f>
+          <m:fPr>
+            <m:ctrlPr>
+              <w:rPr>
+                <w:rFonts w:ascii="Cambria Math" w:hAnsi="Cambria Math"/>
+              </w:rPr>
+            </m:ctrlPr>
+          </m:fPr>
+          <m:num>
+            <m:r>
+              <m:rPr>
+                <m:sty m:val="p"/>
+              </m:rPr>
+              <w:rPr>
+                <w:rFonts w:ascii="Cambria Math" w:hAnsi="Cambria Math"/>
+              </w:rPr>
+              <m:t>3,52</m:t>
+            </m:r>
+          </m:num>
+          <m:den>
+            <m:r>
+              <m:rPr>
+                <m:sty m:val="p"/>
+              </m:rPr>
+              <w:rPr>
+                <w:rFonts w:ascii="Cambria Math" w:hAnsi="Cambria Math"/>
+              </w:rPr>
+              <m:t>4,4078</m:t>
+            </m:r>
+          </m:den>
+        </m:f>
+        <m:r>
+          <m:rPr>
+            <m:sty m:val="p"/>
+          </m:rPr>
+          <w:rPr>
+            <w:rFonts w:ascii="Cambria Math" w:hAnsi="Cambria Math"/>
+          </w:rPr>
+          <m:t>≈1-0,7986=0,2014</m:t>
+        </m:r>
+      </m:oMath>
+    </w:p>
+    <w:p>
+      <w:pPr>
+        <w:pStyle w:val="aff5"/>
+      </w:pPr>
+      <w:r>
+        <w:rPr>
+          <w:rFonts w:eastAsiaTheme="majorEastAsia"/>
+        </w:rPr>
+        <w:t>Для</w:t>
+      </w:r>
+      <w:r>
+        <w:t xml:space="preserve"> </w:t>
+      </w:r>
+      <w:r>
+        <w:rPr>
+          <w:rFonts w:eastAsiaTheme="majorEastAsia"/>
+        </w:rPr>
+        <w:t>связей</w:t>
+      </w:r>
+      <w:r>
+        <w:t xml:space="preserve"> </w:t>
+      </w:r>
+      <w:r>
+        <w:rPr>
+          <w:rFonts w:eastAsiaTheme="majorEastAsia"/>
+        </w:rPr>
+        <w:t>в</w:t>
+      </w:r>
+      <w:r>
+        <w:t xml:space="preserve"> </w:t>
+      </w:r>
+      <w:r>
+        <w:rPr>
+          <w:rFonts w:eastAsiaTheme="majorEastAsia"/>
+        </w:rPr>
+        <w:t>тройках</w:t>
+      </w:r>
+      <w:r>
+        <w:t xml:space="preserve"> </w:t>
+      </w:r>
+      <w:r>
+        <w:rPr>
+          <w:rFonts w:eastAsiaTheme="majorEastAsia"/>
+        </w:rPr>
+        <w:t>(</w:t>
+      </w:r>
+      <m:oMath>
+        <m:r>
+          <w:rPr>
+            <w:rFonts w:ascii="Cambria Math" w:hAnsi="Cambria Math"/>
+          </w:rPr>
+          <m:t>H</m:t>
+        </m:r>
+        <m:r>
+          <m:rPr>
+            <m:sty m:val="p"/>
+          </m:rPr>
+          <w:rPr>
+            <w:rFonts w:ascii="Cambria Math" w:hAnsi="Cambria Math"/>
+          </w:rPr>
+          <m:t>=3,01</m:t>
         </m:r>
       </m:oMath>
       <w:r>
@@ -22733,216 +22485,6 @@
               <w:rPr>
                 <w:rFonts w:ascii="Cambria Math" w:hAnsi="Cambria Math"/>
               </w:rPr>
-              <m:t>3,52</m:t>
-            </m:r>
-          </m:num>
-          <m:den>
-            <m:r>
-              <m:rPr>
-                <m:sty m:val="p"/>
-              </m:rPr>
-              <w:rPr>
-                <w:rFonts w:ascii="Cambria Math" w:hAnsi="Cambria Math"/>
-              </w:rPr>
-              <m:t>4,4078</m:t>
-            </m:r>
-          </m:den>
-        </m:f>
-        <m:r>
-          <m:rPr>
-            <m:sty m:val="p"/>
-          </m:rPr>
-          <w:rPr>
-            <w:rFonts w:ascii="Cambria Math" w:hAnsi="Cambria Math"/>
-          </w:rPr>
-          <m:t>≈1-0,7986=0,2014</m:t>
-        </m:r>
-      </m:oMath>
-    </w:p>
-    <w:p>
-      <w:pPr>
-        <w:pStyle w:val="aff5"/>
-      </w:pPr>
-      <w:r>
-        <w:rPr>
-          <w:rFonts w:eastAsiaTheme="majorEastAsia"/>
-        </w:rPr>
-        <w:t>Для</w:t>
-      </w:r>
-      <w:r>
-        <w:t xml:space="preserve"> </w:t>
-      </w:r>
-      <w:r>
-        <w:rPr>
-          <w:rFonts w:eastAsiaTheme="majorEastAsia"/>
-        </w:rPr>
-        <w:t>связей</w:t>
-      </w:r>
-      <w:r>
-        <w:t xml:space="preserve"> </w:t>
-      </w:r>
-      <w:r>
-        <w:rPr>
-          <w:rFonts w:eastAsiaTheme="majorEastAsia"/>
-        </w:rPr>
-        <w:t>в</w:t>
-      </w:r>
-      <w:r>
-        <w:t xml:space="preserve"> </w:t>
-      </w:r>
-      <w:r>
-        <w:rPr>
-          <w:rFonts w:eastAsiaTheme="majorEastAsia"/>
-        </w:rPr>
-        <w:t>тройках</w:t>
-      </w:r>
-      <w:r>
-        <w:t xml:space="preserve"> </w:t>
-      </w:r>
-      <w:r>
-        <w:rPr>
-          <w:rFonts w:eastAsiaTheme="majorEastAsia"/>
-        </w:rPr>
-        <w:t>(</w:t>
-      </w:r>
-      <m:oMath>
-        <m:r>
-          <w:rPr>
-            <w:rFonts w:ascii="Cambria Math" w:hAnsi="Cambria Math"/>
-          </w:rPr>
-          <m:t>H</m:t>
-        </m:r>
-        <m:r>
-          <m:rPr>
-            <m:sty m:val="p"/>
-          </m:rPr>
-          <w:rPr>
-            <w:rFonts w:ascii="Cambria Math" w:hAnsi="Cambria Math"/>
-          </w:rPr>
-          <m:t>=3,01</m:t>
-        </m:r>
-      </m:oMath>
-      <w:r>
-        <w:rPr>
-          <w:rFonts w:eastAsiaTheme="majorEastAsia"/>
-        </w:rPr>
-        <w:t>):</w:t>
-      </w:r>
-    </w:p>
-    <w:p>
-      <w:pPr>
-        <w:pStyle w:val="aff5"/>
-      </w:pPr>
-      <w:r>
-        <w:t xml:space="preserve"> </w:t>
-      </w:r>
-      <m:oMath>
-        <m:sSub>
-          <m:sSubPr>
-            <m:ctrlPr>
-              <w:rPr>
-                <w:rFonts w:ascii="Cambria Math" w:hAnsi="Cambria Math"/>
-              </w:rPr>
-            </m:ctrlPr>
-          </m:sSubPr>
-          <m:e>
-            <m:r>
-              <w:rPr>
-                <w:rFonts w:ascii="Cambria Math" w:hAnsi="Cambria Math"/>
-              </w:rPr>
-              <m:t>R</m:t>
-            </m:r>
-          </m:e>
-          <m:sub>
-            <m:r>
-              <w:rPr>
-                <w:rFonts w:ascii="Cambria Math" w:hAnsi="Cambria Math"/>
-              </w:rPr>
-              <m:t>p</m:t>
-            </m:r>
-          </m:sub>
-        </m:sSub>
-        <m:r>
-          <m:rPr>
-            <m:sty m:val="p"/>
-          </m:rPr>
-          <w:rPr>
-            <w:rFonts w:ascii="Cambria Math" w:hAnsi="Cambria Math"/>
-          </w:rPr>
-          <m:t>=1-</m:t>
-        </m:r>
-        <m:f>
-          <m:fPr>
-            <m:ctrlPr>
-              <w:rPr>
-                <w:rFonts w:ascii="Cambria Math" w:hAnsi="Cambria Math"/>
-              </w:rPr>
-            </m:ctrlPr>
-          </m:fPr>
-          <m:num>
-            <m:r>
-              <w:rPr>
-                <w:rFonts w:ascii="Cambria Math" w:hAnsi="Cambria Math"/>
-              </w:rPr>
-              <m:t>H</m:t>
-            </m:r>
-          </m:num>
-          <m:den>
-            <m:sSup>
-              <m:sSupPr>
-                <m:ctrlPr>
-                  <w:rPr>
-                    <w:rFonts w:ascii="Cambria Math" w:hAnsi="Cambria Math"/>
-                  </w:rPr>
-                </m:ctrlPr>
-              </m:sSupPr>
-              <m:e>
-                <m:r>
-                  <w:rPr>
-                    <w:rFonts w:ascii="Cambria Math" w:hAnsi="Cambria Math"/>
-                  </w:rPr>
-                  <m:t>H</m:t>
-                </m:r>
-              </m:e>
-              <m:sup>
-                <m:r>
-                  <m:rPr>
-                    <m:sty m:val="p"/>
-                  </m:rPr>
-                  <w:rPr>
-                    <w:rFonts w:ascii="Cambria Math" w:hAnsi="Cambria Math"/>
-                  </w:rPr>
-                  <m:t>'</m:t>
-                </m:r>
-              </m:sup>
-            </m:sSup>
-          </m:den>
-        </m:f>
-        <m:r>
-          <m:rPr>
-            <m:sty m:val="p"/>
-          </m:rPr>
-          <w:rPr>
-            <w:rFonts w:ascii="Cambria Math" w:hAnsi="Cambria Math"/>
-          </w:rPr>
-          <m:t>=1-</m:t>
-        </m:r>
-        <m:f>
-          <m:fPr>
-            <m:ctrlPr>
-              <w:rPr>
-                <w:rFonts w:ascii="Cambria Math" w:hAnsi="Cambria Math"/>
-              </w:rPr>
-            </m:ctrlPr>
-          </m:fPr>
-          <m:num>
-            <m:r>
-              <m:rPr>
-                <m:sty m:val="p"/>
-              </m:rPr>
-              <w:rPr>
-                <w:rFonts w:ascii="Cambria Math" w:hAnsi="Cambria Math"/>
-              </w:rPr>
               <m:t>3,01</m:t>
             </m:r>
           </m:num>
@@ -23029,6 +22571,7 @@
         <w:rPr>
           <w:rFonts w:eastAsiaTheme="majorEastAsia"/>
         </w:rPr>
+        <w:lastRenderedPageBreak/>
         <w:t>Используем</w:t>
       </w:r>
       <w:r>
@@ -23039,6 +22582,12 @@
           <w:rFonts w:eastAsiaTheme="majorEastAsia"/>
         </w:rPr>
         <w:t>формулу</w:t>
+      </w:r>
+      <w:r>
+        <w:rPr>
+          <w:rFonts w:eastAsiaTheme="majorEastAsia"/>
+        </w:rPr>
+        <w:t xml:space="preserve"> 6</w:t>
       </w:r>
       <w:r>
         <w:rPr>
@@ -23155,6 +22704,7 @@
     <w:p>
       <w:pPr>
         <w:pStyle w:val="aff5"/>
+        <w:ind w:firstLine="2268"/>
       </w:pPr>
       <w:r>
         <w:rPr>
@@ -23297,6 +22847,9 @@
           </m:sub>
         </m:sSub>
       </m:oMath>
+      <w:r>
+        <w:t xml:space="preserve">                                                         (6)</w:t>
+      </w:r>
     </w:p>
     <w:p>
       <w:pPr>
@@ -23306,7 +22859,6 @@
         <w:rPr>
           <w:rFonts w:eastAsiaTheme="majorEastAsia"/>
         </w:rPr>
-        <w:lastRenderedPageBreak/>
         <w:t>Для</w:t>
       </w:r>
       <w:r>
@@ -23352,16 +22904,7 @@
           <w:rPr>
             <w:rFonts w:ascii="Cambria Math" w:hAnsi="Cambria Math"/>
           </w:rPr>
-          <m:t>=0,2014+0,1262-(0,2014⋅0,1262)=0,3276-0,0254=</m:t>
-        </m:r>
-        <m:r>
-          <m:rPr>
-            <m:sty m:val="p"/>
-          </m:rPr>
-          <w:rPr>
-            <w:rFonts w:ascii="Cambria Math" w:hAnsi="Cambria Math"/>
-          </w:rPr>
-          <m:t>0,3022</m:t>
+          <m:t>=0,2014+0,1262-(0,2014⋅0,1262)=0,3276-0,0254=0,3022</m:t>
         </m:r>
         <m:r>
           <m:rPr>
@@ -23457,16 +23000,7 @@
           <w:rPr>
             <w:rFonts w:ascii="Cambria Math" w:hAnsi="Cambria Math"/>
           </w:rPr>
-          <m:t>=0,3171+0,1262-(0,3171⋅0,1262)=0,4433-0,0400=</m:t>
-        </m:r>
-        <m:r>
-          <m:rPr>
-            <m:sty m:val="p"/>
-          </m:rPr>
-          <w:rPr>
-            <w:rFonts w:ascii="Cambria Math" w:hAnsi="Cambria Math"/>
-          </w:rPr>
-          <m:t>0,4033</m:t>
+          <m:t>=0,3171+0,1262-(0,3171⋅0,1262)=0,4433-0,0400=0,4033</m:t>
         </m:r>
         <m:r>
           <m:rPr>
@@ -23518,7 +23052,10 @@
         <w:t>6</w:t>
       </w:r>
       <w:r>
-        <w:t>.Ответы</w:t>
+        <w:t xml:space="preserve"> </w:t>
+      </w:r>
+      <w:r>
+        <w:t>Ответы</w:t>
       </w:r>
       <w:r>
         <w:t xml:space="preserve"> </w:t>
@@ -23553,31 +23090,7 @@
         <w:t>1.</w:t>
       </w:r>
       <w:r>
-        <w:t>Что</w:t>
-      </w:r>
-      <w:r>
-        <w:t xml:space="preserve"> </w:t>
-      </w:r>
-      <w:r>
-        <w:t>называют</w:t>
-      </w:r>
-      <w:r>
-        <w:t xml:space="preserve"> </w:t>
-      </w:r>
-      <w:r>
-        <w:t>дискретным</w:t>
-      </w:r>
-      <w:r>
-        <w:t xml:space="preserve"> </w:t>
-      </w:r>
-      <w:r>
-        <w:t>источником</w:t>
-      </w:r>
-      <w:r>
-        <w:t xml:space="preserve"> </w:t>
-      </w:r>
-      <w:r>
-        <w:t>сообщений?</w:t>
+        <w:t>Что называют дискретным источником сообщений?</w:t>
       </w:r>
     </w:p>
     <w:p>
@@ -23585,247 +23098,7 @@
         <w:pStyle w:val="aff5"/>
       </w:pPr>
       <w:r>
-        <w:t>Дискретным</w:t>
-      </w:r>
-      <w:r>
-        <w:t xml:space="preserve"> </w:t>
-      </w:r>
-      <w:r>
-        <w:t>источником</w:t>
-      </w:r>
-      <w:r>
-        <w:t xml:space="preserve"> </w:t>
-      </w:r>
-      <w:r>
-        <w:t>сообщений</w:t>
-      </w:r>
-      <w:r>
-        <w:t xml:space="preserve"> </w:t>
-      </w:r>
-      <w:r>
-        <w:t>называют</w:t>
-      </w:r>
-      <w:r>
-        <w:t xml:space="preserve"> </w:t>
-      </w:r>
-      <w:r>
-        <w:t>систему,</w:t>
-      </w:r>
-      <w:r>
-        <w:t xml:space="preserve"> </w:t>
-      </w:r>
-      <w:r>
-        <w:t>которая</w:t>
-      </w:r>
-      <w:r>
-        <w:t xml:space="preserve"> </w:t>
-      </w:r>
-      <w:r>
-        <w:t>генерирует</w:t>
-      </w:r>
-      <w:r>
-        <w:t xml:space="preserve"> </w:t>
-      </w:r>
-      <w:r>
-        <w:t>последовательность</w:t>
-      </w:r>
-      <w:r>
-        <w:t xml:space="preserve"> </w:t>
-      </w:r>
-      <w:r>
-        <w:t>отдельных,</w:t>
-      </w:r>
-      <w:r>
-        <w:t xml:space="preserve"> </w:t>
-      </w:r>
-      <w:r>
-        <w:t>разделенных</w:t>
-      </w:r>
-      <w:r>
-        <w:t xml:space="preserve"> </w:t>
-      </w:r>
-      <w:r>
-        <w:t>во</w:t>
-      </w:r>
-      <w:r>
-        <w:t xml:space="preserve"> </w:t>
-      </w:r>
-      <w:r>
-        <w:t>времени</w:t>
-      </w:r>
-      <w:r>
-        <w:t xml:space="preserve"> </w:t>
-      </w:r>
-      <w:r>
-        <w:t>элементов,</w:t>
-      </w:r>
-      <w:r>
-        <w:t xml:space="preserve"> </w:t>
-      </w:r>
-      <w:r>
-        <w:t>называемых</w:t>
-      </w:r>
-      <w:r>
-        <w:t xml:space="preserve"> </w:t>
-      </w:r>
-      <w:r>
-        <w:t>символами,</w:t>
-      </w:r>
-      <w:r>
-        <w:t xml:space="preserve"> </w:t>
-      </w:r>
-      <w:r>
-        <w:t>из</w:t>
-      </w:r>
-      <w:r>
-        <w:t xml:space="preserve"> </w:t>
-      </w:r>
-      <w:r>
-        <w:t>конечного</w:t>
-      </w:r>
-      <w:r>
-        <w:t xml:space="preserve"> </w:t>
-      </w:r>
-      <w:r>
-        <w:t>набора</w:t>
-      </w:r>
-      <w:r>
-        <w:t xml:space="preserve"> </w:t>
-      </w:r>
-      <w:r>
-        <w:t>(алфавита).</w:t>
-      </w:r>
-      <w:r>
-        <w:t xml:space="preserve"> </w:t>
-      </w:r>
-      <w:r>
-        <w:t>Каждый</w:t>
-      </w:r>
-      <w:r>
-        <w:t xml:space="preserve"> </w:t>
-      </w:r>
-      <w:r>
-        <w:t>такой</w:t>
-      </w:r>
-      <w:r>
-        <w:t xml:space="preserve"> </w:t>
-      </w:r>
-      <w:r>
-        <w:t>символ</w:t>
-      </w:r>
-      <w:r>
-        <w:t xml:space="preserve"> </w:t>
-      </w:r>
-      <w:r>
-        <w:t>выбирается</w:t>
-      </w:r>
-      <w:r>
-        <w:t xml:space="preserve"> </w:t>
-      </w:r>
-      <w:r>
-        <w:t>из</w:t>
-      </w:r>
-      <w:r>
-        <w:t xml:space="preserve"> </w:t>
-      </w:r>
-      <w:r>
-        <w:t>заранее</w:t>
-      </w:r>
-      <w:r>
-        <w:t xml:space="preserve"> </w:t>
-      </w:r>
-      <w:r>
-        <w:t>известного</w:t>
-      </w:r>
-      <w:r>
-        <w:t xml:space="preserve"> </w:t>
-      </w:r>
-      <w:r>
-        <w:t>множества</w:t>
-      </w:r>
-      <w:r>
-        <w:t xml:space="preserve"> </w:t>
-      </w:r>
-      <w:r>
-        <w:t>дискретных</w:t>
-      </w:r>
-      <w:r>
-        <w:t xml:space="preserve"> </w:t>
-      </w:r>
-      <w:r>
-        <w:t>состояний,</w:t>
-      </w:r>
-      <w:r>
-        <w:t xml:space="preserve"> </w:t>
-      </w:r>
-      <w:r>
-        <w:t>а</w:t>
-      </w:r>
-      <w:r>
-        <w:t xml:space="preserve"> </w:t>
-      </w:r>
-      <w:r>
-        <w:t>информационные</w:t>
-      </w:r>
-      <w:r>
-        <w:t xml:space="preserve"> </w:t>
-      </w:r>
-      <w:r>
-        <w:t>характеристики</w:t>
-      </w:r>
-      <w:r>
-        <w:t xml:space="preserve"> </w:t>
-      </w:r>
-      <w:r>
-        <w:t>источника</w:t>
-      </w:r>
-      <w:r>
-        <w:t xml:space="preserve"> </w:t>
-      </w:r>
-      <w:r>
-        <w:t>полностью</w:t>
-      </w:r>
-      <w:r>
-        <w:t xml:space="preserve"> </w:t>
-      </w:r>
-      <w:r>
-        <w:t>определяются</w:t>
-      </w:r>
-      <w:r>
-        <w:t xml:space="preserve"> </w:t>
-      </w:r>
-      <w:r>
-        <w:t>вероятностями</w:t>
-      </w:r>
-      <w:r>
-        <w:t xml:space="preserve"> </w:t>
-      </w:r>
-      <w:r>
-        <w:t>появления</w:t>
-      </w:r>
-      <w:r>
-        <w:t xml:space="preserve"> </w:t>
-      </w:r>
-      <w:r>
-        <w:t>этих</w:t>
-      </w:r>
-      <w:r>
-        <w:t xml:space="preserve"> </w:t>
-      </w:r>
-      <w:r>
-        <w:t>знаков</w:t>
-      </w:r>
-      <w:r>
-        <w:t xml:space="preserve"> </w:t>
-      </w:r>
-      <w:r>
-        <w:t>в</w:t>
-      </w:r>
-      <w:r>
-        <w:t xml:space="preserve"> </w:t>
-      </w:r>
-      <w:r>
-        <w:t>сообщении.</w:t>
+        <w:t>Дискретным источником сообщений называют систему, которая генерирует последовательность отдельных, разделенных во времени элементов, называемых символами, из конечного набора (алфавита). Каждый такой символ выбирается из заранее известного множества дискретных состояний, а информационные характеристики источника полностью определяются вероятностями появления этих знаков в сообщении.</w:t>
       </w:r>
     </w:p>
     <w:p>
@@ -23836,91 +23109,7 @@
         <w:t>2.</w:t>
       </w:r>
       <w:r>
-        <w:t>Что</w:t>
-      </w:r>
-      <w:r>
-        <w:t xml:space="preserve"> </w:t>
-      </w:r>
-      <w:r>
-        <w:t>характеризует</w:t>
-      </w:r>
-      <w:r>
-        <w:t xml:space="preserve"> </w:t>
-      </w:r>
-      <w:r>
-        <w:t>энтропия</w:t>
-      </w:r>
-      <w:r>
-        <w:t xml:space="preserve"> </w:t>
-      </w:r>
-      <w:r>
-        <w:t>сообщения,</w:t>
-      </w:r>
-      <w:r>
-        <w:t xml:space="preserve"> </w:t>
-      </w:r>
-      <w:r>
-        <w:t>и</w:t>
-      </w:r>
-      <w:r>
-        <w:t xml:space="preserve"> </w:t>
-      </w:r>
-      <w:r>
-        <w:t>каким</w:t>
-      </w:r>
-      <w:r>
-        <w:t xml:space="preserve"> </w:t>
-      </w:r>
-      <w:r>
-        <w:t>образом</w:t>
-      </w:r>
-      <w:r>
-        <w:t xml:space="preserve"> </w:t>
-      </w:r>
-      <w:r>
-        <w:t>она</w:t>
-      </w:r>
-      <w:r>
-        <w:t xml:space="preserve"> </w:t>
-      </w:r>
-      <w:r>
-        <w:t>может</w:t>
-      </w:r>
-      <w:r>
-        <w:t xml:space="preserve"> </w:t>
-      </w:r>
-      <w:r>
-        <w:t>быть</w:t>
-      </w:r>
-      <w:r>
-        <w:t xml:space="preserve"> </w:t>
-      </w:r>
-      <w:r>
-        <w:t>определена</w:t>
-      </w:r>
-      <w:r>
-        <w:t xml:space="preserve"> </w:t>
-      </w:r>
-      <w:r>
-        <w:t>для</w:t>
-      </w:r>
-      <w:r>
-        <w:t xml:space="preserve"> </w:t>
-      </w:r>
-      <w:r>
-        <w:t>дискретного</w:t>
-      </w:r>
-      <w:r>
-        <w:t xml:space="preserve"> </w:t>
-      </w:r>
-      <w:r>
-        <w:t>источника</w:t>
-      </w:r>
-      <w:r>
-        <w:t xml:space="preserve"> </w:t>
-      </w:r>
-      <w:r>
-        <w:t>сообщений?</w:t>
+        <w:t>Что характеризует энтропия сообщения, и каким образом она может быть определена для дискретного источника сообщений?</w:t>
       </w:r>
     </w:p>
     <w:p>
@@ -23928,259 +23117,7 @@
         <w:pStyle w:val="aff5"/>
       </w:pPr>
       <w:r>
-        <w:t>Энтропия</w:t>
-      </w:r>
-      <w:r>
-        <w:t xml:space="preserve"> </w:t>
-      </w:r>
-      <w:r>
-        <w:t>характеризует</w:t>
-      </w:r>
-      <w:r>
-        <w:t xml:space="preserve"> </w:t>
-      </w:r>
-      <w:r>
-        <w:t>среднюю</w:t>
-      </w:r>
-      <w:r>
-        <w:t xml:space="preserve"> </w:t>
-      </w:r>
-      <w:r>
-        <w:t>степень</w:t>
-      </w:r>
-      <w:r>
-        <w:t xml:space="preserve"> </w:t>
-      </w:r>
-      <w:r>
-        <w:t>неопределенности</w:t>
-      </w:r>
-      <w:r>
-        <w:t xml:space="preserve"> </w:t>
-      </w:r>
-      <w:r>
-        <w:t>выбора</w:t>
-      </w:r>
-      <w:r>
-        <w:t xml:space="preserve"> </w:t>
-      </w:r>
-      <w:r>
-        <w:t>одного</w:t>
-      </w:r>
-      <w:r>
-        <w:t xml:space="preserve"> </w:t>
-      </w:r>
-      <w:r>
-        <w:t>символа</w:t>
-      </w:r>
-      <w:r>
-        <w:t xml:space="preserve"> </w:t>
-      </w:r>
-      <w:r>
-        <w:t>из</w:t>
-      </w:r>
-      <w:r>
-        <w:t xml:space="preserve"> </w:t>
-      </w:r>
-      <w:r>
-        <w:t>алфавита</w:t>
-      </w:r>
-      <w:r>
-        <w:t xml:space="preserve"> </w:t>
-      </w:r>
-      <w:r>
-        <w:t>источника,</w:t>
-      </w:r>
-      <w:r>
-        <w:t xml:space="preserve"> </w:t>
-      </w:r>
-      <w:r>
-        <w:t>а</w:t>
-      </w:r>
-      <w:r>
-        <w:t xml:space="preserve"> </w:t>
-      </w:r>
-      <w:r>
-        <w:t>также</w:t>
-      </w:r>
-      <w:r>
-        <w:t xml:space="preserve"> </w:t>
-      </w:r>
-      <w:r>
-        <w:t>среднее</w:t>
-      </w:r>
-      <w:r>
-        <w:t xml:space="preserve"> </w:t>
-      </w:r>
-      <w:r>
-        <w:t>количество</w:t>
-      </w:r>
-      <w:r>
-        <w:t xml:space="preserve"> </w:t>
-      </w:r>
-      <w:r>
-        <w:t>информации,</w:t>
-      </w:r>
-      <w:r>
-        <w:t xml:space="preserve"> </w:t>
-      </w:r>
-      <w:r>
-        <w:t>приходящееся</w:t>
-      </w:r>
-      <w:r>
-        <w:t xml:space="preserve"> </w:t>
-      </w:r>
-      <w:r>
-        <w:t>на</w:t>
-      </w:r>
-      <w:r>
-        <w:t xml:space="preserve"> </w:t>
-      </w:r>
-      <w:r>
-        <w:t>один</w:t>
-      </w:r>
-      <w:r>
-        <w:t xml:space="preserve"> </w:t>
-      </w:r>
-      <w:r>
-        <w:t>знак.</w:t>
-      </w:r>
-      <w:r>
-        <w:t xml:space="preserve"> </w:t>
-      </w:r>
-      <w:r>
-        <w:t>Для</w:t>
-      </w:r>
-      <w:r>
-        <w:t xml:space="preserve"> </w:t>
-      </w:r>
-      <w:r>
-        <w:t>дискретного</w:t>
-      </w:r>
-      <w:r>
-        <w:t xml:space="preserve"> </w:t>
-      </w:r>
-      <w:r>
-        <w:t>источника</w:t>
-      </w:r>
-      <w:r>
-        <w:t xml:space="preserve"> </w:t>
-      </w:r>
-      <w:r>
-        <w:t>она</w:t>
-      </w:r>
-      <w:r>
-        <w:t xml:space="preserve"> </w:t>
-      </w:r>
-      <w:r>
-        <w:t>определяется</w:t>
-      </w:r>
-      <w:r>
-        <w:t xml:space="preserve"> </w:t>
-      </w:r>
-      <w:r>
-        <w:t>по</w:t>
-      </w:r>
-      <w:r>
-        <w:t xml:space="preserve"> </w:t>
-      </w:r>
-      <w:r>
-        <w:t>формуле</w:t>
-      </w:r>
-      <w:r>
-        <w:t xml:space="preserve"> </w:t>
-      </w:r>
-      <w:r>
-        <w:t>Шеннона</w:t>
-      </w:r>
-      <w:r>
-        <w:t xml:space="preserve"> </w:t>
-      </w:r>
-      <w:r>
-        <w:t>как</w:t>
-      </w:r>
-      <w:r>
-        <w:t xml:space="preserve"> </w:t>
-      </w:r>
-      <w:r>
-        <w:t>сумма</w:t>
-      </w:r>
-      <w:r>
-        <w:t xml:space="preserve"> </w:t>
-      </w:r>
-      <w:r>
-        <w:t>произведений</w:t>
-      </w:r>
-      <w:r>
-        <w:t xml:space="preserve"> </w:t>
-      </w:r>
-      <w:r>
-        <w:t>вероятностей</w:t>
-      </w:r>
-      <w:r>
-        <w:t xml:space="preserve"> </w:t>
-      </w:r>
-      <w:r>
-        <w:t>появления</w:t>
-      </w:r>
-      <w:r>
-        <w:t xml:space="preserve"> </w:t>
-      </w:r>
-      <w:r>
-        <w:t>каждого</w:t>
-      </w:r>
-      <w:r>
-        <w:t xml:space="preserve"> </w:t>
-      </w:r>
-      <w:r>
-        <w:t>символа</w:t>
-      </w:r>
-      <w:r>
-        <w:t xml:space="preserve"> </w:t>
-      </w:r>
-      <w:r>
-        <w:t>на</w:t>
-      </w:r>
-      <w:r>
-        <w:t xml:space="preserve"> </w:t>
-      </w:r>
-      <w:r>
-        <w:t>логарифм</w:t>
-      </w:r>
-      <w:r>
-        <w:t xml:space="preserve"> </w:t>
-      </w:r>
-      <w:r>
-        <w:t>этой</w:t>
-      </w:r>
-      <w:r>
-        <w:t xml:space="preserve"> </w:t>
-      </w:r>
-      <w:r>
-        <w:t>вероятности,</w:t>
-      </w:r>
-      <w:r>
-        <w:t xml:space="preserve"> </w:t>
-      </w:r>
-      <w:r>
-        <w:t>взятая</w:t>
-      </w:r>
-      <w:r>
-        <w:t xml:space="preserve"> </w:t>
-      </w:r>
-      <w:r>
-        <w:t>с</w:t>
-      </w:r>
-      <w:r>
-        <w:t xml:space="preserve"> </w:t>
-      </w:r>
-      <w:r>
-        <w:t>отрицательным</w:t>
-      </w:r>
-      <w:r>
-        <w:t xml:space="preserve"> </w:t>
-      </w:r>
-      <w:r>
-        <w:t>знаком.</w:t>
+        <w:t>Энтропия характеризует среднюю степень неопределенности выбора одного символа из алфавита источника, а также среднее количество информации, приходящееся на один знак. Для дискретного источника она определяется по формуле Шеннона как сумма произведений вероятностей появления каждого символа на логарифм этой вероятности, взятая с отрицательным знаком.</w:t>
       </w:r>
     </w:p>
     <w:p>
@@ -24191,61 +23128,7 @@
         <w:t>3.</w:t>
       </w:r>
       <w:r>
-        <w:t>В</w:t>
-      </w:r>
-      <w:r>
-        <w:t xml:space="preserve"> </w:t>
-      </w:r>
-      <w:r>
-        <w:t>каком</w:t>
-      </w:r>
-      <w:r>
-        <w:t xml:space="preserve"> </w:t>
-      </w:r>
-      <w:r>
-        <w:t>случае</w:t>
-      </w:r>
-      <w:r>
-        <w:t xml:space="preserve"> </w:t>
-      </w:r>
-      <w:r>
-        <w:t>энтропия</w:t>
-      </w:r>
-      <w:r>
-        <w:t xml:space="preserve"> </w:t>
-      </w:r>
-      <w:r>
-        <w:t>дискретного</w:t>
-      </w:r>
-      <w:r>
-        <w:t xml:space="preserve"> </w:t>
-      </w:r>
-      <w:r>
-        <w:t>источника</w:t>
-      </w:r>
-      <w:r>
-        <w:t xml:space="preserve"> </w:t>
-      </w:r>
-      <w:r>
-        <w:t>сообщений</w:t>
-      </w:r>
-      <w:r>
-        <w:t xml:space="preserve"> </w:t>
-      </w:r>
-      <w:r>
-        <w:t>принимает</w:t>
-      </w:r>
-      <w:r>
-        <w:t xml:space="preserve"> </w:t>
-      </w:r>
-      <w:r>
-        <w:t>максимальное</w:t>
-      </w:r>
-      <w:r>
-        <w:t xml:space="preserve"> </w:t>
-      </w:r>
-      <w:r>
-        <w:t>значение?</w:t>
+        <w:t>В каком случае энтропия дискретного источника сообщений принимает максимальное значение?</w:t>
       </w:r>
     </w:p>
     <w:p>
@@ -24253,271 +23136,7 @@
         <w:pStyle w:val="aff5"/>
       </w:pPr>
       <w:r>
-        <w:t>Энтропия</w:t>
-      </w:r>
-      <w:r>
-        <w:t xml:space="preserve"> </w:t>
-      </w:r>
-      <w:r>
-        <w:t>дискретного</w:t>
-      </w:r>
-      <w:r>
-        <w:t xml:space="preserve"> </w:t>
-      </w:r>
-      <w:r>
-        <w:t>источника</w:t>
-      </w:r>
-      <w:r>
-        <w:t xml:space="preserve"> </w:t>
-      </w:r>
-      <w:r>
-        <w:t>достигает</w:t>
-      </w:r>
-      <w:r>
-        <w:t xml:space="preserve"> </w:t>
-      </w:r>
-      <w:r>
-        <w:t>своего</w:t>
-      </w:r>
-      <w:r>
-        <w:t xml:space="preserve"> </w:t>
-      </w:r>
-      <w:r>
-        <w:t>максимально</w:t>
-      </w:r>
-      <w:r>
-        <w:t xml:space="preserve"> </w:t>
-      </w:r>
-      <w:r>
-        <w:t>возможного</w:t>
-      </w:r>
-      <w:r>
-        <w:t xml:space="preserve"> </w:t>
-      </w:r>
-      <w:r>
-        <w:t>значения</w:t>
-      </w:r>
-      <w:r>
-        <w:t xml:space="preserve"> </w:t>
-      </w:r>
-      <w:r>
-        <w:t>в</w:t>
-      </w:r>
-      <w:r>
-        <w:t xml:space="preserve"> </w:t>
-      </w:r>
-      <w:r>
-        <w:t>том</w:t>
-      </w:r>
-      <w:r>
-        <w:t xml:space="preserve"> </w:t>
-      </w:r>
-      <w:r>
-        <w:t>случае,</w:t>
-      </w:r>
-      <w:r>
-        <w:t xml:space="preserve"> </w:t>
-      </w:r>
-      <w:r>
-        <w:t>если</w:t>
-      </w:r>
-      <w:r>
-        <w:t xml:space="preserve"> </w:t>
-      </w:r>
-      <w:r>
-        <w:t>все</w:t>
-      </w:r>
-      <w:r>
-        <w:t xml:space="preserve"> </w:t>
-      </w:r>
-      <w:r>
-        <w:t>символы</w:t>
-      </w:r>
-      <w:r>
-        <w:t xml:space="preserve"> </w:t>
-      </w:r>
-      <w:r>
-        <w:t>его</w:t>
-      </w:r>
-      <w:r>
-        <w:t xml:space="preserve"> </w:t>
-      </w:r>
-      <w:r>
-        <w:t>алфавита</w:t>
-      </w:r>
-      <w:r>
-        <w:t xml:space="preserve"> </w:t>
-      </w:r>
-      <w:r>
-        <w:t>появляются</w:t>
-      </w:r>
-      <w:r>
-        <w:t xml:space="preserve"> </w:t>
-      </w:r>
-      <w:r>
-        <w:t>в</w:t>
-      </w:r>
-      <w:r>
-        <w:t xml:space="preserve"> </w:t>
-      </w:r>
-      <w:r>
-        <w:t>сообщениях</w:t>
-      </w:r>
-      <w:r>
-        <w:t xml:space="preserve"> </w:t>
-      </w:r>
-      <w:r>
-        <w:t>с</w:t>
-      </w:r>
-      <w:r>
-        <w:t xml:space="preserve"> </w:t>
-      </w:r>
-      <w:r>
-        <w:t>равной</w:t>
-      </w:r>
-      <w:r>
-        <w:t xml:space="preserve"> </w:t>
-      </w:r>
-      <w:r>
-        <w:t>вероятностью.</w:t>
-      </w:r>
-      <w:r>
-        <w:t xml:space="preserve"> </w:t>
-      </w:r>
-      <w:r>
-        <w:t>В</w:t>
-      </w:r>
-      <w:r>
-        <w:t xml:space="preserve"> </w:t>
-      </w:r>
-      <w:r>
-        <w:t>такой</w:t>
-      </w:r>
-      <w:r>
-        <w:t xml:space="preserve"> </w:t>
-      </w:r>
-      <w:r>
-        <w:t>ситуации</w:t>
-      </w:r>
-      <w:r>
-        <w:t xml:space="preserve"> </w:t>
-      </w:r>
-      <w:r>
-        <w:t>неопределенность</w:t>
-      </w:r>
-      <w:r>
-        <w:t xml:space="preserve"> </w:t>
-      </w:r>
-      <w:r>
-        <w:t>выбора</w:t>
-      </w:r>
-      <w:r>
-        <w:t xml:space="preserve"> </w:t>
-      </w:r>
-      <w:r>
-        <w:t>каждого</w:t>
-      </w:r>
-      <w:r>
-        <w:t xml:space="preserve"> </w:t>
-      </w:r>
-      <w:r>
-        <w:t>знака</w:t>
-      </w:r>
-      <w:r>
-        <w:t xml:space="preserve"> </w:t>
-      </w:r>
-      <w:r>
-        <w:t>становится</w:t>
-      </w:r>
-      <w:r>
-        <w:t xml:space="preserve"> </w:t>
-      </w:r>
-      <w:r>
-        <w:t>наибольшей,</w:t>
-      </w:r>
-      <w:r>
-        <w:t xml:space="preserve"> </w:t>
-      </w:r>
-      <w:r>
-        <w:t>а</w:t>
-      </w:r>
-      <w:r>
-        <w:t xml:space="preserve"> </w:t>
-      </w:r>
-      <w:r>
-        <w:t>само</w:t>
-      </w:r>
-      <w:r>
-        <w:t xml:space="preserve"> </w:t>
-      </w:r>
-      <w:r>
-        <w:t>значение</w:t>
-      </w:r>
-      <w:r>
-        <w:t xml:space="preserve"> </w:t>
-      </w:r>
-      <w:r>
-        <w:t>энтропии</w:t>
-      </w:r>
-      <w:r>
-        <w:t xml:space="preserve"> </w:t>
-      </w:r>
-      <w:r>
-        <w:t>становится</w:t>
-      </w:r>
-      <w:r>
-        <w:t xml:space="preserve"> </w:t>
-      </w:r>
-      <w:r>
-        <w:t>равным</w:t>
-      </w:r>
-      <w:r>
-        <w:t xml:space="preserve"> </w:t>
-      </w:r>
-      <w:r>
-        <w:t>логарифму</w:t>
-      </w:r>
-      <w:r>
-        <w:t xml:space="preserve"> </w:t>
-      </w:r>
-      <w:r>
-        <w:t>от</w:t>
-      </w:r>
-      <w:r>
-        <w:t xml:space="preserve"> </w:t>
-      </w:r>
-      <w:r>
-        <w:t>общего</w:t>
-      </w:r>
-      <w:r>
-        <w:t xml:space="preserve"> </w:t>
-      </w:r>
-      <w:r>
-        <w:t>числа</w:t>
-      </w:r>
-      <w:r>
-        <w:t xml:space="preserve"> </w:t>
-      </w:r>
-      <w:r>
-        <w:t>символов</w:t>
-      </w:r>
-      <w:r>
-        <w:t xml:space="preserve"> </w:t>
-      </w:r>
-      <w:r>
-        <w:t>в</w:t>
-      </w:r>
-      <w:r>
-        <w:t xml:space="preserve"> </w:t>
-      </w:r>
-      <w:r>
-        <w:t>используемом</w:t>
-      </w:r>
-      <w:r>
-        <w:t xml:space="preserve"> </w:t>
-      </w:r>
-      <w:r>
-        <w:t>алфавите.</w:t>
+        <w:t>Энтропия дискретного источника достигает своего максимально возможного значения в том случае, если все символы его алфавита появляются в сообщениях с равной вероятностью. В такой ситуации неопределенность выбора каждого знака становится наибольшей, а само значение энтропии становится равным логарифму от общего числа символов в используемом алфавите.</w:t>
       </w:r>
     </w:p>
     <w:p>
@@ -24531,55 +23150,7 @@
         <w:t>.</w:t>
       </w:r>
       <w:r>
-        <w:t>Как</w:t>
-      </w:r>
-      <w:r>
-        <w:t xml:space="preserve"> </w:t>
-      </w:r>
-      <w:r>
-        <w:t>можно</w:t>
-      </w:r>
-      <w:r>
-        <w:t xml:space="preserve"> </w:t>
-      </w:r>
-      <w:r>
-        <w:t>найти</w:t>
-      </w:r>
-      <w:r>
-        <w:t xml:space="preserve"> </w:t>
-      </w:r>
-      <w:r>
-        <w:t>количество</w:t>
-      </w:r>
-      <w:r>
-        <w:t xml:space="preserve"> </w:t>
-      </w:r>
-      <w:r>
-        <w:t>информации,</w:t>
-      </w:r>
-      <w:r>
-        <w:t xml:space="preserve"> </w:t>
-      </w:r>
-      <w:r>
-        <w:t>содержащееся</w:t>
-      </w:r>
-      <w:r>
-        <w:t xml:space="preserve"> </w:t>
-      </w:r>
-      <w:r>
-        <w:t>в</w:t>
-      </w:r>
-      <w:r>
-        <w:t xml:space="preserve"> </w:t>
-      </w:r>
-      <w:r>
-        <w:t>дискретном</w:t>
-      </w:r>
-      <w:r>
-        <w:t xml:space="preserve"> </w:t>
-      </w:r>
-      <w:r>
-        <w:t>сообщении?</w:t>
+        <w:t>Как можно найти количество информации, содержащееся в дискретном сообщении?</w:t>
       </w:r>
     </w:p>
     <w:p>
@@ -24587,209 +23158,11 @@
         <w:pStyle w:val="aff5"/>
       </w:pPr>
       <w:r>
-        <w:t>Количество</w:t>
-      </w:r>
-      <w:r>
-        <w:t xml:space="preserve"> </w:t>
-      </w:r>
-      <w:r>
-        <w:t>информации</w:t>
-      </w:r>
-      <w:r>
-        <w:t xml:space="preserve"> </w:t>
-      </w:r>
-      <w:r>
-        <w:t>в</w:t>
-      </w:r>
-      <w:r>
-        <w:t xml:space="preserve"> </w:t>
-      </w:r>
-      <w:r>
-        <w:t>конкретном</w:t>
-      </w:r>
-      <w:r>
-        <w:t xml:space="preserve"> </w:t>
-      </w:r>
-      <w:r>
-        <w:t>сообщении</w:t>
-      </w:r>
-      <w:r>
-        <w:t xml:space="preserve"> </w:t>
-      </w:r>
-      <w:r>
-        <w:t>можно</w:t>
-      </w:r>
-      <w:r>
-        <w:t xml:space="preserve"> </w:t>
-      </w:r>
-      <w:r>
-        <w:t>найти</w:t>
-      </w:r>
-      <w:r>
-        <w:t xml:space="preserve"> </w:t>
-      </w:r>
-      <w:r>
-        <w:t>путем</w:t>
-      </w:r>
-      <w:r>
-        <w:t xml:space="preserve"> </w:t>
-      </w:r>
-      <w:r>
-        <w:t>суммирования</w:t>
-      </w:r>
-      <w:r>
-        <w:t xml:space="preserve"> </w:t>
-      </w:r>
-      <w:r>
-        <w:t>частных</w:t>
-      </w:r>
-      <w:r>
-        <w:t xml:space="preserve"> </w:t>
-      </w:r>
-      <w:r>
-        <w:t>количеств</w:t>
-      </w:r>
-      <w:r>
-        <w:t xml:space="preserve"> </w:t>
-      </w:r>
-      <w:r>
-        <w:t>информации</w:t>
-      </w:r>
-      <w:r>
-        <w:t xml:space="preserve"> </w:t>
-      </w:r>
-      <w:r>
-        <w:t>всех</w:t>
-      </w:r>
-      <w:r>
-        <w:t xml:space="preserve"> </w:t>
-      </w:r>
-      <w:r>
-        <w:t>входящих</w:t>
-      </w:r>
-      <w:r>
-        <w:t xml:space="preserve"> </w:t>
-      </w:r>
-      <w:r>
-        <w:t>в</w:t>
-      </w:r>
-      <w:r>
-        <w:t xml:space="preserve"> </w:t>
-      </w:r>
-      <w:r>
-        <w:t>него</w:t>
-      </w:r>
-      <w:r>
-        <w:t xml:space="preserve"> </w:t>
+        <w:t xml:space="preserve">Количество информации в конкретном сообщении можно найти путем суммирования частных количеств информации всех входящих в него </w:t>
       </w:r>
       <w:r>
         <w:lastRenderedPageBreak/>
-        <w:t>символов,</w:t>
-      </w:r>
-      <w:r>
-        <w:t xml:space="preserve"> </w:t>
-      </w:r>
-      <w:r>
-        <w:t>которые</w:t>
-      </w:r>
-      <w:r>
-        <w:t xml:space="preserve"> </w:t>
-      </w:r>
-      <w:r>
-        <w:t>рассчитываются</w:t>
-      </w:r>
-      <w:r>
-        <w:t xml:space="preserve"> </w:t>
-      </w:r>
-      <w:r>
-        <w:t>через</w:t>
-      </w:r>
-      <w:r>
-        <w:t xml:space="preserve"> </w:t>
-      </w:r>
-      <w:r>
-        <w:t>логарифм</w:t>
-      </w:r>
-      <w:r>
-        <w:t xml:space="preserve"> </w:t>
-      </w:r>
-      <w:r>
-        <w:t>вероятности</w:t>
-      </w:r>
-      <w:r>
-        <w:t xml:space="preserve"> </w:t>
-      </w:r>
-      <w:r>
-        <w:t>их</w:t>
-      </w:r>
-      <w:r>
-        <w:t xml:space="preserve"> </w:t>
-      </w:r>
-      <w:r>
-        <w:t>появления.</w:t>
-      </w:r>
-      <w:r>
-        <w:t xml:space="preserve"> </w:t>
-      </w:r>
-      <w:r>
-        <w:t>Если</w:t>
-      </w:r>
-      <w:r>
-        <w:t xml:space="preserve"> </w:t>
-      </w:r>
-      <w:r>
-        <w:t>символы</w:t>
-      </w:r>
-      <w:r>
-        <w:t xml:space="preserve"> </w:t>
-      </w:r>
-      <w:r>
-        <w:t>в</w:t>
-      </w:r>
-      <w:r>
-        <w:t xml:space="preserve"> </w:t>
-      </w:r>
-      <w:r>
-        <w:t>сообщении</w:t>
-      </w:r>
-      <w:r>
-        <w:t xml:space="preserve"> </w:t>
-      </w:r>
-      <w:r>
-        <w:t>независимы,</w:t>
-      </w:r>
-      <w:r>
-        <w:t xml:space="preserve"> </w:t>
-      </w:r>
-      <w:r>
-        <w:t>общая</w:t>
-      </w:r>
-      <w:r>
-        <w:t xml:space="preserve"> </w:t>
-      </w:r>
-      <w:r>
-        <w:t>информативность</w:t>
-      </w:r>
-      <w:r>
-        <w:t xml:space="preserve"> </w:t>
-      </w:r>
-      <w:r>
-        <w:t>текста</w:t>
-      </w:r>
-      <w:r>
-        <w:t xml:space="preserve"> </w:t>
-      </w:r>
-      <w:r>
-        <w:t>длиной</w:t>
-      </w:r>
-      <w:r>
-        <w:t xml:space="preserve"> </w:t>
-      </w:r>
-      <w:r>
-        <w:t>в</w:t>
-      </w:r>
-      <w:r>
-        <w:t xml:space="preserve"> </w:t>
+        <w:t xml:space="preserve">символов, которые рассчитываются через логарифм вероятности их появления. Если символы в сообщении независимы, общая информативность текста длиной в </w:t>
       </w:r>
       <m:oMath>
         <m:r>
@@ -24803,67 +23176,7 @@
         <w:t xml:space="preserve"> </w:t>
       </w:r>
       <w:r>
-        <w:t>знаков</w:t>
-      </w:r>
-      <w:r>
-        <w:t xml:space="preserve"> </w:t>
-      </w:r>
-      <w:r>
-        <w:t>определяется</w:t>
-      </w:r>
-      <w:r>
-        <w:t xml:space="preserve"> </w:t>
-      </w:r>
-      <w:r>
-        <w:t>как</w:t>
-      </w:r>
-      <w:r>
-        <w:t xml:space="preserve"> </w:t>
-      </w:r>
-      <w:r>
-        <w:t>произведение</w:t>
-      </w:r>
-      <w:r>
-        <w:t xml:space="preserve"> </w:t>
-      </w:r>
-      <w:r>
-        <w:t>числа</w:t>
-      </w:r>
-      <w:r>
-        <w:t xml:space="preserve"> </w:t>
-      </w:r>
-      <w:r>
-        <w:t>этих</w:t>
-      </w:r>
-      <w:r>
-        <w:t xml:space="preserve"> </w:t>
-      </w:r>
-      <w:r>
-        <w:t>знаков</w:t>
-      </w:r>
-      <w:r>
-        <w:t xml:space="preserve"> </w:t>
-      </w:r>
-      <w:r>
-        <w:t>на</w:t>
-      </w:r>
-      <w:r>
-        <w:t xml:space="preserve"> </w:t>
-      </w:r>
-      <w:r>
-        <w:t>среднюю</w:t>
-      </w:r>
-      <w:r>
-        <w:t xml:space="preserve"> </w:t>
-      </w:r>
-      <w:r>
-        <w:t>энтропию</w:t>
-      </w:r>
-      <w:r>
-        <w:t xml:space="preserve"> </w:t>
-      </w:r>
-      <w:r>
-        <w:t>источника.</w:t>
+        <w:t>знаков определяется как произведение числа этих знаков на среднюю энтропию источника.</w:t>
       </w:r>
     </w:p>
     <w:p>
@@ -24877,85 +23190,7 @@
         <w:t>.</w:t>
       </w:r>
       <w:r>
-        <w:t>Как</w:t>
-      </w:r>
-      <w:r>
-        <w:t xml:space="preserve"> </w:t>
-      </w:r>
-      <w:r>
-        <w:t>определяется</w:t>
-      </w:r>
-      <w:r>
-        <w:t xml:space="preserve"> </w:t>
-      </w:r>
-      <w:r>
-        <w:t>условная</w:t>
-      </w:r>
-      <w:r>
-        <w:t xml:space="preserve"> </w:t>
-      </w:r>
-      <w:r>
-        <w:t>энтропия</w:t>
-      </w:r>
-      <w:r>
-        <w:t xml:space="preserve"> </w:t>
-      </w:r>
-      <w:r>
-        <w:t>источника</w:t>
-      </w:r>
-      <w:r>
-        <w:t xml:space="preserve"> </w:t>
-      </w:r>
-      <w:r>
-        <w:t>сообщений</w:t>
-      </w:r>
-      <w:r>
-        <w:t xml:space="preserve"> </w:t>
-      </w:r>
-      <w:r>
-        <w:t>при</w:t>
-      </w:r>
-      <w:r>
-        <w:t xml:space="preserve"> </w:t>
-      </w:r>
-      <w:r>
-        <w:t>наличии</w:t>
-      </w:r>
-      <w:r>
-        <w:t xml:space="preserve"> </w:t>
-      </w:r>
-      <w:r>
-        <w:t>статистической</w:t>
-      </w:r>
-      <w:r>
-        <w:t xml:space="preserve"> </w:t>
-      </w:r>
-      <w:r>
-        <w:t>связи</w:t>
-      </w:r>
-      <w:r>
-        <w:t xml:space="preserve"> </w:t>
-      </w:r>
-      <w:r>
-        <w:t>между</w:t>
-      </w:r>
-      <w:r>
-        <w:t xml:space="preserve"> </w:t>
-      </w:r>
-      <w:r>
-        <w:t>состояниями</w:t>
-      </w:r>
-      <w:r>
-        <w:t xml:space="preserve"> </w:t>
-      </w:r>
-      <w:r>
-        <w:t>этого</w:t>
-      </w:r>
-      <w:r>
-        <w:t xml:space="preserve"> </w:t>
-      </w:r>
-      <w:r>
-        <w:t>источника?</w:t>
+        <w:t>Как определяется условная энтропия источника сообщений при наличии статистической связи между состояниями этого источника?</w:t>
       </w:r>
     </w:p>
     <w:p>
@@ -24963,271 +23198,7 @@
         <w:pStyle w:val="aff5"/>
       </w:pPr>
       <w:r>
-        <w:t>Условная</w:t>
-      </w:r>
-      <w:r>
-        <w:t xml:space="preserve"> </w:t>
-      </w:r>
-      <w:r>
-        <w:t>энтропия</w:t>
-      </w:r>
-      <w:r>
-        <w:t xml:space="preserve"> </w:t>
-      </w:r>
-      <w:r>
-        <w:t>определяется</w:t>
-      </w:r>
-      <w:r>
-        <w:t xml:space="preserve"> </w:t>
-      </w:r>
-      <w:r>
-        <w:t>как</w:t>
-      </w:r>
-      <w:r>
-        <w:t xml:space="preserve"> </w:t>
-      </w:r>
-      <w:r>
-        <w:t>среднее</w:t>
-      </w:r>
-      <w:r>
-        <w:t xml:space="preserve"> </w:t>
-      </w:r>
-      <w:r>
-        <w:t>значение</w:t>
-      </w:r>
-      <w:r>
-        <w:t xml:space="preserve"> </w:t>
-      </w:r>
-      <w:r>
-        <w:t>неопределенности</w:t>
-      </w:r>
-      <w:r>
-        <w:t xml:space="preserve"> </w:t>
-      </w:r>
-      <w:r>
-        <w:t>появления</w:t>
-      </w:r>
-      <w:r>
-        <w:t xml:space="preserve"> </w:t>
-      </w:r>
-      <w:r>
-        <w:t>следующего</w:t>
-      </w:r>
-      <w:r>
-        <w:t xml:space="preserve"> </w:t>
-      </w:r>
-      <w:r>
-        <w:t>символа</w:t>
-      </w:r>
-      <w:r>
-        <w:t xml:space="preserve"> </w:t>
-      </w:r>
-      <w:r>
-        <w:t>при</w:t>
-      </w:r>
-      <w:r>
-        <w:t xml:space="preserve"> </w:t>
-      </w:r>
-      <w:r>
-        <w:t>условии,</w:t>
-      </w:r>
-      <w:r>
-        <w:t xml:space="preserve"> </w:t>
-      </w:r>
-      <w:r>
-        <w:t>что</w:t>
-      </w:r>
-      <w:r>
-        <w:t xml:space="preserve"> </w:t>
-      </w:r>
-      <w:r>
-        <w:t>известны</w:t>
-      </w:r>
-      <w:r>
-        <w:t xml:space="preserve"> </w:t>
-      </w:r>
-      <w:r>
-        <w:t>один</w:t>
-      </w:r>
-      <w:r>
-        <w:t xml:space="preserve"> </w:t>
-      </w:r>
-      <w:r>
-        <w:t>или</w:t>
-      </w:r>
-      <w:r>
-        <w:t xml:space="preserve"> </w:t>
-      </w:r>
-      <w:r>
-        <w:t>несколько</w:t>
-      </w:r>
-      <w:r>
-        <w:t xml:space="preserve"> </w:t>
-      </w:r>
-      <w:r>
-        <w:t>предыдущих</w:t>
-      </w:r>
-      <w:r>
-        <w:t xml:space="preserve"> </w:t>
-      </w:r>
-      <w:r>
-        <w:t>знаков</w:t>
-      </w:r>
-      <w:r>
-        <w:t xml:space="preserve"> </w:t>
-      </w:r>
-      <w:r>
-        <w:t>сообщения.</w:t>
-      </w:r>
-      <w:r>
-        <w:t xml:space="preserve"> </w:t>
-      </w:r>
-      <w:r>
-        <w:t>Для</w:t>
-      </w:r>
-      <w:r>
-        <w:t xml:space="preserve"> </w:t>
-      </w:r>
-      <w:r>
-        <w:t>её</w:t>
-      </w:r>
-      <w:r>
-        <w:t xml:space="preserve"> </w:t>
-      </w:r>
-      <w:r>
-        <w:t>расчета</w:t>
-      </w:r>
-      <w:r>
-        <w:t xml:space="preserve"> </w:t>
-      </w:r>
-      <w:r>
-        <w:t>используется</w:t>
-      </w:r>
-      <w:r>
-        <w:t xml:space="preserve"> </w:t>
-      </w:r>
-      <w:r>
-        <w:t>матрица</w:t>
-      </w:r>
-      <w:r>
-        <w:t xml:space="preserve"> </w:t>
-      </w:r>
-      <w:r>
-        <w:t>условных</w:t>
-      </w:r>
-      <w:r>
-        <w:t xml:space="preserve"> </w:t>
-      </w:r>
-      <w:r>
-        <w:t>вероятностей</w:t>
-      </w:r>
-      <w:r>
-        <w:t xml:space="preserve"> </w:t>
-      </w:r>
-      <w:r>
-        <w:t>перехода</w:t>
-      </w:r>
-      <w:r>
-        <w:t xml:space="preserve"> </w:t>
-      </w:r>
-      <w:r>
-        <w:t>из</w:t>
-      </w:r>
-      <w:r>
-        <w:t xml:space="preserve"> </w:t>
-      </w:r>
-      <w:r>
-        <w:t>одного</w:t>
-      </w:r>
-      <w:r>
-        <w:t xml:space="preserve"> </w:t>
-      </w:r>
-      <w:r>
-        <w:t>состояния</w:t>
-      </w:r>
-      <w:r>
-        <w:t xml:space="preserve"> </w:t>
-      </w:r>
-      <w:r>
-        <w:t>в</w:t>
-      </w:r>
-      <w:r>
-        <w:t xml:space="preserve"> </w:t>
-      </w:r>
-      <w:r>
-        <w:t>другое,</w:t>
-      </w:r>
-      <w:r>
-        <w:t xml:space="preserve"> </w:t>
-      </w:r>
-      <w:r>
-        <w:t>что</w:t>
-      </w:r>
-      <w:r>
-        <w:t xml:space="preserve"> </w:t>
-      </w:r>
-      <w:r>
-        <w:t>позволяет</w:t>
-      </w:r>
-      <w:r>
-        <w:t xml:space="preserve"> </w:t>
-      </w:r>
-      <w:r>
-        <w:t>математически</w:t>
-      </w:r>
-      <w:r>
-        <w:t xml:space="preserve"> </w:t>
-      </w:r>
-      <w:r>
-        <w:t>учесть</w:t>
-      </w:r>
-      <w:r>
-        <w:t xml:space="preserve"> </w:t>
-      </w:r>
-      <w:r>
-        <w:t>влияние</w:t>
-      </w:r>
-      <w:r>
-        <w:t xml:space="preserve"> </w:t>
-      </w:r>
-      <w:r>
-        <w:t>контекста</w:t>
-      </w:r>
-      <w:r>
-        <w:t xml:space="preserve"> </w:t>
-      </w:r>
-      <w:r>
-        <w:t>и</w:t>
-      </w:r>
-      <w:r>
-        <w:t xml:space="preserve"> </w:t>
-      </w:r>
-      <w:r>
-        <w:t>закономерности</w:t>
-      </w:r>
-      <w:r>
-        <w:t xml:space="preserve"> </w:t>
-      </w:r>
-      <w:r>
-        <w:t>сочетания</w:t>
-      </w:r>
-      <w:r>
-        <w:t xml:space="preserve"> </w:t>
-      </w:r>
-      <w:r>
-        <w:t>букв</w:t>
-      </w:r>
-      <w:r>
-        <w:t xml:space="preserve"> </w:t>
-      </w:r>
-      <w:r>
-        <w:t>в</w:t>
-      </w:r>
-      <w:r>
-        <w:t xml:space="preserve"> </w:t>
-      </w:r>
-      <w:r>
-        <w:t>языке.</w:t>
+        <w:t>Условная энтропия определяется как среднее значение неопределенности появления следующего символа при условии, что известны один или несколько предыдущих знаков сообщения. Для её расчета используется матрица условных вероятностей перехода из одного состояния в другое, что позволяет математически учесть влияние контекста и закономерности сочетания букв в языке.</w:t>
       </w:r>
     </w:p>
     <w:p>
@@ -25241,37 +23212,7 @@
         <w:t>.</w:t>
       </w:r>
       <w:r>
-        <w:t>Что</w:t>
-      </w:r>
-      <w:r>
-        <w:t xml:space="preserve"> </w:t>
-      </w:r>
-      <w:r>
-        <w:t>характеризует</w:t>
-      </w:r>
-      <w:r>
-        <w:t xml:space="preserve"> </w:t>
-      </w:r>
-      <w:r>
-        <w:t>информационная</w:t>
-      </w:r>
-      <w:r>
-        <w:t xml:space="preserve"> </w:t>
-      </w:r>
-      <w:r>
-        <w:t>избыточность</w:t>
-      </w:r>
-      <w:r>
-        <w:t xml:space="preserve"> </w:t>
-      </w:r>
-      <w:r>
-        <w:t>источника</w:t>
-      </w:r>
-      <w:r>
-        <w:t xml:space="preserve"> </w:t>
-      </w:r>
-      <w:r>
-        <w:t>сообщений?</w:t>
+        <w:t>Что характеризует информационная избыточность источника сообщений?</w:t>
       </w:r>
     </w:p>
     <w:p>
@@ -25279,28 +23220,7 @@
         <w:pStyle w:val="aff5"/>
       </w:pPr>
       <w:r>
-        <w:t>Информационная</w:t>
-      </w:r>
-      <w:r>
-        <w:t xml:space="preserve"> </w:t>
-      </w:r>
-      <w:r>
-        <w:t>избыточность</w:t>
-      </w:r>
-      <w:r>
-        <w:t xml:space="preserve"> </w:t>
-      </w:r>
-      <w:r>
-        <w:t>характеризует</w:t>
-      </w:r>
-      <w:r>
-        <w:t xml:space="preserve"> </w:t>
-      </w:r>
-      <w:r>
-        <w:t>относительную</w:t>
-      </w:r>
-      <w:r>
-        <w:t xml:space="preserve"> </w:t>
+        <w:t xml:space="preserve">Информационная избыточность характеризует относительную </w:t>
       </w:r>
       <w:proofErr w:type="spellStart"/>
       <w:r>
@@ -25308,208 +23228,7 @@
       </w:r>
       <w:proofErr w:type="spellEnd"/>
       <w:r>
-        <w:t xml:space="preserve"> </w:t>
-      </w:r>
-      <w:r>
-        <w:t>символов</w:t>
-      </w:r>
-      <w:r>
-        <w:t xml:space="preserve"> </w:t>
-      </w:r>
-      <w:r>
-        <w:t>алфавита,</w:t>
-      </w:r>
-      <w:r>
-        <w:t xml:space="preserve"> </w:t>
-      </w:r>
-      <w:r>
-        <w:t>показывая,</w:t>
-      </w:r>
-      <w:r>
-        <w:t xml:space="preserve"> </w:t>
-      </w:r>
-      <w:r>
-        <w:t>какую</w:t>
-      </w:r>
-      <w:r>
-        <w:t xml:space="preserve"> </w:t>
-      </w:r>
-      <w:r>
-        <w:t>долю</w:t>
-      </w:r>
-      <w:r>
-        <w:t xml:space="preserve"> </w:t>
-      </w:r>
-      <w:r>
-        <w:t>сообщения</w:t>
-      </w:r>
-      <w:r>
-        <w:t xml:space="preserve"> </w:t>
-      </w:r>
-      <w:r>
-        <w:t>можно</w:t>
-      </w:r>
-      <w:r>
-        <w:t xml:space="preserve"> </w:t>
-      </w:r>
-      <w:r>
-        <w:t>сократить</w:t>
-      </w:r>
-      <w:r>
-        <w:t xml:space="preserve"> </w:t>
-      </w:r>
-      <w:r>
-        <w:t>без</w:t>
-      </w:r>
-      <w:r>
-        <w:t xml:space="preserve"> </w:t>
-      </w:r>
-      <w:r>
-        <w:t>потери</w:t>
-      </w:r>
-      <w:r>
-        <w:t xml:space="preserve"> </w:t>
-      </w:r>
-      <w:r>
-        <w:t>его</w:t>
-      </w:r>
-      <w:r>
-        <w:t xml:space="preserve"> </w:t>
-      </w:r>
-      <w:r>
-        <w:t>основного</w:t>
-      </w:r>
-      <w:r>
-        <w:t xml:space="preserve"> </w:t>
-      </w:r>
-      <w:r>
-        <w:t>смысла.</w:t>
-      </w:r>
-      <w:r>
-        <w:t xml:space="preserve"> </w:t>
-      </w:r>
-      <w:r>
-        <w:t>Она</w:t>
-      </w:r>
-      <w:r>
-        <w:t xml:space="preserve"> </w:t>
-      </w:r>
-      <w:r>
-        <w:t>является</w:t>
-      </w:r>
-      <w:r>
-        <w:t xml:space="preserve"> </w:t>
-      </w:r>
-      <w:r>
-        <w:t>количественной</w:t>
-      </w:r>
-      <w:r>
-        <w:t xml:space="preserve"> </w:t>
-      </w:r>
-      <w:r>
-        <w:t>мерой</w:t>
-      </w:r>
-      <w:r>
-        <w:t xml:space="preserve"> </w:t>
-      </w:r>
-      <w:r>
-        <w:t>эффективности</w:t>
-      </w:r>
-      <w:r>
-        <w:t xml:space="preserve"> </w:t>
-      </w:r>
-      <w:r>
-        <w:t>использования</w:t>
-      </w:r>
-      <w:r>
-        <w:t xml:space="preserve"> </w:t>
-      </w:r>
-      <w:r>
-        <w:t>алфавита</w:t>
-      </w:r>
-      <w:r>
-        <w:t xml:space="preserve"> </w:t>
-      </w:r>
-      <w:r>
-        <w:t>и</w:t>
-      </w:r>
-      <w:r>
-        <w:t xml:space="preserve"> </w:t>
-      </w:r>
-      <w:r>
-        <w:t>прямо</w:t>
-      </w:r>
-      <w:r>
-        <w:t xml:space="preserve"> </w:t>
-      </w:r>
-      <w:r>
-        <w:t>указывает</w:t>
-      </w:r>
-      <w:r>
-        <w:t xml:space="preserve"> </w:t>
-      </w:r>
-      <w:r>
-        <w:t>на</w:t>
-      </w:r>
-      <w:r>
-        <w:t xml:space="preserve"> </w:t>
-      </w:r>
-      <w:r>
-        <w:t>потенциальные</w:t>
-      </w:r>
-      <w:r>
-        <w:t xml:space="preserve"> </w:t>
-      </w:r>
-      <w:r>
-        <w:t>возможности</w:t>
-      </w:r>
-      <w:r>
-        <w:t xml:space="preserve"> </w:t>
-      </w:r>
-      <w:r>
-        <w:t>для</w:t>
-      </w:r>
-      <w:r>
-        <w:t xml:space="preserve"> </w:t>
-      </w:r>
-      <w:r>
-        <w:t>сжатия</w:t>
-      </w:r>
-      <w:r>
-        <w:t xml:space="preserve"> </w:t>
-      </w:r>
-      <w:r>
-        <w:t>данных</w:t>
-      </w:r>
-      <w:r>
-        <w:t xml:space="preserve"> </w:t>
-      </w:r>
-      <w:r>
-        <w:t>при</w:t>
-      </w:r>
-      <w:r>
-        <w:t xml:space="preserve"> </w:t>
-      </w:r>
-      <w:r>
-        <w:t>их</w:t>
-      </w:r>
-      <w:r>
-        <w:t xml:space="preserve"> </w:t>
-      </w:r>
-      <w:r>
-        <w:t>передаче</w:t>
-      </w:r>
-      <w:r>
-        <w:t xml:space="preserve"> </w:t>
-      </w:r>
-      <w:r>
-        <w:t>или</w:t>
-      </w:r>
-      <w:r>
-        <w:t xml:space="preserve"> </w:t>
-      </w:r>
-      <w:r>
-        <w:t>хранении.</w:t>
+        <w:t xml:space="preserve"> символов алфавита, показывая, какую долю сообщения можно сократить без потери его основного смысла. Она является количественной мерой эффективности использования алфавита и прямо указывает на потенциальные возможности для сжатия данных при их передаче или хранении.</w:t>
       </w:r>
     </w:p>
     <w:p>
@@ -25523,91 +23242,7 @@
         <w:t>.</w:t>
       </w:r>
       <w:r>
-        <w:t>Какие</w:t>
-      </w:r>
-      <w:r>
-        <w:t xml:space="preserve"> </w:t>
-      </w:r>
-      <w:r>
-        <w:t>выделяют</w:t>
-      </w:r>
-      <w:r>
-        <w:t xml:space="preserve"> </w:t>
-      </w:r>
-      <w:r>
-        <w:t>частные</w:t>
-      </w:r>
-      <w:r>
-        <w:t xml:space="preserve"> </w:t>
-      </w:r>
-      <w:r>
-        <w:t>виды</w:t>
-      </w:r>
-      <w:r>
-        <w:t xml:space="preserve"> </w:t>
-      </w:r>
-      <w:r>
-        <w:t>информационной</w:t>
-      </w:r>
-      <w:r>
-        <w:t xml:space="preserve"> </w:t>
-      </w:r>
-      <w:r>
-        <w:t>избыточности</w:t>
-      </w:r>
-      <w:r>
-        <w:t xml:space="preserve"> </w:t>
-      </w:r>
-      <w:r>
-        <w:t>и</w:t>
-      </w:r>
-      <w:r>
-        <w:t xml:space="preserve"> </w:t>
-      </w:r>
-      <w:r>
-        <w:t>как</w:t>
-      </w:r>
-      <w:r>
-        <w:t xml:space="preserve"> </w:t>
-      </w:r>
-      <w:r>
-        <w:t>они</w:t>
-      </w:r>
-      <w:r>
-        <w:t xml:space="preserve"> </w:t>
-      </w:r>
-      <w:r>
-        <w:t>связаны</w:t>
-      </w:r>
-      <w:r>
-        <w:t xml:space="preserve"> </w:t>
-      </w:r>
-      <w:r>
-        <w:t>с</w:t>
-      </w:r>
-      <w:r>
-        <w:t xml:space="preserve"> </w:t>
-      </w:r>
-      <w:r>
-        <w:t>общей</w:t>
-      </w:r>
-      <w:r>
-        <w:t xml:space="preserve"> </w:t>
-      </w:r>
-      <w:r>
-        <w:t>избыточностью</w:t>
-      </w:r>
-      <w:r>
-        <w:t xml:space="preserve"> </w:t>
-      </w:r>
-      <w:r>
-        <w:t>источника</w:t>
-      </w:r>
-      <w:r>
-        <w:t xml:space="preserve"> </w:t>
-      </w:r>
-      <w:r>
-        <w:t>сообщений?</w:t>
+        <w:t>Какие выделяют частные виды информационной избыточности и как они связаны с общей избыточностью источника сообщений?</w:t>
       </w:r>
     </w:p>
     <w:p>
@@ -25615,253 +23250,7 @@
         <w:pStyle w:val="aff5"/>
       </w:pPr>
       <w:r>
-        <w:t>Выделяют</w:t>
-      </w:r>
-      <w:r>
-        <w:t xml:space="preserve"> </w:t>
-      </w:r>
-      <w:r>
-        <w:t>два</w:t>
-      </w:r>
-      <w:r>
-        <w:t xml:space="preserve"> </w:t>
-      </w:r>
-      <w:r>
-        <w:t>основных</w:t>
-      </w:r>
-      <w:r>
-        <w:t xml:space="preserve"> </w:t>
-      </w:r>
-      <w:r>
-        <w:t>частных</w:t>
-      </w:r>
-      <w:r>
-        <w:t xml:space="preserve"> </w:t>
-      </w:r>
-      <w:r>
-        <w:t>вида</w:t>
-      </w:r>
-      <w:r>
-        <w:t xml:space="preserve"> </w:t>
-      </w:r>
-      <w:r>
-        <w:t>избыточности:</w:t>
-      </w:r>
-      <w:r>
-        <w:t xml:space="preserve"> </w:t>
-      </w:r>
-      <w:r>
-        <w:t>избыточность,</w:t>
-      </w:r>
-      <w:r>
-        <w:t xml:space="preserve"> </w:t>
-      </w:r>
-      <w:r>
-        <w:t>вызванную</w:t>
-      </w:r>
-      <w:r>
-        <w:t xml:space="preserve"> </w:t>
-      </w:r>
-      <w:r>
-        <w:t>неравномерным</w:t>
-      </w:r>
-      <w:r>
-        <w:t xml:space="preserve"> </w:t>
-      </w:r>
-      <w:r>
-        <w:t>(не</w:t>
-      </w:r>
-      <w:r>
-        <w:t xml:space="preserve"> </w:t>
-      </w:r>
-      <w:r>
-        <w:t>экстремальным)</w:t>
-      </w:r>
-      <w:r>
-        <w:t xml:space="preserve"> </w:t>
-      </w:r>
-      <w:r>
-        <w:t>распределением</w:t>
-      </w:r>
-      <w:r>
-        <w:t xml:space="preserve"> </w:t>
-      </w:r>
-      <w:r>
-        <w:t>символов,</w:t>
-      </w:r>
-      <w:r>
-        <w:t xml:space="preserve"> </w:t>
-      </w:r>
-      <w:r>
-        <w:t>и</w:t>
-      </w:r>
-      <w:r>
-        <w:t xml:space="preserve"> </w:t>
-      </w:r>
-      <w:r>
-        <w:t>избыточность,</w:t>
-      </w:r>
-      <w:r>
-        <w:t xml:space="preserve"> </w:t>
-      </w:r>
-      <w:r>
-        <w:t>обусловленную</w:t>
-      </w:r>
-      <w:r>
-        <w:t xml:space="preserve"> </w:t>
-      </w:r>
-      <w:r>
-        <w:t>наличием</w:t>
-      </w:r>
-      <w:r>
-        <w:t xml:space="preserve"> </w:t>
-      </w:r>
-      <w:r>
-        <w:t>статистических</w:t>
-      </w:r>
-      <w:r>
-        <w:t xml:space="preserve"> </w:t>
-      </w:r>
-      <w:r>
-        <w:t>связей</w:t>
-      </w:r>
-      <w:r>
-        <w:t xml:space="preserve"> </w:t>
-      </w:r>
-      <w:r>
-        <w:t>между</w:t>
-      </w:r>
-      <w:r>
-        <w:t xml:space="preserve"> </w:t>
-      </w:r>
-      <w:r>
-        <w:t>ними.</w:t>
-      </w:r>
-      <w:r>
-        <w:t xml:space="preserve"> </w:t>
-      </w:r>
-      <w:r>
-        <w:t>Эти</w:t>
-      </w:r>
-      <w:r>
-        <w:t xml:space="preserve"> </w:t>
-      </w:r>
-      <w:r>
-        <w:t>составляющие</w:t>
-      </w:r>
-      <w:r>
-        <w:t xml:space="preserve"> </w:t>
-      </w:r>
-      <w:r>
-        <w:t>объединяются</w:t>
-      </w:r>
-      <w:r>
-        <w:t xml:space="preserve"> </w:t>
-      </w:r>
-      <w:r>
-        <w:t>в</w:t>
-      </w:r>
-      <w:r>
-        <w:t xml:space="preserve"> </w:t>
-      </w:r>
-      <w:r>
-        <w:t>общую</w:t>
-      </w:r>
-      <w:r>
-        <w:t xml:space="preserve"> </w:t>
-      </w:r>
-      <w:r>
-        <w:t>информационную</w:t>
-      </w:r>
-      <w:r>
-        <w:t xml:space="preserve"> </w:t>
-      </w:r>
-      <w:r>
-        <w:t>избыточность</w:t>
-      </w:r>
-      <w:r>
-        <w:t xml:space="preserve"> </w:t>
-      </w:r>
-      <w:r>
-        <w:t>источника</w:t>
-      </w:r>
-      <w:r>
-        <w:t xml:space="preserve"> </w:t>
-      </w:r>
-      <w:r>
-        <w:t>через</w:t>
-      </w:r>
-      <w:r>
-        <w:t xml:space="preserve"> </w:t>
-      </w:r>
-      <w:r>
-        <w:t>специальную</w:t>
-      </w:r>
-      <w:r>
-        <w:t xml:space="preserve"> </w:t>
-      </w:r>
-      <w:r>
-        <w:t>формулу</w:t>
-      </w:r>
-      <w:r>
-        <w:t xml:space="preserve"> </w:t>
-      </w:r>
-      <w:r>
-        <w:t>композиции,</w:t>
-      </w:r>
-      <w:r>
-        <w:t xml:space="preserve"> </w:t>
-      </w:r>
-      <w:r>
-        <w:t>которая</w:t>
-      </w:r>
-      <w:r>
-        <w:t xml:space="preserve"> </w:t>
-      </w:r>
-      <w:r>
-        <w:t>учитывает</w:t>
-      </w:r>
-      <w:r>
-        <w:t xml:space="preserve"> </w:t>
-      </w:r>
-      <w:r>
-        <w:t>взаимное</w:t>
-      </w:r>
-      <w:r>
-        <w:t xml:space="preserve"> </w:t>
-      </w:r>
-      <w:r>
-        <w:t>влияние</w:t>
-      </w:r>
-      <w:r>
-        <w:t xml:space="preserve"> </w:t>
-      </w:r>
-      <w:r>
-        <w:t>обоих</w:t>
-      </w:r>
-      <w:r>
-        <w:t xml:space="preserve"> </w:t>
-      </w:r>
-      <w:r>
-        <w:t>факторов</w:t>
-      </w:r>
-      <w:r>
-        <w:t xml:space="preserve"> </w:t>
-      </w:r>
-      <w:r>
-        <w:t>на</w:t>
-      </w:r>
-      <w:r>
-        <w:t xml:space="preserve"> </w:t>
-      </w:r>
-      <w:r>
-        <w:t>предсказуемость</w:t>
-      </w:r>
-      <w:r>
-        <w:t xml:space="preserve"> </w:t>
-      </w:r>
-      <w:r>
-        <w:t>сообщения.</w:t>
+        <w:t>Выделяют два основных частных вида избыточности: избыточность, вызванную неравномерным (не экстремальным) распределением символов, и избыточность, обусловленную наличием статистических связей между ними. Эти составляющие объединяются в общую информационную избыточность источника через специальную формулу композиции, которая учитывает взаимное влияние обоих факторов на предсказуемость сообщения.</w:t>
       </w:r>
     </w:p>
     <w:sectPr>
@@ -27201,19 +24590,19 @@
         </mc:Choice>
         <mc:Fallback>
           <w:pict>
-            <v:group w14:anchorId="079BD6DD" id="Группа 151" o:spid="_x0000_s1078" style="position:absolute;left:0;text-align:left;margin-left:64.5pt;margin-top:32.25pt;width:507.75pt;height:789.35pt;z-index:251666432;mso-position-horizontal-relative:page;mso-position-vertical-relative:page" coordsize="20000,20000" o:gfxdata="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">
-              <v:rect id="Rectangle 52" o:spid="_x0000_s1079" style="position:absolute;width:20000;height:20000;visibility:visible;mso-wrap-style:square;v-text-anchor:top" o:gfxdata="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" filled="f" strokeweight="1pt"/>
-              <v:line id="Line 53" o:spid="_x0000_s1080" style="position:absolute;visibility:visible;mso-wrap-style:square" from="1093,18949" to="1095,19989" o:connectortype="straight" o:gfxdata="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" strokeweight="1pt"/>
-              <v:line id="Line 54" o:spid="_x0000_s1081" style="position:absolute;visibility:visible;mso-wrap-style:square" from="10,18941" to="19977,18942" o:connectortype="straight" o:gfxdata="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" strokeweight="1pt"/>
-              <v:line id="Line 55" o:spid="_x0000_s1082" style="position:absolute;visibility:visible;mso-wrap-style:square" from="2186,18949" to="2188,19989" o:connectortype="straight" o:gfxdata="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" strokeweight="1pt"/>
-              <v:line id="Line 56" o:spid="_x0000_s1083" style="position:absolute;visibility:visible;mso-wrap-style:square" from="4919,18949" to="4921,19989" o:connectortype="straight" o:gfxdata="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" strokeweight="1pt"/>
-              <v:line id="Line 57" o:spid="_x0000_s1084" style="position:absolute;visibility:visible;mso-wrap-style:square" from="6557,18959" to="6559,19989" o:connectortype="straight" o:gfxdata="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" strokeweight="1pt"/>
-              <v:line id="Line 58" o:spid="_x0000_s1085" style="position:absolute;visibility:visible;mso-wrap-style:square" from="7650,18949" to="7652,19979" o:connectortype="straight" o:gfxdata="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" strokeweight="1pt"/>
-              <v:line id="Line 59" o:spid="_x0000_s1086" style="position:absolute;visibility:visible;mso-wrap-style:square" from="18905,18949" to="18909,19989" o:connectortype="straight" o:gfxdata="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" strokeweight="1pt"/>
-              <v:line id="Line 60" o:spid="_x0000_s1087" style="position:absolute;visibility:visible;mso-wrap-style:square" from="10,19293" to="7631,19295" o:connectortype="straight" o:gfxdata="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" strokeweight="1pt"/>
-              <v:line id="Line 61" o:spid="_x0000_s1088" style="position:absolute;visibility:visible;mso-wrap-style:square" from="10,19646" to="7631,19647" o:connectortype="straight" o:gfxdata="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" strokeweight="1pt"/>
-              <v:line id="Line 62" o:spid="_x0000_s1089" style="position:absolute;visibility:visible;mso-wrap-style:square" from="18919,19296" to="19990,19297" o:connectortype="straight" o:gfxdata="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" strokeweight="1pt"/>
-              <v:rect id="Rectangle 63" o:spid="_x0000_s1090" style="position:absolute;left:54;top:19660;width:1000;height:309;visibility:visible;mso-wrap-style:square;v-text-anchor:top" o:gfxdata="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" filled="f" stroked="f" strokeweight="1pt">
+            <v:group w14:anchorId="079BD6DD" id="Группа 151" o:spid="_x0000_s1080" style="position:absolute;left:0;text-align:left;margin-left:64.5pt;margin-top:32.25pt;width:507.75pt;height:789.35pt;z-index:251666432;mso-position-horizontal-relative:page;mso-position-vertical-relative:page" coordsize="20000,20000" o:gfxdata="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">
+              <v:rect id="Rectangle 52" o:spid="_x0000_s1081" style="position:absolute;width:20000;height:20000;visibility:visible;mso-wrap-style:square;v-text-anchor:top" o:gfxdata="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" filled="f" strokeweight="1pt"/>
+              <v:line id="Line 53" o:spid="_x0000_s1082" style="position:absolute;visibility:visible;mso-wrap-style:square" from="1093,18949" to="1095,19989" o:connectortype="straight" o:gfxdata="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" strokeweight="1pt"/>
+              <v:line id="Line 54" o:spid="_x0000_s1083" style="position:absolute;visibility:visible;mso-wrap-style:square" from="10,18941" to="19977,18942" o:connectortype="straight" o:gfxdata="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" strokeweight="1pt"/>
+              <v:line id="Line 55" o:spid="_x0000_s1084" style="position:absolute;visibility:visible;mso-wrap-style:square" from="2186,18949" to="2188,19989" o:connectortype="straight" o:gfxdata="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" strokeweight="1pt"/>
+              <v:line id="Line 56" o:spid="_x0000_s1085" style="position:absolute;visibility:visible;mso-wrap-style:square" from="4919,18949" to="4921,19989" o:connectortype="straight" o:gfxdata="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" strokeweight="1pt"/>
+              <v:line id="Line 57" o:spid="_x0000_s1086" style="position:absolute;visibility:visible;mso-wrap-style:square" from="6557,18959" to="6559,19989" o:connectortype="straight" o:gfxdata="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" strokeweight="1pt"/>
+              <v:line id="Line 58" o:spid="_x0000_s1087" style="position:absolute;visibility:visible;mso-wrap-style:square" from="7650,18949" to="7652,19979" o:connectortype="straight" o:gfxdata="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" strokeweight="1pt"/>
+              <v:line id="Line 59" o:spid="_x0000_s1088" style="position:absolute;visibility:visible;mso-wrap-style:square" from="18905,18949" to="18909,19989" o:connectortype="straight" o:gfxdata="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" strokeweight="1pt"/>
+              <v:line id="Line 60" o:spid="_x0000_s1089" style="position:absolute;visibility:visible;mso-wrap-style:square" from="10,19293" to="7631,19295" o:connectortype="straight" o:gfxdata="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" strokeweight="1pt"/>
+              <v:line id="Line 61" o:spid="_x0000_s1090" style="position:absolute;visibility:visible;mso-wrap-style:square" from="10,19646" to="7631,19647" o:connectortype="straight" o:gfxdata="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" strokeweight="1pt"/>
+              <v:line id="Line 62" o:spid="_x0000_s1091" style="position:absolute;visibility:visible;mso-wrap-style:square" from="18919,19296" to="19990,19297" o:connectortype="straight" o:gfxdata="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" strokeweight="1pt"/>
+              <v:rect id="Rectangle 63" o:spid="_x0000_s1092" style="position:absolute;left:54;top:19660;width:1000;height:309;visibility:visible;mso-wrap-style:square;v-text-anchor:top" o:gfxdata="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" filled="f" stroked="f" strokeweight="1pt">
                 <v:textbox inset="1pt,1pt,1pt,1pt">
                   <w:txbxContent>
                     <w:p>
@@ -27237,7 +24626,7 @@
                   </w:txbxContent>
                 </v:textbox>
               </v:rect>
-              <v:rect id="Rectangle 64" o:spid="_x0000_s1091" style="position:absolute;left:1139;top:19660;width:1001;height:309;visibility:visible;mso-wrap-style:square;v-text-anchor:top" o:gfxdata="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" filled="f" stroked="f" strokeweight="1pt">
+              <v:rect id="Rectangle 64" o:spid="_x0000_s1093" style="position:absolute;left:1139;top:19660;width:1001;height:309;visibility:visible;mso-wrap-style:square;v-text-anchor:top" o:gfxdata="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" filled="f" stroked="f" strokeweight="1pt">
                 <v:textbox inset="1pt,1pt,1pt,1pt">
                   <w:txbxContent>
                     <w:p>
@@ -27261,7 +24650,7 @@
                   </w:txbxContent>
                 </v:textbox>
               </v:rect>
-              <v:rect id="Rectangle 65" o:spid="_x0000_s1092" style="position:absolute;left:2267;top:19660;width:2573;height:309;visibility:visible;mso-wrap-style:square;v-text-anchor:top" o:gfxdata="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" filled="f" stroked="f" strokeweight="1pt">
+              <v:rect id="Rectangle 65" o:spid="_x0000_s1094" style="position:absolute;left:2267;top:19660;width:2573;height:309;visibility:visible;mso-wrap-style:square;v-text-anchor:top" o:gfxdata="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" filled="f" stroked="f" strokeweight="1pt">
                 <v:textbox inset="1pt,1pt,1pt,1pt">
                   <w:txbxContent>
                     <w:p>
@@ -27301,7 +24690,7 @@
                   </w:txbxContent>
                 </v:textbox>
               </v:rect>
-              <v:rect id="Rectangle 66" o:spid="_x0000_s1093" style="position:absolute;left:4983;top:19660;width:1534;height:309;visibility:visible;mso-wrap-style:square;v-text-anchor:top" o:gfxdata="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" filled="f" stroked="f" strokeweight="1pt">
+              <v:rect id="Rectangle 66" o:spid="_x0000_s1095" style="position:absolute;left:4983;top:19660;width:1534;height:309;visibility:visible;mso-wrap-style:square;v-text-anchor:top" o:gfxdata="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" filled="f" stroked="f" strokeweight="1pt">
                 <v:textbox inset="1pt,1pt,1pt,1pt">
                   <w:txbxContent>
                     <w:p>
@@ -27350,7 +24739,7 @@
                   </w:txbxContent>
                 </v:textbox>
               </v:rect>
-              <v:rect id="Rectangle 67" o:spid="_x0000_s1094" style="position:absolute;left:6351;top:19646;width:1566;height:323;visibility:visible;mso-wrap-style:square;v-text-anchor:top" o:gfxdata="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" filled="f" stroked="f" strokeweight="1pt">
+              <v:rect id="Rectangle 67" o:spid="_x0000_s1096" style="position:absolute;left:6351;top:19646;width:1566;height:323;visibility:visible;mso-wrap-style:square;v-text-anchor:top" o:gfxdata="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" filled="f" stroked="f" strokeweight="1pt">
                 <v:textbox inset="1pt,1pt,1pt,1pt">
                   <w:txbxContent>
                     <w:p>
@@ -27376,7 +24765,7 @@
                   </w:txbxContent>
                 </v:textbox>
               </v:rect>
-              <v:rect id="Rectangle 68" o:spid="_x0000_s1095" style="position:absolute;left:18905;top:18959;width:1045;height:327;visibility:visible;mso-wrap-style:square;v-text-anchor:top" o:gfxdata="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" filled="f" stroked="f" strokeweight="1pt">
+              <v:rect id="Rectangle 68" o:spid="_x0000_s1097" style="position:absolute;left:18905;top:18959;width:1045;height:327;visibility:visible;mso-wrap-style:square;v-text-anchor:top" o:gfxdata="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" filled="f" stroked="f" strokeweight="1pt">
                 <v:textbox inset="1pt,1pt,1pt,1pt">
                   <w:txbxContent>
                     <w:p>
@@ -27403,7 +24792,7 @@
                   </w:txbxContent>
                 </v:textbox>
               </v:rect>
-              <v:rect id="Rectangle 69" o:spid="_x0000_s1096" style="position:absolute;left:18949;top:19435;width:1001;height:423;visibility:visible;mso-wrap-style:square;v-text-anchor:top" o:gfxdata="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" filled="f" stroked="f" strokeweight="1pt">
+              <v:rect id="Rectangle 69" o:spid="_x0000_s1098" style="position:absolute;left:18949;top:19435;width:1001;height:423;visibility:visible;mso-wrap-style:square;v-text-anchor:top" o:gfxdata="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" filled="f" stroked="f" strokeweight="1pt">
                 <v:textbox inset="1pt,1pt,1pt,1pt">
                   <w:txbxContent>
                     <w:p>
@@ -27506,7 +24895,7 @@
                   </w:txbxContent>
                 </v:textbox>
               </v:rect>
-              <v:rect id="Rectangle 70" o:spid="_x0000_s1097" style="position:absolute;left:7745;top:19221;width:11075;height:637;visibility:visible;mso-wrap-style:square;v-text-anchor:top" o:gfxdata="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" filled="f" stroked="f" strokeweight="1pt">
+              <v:rect id="Rectangle 70" o:spid="_x0000_s1099" style="position:absolute;left:7745;top:19221;width:11075;height:637;visibility:visible;mso-wrap-style:square;v-text-anchor:top" o:gfxdata="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" filled="f" stroked="f" strokeweight="1pt">
                 <v:textbox inset="1pt,1pt,1pt,1pt">
                   <w:txbxContent>
                     <w:p>
@@ -28778,19 +26167,19 @@
             </mc:Choice>
             <mc:Fallback>
               <w:pict>
-                <v:group w14:anchorId="45E32CD8" id="_x0000_s1098" style="position:absolute;left:0;text-align:left;margin-left:64.5pt;margin-top:32.25pt;width:516.3pt;height:791.25pt;z-index:251658240;mso-position-horizontal-relative:page;mso-position-vertical-relative:page" coordsize="20342,20051" o:gfxdata="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">
-                  <v:rect id="Rectangle 52" o:spid="_x0000_s1099" style="position:absolute;width:20000;height:20000;visibility:visible;mso-wrap-style:square;v-text-anchor:top" o:gfxdata="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" filled="f" strokeweight="1pt"/>
-                  <v:line id="Line 53" o:spid="_x0000_s1100" style="position:absolute;visibility:visible;mso-wrap-style:square" from="1093,18949" to="1095,19989" o:connectortype="straight" o:gfxdata="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" strokeweight="1pt"/>
-                  <v:line id="Line 54" o:spid="_x0000_s1101" style="position:absolute;visibility:visible;mso-wrap-style:square" from="10,18941" to="19977,18942" o:connectortype="straight" o:gfxdata="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" strokeweight="1pt"/>
-                  <v:line id="Line 55" o:spid="_x0000_s1102" style="position:absolute;visibility:visible;mso-wrap-style:square" from="2186,18949" to="2188,19989" o:connectortype="straight" o:gfxdata="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" strokeweight="1pt"/>
-                  <v:line id="Line 56" o:spid="_x0000_s1103" style="position:absolute;visibility:visible;mso-wrap-style:square" from="4919,18949" to="4921,19989" o:connectortype="straight" o:gfxdata="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" strokeweight="1pt"/>
-                  <v:line id="Line 57" o:spid="_x0000_s1104" style="position:absolute;visibility:visible;mso-wrap-style:square" from="6557,18959" to="6559,19989" o:connectortype="straight" o:gfxdata="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" strokeweight="1pt"/>
-                  <v:line id="Line 58" o:spid="_x0000_s1105" style="position:absolute;visibility:visible;mso-wrap-style:square" from="7650,18949" to="7652,19979" o:connectortype="straight" o:gfxdata="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" strokeweight="1pt"/>
-                  <v:line id="Line 59" o:spid="_x0000_s1106" style="position:absolute;visibility:visible;mso-wrap-style:square" from="18905,18949" to="18909,19989" o:connectortype="straight" o:gfxdata="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" strokeweight="1pt"/>
-                  <v:line id="Line 60" o:spid="_x0000_s1107" style="position:absolute;visibility:visible;mso-wrap-style:square" from="10,19293" to="7631,19295" o:connectortype="straight" o:gfxdata="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" strokeweight="1pt"/>
-                  <v:line id="Line 61" o:spid="_x0000_s1108" style="position:absolute;visibility:visible;mso-wrap-style:square" from="10,19646" to="7631,19647" o:connectortype="straight" o:gfxdata="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" strokeweight="1pt"/>
-                  <v:line id="Line 62" o:spid="_x0000_s1109" style="position:absolute;visibility:visible;mso-wrap-style:square" from="18919,19296" to="19990,19297" o:connectortype="straight" o:gfxdata="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" strokeweight="1pt"/>
-                  <v:rect id="Rectangle 63" o:spid="_x0000_s1110" style="position:absolute;left:54;top:19660;width:1000;height:309;visibility:visible;mso-wrap-style:square;v-text-anchor:top" o:gfxdata="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" filled="f" stroked="f" strokeweight="1pt">
+                <v:group w14:anchorId="45E32CD8" id="_x0000_s1100" style="position:absolute;left:0;text-align:left;margin-left:64.5pt;margin-top:32.25pt;width:516.3pt;height:791.25pt;z-index:251658240;mso-position-horizontal-relative:page;mso-position-vertical-relative:page" coordsize="20342,20051" o:gfxdata="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">
+                  <v:rect id="Rectangle 52" o:spid="_x0000_s1101" style="position:absolute;width:20000;height:20000;visibility:visible;mso-wrap-style:square;v-text-anchor:top" o:gfxdata="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" filled="f" strokeweight="1pt"/>
+                  <v:line id="Line 53" o:spid="_x0000_s1102" style="position:absolute;visibility:visible;mso-wrap-style:square" from="1093,18949" to="1095,19989" o:connectortype="straight" o:gfxdata="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" strokeweight="1pt"/>
+                  <v:line id="Line 54" o:spid="_x0000_s1103" style="position:absolute;visibility:visible;mso-wrap-style:square" from="10,18941" to="19977,18942" o:connectortype="straight" o:gfxdata="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" strokeweight="1pt"/>
+                  <v:line id="Line 55" o:spid="_x0000_s1104" style="position:absolute;visibility:visible;mso-wrap-style:square" from="2186,18949" to="2188,19989" o:connectortype="straight" o:gfxdata="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" strokeweight="1pt"/>
+                  <v:line id="Line 56" o:spid="_x0000_s1105" style="position:absolute;visibility:visible;mso-wrap-style:square" from="4919,18949" to="4921,19989" o:connectortype="straight" o:gfxdata="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" strokeweight="1pt"/>
+                  <v:line id="Line 57" o:spid="_x0000_s1106" style="position:absolute;visibility:visible;mso-wrap-style:square" from="6557,18959" to="6559,19989" o:connectortype="straight" o:gfxdata="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" strokeweight="1pt"/>
+                  <v:line id="Line 58" o:spid="_x0000_s1107" style="position:absolute;visibility:visible;mso-wrap-style:square" from="7650,18949" to="7652,19979" o:connectortype="straight" o:gfxdata="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" strokeweight="1pt"/>
+                  <v:line id="Line 59" o:spid="_x0000_s1108" style="position:absolute;visibility:visible;mso-wrap-style:square" from="18905,18949" to="18909,19989" o:connectortype="straight" o:gfxdata="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" strokeweight="1pt"/>
+                  <v:line id="Line 60" o:spid="_x0000_s1109" style="position:absolute;visibility:visible;mso-wrap-style:square" from="10,19293" to="7631,19295" o:connectortype="straight" o:gfxdata="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" strokeweight="1pt"/>
+                  <v:line id="Line 61" o:spid="_x0000_s1110" style="position:absolute;visibility:visible;mso-wrap-style:square" from="10,19646" to="7631,19647" o:connectortype="straight" o:gfxdata="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" strokeweight="1pt"/>
+                  <v:line id="Line 62" o:spid="_x0000_s1111" style="position:absolute;visibility:visible;mso-wrap-style:square" from="18919,19296" to="19990,19297" o:connectortype="straight" o:gfxdata="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" strokeweight="1pt"/>
+                  <v:rect id="Rectangle 63" o:spid="_x0000_s1112" style="position:absolute;left:54;top:19660;width:1000;height:309;visibility:visible;mso-wrap-style:square;v-text-anchor:top" o:gfxdata="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" filled="f" stroked="f" strokeweight="1pt">
                     <v:textbox inset="1pt,1pt,1pt,1pt">
                       <w:txbxContent>
                         <w:p>
@@ -28814,7 +26203,7 @@
                       </w:txbxContent>
                     </v:textbox>
                   </v:rect>
-                  <v:rect id="Rectangle 64" o:spid="_x0000_s1111" style="position:absolute;left:1139;top:19660;width:1001;height:309;visibility:visible;mso-wrap-style:square;v-text-anchor:top" o:gfxdata="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" filled="f" stroked="f" strokeweight="1pt">
+                  <v:rect id="Rectangle 64" o:spid="_x0000_s1113" style="position:absolute;left:1139;top:19660;width:1001;height:309;visibility:visible;mso-wrap-style:square;v-text-anchor:top" o:gfxdata="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" filled="f" stroked="f" strokeweight="1pt">
                     <v:textbox inset="1pt,1pt,1pt,1pt">
                       <w:txbxContent>
                         <w:p>
@@ -28838,7 +26227,7 @@
                       </w:txbxContent>
                     </v:textbox>
                   </v:rect>
-                  <v:rect id="Rectangle 65" o:spid="_x0000_s1112" style="position:absolute;left:2267;top:19660;width:2573;height:309;visibility:visible;mso-wrap-style:square;v-text-anchor:top" o:gfxdata="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" filled="f" stroked="f" strokeweight="1pt">
+                  <v:rect id="Rectangle 65" o:spid="_x0000_s1114" style="position:absolute;left:2267;top:19660;width:2573;height:309;visibility:visible;mso-wrap-style:square;v-text-anchor:top" o:gfxdata="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" filled="f" stroked="f" strokeweight="1pt">
                     <v:textbox inset="1pt,1pt,1pt,1pt">
                       <w:txbxContent>
                         <w:p>
@@ -28878,7 +26267,7 @@
                       </w:txbxContent>
                     </v:textbox>
                   </v:rect>
-                  <v:rect id="Rectangle 66" o:spid="_x0000_s1113" style="position:absolute;left:4983;top:19660;width:1534;height:309;visibility:visible;mso-wrap-style:square;v-text-anchor:top" o:gfxdata="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" filled="f" stroked="f" strokeweight="1pt">
+                  <v:rect id="Rectangle 66" o:spid="_x0000_s1115" style="position:absolute;left:4983;top:19660;width:1534;height:309;visibility:visible;mso-wrap-style:square;v-text-anchor:top" o:gfxdata="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" filled="f" stroked="f" strokeweight="1pt">
                     <v:textbox inset="1pt,1pt,1pt,1pt">
                       <w:txbxContent>
                         <w:p>
@@ -28927,7 +26316,7 @@
                       </w:txbxContent>
                     </v:textbox>
                   </v:rect>
-                  <v:rect id="Rectangle 67" o:spid="_x0000_s1114" style="position:absolute;left:6351;top:19646;width:1566;height:323;visibility:visible;mso-wrap-style:square;v-text-anchor:top" o:gfxdata="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" filled="f" stroked="f" strokeweight="1pt">
+                  <v:rect id="Rectangle 67" o:spid="_x0000_s1116" style="position:absolute;left:6351;top:19646;width:1566;height:323;visibility:visible;mso-wrap-style:square;v-text-anchor:top" o:gfxdata="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" filled="f" stroked="f" strokeweight="1pt">
                     <v:textbox inset="1pt,1pt,1pt,1pt">
                       <w:txbxContent>
                         <w:p>
@@ -28953,7 +26342,7 @@
                       </w:txbxContent>
                     </v:textbox>
                   </v:rect>
-                  <v:rect id="Rectangle 68" o:spid="_x0000_s1115" style="position:absolute;left:18905;top:18959;width:1045;height:327;visibility:visible;mso-wrap-style:square;v-text-anchor:top" o:gfxdata="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" filled="f" stroked="f" strokeweight="1pt">
+                  <v:rect id="Rectangle 68" o:spid="_x0000_s1117" style="position:absolute;left:18905;top:18959;width:1045;height:327;visibility:visible;mso-wrap-style:square;v-text-anchor:top" o:gfxdata="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" filled="f" stroked="f" strokeweight="1pt">
                     <v:textbox inset="1pt,1pt,1pt,1pt">
                       <w:txbxContent>
                         <w:p>
@@ -28980,7 +26369,7 @@
                       </w:txbxContent>
                     </v:textbox>
                   </v:rect>
-                  <v:rect id="Rectangle 69" o:spid="_x0000_s1116" style="position:absolute;left:18607;top:19375;width:1735;height:676;visibility:visible;mso-wrap-style:square;v-text-anchor:top" o:gfxdata="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" filled="f" stroked="f" strokeweight="1pt">
+                  <v:rect id="Rectangle 69" o:spid="_x0000_s1118" style="position:absolute;left:18607;top:19375;width:1735;height:676;visibility:visible;mso-wrap-style:square;v-text-anchor:top" o:gfxdata="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" filled="f" stroked="f" strokeweight="1pt">
                     <v:textbox inset="1pt,1pt,1pt,1pt">
                       <w:txbxContent>
                         <w:p>
@@ -29026,7 +26415,7 @@
                       </w:txbxContent>
                     </v:textbox>
                   </v:rect>
-                  <v:rect id="Rectangle 70" o:spid="_x0000_s1117" style="position:absolute;left:7829;top:19193;width:10991;height:665;visibility:visible;mso-wrap-style:square;v-text-anchor:top" o:gfxdata="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" filled="f" stroked="f" strokeweight="1pt">
+                  <v:rect id="Rectangle 70" o:spid="_x0000_s1119" style="position:absolute;left:7829;top:19193;width:10991;height:665;visibility:visible;mso-wrap-style:square;v-text-anchor:top" o:gfxdata="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" filled="f" stroked="f" strokeweight="1pt">
                     <v:textbox inset="1pt,1pt,1pt,1pt">
                       <w:txbxContent>
                         <w:p>
@@ -31278,18 +28667,18 @@
         </mc:Choice>
         <mc:Fallback>
           <w:pict>
-            <v:group w14:anchorId="47D7EB05" id="Группа 2" o:spid="_x0000_s1034" style="position:absolute;left:0;text-align:left;margin-left:62.85pt;margin-top:20.85pt;width:507.45pt;height:801pt;z-index:251668480;mso-position-horizontal-relative:page;mso-position-vertical-relative:page" coordsize="20000,20000" o:gfxdata="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">
-              <v:rect id="Rectangle 2" o:spid="_x0000_s1035" style="position:absolute;width:20000;height:20000;visibility:visible;mso-wrap-style:square;v-text-anchor:top" o:gfxdata="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" filled="f" strokeweight="1pt"/>
-              <v:line id="Line 3" o:spid="_x0000_s1036" style="position:absolute;visibility:visible;mso-wrap-style:square" from="993,17183" to="995,18221" o:connectortype="straight" o:gfxdata="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" strokeweight="1pt"/>
-              <v:line id="Line 4" o:spid="_x0000_s1037" style="position:absolute;visibility:visible;mso-wrap-style:square" from="10,17173" to="19977,17174" o:connectortype="straight" o:gfxdata="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" strokeweight="1pt"/>
-              <v:line id="Line 5" o:spid="_x0000_s1038" style="position:absolute;visibility:visible;mso-wrap-style:square" from="2186,17192" to="2188,19989" o:connectortype="straight" o:gfxdata="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" strokeweight="1pt"/>
-              <v:line id="Line 6" o:spid="_x0000_s1039" style="position:absolute;visibility:visible;mso-wrap-style:square" from="5036,17192" to="5038,19989" o:connectortype="straight" o:gfxdata="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" strokeweight="1pt"/>
-              <v:line id="Line 7" o:spid="_x0000_s1040" style="position:absolute;visibility:visible;mso-wrap-style:square" from="6557,17192" to="6559,19989" o:connectortype="straight" o:gfxdata="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" strokeweight="1pt"/>
-              <v:line id="Line 8" o:spid="_x0000_s1041" style="position:absolute;visibility:visible;mso-wrap-style:square" from="7650,17183" to="7652,19979" o:connectortype="straight" o:gfxdata="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" strokeweight="1pt"/>
-              <v:line id="Line 9" o:spid="_x0000_s1042" style="position:absolute;visibility:visible;mso-wrap-style:square" from="15848,18239" to="15852,18932" o:connectortype="straight" o:gfxdata="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" strokeweight="1pt"/>
-              <v:line id="Line 10" o:spid="_x0000_s1043" style="position:absolute;visibility:visible;mso-wrap-style:square" from="10,19293" to="7631,19295" o:connectortype="straight" o:gfxdata="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" strokeweight="1pt"/>
-              <v:line id="Line 11" o:spid="_x0000_s1044" style="position:absolute;visibility:visible;mso-wrap-style:square" from="10,19646" to="7631,19647" o:connectortype="straight" o:gfxdata="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" strokeweight="1pt"/>
-              <v:rect id="Rectangle 12" o:spid="_x0000_s1045" style="position:absolute;left:54;top:17912;width:883;height:309;visibility:visible;mso-wrap-style:square;v-text-anchor:top" o:gfxdata="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" filled="f" stroked="f" strokeweight="1pt">
+            <v:group w14:anchorId="47D7EB05" id="Группа 2" o:spid="_x0000_s1036" style="position:absolute;left:0;text-align:left;margin-left:62.85pt;margin-top:20.85pt;width:507.45pt;height:801pt;z-index:251668480;mso-position-horizontal-relative:page;mso-position-vertical-relative:page" coordsize="20000,20000" o:gfxdata="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">
+              <v:rect id="Rectangle 2" o:spid="_x0000_s1037" style="position:absolute;width:20000;height:20000;visibility:visible;mso-wrap-style:square;v-text-anchor:top" o:gfxdata="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" filled="f" strokeweight="1pt"/>
+              <v:line id="Line 3" o:spid="_x0000_s1038" style="position:absolute;visibility:visible;mso-wrap-style:square" from="993,17183" to="995,18221" o:connectortype="straight" o:gfxdata="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" strokeweight="1pt"/>
+              <v:line id="Line 4" o:spid="_x0000_s1039" style="position:absolute;visibility:visible;mso-wrap-style:square" from="10,17173" to="19977,17174" o:connectortype="straight" o:gfxdata="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" strokeweight="1pt"/>
+              <v:line id="Line 5" o:spid="_x0000_s1040" style="position:absolute;visibility:visible;mso-wrap-style:square" from="2186,17192" to="2188,19989" o:connectortype="straight" o:gfxdata="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" strokeweight="1pt"/>
+              <v:line id="Line 6" o:spid="_x0000_s1041" style="position:absolute;visibility:visible;mso-wrap-style:square" from="5036,17192" to="5038,19989" o:connectortype="straight" o:gfxdata="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" strokeweight="1pt"/>
+              <v:line id="Line 7" o:spid="_x0000_s1042" style="position:absolute;visibility:visible;mso-wrap-style:square" from="6557,17192" to="6559,19989" o:connectortype="straight" o:gfxdata="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" strokeweight="1pt"/>
+              <v:line id="Line 8" o:spid="_x0000_s1043" style="position:absolute;visibility:visible;mso-wrap-style:square" from="7650,17183" to="7652,19979" o:connectortype="straight" o:gfxdata="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" strokeweight="1pt"/>
+              <v:line id="Line 9" o:spid="_x0000_s1044" style="position:absolute;visibility:visible;mso-wrap-style:square" from="15848,18239" to="15852,18932" o:connectortype="straight" o:gfxdata="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" strokeweight="1pt"/>
+              <v:line id="Line 10" o:spid="_x0000_s1045" style="position:absolute;visibility:visible;mso-wrap-style:square" from="10,19293" to="7631,19295" o:connectortype="straight" o:gfxdata="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" strokeweight="1pt"/>
+              <v:line id="Line 11" o:spid="_x0000_s1046" style="position:absolute;visibility:visible;mso-wrap-style:square" from="10,19646" to="7631,19647" o:connectortype="straight" o:gfxdata="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" strokeweight="1pt"/>
+              <v:rect id="Rectangle 12" o:spid="_x0000_s1047" style="position:absolute;left:54;top:17912;width:883;height:309;visibility:visible;mso-wrap-style:square;v-text-anchor:top" o:gfxdata="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" filled="f" stroked="f" strokeweight="1pt">
                 <v:textbox inset="1pt,1pt,1pt,1pt">
                   <w:txbxContent>
                     <w:p>
@@ -31310,7 +28699,7 @@
                   </w:txbxContent>
                 </v:textbox>
               </v:rect>
-              <v:rect id="Rectangle 13" o:spid="_x0000_s1046" style="position:absolute;left:1051;top:17912;width:1100;height:309;visibility:visible;mso-wrap-style:square;v-text-anchor:top" o:gfxdata="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" filled="f" stroked="f" strokeweight="1pt">
+              <v:rect id="Rectangle 13" o:spid="_x0000_s1048" style="position:absolute;left:1051;top:17912;width:1100;height:309;visibility:visible;mso-wrap-style:square;v-text-anchor:top" o:gfxdata="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" filled="f" stroked="f" strokeweight="1pt">
                 <v:textbox inset="1pt,1pt,1pt,1pt">
                   <w:txbxContent>
                     <w:p>
@@ -31331,7 +28720,7 @@
                   </w:txbxContent>
                 </v:textbox>
               </v:rect>
-              <v:rect id="Rectangle 14" o:spid="_x0000_s1047" style="position:absolute;left:2267;top:17912;width:2573;height:309;visibility:visible;mso-wrap-style:square;v-text-anchor:top" o:gfxdata="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" filled="f" stroked="f" strokeweight="1pt">
+              <v:rect id="Rectangle 14" o:spid="_x0000_s1049" style="position:absolute;left:2267;top:17912;width:2573;height:309;visibility:visible;mso-wrap-style:square;v-text-anchor:top" o:gfxdata="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" filled="f" stroked="f" strokeweight="1pt">
                 <v:textbox inset="1pt,1pt,1pt,1pt">
                   <w:txbxContent>
                     <w:p>
@@ -31364,7 +28753,7 @@
                   </w:txbxContent>
                 </v:textbox>
               </v:rect>
-              <v:rect id="Rectangle 15" o:spid="_x0000_s1048" style="position:absolute;left:5038;top:17928;width:1568;height:280;visibility:visible;mso-wrap-style:square;v-text-anchor:top" o:gfxdata="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" filled="f" stroked="f" strokeweight="1pt">
+              <v:rect id="Rectangle 15" o:spid="_x0000_s1050" style="position:absolute;left:5038;top:17928;width:1568;height:280;visibility:visible;mso-wrap-style:square;v-text-anchor:top" o:gfxdata="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" filled="f" stroked="f" strokeweight="1pt">
                 <v:textbox inset="1pt,1pt,1pt,1pt">
                   <w:txbxContent>
                     <w:p>
@@ -31384,7 +28773,7 @@
                   </w:txbxContent>
                 </v:textbox>
               </v:rect>
-              <v:rect id="Rectangle 16" o:spid="_x0000_s1049" style="position:absolute;left:6604;top:17912;width:1156;height:309;visibility:visible;mso-wrap-style:square;v-text-anchor:top" o:gfxdata="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" filled="f" stroked="f" strokeweight="1pt">
+              <v:rect id="Rectangle 16" o:spid="_x0000_s1051" style="position:absolute;left:6604;top:17912;width:1156;height:309;visibility:visible;mso-wrap-style:square;v-text-anchor:top" o:gfxdata="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" filled="f" stroked="f" strokeweight="1pt">
                 <v:textbox inset="1pt,1pt,1pt,1pt">
                   <w:txbxContent>
                     <w:p>
@@ -31404,7 +28793,7 @@
                   </w:txbxContent>
                 </v:textbox>
               </v:rect>
-              <v:rect id="Rectangle 17" o:spid="_x0000_s1050" style="position:absolute;left:15929;top:18258;width:1475;height:309;visibility:visible;mso-wrap-style:square;v-text-anchor:top" o:gfxdata="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" filled="f" stroked="f" strokeweight="1pt">
+              <v:rect id="Rectangle 17" o:spid="_x0000_s1052" style="position:absolute;left:15929;top:18258;width:1475;height:309;visibility:visible;mso-wrap-style:square;v-text-anchor:top" o:gfxdata="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" filled="f" stroked="f" strokeweight="1pt">
                 <v:textbox inset="1pt,1pt,1pt,1pt">
                   <w:txbxContent>
                     <w:p>
@@ -31425,7 +28814,7 @@
                   </w:txbxContent>
                 </v:textbox>
               </v:rect>
-              <v:rect id="Rectangle 18" o:spid="_x0000_s1051" style="position:absolute;left:15929;top:18623;width:1475;height:310;visibility:visible;mso-wrap-style:square;v-text-anchor:top" o:gfxdata="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" filled="f" stroked="f" strokeweight="1pt">
+              <v:rect id="Rectangle 18" o:spid="_x0000_s1053" style="position:absolute;left:15929;top:18623;width:1475;height:310;visibility:visible;mso-wrap-style:square;v-text-anchor:top" o:gfxdata="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" filled="f" stroked="f" strokeweight="1pt">
                 <v:textbox inset="1pt,1pt,1pt,1pt">
                   <w:txbxContent>
                     <w:p>
@@ -31470,7 +28859,7 @@
                   </w:txbxContent>
                 </v:textbox>
               </v:rect>
-              <v:rect id="Rectangle 19" o:spid="_x0000_s1052" style="position:absolute;left:7760;top:17481;width:12159;height:681;visibility:visible;mso-wrap-style:square;v-text-anchor:top" o:gfxdata="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" filled="f" stroked="f" strokeweight="1pt">
+              <v:rect id="Rectangle 19" o:spid="_x0000_s1054" style="position:absolute;left:7760;top:17481;width:12159;height:681;visibility:visible;mso-wrap-style:square;v-text-anchor:top" o:gfxdata="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" filled="f" stroked="f" strokeweight="1pt">
                 <v:textbox inset="1pt,1pt,1pt,1pt">
                   <w:txbxContent>
                     <w:p>
@@ -31511,13 +28900,13 @@
                   </w:txbxContent>
                 </v:textbox>
               </v:rect>
-              <v:line id="Line 20" o:spid="_x0000_s1053" style="position:absolute;flip:y;visibility:visible;mso-wrap-style:square" from="0,18221" to="20000,18258" o:connectortype="straight" o:gfxdata="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" strokeweight="1pt"/>
-              <v:line id="Line 21" o:spid="_x0000_s1054" style="position:absolute;visibility:visible;mso-wrap-style:square" from="25,17881" to="7646,17882" o:connectortype="straight" o:gfxdata="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" strokeweight="1pt"/>
-              <v:line id="Line 22" o:spid="_x0000_s1055" style="position:absolute;visibility:visible;mso-wrap-style:square" from="0,17556" to="7646,17557" o:connectortype="straight" o:gfxdata="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" strokeweight="1pt"/>
-              <v:line id="Line 23" o:spid="_x0000_s1056" style="position:absolute;visibility:visible;mso-wrap-style:square" from="10,18938" to="7631,18939" o:connectortype="straight" o:gfxdata="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" strokeweight="1pt"/>
-              <v:line id="Line 24" o:spid="_x0000_s1057" style="position:absolute;visibility:visible;mso-wrap-style:square" from="10,18583" to="7631,18584" o:connectortype="straight" o:gfxdata="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" strokeweight="1pt"/>
-              <v:group id="Group 25" o:spid="_x0000_s1058" style="position:absolute;left:39;top:18273;width:4732;height:356" coordorigin=",386" coordsize="19706,22962" o:gfxdata="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">
-                <v:rect id="Rectangle 26" o:spid="_x0000_s1059" style="position:absolute;top:1746;width:8856;height:20640;visibility:visible;mso-wrap-style:square;v-text-anchor:top" o:gfxdata="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" filled="f" stroked="f" strokeweight="1pt">
+              <v:line id="Line 20" o:spid="_x0000_s1055" style="position:absolute;flip:y;visibility:visible;mso-wrap-style:square" from="0,18221" to="20000,18258" o:connectortype="straight" o:gfxdata="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" strokeweight="1pt"/>
+              <v:line id="Line 21" o:spid="_x0000_s1056" style="position:absolute;visibility:visible;mso-wrap-style:square" from="25,17881" to="7646,17882" o:connectortype="straight" o:gfxdata="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" strokeweight="1pt"/>
+              <v:line id="Line 22" o:spid="_x0000_s1057" style="position:absolute;visibility:visible;mso-wrap-style:square" from="0,17556" to="7646,17557" o:connectortype="straight" o:gfxdata="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" strokeweight="1pt"/>
+              <v:line id="Line 23" o:spid="_x0000_s1058" style="position:absolute;visibility:visible;mso-wrap-style:square" from="10,18938" to="7631,18939" o:connectortype="straight" o:gfxdata="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" strokeweight="1pt"/>
+              <v:line id="Line 24" o:spid="_x0000_s1059" style="position:absolute;visibility:visible;mso-wrap-style:square" from="10,18583" to="7631,18584" o:connectortype="straight" o:gfxdata="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" strokeweight="1pt"/>
+              <v:group id="Group 25" o:spid="_x0000_s1060" style="position:absolute;left:39;top:18273;width:4732;height:356" coordorigin=",386" coordsize="19706,22962" o:gfxdata="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">
+                <v:rect id="Rectangle 26" o:spid="_x0000_s1061" style="position:absolute;top:1746;width:8856;height:20640;visibility:visible;mso-wrap-style:square;v-text-anchor:top" o:gfxdata="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" filled="f" stroked="f" strokeweight="1pt">
                   <v:textbox inset="1pt,1pt,1pt,1pt">
                     <w:txbxContent>
                       <w:p>
@@ -31538,7 +28927,7 @@
                     </w:txbxContent>
                   </v:textbox>
                 </v:rect>
-                <v:rect id="Rectangle 27" o:spid="_x0000_s1060" style="position:absolute;left:8989;top:386;width:10717;height:22962;visibility:visible;mso-wrap-style:square;v-text-anchor:top" o:gfxdata="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" filled="f" stroked="f" strokeweight="1pt">
+                <v:rect id="Rectangle 27" o:spid="_x0000_s1062" style="position:absolute;left:8989;top:386;width:10717;height:22962;visibility:visible;mso-wrap-style:square;v-text-anchor:top" o:gfxdata="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" filled="f" stroked="f" strokeweight="1pt">
                   <v:textbox inset="1pt,1pt,1pt,1pt">
                     <w:txbxContent>
                       <w:p>
@@ -31596,7 +28985,7 @@
                   </v:textbox>
                 </v:rect>
               </v:group>
-              <v:rect id="Rectangle 29" o:spid="_x0000_s1061" style="position:absolute;left:39;top:18614;width:2126;height:309;visibility:visible;mso-wrap-style:square;v-text-anchor:top" o:gfxdata="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" filled="f" stroked="f" strokeweight="1pt">
+              <v:rect id="Rectangle 29" o:spid="_x0000_s1063" style="position:absolute;left:39;top:18614;width:2126;height:309;visibility:visible;mso-wrap-style:square;v-text-anchor:top" o:gfxdata="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" filled="f" stroked="f" strokeweight="1pt">
                 <v:textbox inset="1pt,1pt,1pt,1pt">
                   <w:txbxContent>
                     <w:p>
@@ -31617,7 +29006,7 @@
                   </w:txbxContent>
                 </v:textbox>
               </v:rect>
-              <v:rect id="Rectangle 32" o:spid="_x0000_s1062" style="position:absolute;left:39;top:18969;width:2126;height:309;visibility:visible;mso-wrap-style:square;v-text-anchor:top" o:gfxdata="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" filled="f" stroked="f" strokeweight="1pt">
+              <v:rect id="Rectangle 32" o:spid="_x0000_s1064" style="position:absolute;left:39;top:18969;width:2126;height:309;visibility:visible;mso-wrap-style:square;v-text-anchor:top" o:gfxdata="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" filled="f" stroked="f" strokeweight="1pt">
                 <v:textbox inset="1pt,1pt,1pt,1pt">
                   <w:txbxContent>
                     <w:p>
@@ -31639,7 +29028,7 @@
                   </w:txbxContent>
                 </v:textbox>
               </v:rect>
-              <v:rect id="Rectangle 35" o:spid="_x0000_s1063" style="position:absolute;left:39;top:19314;width:2126;height:310;visibility:visible;mso-wrap-style:square;v-text-anchor:top" o:gfxdata="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" filled="f" stroked="f" strokeweight="1pt">
+              <v:rect id="Rectangle 35" o:spid="_x0000_s1065" style="position:absolute;left:39;top:19314;width:2126;height:310;visibility:visible;mso-wrap-style:square;v-text-anchor:top" o:gfxdata="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" filled="f" stroked="f" strokeweight="1pt">
                 <v:textbox inset="1pt,1pt,1pt,1pt">
                   <w:txbxContent>
                     <w:p>
@@ -31653,8 +29042,8 @@
                   </w:txbxContent>
                 </v:textbox>
               </v:rect>
-              <v:group id="Group 37" o:spid="_x0000_s1064" style="position:absolute;left:39;top:18610;width:6029;height:1359" coordorigin=",-67901" coordsize="25117,87901" o:gfxdata="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">
-                <v:rect id="Rectangle 38" o:spid="_x0000_s1065" style="position:absolute;width:8856;height:20000;visibility:visible;mso-wrap-style:square;v-text-anchor:top" o:gfxdata="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" filled="f" stroked="f" strokeweight="1pt">
+              <v:group id="Group 37" o:spid="_x0000_s1066" style="position:absolute;left:39;top:18610;width:6029;height:1359" coordorigin=",-67901" coordsize="25117,87901" o:gfxdata="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">
+                <v:rect id="Rectangle 38" o:spid="_x0000_s1067" style="position:absolute;width:8856;height:20000;visibility:visible;mso-wrap-style:square;v-text-anchor:top" o:gfxdata="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" filled="f" stroked="f" strokeweight="1pt">
                   <v:textbox inset="1pt,1pt,1pt,1pt">
                     <w:txbxContent>
                       <w:p>
@@ -31675,7 +29064,7 @@
                     </w:txbxContent>
                   </v:textbox>
                 </v:rect>
-                <v:rect id="Rectangle 39" o:spid="_x0000_s1066" style="position:absolute;left:8944;top:-67901;width:16173;height:21400;visibility:visible;mso-wrap-style:square;v-text-anchor:top" o:gfxdata="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" filled="f" stroked="f" strokeweight="1pt">
+                <v:rect id="Rectangle 39" o:spid="_x0000_s1068" style="position:absolute;left:8944;top:-67901;width:16173;height:21400;visibility:visible;mso-wrap-style:square;v-text-anchor:top" o:gfxdata="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" filled="f" stroked="f" strokeweight="1pt">
                   <v:textbox inset="1pt,1pt,1pt,1pt">
                     <w:txbxContent>
                       <w:p>
@@ -31728,8 +29117,8 @@
                   </v:textbox>
                 </v:rect>
               </v:group>
-              <v:line id="Line 40" o:spid="_x0000_s1067" style="position:absolute;visibility:visible;mso-wrap-style:square" from="14208,18239" to="14210,19979" o:connectortype="straight" o:gfxdata="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" strokeweight="1pt"/>
-              <v:rect id="Rectangle 41" o:spid="_x0000_s1068" style="position:absolute;left:7787;top:18267;width:6292;height:1656;visibility:visible;mso-wrap-style:square;v-text-anchor:middle" o:gfxdata="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" filled="f" stroked="f" strokeweight="1pt">
+              <v:line id="Line 40" o:spid="_x0000_s1069" style="position:absolute;visibility:visible;mso-wrap-style:square" from="14208,18239" to="14210,19979" o:connectortype="straight" o:gfxdata="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" strokeweight="1pt"/>
+              <v:rect id="Rectangle 41" o:spid="_x0000_s1070" style="position:absolute;left:7787;top:18267;width:6292;height:1656;visibility:visible;mso-wrap-style:square;v-text-anchor:middle" o:gfxdata="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" filled="f" stroked="f" strokeweight="1pt">
                 <v:textbox inset="1pt,1pt,1pt,1pt">
                   <w:txbxContent>
                     <w:p>
@@ -31808,10 +29197,10 @@
                   </w:txbxContent>
                 </v:textbox>
               </v:rect>
-              <v:line id="Line 42" o:spid="_x0000_s1069" style="position:absolute;visibility:visible;mso-wrap-style:square" from="14221,18587" to="19990,18588" o:connectortype="straight" o:gfxdata="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" strokeweight="1pt"/>
-              <v:line id="Line 43" o:spid="_x0000_s1070" style="position:absolute;visibility:visible;mso-wrap-style:square" from="14219,18939" to="19988,18941" o:connectortype="straight" o:gfxdata="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" strokeweight="1pt"/>
-              <v:line id="Line 44" o:spid="_x0000_s1071" style="position:absolute;visibility:visible;mso-wrap-style:square" from="17487,18239" to="17490,18932" o:connectortype="straight" o:gfxdata="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" strokeweight="1pt"/>
-              <v:rect id="Rectangle 45" o:spid="_x0000_s1072" style="position:absolute;left:14306;top:18247;width:1474;height:309;visibility:visible;mso-wrap-style:square;v-text-anchor:top" o:gfxdata="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" filled="f" stroked="f" strokeweight="1pt">
+              <v:line id="Line 42" o:spid="_x0000_s1071" style="position:absolute;visibility:visible;mso-wrap-style:square" from="14221,18587" to="19990,18588" o:connectortype="straight" o:gfxdata="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" strokeweight="1pt"/>
+              <v:line id="Line 43" o:spid="_x0000_s1072" style="position:absolute;visibility:visible;mso-wrap-style:square" from="14219,18939" to="19988,18941" o:connectortype="straight" o:gfxdata="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" strokeweight="1pt"/>
+              <v:line id="Line 44" o:spid="_x0000_s1073" style="position:absolute;visibility:visible;mso-wrap-style:square" from="17487,18239" to="17490,18932" o:connectortype="straight" o:gfxdata="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" strokeweight="1pt"/>
+              <v:rect id="Rectangle 45" o:spid="_x0000_s1074" style="position:absolute;left:14306;top:18247;width:1474;height:309;visibility:visible;mso-wrap-style:square;v-text-anchor:top" o:gfxdata="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" filled="f" stroked="f" strokeweight="1pt">
                 <v:textbox inset="1pt,1pt,1pt,1pt">
                   <w:txbxContent>
                     <w:p>
@@ -31832,7 +29221,7 @@
                   </w:txbxContent>
                 </v:textbox>
               </v:rect>
-              <v:rect id="Rectangle 46" o:spid="_x0000_s1073" style="position:absolute;left:17577;top:18258;width:2327;height:309;visibility:visible;mso-wrap-style:square;v-text-anchor:top" o:gfxdata="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" filled="f" stroked="f" strokeweight="1pt">
+              <v:rect id="Rectangle 46" o:spid="_x0000_s1075" style="position:absolute;left:17577;top:18258;width:2327;height:309;visibility:visible;mso-wrap-style:square;v-text-anchor:top" o:gfxdata="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" filled="f" stroked="f" strokeweight="1pt">
                 <v:textbox inset="1pt,1pt,1pt,1pt">
                   <w:txbxContent>
                     <w:p>
@@ -31853,7 +29242,7 @@
                   </w:txbxContent>
                 </v:textbox>
               </v:rect>
-              <v:rect id="Rectangle 47" o:spid="_x0000_s1074" style="position:absolute;left:17591;top:18613;width:2326;height:309;visibility:visible;mso-wrap-style:square;v-text-anchor:top" o:gfxdata="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" filled="f" stroked="f" strokeweight="1pt">
+              <v:rect id="Rectangle 47" o:spid="_x0000_s1076" style="position:absolute;left:17591;top:18613;width:2326;height:309;visibility:visible;mso-wrap-style:square;v-text-anchor:top" o:gfxdata="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" filled="f" stroked="f" strokeweight="1pt">
                 <v:textbox inset="1pt,1pt,1pt,1pt">
                   <w:txbxContent>
                     <w:p>
@@ -31898,9 +29287,9 @@
                   </w:txbxContent>
                 </v:textbox>
               </v:rect>
-              <v:line id="Line 48" o:spid="_x0000_s1075" style="position:absolute;visibility:visible;mso-wrap-style:square" from="14755,18594" to="14757,18932" o:connectortype="straight" o:gfxdata="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" strokeweight="1pt"/>
-              <v:line id="Line 49" o:spid="_x0000_s1076" style="position:absolute;visibility:visible;mso-wrap-style:square" from="15301,18595" to="15303,18933" o:connectortype="straight" o:gfxdata="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" strokeweight="1pt"/>
-              <v:rect id="Rectangle 50" o:spid="_x0000_s1077" style="position:absolute;left:14391;top:19137;width:5609;height:832;visibility:visible;mso-wrap-style:square;v-text-anchor:top" o:gfxdata="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" filled="f" stroked="f" strokeweight="1pt">
+              <v:line id="Line 48" o:spid="_x0000_s1077" style="position:absolute;visibility:visible;mso-wrap-style:square" from="14755,18594" to="14757,18932" o:connectortype="straight" o:gfxdata="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" strokeweight="1pt"/>
+              <v:line id="Line 49" o:spid="_x0000_s1078" style="position:absolute;visibility:visible;mso-wrap-style:square" from="15301,18595" to="15303,18933" o:connectortype="straight" o:gfxdata="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" strokeweight="1pt"/>
+              <v:rect id="Rectangle 50" o:spid="_x0000_s1079" style="position:absolute;left:14391;top:19137;width:5609;height:832;visibility:visible;mso-wrap-style:square;v-text-anchor:top" o:gfxdata="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" filled="f" stroked="f" strokeweight="1pt">
                 <v:textbox inset="1pt,1pt,1pt,1pt">
                   <w:txbxContent>
                     <w:p>
@@ -39736,6 +37125,7 @@
   <w:style w:type="character" w:default="1" w:styleId="a2">
     <w:name w:val="Default Paragraph Font"/>
     <w:uiPriority w:val="1"/>
+    <w:semiHidden/>
     <w:unhideWhenUsed/>
   </w:style>
   <w:style w:type="table" w:default="1" w:styleId="a3">

--- a/test/lab2/ТИКИ_Гамор2 (2).docx
+++ b/test/lab2/ТИКИ_Гамор2 (2).docx
@@ -4449,12 +4449,12 @@
           <w:r>
             <w:fldChar w:fldCharType="separate"/>
           </w:r>
-          <w:hyperlink w:anchor="_Toc223018690" w:history="1">
+          <w:hyperlink w:anchor="_Toc223346738" w:history="1">
             <w:r>
               <w:rPr>
                 <w:rStyle w:val="a5"/>
               </w:rPr>
-              <w:t>1. Практическое задание 1.</w:t>
+              <w:t>1 Практическое задание 1.</w:t>
             </w:r>
             <w:r>
               <w:rPr>
@@ -4472,7 +4472,7 @@
               <w:rPr>
                 <w:webHidden/>
               </w:rPr>
-              <w:instrText xml:space="preserve"> PAGEREF _Toc223018690 \h </w:instrText>
+              <w:instrText xml:space="preserve"> PAGEREF _Toc223346738 \h </w:instrText>
             </w:r>
             <w:r>
               <w:rPr>
@@ -4512,12 +4512,12 @@
               <w14:ligatures w14:val="standardContextual"/>
             </w:rPr>
           </w:pPr>
-          <w:hyperlink w:anchor="_Toc223018691" w:history="1">
+          <w:hyperlink w:anchor="_Toc223346739" w:history="1">
             <w:r>
               <w:rPr>
                 <w:rStyle w:val="a5"/>
               </w:rPr>
-              <w:t>2. Практическое задание 2.</w:t>
+              <w:t>2 Практическое задание 2.</w:t>
             </w:r>
             <w:r>
               <w:rPr>
@@ -4535,7 +4535,7 @@
               <w:rPr>
                 <w:webHidden/>
               </w:rPr>
-              <w:instrText xml:space="preserve"> PAGEREF _Toc223018691 \h </w:instrText>
+              <w:instrText xml:space="preserve"> PAGEREF _Toc223346739 \h </w:instrText>
             </w:r>
             <w:r>
               <w:rPr>
@@ -4575,12 +4575,12 @@
               <w14:ligatures w14:val="standardContextual"/>
             </w:rPr>
           </w:pPr>
-          <w:hyperlink w:anchor="_Toc223018692" w:history="1">
+          <w:hyperlink w:anchor="_Toc223346740" w:history="1">
             <w:r>
               <w:rPr>
                 <w:rStyle w:val="a5"/>
               </w:rPr>
-              <w:t>3. Практическое задание 3.</w:t>
+              <w:t>3 Практическое задание 3.</w:t>
             </w:r>
             <w:r>
               <w:rPr>
@@ -4598,7 +4598,7 @@
               <w:rPr>
                 <w:webHidden/>
               </w:rPr>
-              <w:instrText xml:space="preserve"> PAGEREF _Toc223018692 \h </w:instrText>
+              <w:instrText xml:space="preserve"> PAGEREF _Toc223346740 \h </w:instrText>
             </w:r>
             <w:r>
               <w:rPr>
@@ -4638,12 +4638,12 @@
               <w14:ligatures w14:val="standardContextual"/>
             </w:rPr>
           </w:pPr>
-          <w:hyperlink w:anchor="_Toc223018693" w:history="1">
+          <w:hyperlink w:anchor="_Toc223346741" w:history="1">
             <w:r>
               <w:rPr>
                 <w:rStyle w:val="a5"/>
               </w:rPr>
-              <w:t>4. Практическое задание 4.</w:t>
+              <w:t>4 Практическое задание 4.</w:t>
             </w:r>
             <w:r>
               <w:rPr>
@@ -4661,7 +4661,7 @@
               <w:rPr>
                 <w:webHidden/>
               </w:rPr>
-              <w:instrText xml:space="preserve"> PAGEREF _Toc223018693 \h </w:instrText>
+              <w:instrText xml:space="preserve"> PAGEREF _Toc223346741 \h </w:instrText>
             </w:r>
             <w:r>
               <w:rPr>
@@ -4701,12 +4701,12 @@
               <w14:ligatures w14:val="standardContextual"/>
             </w:rPr>
           </w:pPr>
-          <w:hyperlink w:anchor="_Toc223018694" w:history="1">
+          <w:hyperlink w:anchor="_Toc223346742" w:history="1">
             <w:r>
               <w:rPr>
                 <w:rStyle w:val="a5"/>
               </w:rPr>
-              <w:t>5. Практическое задание 5.</w:t>
+              <w:t>5 Практическое задание 5.</w:t>
             </w:r>
             <w:r>
               <w:rPr>
@@ -4724,7 +4724,7 @@
               <w:rPr>
                 <w:webHidden/>
               </w:rPr>
-              <w:instrText xml:space="preserve"> PAGEREF _Toc223018694 \h </w:instrText>
+              <w:instrText xml:space="preserve"> PAGEREF _Toc223346742 \h </w:instrText>
             </w:r>
             <w:r>
               <w:rPr>
@@ -4764,12 +4764,12 @@
               <w14:ligatures w14:val="standardContextual"/>
             </w:rPr>
           </w:pPr>
-          <w:hyperlink w:anchor="_Toc223018695" w:history="1">
+          <w:hyperlink w:anchor="_Toc223346743" w:history="1">
             <w:r>
               <w:rPr>
                 <w:rStyle w:val="a5"/>
               </w:rPr>
-              <w:t>6.Ответы на контрольные вопросы</w:t>
+              <w:t>6 Ответы на контрольные вопросы</w:t>
             </w:r>
             <w:r>
               <w:rPr>
@@ -4787,7 +4787,7 @@
               <w:rPr>
                 <w:webHidden/>
               </w:rPr>
-              <w:instrText xml:space="preserve"> PAGEREF _Toc223018695 \h </w:instrText>
+              <w:instrText xml:space="preserve"> PAGEREF _Toc223346743 \h </w:instrText>
             </w:r>
             <w:r>
               <w:rPr>
@@ -4845,7 +4845,7 @@
       <w:pPr>
         <w:pStyle w:val="1"/>
       </w:pPr>
-      <w:bookmarkStart w:id="0" w:name="_Toc223018690"/>
+      <w:bookmarkStart w:id="0" w:name="_Toc223346738"/>
       <w:r>
         <w:lastRenderedPageBreak/>
         <w:t>1</w:t>
@@ -4880,120 +4880,118 @@
           <w:rFonts w:eastAsiaTheme="minorEastAsia"/>
         </w:rPr>
       </w:pPr>
-      <m:oMath>
-        <m:r>
-          <w:rPr>
-            <w:rFonts w:ascii="Cambria Math" w:eastAsiaTheme="minorEastAsia" w:hAnsi="Cambria Math"/>
-            <w:i/>
-            <w:noProof/>
-          </w:rPr>
-          <mc:AlternateContent>
-            <mc:Choice Requires="wps">
-              <w:drawing>
-                <wp:anchor distT="45720" distB="45720" distL="114300" distR="114300" simplePos="0" relativeHeight="251685888" behindDoc="0" locked="0" layoutInCell="1" allowOverlap="1" wp14:anchorId="5F36F803" wp14:editId="2CE21382">
-                  <wp:simplePos x="0" y="0"/>
-                  <wp:positionH relativeFrom="column">
-                    <wp:posOffset>4895215</wp:posOffset>
-                  </wp:positionH>
-                  <wp:positionV relativeFrom="paragraph">
-                    <wp:posOffset>1737360</wp:posOffset>
-                  </wp:positionV>
-                  <wp:extent cx="446405" cy="287020"/>
-                  <wp:effectExtent l="0" t="0" r="0" b="0"/>
-                  <wp:wrapSquare wrapText="bothSides"/>
-                  <wp:docPr id="1960261094" name="Надпись 2"/>
-                  <wp:cNvGraphicFramePr>
-                    <a:graphicFrameLocks xmlns:a="http://schemas.openxmlformats.org/drawingml/2006/main"/>
-                  </wp:cNvGraphicFramePr>
-                  <a:graphic xmlns:a="http://schemas.openxmlformats.org/drawingml/2006/main">
-                    <a:graphicData uri="http://schemas.microsoft.com/office/word/2010/wordprocessingShape">
-                      <wps:wsp>
-                        <wps:cNvSpPr txBox="1">
-                          <a:spLocks noChangeArrowheads="1"/>
-                        </wps:cNvSpPr>
-                        <wps:spPr bwMode="auto">
-                          <a:xfrm>
-                            <a:off x="0" y="0"/>
-                            <a:ext cx="446405" cy="287020"/>
-                          </a:xfrm>
-                          <a:prstGeom prst="rect">
-                            <a:avLst/>
-                          </a:prstGeom>
-                          <a:solidFill>
-                            <a:srgbClr val="FFFFFF"/>
-                          </a:solidFill>
-                          <a:ln w="9525">
-                            <a:noFill/>
-                            <a:miter lim="800000"/>
-                            <a:headEnd/>
-                            <a:tailEnd/>
-                          </a:ln>
-                        </wps:spPr>
-                        <wps:txbx>
-                          <w:txbxContent>
-                            <w:p>
-                              <w:pPr>
-                                <w:spacing w:line="240" w:lineRule="auto"/>
-                                <w:ind w:right="69" w:firstLine="0"/>
-                                <w:jc w:val="center"/>
-                                <w:rPr>
-                                  <w:lang w:val="en-US"/>
-                                </w:rPr>
-                              </w:pPr>
-                              <w:r>
-                                <w:rPr>
-                                  <w:lang w:val="en-US"/>
-                                </w:rPr>
-                                <w:t>(1)</w:t>
-                              </w:r>
-                            </w:p>
-                          </w:txbxContent>
-                        </wps:txbx>
-                        <wps:bodyPr rot="0" vert="horz" wrap="square" lIns="91440" tIns="45720" rIns="91440" bIns="45720" anchor="t" anchorCtr="0">
-                          <a:noAutofit/>
-                        </wps:bodyPr>
-                      </wps:wsp>
-                    </a:graphicData>
-                  </a:graphic>
-                  <wp14:sizeRelH relativeFrom="margin">
-                    <wp14:pctWidth>0</wp14:pctWidth>
-                  </wp14:sizeRelH>
-                  <wp14:sizeRelV relativeFrom="margin">
-                    <wp14:pctHeight>0</wp14:pctHeight>
-                  </wp14:sizeRelV>
-                </wp:anchor>
-              </w:drawing>
-            </mc:Choice>
-            <mc:Fallback>
-              <w:pict>
-                <v:shape w14:anchorId="5F36F803" id="_x0000_s1034" type="#_x0000_t202" style="position:absolute;left:0;text-align:left;margin-left:385.45pt;margin-top:136.8pt;width:35.15pt;height:22.6pt;z-index:251685888;visibility:visible;mso-wrap-style:square;mso-width-percent:0;mso-height-percent:0;mso-wrap-distance-left:9pt;mso-wrap-distance-top:3.6pt;mso-wrap-distance-right:9pt;mso-wrap-distance-bottom:3.6pt;mso-position-horizontal:absolute;mso-position-horizontal-relative:text;mso-position-vertical:absolute;mso-position-vertical-relative:text;mso-width-percent:0;mso-height-percent:0;mso-width-relative:margin;mso-height-relative:margin;v-text-anchor:top" o:gfxdata="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" stroked="f">
-                  <v:textbox>
-                    <w:txbxContent>
-                      <w:p>
-                        <w:pPr>
-                          <w:spacing w:line="240" w:lineRule="auto"/>
-                          <w:ind w:right="69" w:firstLine="0"/>
-                          <w:jc w:val="center"/>
-                          <w:rPr>
-                            <w:lang w:val="en-US"/>
-                          </w:rPr>
-                        </w:pPr>
-                        <w:r>
-                          <w:rPr>
-                            <w:lang w:val="en-US"/>
-                          </w:rPr>
-                          <w:t>(1)</w:t>
-                        </w:r>
-                      </w:p>
-                    </w:txbxContent>
-                  </v:textbox>
-                  <w10:wrap type="square"/>
-                </v:shape>
-              </w:pict>
-            </mc:Fallback>
-          </mc:AlternateContent>
-        </m:r>
-      </m:oMath>
+      <w:r>
+        <w:rPr>
+          <w:rFonts w:ascii="Cambria Math" w:eastAsiaTheme="minorEastAsia" w:hAnsi="Cambria Math"/>
+          <w:i/>
+          <w:noProof/>
+        </w:rPr>
+        <mc:AlternateContent>
+          <mc:Choice Requires="wps">
+            <w:drawing>
+              <wp:anchor distT="45720" distB="45720" distL="114300" distR="114300" simplePos="0" relativeHeight="251685888" behindDoc="0" locked="0" layoutInCell="1" allowOverlap="1" wp14:anchorId="5F36F803" wp14:editId="2CE21382">
+                <wp:simplePos x="0" y="0"/>
+                <wp:positionH relativeFrom="column">
+                  <wp:posOffset>4895215</wp:posOffset>
+                </wp:positionH>
+                <wp:positionV relativeFrom="paragraph">
+                  <wp:posOffset>1737360</wp:posOffset>
+                </wp:positionV>
+                <wp:extent cx="446405" cy="287020"/>
+                <wp:effectExtent l="0" t="0" r="0" b="0"/>
+                <wp:wrapSquare wrapText="bothSides"/>
+                <wp:docPr id="1960261094" name="Надпись 2"/>
+                <wp:cNvGraphicFramePr>
+                  <a:graphicFrameLocks xmlns:a="http://schemas.openxmlformats.org/drawingml/2006/main"/>
+                </wp:cNvGraphicFramePr>
+                <a:graphic xmlns:a="http://schemas.openxmlformats.org/drawingml/2006/main">
+                  <a:graphicData uri="http://schemas.microsoft.com/office/word/2010/wordprocessingShape">
+                    <wps:wsp>
+                      <wps:cNvSpPr txBox="1">
+                        <a:spLocks noChangeArrowheads="1"/>
+                      </wps:cNvSpPr>
+                      <wps:spPr bwMode="auto">
+                        <a:xfrm>
+                          <a:off x="0" y="0"/>
+                          <a:ext cx="446405" cy="287020"/>
+                        </a:xfrm>
+                        <a:prstGeom prst="rect">
+                          <a:avLst/>
+                        </a:prstGeom>
+                        <a:solidFill>
+                          <a:srgbClr val="FFFFFF"/>
+                        </a:solidFill>
+                        <a:ln w="9525">
+                          <a:noFill/>
+                          <a:miter lim="800000"/>
+                          <a:headEnd/>
+                          <a:tailEnd/>
+                        </a:ln>
+                      </wps:spPr>
+                      <wps:txbx>
+                        <w:txbxContent>
+                          <w:p>
+                            <w:pPr>
+                              <w:spacing w:line="240" w:lineRule="auto"/>
+                              <w:ind w:right="69" w:firstLine="0"/>
+                              <w:jc w:val="center"/>
+                              <w:rPr>
+                                <w:lang w:val="en-US"/>
+                              </w:rPr>
+                            </w:pPr>
+                            <w:r>
+                              <w:rPr>
+                                <w:lang w:val="en-US"/>
+                              </w:rPr>
+                              <w:t>(1)</w:t>
+                            </w:r>
+                          </w:p>
+                        </w:txbxContent>
+                      </wps:txbx>
+                      <wps:bodyPr rot="0" vert="horz" wrap="square" lIns="91440" tIns="45720" rIns="91440" bIns="45720" anchor="t" anchorCtr="0">
+                        <a:noAutofit/>
+                      </wps:bodyPr>
+                    </wps:wsp>
+                  </a:graphicData>
+                </a:graphic>
+                <wp14:sizeRelH relativeFrom="margin">
+                  <wp14:pctWidth>0</wp14:pctWidth>
+                </wp14:sizeRelH>
+                <wp14:sizeRelV relativeFrom="margin">
+                  <wp14:pctHeight>0</wp14:pctHeight>
+                </wp14:sizeRelV>
+              </wp:anchor>
+            </w:drawing>
+          </mc:Choice>
+          <mc:Fallback>
+            <w:pict>
+              <v:shape w14:anchorId="5F36F803" id="_x0000_s1034" type="#_x0000_t202" style="position:absolute;left:0;text-align:left;margin-left:385.45pt;margin-top:136.8pt;width:35.15pt;height:22.6pt;z-index:251685888;visibility:visible;mso-wrap-style:square;mso-width-percent:0;mso-height-percent:0;mso-wrap-distance-left:9pt;mso-wrap-distance-top:3.6pt;mso-wrap-distance-right:9pt;mso-wrap-distance-bottom:3.6pt;mso-position-horizontal:absolute;mso-position-horizontal-relative:text;mso-position-vertical:absolute;mso-position-vertical-relative:text;mso-width-percent:0;mso-height-percent:0;mso-width-relative:margin;mso-height-relative:margin;v-text-anchor:top" o:gfxdata="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" stroked="f">
+                <v:textbox>
+                  <w:txbxContent>
+                    <w:p>
+                      <w:pPr>
+                        <w:spacing w:line="240" w:lineRule="auto"/>
+                        <w:ind w:right="69" w:firstLine="0"/>
+                        <w:jc w:val="center"/>
+                        <w:rPr>
+                          <w:lang w:val="en-US"/>
+                        </w:rPr>
+                      </w:pPr>
+                      <w:r>
+                        <w:rPr>
+                          <w:lang w:val="en-US"/>
+                        </w:rPr>
+                        <w:t>(1)</w:t>
+                      </w:r>
+                    </w:p>
+                  </w:txbxContent>
+                </v:textbox>
+                <w10:wrap type="square"/>
+              </v:shape>
+            </w:pict>
+          </mc:Fallback>
+        </mc:AlternateContent>
+      </w:r>
       <w:r>
         <w:t>Определить</w:t>
       </w:r>
@@ -5754,14 +5752,7 @@
                   <w:rFonts w:ascii="Cambria Math" w:eastAsiaTheme="minorEastAsia" w:hAnsi="Cambria Math"/>
                   <w:lang w:val="en-US"/>
                 </w:rPr>
-                <m:t>i</m:t>
-              </m:r>
-              <m:r>
-                <w:rPr>
-                  <w:rFonts w:ascii="Cambria Math" w:eastAsiaTheme="minorEastAsia" w:hAnsi="Cambria Math"/>
-                  <w:lang w:val="en-US"/>
-                </w:rPr>
-                <m:t>=1</m:t>
+                <m:t>i=1</m:t>
               </m:r>
             </m:sub>
             <m:sup>
@@ -5797,14 +5788,7 @@
                       <w:rFonts w:ascii="Cambria Math" w:eastAsiaTheme="minorEastAsia" w:hAnsi="Cambria Math"/>
                       <w:lang w:val="en-US"/>
                     </w:rPr>
-                    <m:t>(</m:t>
-                  </m:r>
-                  <m:r>
-                    <w:rPr>
-                      <w:rFonts w:ascii="Cambria Math" w:eastAsiaTheme="minorEastAsia" w:hAnsi="Cambria Math"/>
-                      <w:lang w:val="en-US"/>
-                    </w:rPr>
-                    <m:t>s</m:t>
+                    <m:t>(s</m:t>
                   </m:r>
                 </m:e>
                 <m:sub>
@@ -5874,14 +5858,7 @@
                       <w:rFonts w:ascii="Cambria Math" w:eastAsiaTheme="minorEastAsia" w:hAnsi="Cambria Math"/>
                       <w:lang w:val="en-US"/>
                     </w:rPr>
-                    <m:t>p</m:t>
-                  </m:r>
-                  <m:r>
-                    <w:rPr>
-                      <w:rFonts w:ascii="Cambria Math" w:eastAsiaTheme="minorEastAsia" w:hAnsi="Cambria Math"/>
-                      <w:lang w:val="en-US"/>
-                    </w:rPr>
-                    <m:t>(</m:t>
+                    <m:t>p(</m:t>
                   </m:r>
                   <m:sSub>
                     <m:sSubPr>
@@ -8227,7 +8204,7 @@
           <w:noProof/>
         </w:rPr>
       </w:pPr>
-      <w:bookmarkStart w:id="1" w:name="_Toc223018691"/>
+      <w:bookmarkStart w:id="1" w:name="_Toc223346739"/>
       <w:r>
         <w:rPr>
           <w:noProof/>
@@ -12781,7 +12758,7 @@
       <w:pPr>
         <w:pStyle w:val="1"/>
       </w:pPr>
-      <w:bookmarkStart w:id="2" w:name="_Toc223018692"/>
+      <w:bookmarkStart w:id="2" w:name="_Toc223346740"/>
       <w:r>
         <w:lastRenderedPageBreak/>
         <w:t>3</w:t>
@@ -15427,6 +15404,7 @@
       <w:r>
         <w:rPr>
           <w:rFonts w:eastAsiaTheme="minorEastAsia"/>
+          <w:noProof/>
         </w:rPr>
         <mc:AlternateContent>
           <mc:Choice Requires="wps">
@@ -18799,7 +18777,7 @@
       <w:pPr>
         <w:pStyle w:val="1"/>
       </w:pPr>
-      <w:bookmarkStart w:id="3" w:name="_Toc223018693"/>
+      <w:bookmarkStart w:id="3" w:name="_Toc223346741"/>
       <w:r>
         <w:lastRenderedPageBreak/>
         <w:t>4</w:t>
@@ -20696,7 +20674,7 @@
       <w:pPr>
         <w:pStyle w:val="1"/>
       </w:pPr>
-      <w:bookmarkStart w:id="4" w:name="_Toc223018694"/>
+      <w:bookmarkStart w:id="4" w:name="_Toc223346742"/>
       <w:r>
         <w:lastRenderedPageBreak/>
         <w:t>5</w:t>
@@ -23046,7 +23024,7 @@
       <w:pPr>
         <w:pStyle w:val="1"/>
       </w:pPr>
-      <w:bookmarkStart w:id="5" w:name="_Toc223018695"/>
+      <w:bookmarkStart w:id="5" w:name="_Toc223346743"/>
       <w:r>
         <w:lastRenderedPageBreak/>
         <w:t>6</w:t>
@@ -29376,321 +29354,6 @@
 <file path=word/numbering.xml><?xml version="1.0" encoding="utf-8"?>
 <w:numbering xmlns:wpc="http://schemas.microsoft.com/office/word/2010/wordprocessingCanvas" xmlns:cx="http://schemas.microsoft.com/office/drawing/2014/chartex" xmlns:cx1="http://schemas.microsoft.com/office/drawing/2015/9/8/chartex" xmlns:cx2="http://schemas.microsoft.com/office/drawing/2015/10/21/chartex" xmlns:cx3="http://schemas.microsoft.com/office/drawing/2016/5/9/chartex" xmlns:cx4="http://schemas.microsoft.com/office/drawing/2016/5/10/chartex" xmlns:cx5="http://schemas.microsoft.com/office/drawing/2016/5/11/chartex" xmlns:cx6="http://schemas.microsoft.com/office/drawing/2016/5/12/chartex" xmlns:cx7="http://schemas.microsoft.com/office/drawing/2016/5/13/chartex" xmlns:cx8="http://schemas.microsoft.com/office/drawing/2016/5/14/chartex" xmlns:mc="http://schemas.openxmlformats.org/markup-compatibility/2006" xmlns:aink="http://schemas.microsoft.com/office/drawing/2016/ink" xmlns:am3d="http://schemas.microsoft.com/office/drawing/2017/model3d" xmlns:o="urn:schemas-microsoft-com:office:office" xmlns:oel="http://schemas.microsoft.com/office/2019/extlst" xmlns:r="http://schemas.openxmlformats.org/officeDocument/2006/relationships" xmlns:m="http://schemas.openxmlformats.org/officeDocument/2006/math" xmlns:v="urn:schemas-microsoft-com:vml" xmlns:wp14="http://schemas.microsoft.com/office/word/2010/wordprocessingDrawing" xmlns:wp="http://schemas.openxmlformats.org/drawingml/2006/wordprocessingDrawing" xmlns:w10="urn:schemas-microsoft-com:office:word" xmlns:w="http://schemas.openxmlformats.org/wordprocessingml/2006/main" xmlns:w14="http://schemas.microsoft.com/office/word/2010/wordml" xmlns:w15="http://schemas.microsoft.com/office/word/2012/wordml" xmlns:w16cex="http://schemas.microsoft.com/office/word/2018/wordml/cex" xmlns:w16cid="http://schemas.microsoft.com/office/word/2016/wordml/cid" xmlns:w16="http://schemas.microsoft.com/office/word/2018/wordml" xmlns:w16du="http://schemas.microsoft.com/office/word/2023/wordml/word16du" xmlns:w16sdtdh="http://schemas.microsoft.com/office/word/2020/wordml/sdtdatahash" xmlns:w16sdtfl="http://schemas.microsoft.com/office/word/2024/wordml/sdtformatlock" xmlns:w16se="http://schemas.microsoft.com/office/word/2015/wordml/symex" xmlns:wpg="http://schemas.microsoft.com/office/word/2010/wordprocessingGroup" xmlns:wpi="http://schemas.microsoft.com/office/word/2010/wordprocessingInk" xmlns:wne="http://schemas.microsoft.com/office/word/2006/wordml" xmlns:wps="http://schemas.microsoft.com/office/word/2010/wordprocessingShape" mc:Ignorable="w14 w15 w16se w16cid w16 w16cex w16sdtdh w16sdtfl w16du wp14">
   <w:abstractNum w:abstractNumId="0" w15:restartNumberingAfterBreak="0">
-    <w:nsid w:val="003F2836"/>
-    <w:multiLevelType w:val="hybridMultilevel"/>
-    <w:tmpl w:val="DA021BF0"/>
-    <w:lvl w:ilvl="0" w:tplc="C5BA0568">
-      <w:start w:val="1"/>
-      <w:numFmt w:val="bullet"/>
-      <w:lvlText w:val=""/>
-      <w:lvlJc w:val="left"/>
-      <w:pPr>
-        <w:ind w:left="1429" w:hanging="360"/>
-      </w:pPr>
-      <w:rPr>
-        <w:rFonts w:ascii="Symbol" w:hAnsi="Symbol" w:hint="default"/>
-      </w:rPr>
-    </w:lvl>
-    <w:lvl w:ilvl="1" w:tplc="04190003" w:tentative="1">
-      <w:start w:val="1"/>
-      <w:numFmt w:val="bullet"/>
-      <w:lvlText w:val="o"/>
-      <w:lvlJc w:val="left"/>
-      <w:pPr>
-        <w:ind w:left="2149" w:hanging="360"/>
-      </w:pPr>
-      <w:rPr>
-        <w:rFonts w:ascii="Courier New" w:hAnsi="Courier New" w:cs="Courier New" w:hint="default"/>
-      </w:rPr>
-    </w:lvl>
-    <w:lvl w:ilvl="2" w:tplc="04190005" w:tentative="1">
-      <w:start w:val="1"/>
-      <w:numFmt w:val="bullet"/>
-      <w:lvlText w:val=""/>
-      <w:lvlJc w:val="left"/>
-      <w:pPr>
-        <w:ind w:left="2869" w:hanging="360"/>
-      </w:pPr>
-      <w:rPr>
-        <w:rFonts w:ascii="Wingdings" w:hAnsi="Wingdings" w:hint="default"/>
-      </w:rPr>
-    </w:lvl>
-    <w:lvl w:ilvl="3" w:tplc="04190001" w:tentative="1">
-      <w:start w:val="1"/>
-      <w:numFmt w:val="bullet"/>
-      <w:lvlText w:val=""/>
-      <w:lvlJc w:val="left"/>
-      <w:pPr>
-        <w:ind w:left="3589" w:hanging="360"/>
-      </w:pPr>
-      <w:rPr>
-        <w:rFonts w:ascii="Symbol" w:hAnsi="Symbol" w:hint="default"/>
-      </w:rPr>
-    </w:lvl>
-    <w:lvl w:ilvl="4" w:tplc="04190003" w:tentative="1">
-      <w:start w:val="1"/>
-      <w:numFmt w:val="bullet"/>
-      <w:lvlText w:val="o"/>
-      <w:lvlJc w:val="left"/>
-      <w:pPr>
-        <w:ind w:left="4309" w:hanging="360"/>
-      </w:pPr>
-      <w:rPr>
-        <w:rFonts w:ascii="Courier New" w:hAnsi="Courier New" w:cs="Courier New" w:hint="default"/>
-      </w:rPr>
-    </w:lvl>
-    <w:lvl w:ilvl="5" w:tplc="04190005" w:tentative="1">
-      <w:start w:val="1"/>
-      <w:numFmt w:val="bullet"/>
-      <w:lvlText w:val=""/>
-      <w:lvlJc w:val="left"/>
-      <w:pPr>
-        <w:ind w:left="5029" w:hanging="360"/>
-      </w:pPr>
-      <w:rPr>
-        <w:rFonts w:ascii="Wingdings" w:hAnsi="Wingdings" w:hint="default"/>
-      </w:rPr>
-    </w:lvl>
-    <w:lvl w:ilvl="6" w:tplc="04190001" w:tentative="1">
-      <w:start w:val="1"/>
-      <w:numFmt w:val="bullet"/>
-      <w:lvlText w:val=""/>
-      <w:lvlJc w:val="left"/>
-      <w:pPr>
-        <w:ind w:left="5749" w:hanging="360"/>
-      </w:pPr>
-      <w:rPr>
-        <w:rFonts w:ascii="Symbol" w:hAnsi="Symbol" w:hint="default"/>
-      </w:rPr>
-    </w:lvl>
-    <w:lvl w:ilvl="7" w:tplc="04190003" w:tentative="1">
-      <w:start w:val="1"/>
-      <w:numFmt w:val="bullet"/>
-      <w:lvlText w:val="o"/>
-      <w:lvlJc w:val="left"/>
-      <w:pPr>
-        <w:ind w:left="6469" w:hanging="360"/>
-      </w:pPr>
-      <w:rPr>
-        <w:rFonts w:ascii="Courier New" w:hAnsi="Courier New" w:cs="Courier New" w:hint="default"/>
-      </w:rPr>
-    </w:lvl>
-    <w:lvl w:ilvl="8" w:tplc="04190005" w:tentative="1">
-      <w:start w:val="1"/>
-      <w:numFmt w:val="bullet"/>
-      <w:lvlText w:val=""/>
-      <w:lvlJc w:val="left"/>
-      <w:pPr>
-        <w:ind w:left="7189" w:hanging="360"/>
-      </w:pPr>
-      <w:rPr>
-        <w:rFonts w:ascii="Wingdings" w:hAnsi="Wingdings" w:hint="default"/>
-      </w:rPr>
-    </w:lvl>
-  </w:abstractNum>
-  <w:abstractNum w:abstractNumId="1" w15:restartNumberingAfterBreak="0">
-    <w:nsid w:val="0A2B341C"/>
-    <w:multiLevelType w:val="multilevel"/>
-    <w:tmpl w:val="95D208AC"/>
-    <w:lvl w:ilvl="0">
-      <w:start w:val="1"/>
-      <w:numFmt w:val="decimal"/>
-      <w:lvlText w:val="%1"/>
-      <w:lvlJc w:val="left"/>
-      <w:pPr>
-        <w:ind w:left="375" w:hanging="375"/>
-      </w:pPr>
-      <w:rPr>
-        <w:rFonts w:hint="default"/>
-      </w:rPr>
-    </w:lvl>
-    <w:lvl w:ilvl="1">
-      <w:start w:val="2"/>
-      <w:numFmt w:val="decimal"/>
-      <w:lvlText w:val="%1.%2"/>
-      <w:lvlJc w:val="left"/>
-      <w:pPr>
-        <w:ind w:left="1084" w:hanging="375"/>
-      </w:pPr>
-      <w:rPr>
-        <w:rFonts w:hint="default"/>
-      </w:rPr>
-    </w:lvl>
-    <w:lvl w:ilvl="2">
-      <w:start w:val="1"/>
-      <w:numFmt w:val="decimal"/>
-      <w:lvlText w:val="%1.%2.%3"/>
-      <w:lvlJc w:val="left"/>
-      <w:pPr>
-        <w:ind w:left="2138" w:hanging="720"/>
-      </w:pPr>
-      <w:rPr>
-        <w:rFonts w:hint="default"/>
-      </w:rPr>
-    </w:lvl>
-    <w:lvl w:ilvl="3">
-      <w:start w:val="1"/>
-      <w:numFmt w:val="decimal"/>
-      <w:lvlText w:val="%1.%2.%3.%4"/>
-      <w:lvlJc w:val="left"/>
-      <w:pPr>
-        <w:ind w:left="3207" w:hanging="1080"/>
-      </w:pPr>
-      <w:rPr>
-        <w:rFonts w:hint="default"/>
-      </w:rPr>
-    </w:lvl>
-    <w:lvl w:ilvl="4">
-      <w:start w:val="1"/>
-      <w:numFmt w:val="decimal"/>
-      <w:lvlText w:val="%1.%2.%3.%4.%5"/>
-      <w:lvlJc w:val="left"/>
-      <w:pPr>
-        <w:ind w:left="3916" w:hanging="1080"/>
-      </w:pPr>
-      <w:rPr>
-        <w:rFonts w:hint="default"/>
-      </w:rPr>
-    </w:lvl>
-    <w:lvl w:ilvl="5">
-      <w:start w:val="1"/>
-      <w:numFmt w:val="decimal"/>
-      <w:lvlText w:val="%1.%2.%3.%4.%5.%6"/>
-      <w:lvlJc w:val="left"/>
-      <w:pPr>
-        <w:ind w:left="4985" w:hanging="1440"/>
-      </w:pPr>
-      <w:rPr>
-        <w:rFonts w:hint="default"/>
-      </w:rPr>
-    </w:lvl>
-    <w:lvl w:ilvl="6">
-      <w:start w:val="1"/>
-      <w:numFmt w:val="decimal"/>
-      <w:lvlText w:val="%1.%2.%3.%4.%5.%6.%7"/>
-      <w:lvlJc w:val="left"/>
-      <w:pPr>
-        <w:ind w:left="5694" w:hanging="1440"/>
-      </w:pPr>
-      <w:rPr>
-        <w:rFonts w:hint="default"/>
-      </w:rPr>
-    </w:lvl>
-    <w:lvl w:ilvl="7">
-      <w:start w:val="1"/>
-      <w:numFmt w:val="decimal"/>
-      <w:lvlText w:val="%1.%2.%3.%4.%5.%6.%7.%8"/>
-      <w:lvlJc w:val="left"/>
-      <w:pPr>
-        <w:ind w:left="6763" w:hanging="1800"/>
-      </w:pPr>
-      <w:rPr>
-        <w:rFonts w:hint="default"/>
-      </w:rPr>
-    </w:lvl>
-    <w:lvl w:ilvl="8">
-      <w:start w:val="1"/>
-      <w:numFmt w:val="decimal"/>
-      <w:lvlText w:val="%1.%2.%3.%4.%5.%6.%7.%8.%9"/>
-      <w:lvlJc w:val="left"/>
-      <w:pPr>
-        <w:ind w:left="7832" w:hanging="2160"/>
-      </w:pPr>
-      <w:rPr>
-        <w:rFonts w:hint="default"/>
-      </w:rPr>
-    </w:lvl>
-  </w:abstractNum>
-  <w:abstractNum w:abstractNumId="2" w15:restartNumberingAfterBreak="0">
-    <w:nsid w:val="0ADA760A"/>
-    <w:multiLevelType w:val="hybridMultilevel"/>
-    <w:tmpl w:val="F3E4FB70"/>
-    <w:lvl w:ilvl="0" w:tplc="0419000F">
-      <w:start w:val="1"/>
-      <w:numFmt w:val="decimal"/>
-      <w:lvlText w:val="%1."/>
-      <w:lvlJc w:val="left"/>
-      <w:pPr>
-        <w:ind w:left="720" w:hanging="360"/>
-      </w:pPr>
-      <w:rPr>
-        <w:rFonts w:hint="default"/>
-      </w:rPr>
-    </w:lvl>
-    <w:lvl w:ilvl="1" w:tplc="04190019" w:tentative="1">
-      <w:start w:val="1"/>
-      <w:numFmt w:val="lowerLetter"/>
-      <w:lvlText w:val="%2."/>
-      <w:lvlJc w:val="left"/>
-      <w:pPr>
-        <w:ind w:left="1440" w:hanging="360"/>
-      </w:pPr>
-    </w:lvl>
-    <w:lvl w:ilvl="2" w:tplc="0419001B" w:tentative="1">
-      <w:start w:val="1"/>
-      <w:numFmt w:val="lowerRoman"/>
-      <w:lvlText w:val="%3."/>
-      <w:lvlJc w:val="right"/>
-      <w:pPr>
-        <w:ind w:left="2160" w:hanging="180"/>
-      </w:pPr>
-    </w:lvl>
-    <w:lvl w:ilvl="3" w:tplc="0419000F" w:tentative="1">
-      <w:start w:val="1"/>
-      <w:numFmt w:val="decimal"/>
-      <w:lvlText w:val="%4."/>
-      <w:lvlJc w:val="left"/>
-      <w:pPr>
-        <w:ind w:left="2880" w:hanging="360"/>
-      </w:pPr>
-    </w:lvl>
-    <w:lvl w:ilvl="4" w:tplc="04190019" w:tentative="1">
-      <w:start w:val="1"/>
-      <w:numFmt w:val="lowerLetter"/>
-      <w:lvlText w:val="%5."/>
-      <w:lvlJc w:val="left"/>
-      <w:pPr>
-        <w:ind w:left="3600" w:hanging="360"/>
-      </w:pPr>
-    </w:lvl>
-    <w:lvl w:ilvl="5" w:tplc="0419001B" w:tentative="1">
-      <w:start w:val="1"/>
-      <w:numFmt w:val="lowerRoman"/>
-      <w:lvlText w:val="%6."/>
-      <w:lvlJc w:val="right"/>
-      <w:pPr>
-        <w:ind w:left="4320" w:hanging="180"/>
-      </w:pPr>
-    </w:lvl>
-    <w:lvl w:ilvl="6" w:tplc="0419000F" w:tentative="1">
-      <w:start w:val="1"/>
-      <w:numFmt w:val="decimal"/>
-      <w:lvlText w:val="%7."/>
-      <w:lvlJc w:val="left"/>
-      <w:pPr>
-        <w:ind w:left="5040" w:hanging="360"/>
-      </w:pPr>
-    </w:lvl>
-    <w:lvl w:ilvl="7" w:tplc="04190019" w:tentative="1">
-      <w:start w:val="1"/>
-      <w:numFmt w:val="lowerLetter"/>
-      <w:lvlText w:val="%8."/>
-      <w:lvlJc w:val="left"/>
-      <w:pPr>
-        <w:ind w:left="5760" w:hanging="360"/>
-      </w:pPr>
-    </w:lvl>
-    <w:lvl w:ilvl="8" w:tplc="0419001B" w:tentative="1">
-      <w:start w:val="1"/>
-      <w:numFmt w:val="lowerRoman"/>
-      <w:lvlText w:val="%9."/>
-      <w:lvlJc w:val="right"/>
-      <w:pPr>
-        <w:ind w:left="6480" w:hanging="180"/>
-      </w:pPr>
-    </w:lvl>
-  </w:abstractNum>
-  <w:abstractNum w:abstractNumId="3" w15:restartNumberingAfterBreak="0">
     <w:nsid w:val="0B114803"/>
     <w:multiLevelType w:val="hybridMultilevel"/>
     <w:tmpl w:val="006A4D1E"/>
@@ -29781,5063 +29444,7 @@
       </w:pPr>
     </w:lvl>
   </w:abstractNum>
-  <w:abstractNum w:abstractNumId="4" w15:restartNumberingAfterBreak="0">
-    <w:nsid w:val="0B380716"/>
-    <w:multiLevelType w:val="hybridMultilevel"/>
-    <w:tmpl w:val="FD50956E"/>
-    <w:lvl w:ilvl="0" w:tplc="154A3116">
-      <w:start w:val="1"/>
-      <w:numFmt w:val="decimal"/>
-      <w:lvlText w:val="%1)"/>
-      <w:lvlJc w:val="left"/>
-      <w:pPr>
-        <w:ind w:left="1069" w:hanging="360"/>
-      </w:pPr>
-      <w:rPr>
-        <w:rFonts w:hint="default"/>
-      </w:rPr>
-    </w:lvl>
-    <w:lvl w:ilvl="1" w:tplc="04190019" w:tentative="1">
-      <w:start w:val="1"/>
-      <w:numFmt w:val="lowerLetter"/>
-      <w:lvlText w:val="%2."/>
-      <w:lvlJc w:val="left"/>
-      <w:pPr>
-        <w:ind w:left="1440" w:hanging="360"/>
-      </w:pPr>
-    </w:lvl>
-    <w:lvl w:ilvl="2" w:tplc="0419001B" w:tentative="1">
-      <w:start w:val="1"/>
-      <w:numFmt w:val="lowerRoman"/>
-      <w:lvlText w:val="%3."/>
-      <w:lvlJc w:val="right"/>
-      <w:pPr>
-        <w:ind w:left="2160" w:hanging="180"/>
-      </w:pPr>
-    </w:lvl>
-    <w:lvl w:ilvl="3" w:tplc="0419000F" w:tentative="1">
-      <w:start w:val="1"/>
-      <w:numFmt w:val="decimal"/>
-      <w:lvlText w:val="%4."/>
-      <w:lvlJc w:val="left"/>
-      <w:pPr>
-        <w:ind w:left="2880" w:hanging="360"/>
-      </w:pPr>
-    </w:lvl>
-    <w:lvl w:ilvl="4" w:tplc="04190019" w:tentative="1">
-      <w:start w:val="1"/>
-      <w:numFmt w:val="lowerLetter"/>
-      <w:lvlText w:val="%5."/>
-      <w:lvlJc w:val="left"/>
-      <w:pPr>
-        <w:ind w:left="3600" w:hanging="360"/>
-      </w:pPr>
-    </w:lvl>
-    <w:lvl w:ilvl="5" w:tplc="0419001B" w:tentative="1">
-      <w:start w:val="1"/>
-      <w:numFmt w:val="lowerRoman"/>
-      <w:lvlText w:val="%6."/>
-      <w:lvlJc w:val="right"/>
-      <w:pPr>
-        <w:ind w:left="4320" w:hanging="180"/>
-      </w:pPr>
-    </w:lvl>
-    <w:lvl w:ilvl="6" w:tplc="0419000F" w:tentative="1">
-      <w:start w:val="1"/>
-      <w:numFmt w:val="decimal"/>
-      <w:lvlText w:val="%7."/>
-      <w:lvlJc w:val="left"/>
-      <w:pPr>
-        <w:ind w:left="5040" w:hanging="360"/>
-      </w:pPr>
-    </w:lvl>
-    <w:lvl w:ilvl="7" w:tplc="04190019" w:tentative="1">
-      <w:start w:val="1"/>
-      <w:numFmt w:val="lowerLetter"/>
-      <w:lvlText w:val="%8."/>
-      <w:lvlJc w:val="left"/>
-      <w:pPr>
-        <w:ind w:left="5760" w:hanging="360"/>
-      </w:pPr>
-    </w:lvl>
-    <w:lvl w:ilvl="8" w:tplc="0419001B" w:tentative="1">
-      <w:start w:val="1"/>
-      <w:numFmt w:val="lowerRoman"/>
-      <w:lvlText w:val="%9."/>
-      <w:lvlJc w:val="right"/>
-      <w:pPr>
-        <w:ind w:left="6480" w:hanging="180"/>
-      </w:pPr>
-    </w:lvl>
-  </w:abstractNum>
-  <w:abstractNum w:abstractNumId="5" w15:restartNumberingAfterBreak="0">
-    <w:nsid w:val="0DF8061A"/>
-    <w:multiLevelType w:val="hybridMultilevel"/>
-    <w:tmpl w:val="EF8C715C"/>
-    <w:lvl w:ilvl="0" w:tplc="C5BA0568">
-      <w:start w:val="1"/>
-      <w:numFmt w:val="bullet"/>
-      <w:lvlText w:val=""/>
-      <w:lvlJc w:val="left"/>
-      <w:pPr>
-        <w:ind w:left="1429" w:hanging="360"/>
-      </w:pPr>
-      <w:rPr>
-        <w:rFonts w:ascii="Symbol" w:hAnsi="Symbol" w:hint="default"/>
-      </w:rPr>
-    </w:lvl>
-    <w:lvl w:ilvl="1" w:tplc="04190003" w:tentative="1">
-      <w:start w:val="1"/>
-      <w:numFmt w:val="bullet"/>
-      <w:lvlText w:val="o"/>
-      <w:lvlJc w:val="left"/>
-      <w:pPr>
-        <w:ind w:left="2149" w:hanging="360"/>
-      </w:pPr>
-      <w:rPr>
-        <w:rFonts w:ascii="Courier New" w:hAnsi="Courier New" w:cs="Courier New" w:hint="default"/>
-      </w:rPr>
-    </w:lvl>
-    <w:lvl w:ilvl="2" w:tplc="04190005" w:tentative="1">
-      <w:start w:val="1"/>
-      <w:numFmt w:val="bullet"/>
-      <w:lvlText w:val=""/>
-      <w:lvlJc w:val="left"/>
-      <w:pPr>
-        <w:ind w:left="2869" w:hanging="360"/>
-      </w:pPr>
-      <w:rPr>
-        <w:rFonts w:ascii="Wingdings" w:hAnsi="Wingdings" w:hint="default"/>
-      </w:rPr>
-    </w:lvl>
-    <w:lvl w:ilvl="3" w:tplc="04190001" w:tentative="1">
-      <w:start w:val="1"/>
-      <w:numFmt w:val="bullet"/>
-      <w:lvlText w:val=""/>
-      <w:lvlJc w:val="left"/>
-      <w:pPr>
-        <w:ind w:left="3589" w:hanging="360"/>
-      </w:pPr>
-      <w:rPr>
-        <w:rFonts w:ascii="Symbol" w:hAnsi="Symbol" w:hint="default"/>
-      </w:rPr>
-    </w:lvl>
-    <w:lvl w:ilvl="4" w:tplc="04190003" w:tentative="1">
-      <w:start w:val="1"/>
-      <w:numFmt w:val="bullet"/>
-      <w:lvlText w:val="o"/>
-      <w:lvlJc w:val="left"/>
-      <w:pPr>
-        <w:ind w:left="4309" w:hanging="360"/>
-      </w:pPr>
-      <w:rPr>
-        <w:rFonts w:ascii="Courier New" w:hAnsi="Courier New" w:cs="Courier New" w:hint="default"/>
-      </w:rPr>
-    </w:lvl>
-    <w:lvl w:ilvl="5" w:tplc="04190005" w:tentative="1">
-      <w:start w:val="1"/>
-      <w:numFmt w:val="bullet"/>
-      <w:lvlText w:val=""/>
-      <w:lvlJc w:val="left"/>
-      <w:pPr>
-        <w:ind w:left="5029" w:hanging="360"/>
-      </w:pPr>
-      <w:rPr>
-        <w:rFonts w:ascii="Wingdings" w:hAnsi="Wingdings" w:hint="default"/>
-      </w:rPr>
-    </w:lvl>
-    <w:lvl w:ilvl="6" w:tplc="04190001" w:tentative="1">
-      <w:start w:val="1"/>
-      <w:numFmt w:val="bullet"/>
-      <w:lvlText w:val=""/>
-      <w:lvlJc w:val="left"/>
-      <w:pPr>
-        <w:ind w:left="5749" w:hanging="360"/>
-      </w:pPr>
-      <w:rPr>
-        <w:rFonts w:ascii="Symbol" w:hAnsi="Symbol" w:hint="default"/>
-      </w:rPr>
-    </w:lvl>
-    <w:lvl w:ilvl="7" w:tplc="04190003" w:tentative="1">
-      <w:start w:val="1"/>
-      <w:numFmt w:val="bullet"/>
-      <w:lvlText w:val="o"/>
-      <w:lvlJc w:val="left"/>
-      <w:pPr>
-        <w:ind w:left="6469" w:hanging="360"/>
-      </w:pPr>
-      <w:rPr>
-        <w:rFonts w:ascii="Courier New" w:hAnsi="Courier New" w:cs="Courier New" w:hint="default"/>
-      </w:rPr>
-    </w:lvl>
-    <w:lvl w:ilvl="8" w:tplc="04190005" w:tentative="1">
-      <w:start w:val="1"/>
-      <w:numFmt w:val="bullet"/>
-      <w:lvlText w:val=""/>
-      <w:lvlJc w:val="left"/>
-      <w:pPr>
-        <w:ind w:left="7189" w:hanging="360"/>
-      </w:pPr>
-      <w:rPr>
-        <w:rFonts w:ascii="Wingdings" w:hAnsi="Wingdings" w:hint="default"/>
-      </w:rPr>
-    </w:lvl>
-  </w:abstractNum>
-  <w:abstractNum w:abstractNumId="6" w15:restartNumberingAfterBreak="0">
-    <w:nsid w:val="0E004826"/>
-    <w:multiLevelType w:val="hybridMultilevel"/>
-    <w:tmpl w:val="227686DA"/>
-    <w:lvl w:ilvl="0" w:tplc="04190001">
-      <w:start w:val="1"/>
-      <w:numFmt w:val="bullet"/>
-      <w:lvlText w:val=""/>
-      <w:lvlJc w:val="left"/>
-      <w:pPr>
-        <w:ind w:left="1429" w:hanging="360"/>
-      </w:pPr>
-      <w:rPr>
-        <w:rFonts w:ascii="Symbol" w:hAnsi="Symbol" w:hint="default"/>
-      </w:rPr>
-    </w:lvl>
-    <w:lvl w:ilvl="1" w:tplc="04190003" w:tentative="1">
-      <w:start w:val="1"/>
-      <w:numFmt w:val="bullet"/>
-      <w:lvlText w:val="o"/>
-      <w:lvlJc w:val="left"/>
-      <w:pPr>
-        <w:ind w:left="2149" w:hanging="360"/>
-      </w:pPr>
-      <w:rPr>
-        <w:rFonts w:ascii="Courier New" w:hAnsi="Courier New" w:cs="Courier New" w:hint="default"/>
-      </w:rPr>
-    </w:lvl>
-    <w:lvl w:ilvl="2" w:tplc="04190005" w:tentative="1">
-      <w:start w:val="1"/>
-      <w:numFmt w:val="bullet"/>
-      <w:lvlText w:val=""/>
-      <w:lvlJc w:val="left"/>
-      <w:pPr>
-        <w:ind w:left="2869" w:hanging="360"/>
-      </w:pPr>
-      <w:rPr>
-        <w:rFonts w:ascii="Wingdings" w:hAnsi="Wingdings" w:hint="default"/>
-      </w:rPr>
-    </w:lvl>
-    <w:lvl w:ilvl="3" w:tplc="04190001" w:tentative="1">
-      <w:start w:val="1"/>
-      <w:numFmt w:val="bullet"/>
-      <w:lvlText w:val=""/>
-      <w:lvlJc w:val="left"/>
-      <w:pPr>
-        <w:ind w:left="3589" w:hanging="360"/>
-      </w:pPr>
-      <w:rPr>
-        <w:rFonts w:ascii="Symbol" w:hAnsi="Symbol" w:hint="default"/>
-      </w:rPr>
-    </w:lvl>
-    <w:lvl w:ilvl="4" w:tplc="04190003" w:tentative="1">
-      <w:start w:val="1"/>
-      <w:numFmt w:val="bullet"/>
-      <w:lvlText w:val="o"/>
-      <w:lvlJc w:val="left"/>
-      <w:pPr>
-        <w:ind w:left="4309" w:hanging="360"/>
-      </w:pPr>
-      <w:rPr>
-        <w:rFonts w:ascii="Courier New" w:hAnsi="Courier New" w:cs="Courier New" w:hint="default"/>
-      </w:rPr>
-    </w:lvl>
-    <w:lvl w:ilvl="5" w:tplc="04190005" w:tentative="1">
-      <w:start w:val="1"/>
-      <w:numFmt w:val="bullet"/>
-      <w:lvlText w:val=""/>
-      <w:lvlJc w:val="left"/>
-      <w:pPr>
-        <w:ind w:left="5029" w:hanging="360"/>
-      </w:pPr>
-      <w:rPr>
-        <w:rFonts w:ascii="Wingdings" w:hAnsi="Wingdings" w:hint="default"/>
-      </w:rPr>
-    </w:lvl>
-    <w:lvl w:ilvl="6" w:tplc="04190001" w:tentative="1">
-      <w:start w:val="1"/>
-      <w:numFmt w:val="bullet"/>
-      <w:lvlText w:val=""/>
-      <w:lvlJc w:val="left"/>
-      <w:pPr>
-        <w:ind w:left="5749" w:hanging="360"/>
-      </w:pPr>
-      <w:rPr>
-        <w:rFonts w:ascii="Symbol" w:hAnsi="Symbol" w:hint="default"/>
-      </w:rPr>
-    </w:lvl>
-    <w:lvl w:ilvl="7" w:tplc="04190003" w:tentative="1">
-      <w:start w:val="1"/>
-      <w:numFmt w:val="bullet"/>
-      <w:lvlText w:val="o"/>
-      <w:lvlJc w:val="left"/>
-      <w:pPr>
-        <w:ind w:left="6469" w:hanging="360"/>
-      </w:pPr>
-      <w:rPr>
-        <w:rFonts w:ascii="Courier New" w:hAnsi="Courier New" w:cs="Courier New" w:hint="default"/>
-      </w:rPr>
-    </w:lvl>
-    <w:lvl w:ilvl="8" w:tplc="04190005" w:tentative="1">
-      <w:start w:val="1"/>
-      <w:numFmt w:val="bullet"/>
-      <w:lvlText w:val=""/>
-      <w:lvlJc w:val="left"/>
-      <w:pPr>
-        <w:ind w:left="7189" w:hanging="360"/>
-      </w:pPr>
-      <w:rPr>
-        <w:rFonts w:ascii="Wingdings" w:hAnsi="Wingdings" w:hint="default"/>
-      </w:rPr>
-    </w:lvl>
-  </w:abstractNum>
-  <w:abstractNum w:abstractNumId="7" w15:restartNumberingAfterBreak="0">
-    <w:nsid w:val="0E6C6882"/>
-    <w:multiLevelType w:val="hybridMultilevel"/>
-    <w:tmpl w:val="448C1B50"/>
-    <w:lvl w:ilvl="0" w:tplc="04190001">
-      <w:start w:val="1"/>
-      <w:numFmt w:val="bullet"/>
-      <w:lvlText w:val=""/>
-      <w:lvlJc w:val="left"/>
-      <w:pPr>
-        <w:ind w:left="720" w:hanging="360"/>
-      </w:pPr>
-      <w:rPr>
-        <w:rFonts w:ascii="Symbol" w:hAnsi="Symbol" w:hint="default"/>
-      </w:rPr>
-    </w:lvl>
-    <w:lvl w:ilvl="1" w:tplc="04190003">
-      <w:start w:val="1"/>
-      <w:numFmt w:val="bullet"/>
-      <w:lvlText w:val="o"/>
-      <w:lvlJc w:val="left"/>
-      <w:pPr>
-        <w:ind w:left="1440" w:hanging="360"/>
-      </w:pPr>
-      <w:rPr>
-        <w:rFonts w:ascii="Courier New" w:hAnsi="Courier New" w:cs="Courier New" w:hint="default"/>
-      </w:rPr>
-    </w:lvl>
-    <w:lvl w:ilvl="2" w:tplc="04190005" w:tentative="1">
-      <w:start w:val="1"/>
-      <w:numFmt w:val="bullet"/>
-      <w:lvlText w:val=""/>
-      <w:lvlJc w:val="left"/>
-      <w:pPr>
-        <w:ind w:left="2160" w:hanging="360"/>
-      </w:pPr>
-      <w:rPr>
-        <w:rFonts w:ascii="Wingdings" w:hAnsi="Wingdings" w:hint="default"/>
-      </w:rPr>
-    </w:lvl>
-    <w:lvl w:ilvl="3" w:tplc="04190001" w:tentative="1">
-      <w:start w:val="1"/>
-      <w:numFmt w:val="bullet"/>
-      <w:lvlText w:val=""/>
-      <w:lvlJc w:val="left"/>
-      <w:pPr>
-        <w:ind w:left="2880" w:hanging="360"/>
-      </w:pPr>
-      <w:rPr>
-        <w:rFonts w:ascii="Symbol" w:hAnsi="Symbol" w:hint="default"/>
-      </w:rPr>
-    </w:lvl>
-    <w:lvl w:ilvl="4" w:tplc="04190003" w:tentative="1">
-      <w:start w:val="1"/>
-      <w:numFmt w:val="bullet"/>
-      <w:lvlText w:val="o"/>
-      <w:lvlJc w:val="left"/>
-      <w:pPr>
-        <w:ind w:left="3600" w:hanging="360"/>
-      </w:pPr>
-      <w:rPr>
-        <w:rFonts w:ascii="Courier New" w:hAnsi="Courier New" w:cs="Courier New" w:hint="default"/>
-      </w:rPr>
-    </w:lvl>
-    <w:lvl w:ilvl="5" w:tplc="04190005" w:tentative="1">
-      <w:start w:val="1"/>
-      <w:numFmt w:val="bullet"/>
-      <w:lvlText w:val=""/>
-      <w:lvlJc w:val="left"/>
-      <w:pPr>
-        <w:ind w:left="4320" w:hanging="360"/>
-      </w:pPr>
-      <w:rPr>
-        <w:rFonts w:ascii="Wingdings" w:hAnsi="Wingdings" w:hint="default"/>
-      </w:rPr>
-    </w:lvl>
-    <w:lvl w:ilvl="6" w:tplc="04190001" w:tentative="1">
-      <w:start w:val="1"/>
-      <w:numFmt w:val="bullet"/>
-      <w:lvlText w:val=""/>
-      <w:lvlJc w:val="left"/>
-      <w:pPr>
-        <w:ind w:left="5040" w:hanging="360"/>
-      </w:pPr>
-      <w:rPr>
-        <w:rFonts w:ascii="Symbol" w:hAnsi="Symbol" w:hint="default"/>
-      </w:rPr>
-    </w:lvl>
-    <w:lvl w:ilvl="7" w:tplc="04190003" w:tentative="1">
-      <w:start w:val="1"/>
-      <w:numFmt w:val="bullet"/>
-      <w:lvlText w:val="o"/>
-      <w:lvlJc w:val="left"/>
-      <w:pPr>
-        <w:ind w:left="5760" w:hanging="360"/>
-      </w:pPr>
-      <w:rPr>
-        <w:rFonts w:ascii="Courier New" w:hAnsi="Courier New" w:cs="Courier New" w:hint="default"/>
-      </w:rPr>
-    </w:lvl>
-    <w:lvl w:ilvl="8" w:tplc="04190005" w:tentative="1">
-      <w:start w:val="1"/>
-      <w:numFmt w:val="bullet"/>
-      <w:lvlText w:val=""/>
-      <w:lvlJc w:val="left"/>
-      <w:pPr>
-        <w:ind w:left="6480" w:hanging="360"/>
-      </w:pPr>
-      <w:rPr>
-        <w:rFonts w:ascii="Wingdings" w:hAnsi="Wingdings" w:hint="default"/>
-      </w:rPr>
-    </w:lvl>
-  </w:abstractNum>
-  <w:abstractNum w:abstractNumId="8" w15:restartNumberingAfterBreak="0">
-    <w:nsid w:val="11093BF1"/>
-    <w:multiLevelType w:val="hybridMultilevel"/>
-    <w:tmpl w:val="BD8E7ADE"/>
-    <w:lvl w:ilvl="0" w:tplc="08FE7DA0">
-      <w:start w:val="2"/>
-      <w:numFmt w:val="decimal"/>
-      <w:lvlText w:val="%1"/>
-      <w:lvlJc w:val="left"/>
-      <w:pPr>
-        <w:ind w:left="821" w:hanging="226"/>
-        <w:jc w:val="right"/>
-      </w:pPr>
-      <w:rPr>
-        <w:rFonts w:ascii="Times New Roman" w:eastAsia="Times New Roman" w:hAnsi="Times New Roman" w:cs="Times New Roman" w:hint="default"/>
-        <w:w w:val="100"/>
-        <w:sz w:val="30"/>
-        <w:szCs w:val="30"/>
-        <w:lang w:val="ru-RU" w:eastAsia="en-US" w:bidi="ar-SA"/>
-      </w:rPr>
-    </w:lvl>
-    <w:lvl w:ilvl="1" w:tplc="F3C2EC00">
-      <w:numFmt w:val="bullet"/>
-      <w:lvlText w:val="•"/>
-      <w:lvlJc w:val="left"/>
-      <w:pPr>
-        <w:ind w:left="3780" w:hanging="226"/>
-      </w:pPr>
-      <w:rPr>
-        <w:rFonts w:hint="default"/>
-        <w:lang w:val="ru-RU" w:eastAsia="en-US" w:bidi="ar-SA"/>
-      </w:rPr>
-    </w:lvl>
-    <w:lvl w:ilvl="2" w:tplc="3AFC247C">
-      <w:numFmt w:val="bullet"/>
-      <w:lvlText w:val="•"/>
-      <w:lvlJc w:val="left"/>
-      <w:pPr>
-        <w:ind w:left="4478" w:hanging="226"/>
-      </w:pPr>
-      <w:rPr>
-        <w:rFonts w:hint="default"/>
-        <w:lang w:val="ru-RU" w:eastAsia="en-US" w:bidi="ar-SA"/>
-      </w:rPr>
-    </w:lvl>
-    <w:lvl w:ilvl="3" w:tplc="F1DE8E32">
-      <w:numFmt w:val="bullet"/>
-      <w:lvlText w:val="•"/>
-      <w:lvlJc w:val="left"/>
-      <w:pPr>
-        <w:ind w:left="5176" w:hanging="226"/>
-      </w:pPr>
-      <w:rPr>
-        <w:rFonts w:hint="default"/>
-        <w:lang w:val="ru-RU" w:eastAsia="en-US" w:bidi="ar-SA"/>
-      </w:rPr>
-    </w:lvl>
-    <w:lvl w:ilvl="4" w:tplc="A88459A2">
-      <w:numFmt w:val="bullet"/>
-      <w:lvlText w:val="•"/>
-      <w:lvlJc w:val="left"/>
-      <w:pPr>
-        <w:ind w:left="5874" w:hanging="226"/>
-      </w:pPr>
-      <w:rPr>
-        <w:rFonts w:hint="default"/>
-        <w:lang w:val="ru-RU" w:eastAsia="en-US" w:bidi="ar-SA"/>
-      </w:rPr>
-    </w:lvl>
-    <w:lvl w:ilvl="5" w:tplc="2470341E">
-      <w:numFmt w:val="bullet"/>
-      <w:lvlText w:val="•"/>
-      <w:lvlJc w:val="left"/>
-      <w:pPr>
-        <w:ind w:left="6573" w:hanging="226"/>
-      </w:pPr>
-      <w:rPr>
-        <w:rFonts w:hint="default"/>
-        <w:lang w:val="ru-RU" w:eastAsia="en-US" w:bidi="ar-SA"/>
-      </w:rPr>
-    </w:lvl>
-    <w:lvl w:ilvl="6" w:tplc="B05C4528">
-      <w:numFmt w:val="bullet"/>
-      <w:lvlText w:val="•"/>
-      <w:lvlJc w:val="left"/>
-      <w:pPr>
-        <w:ind w:left="7271" w:hanging="226"/>
-      </w:pPr>
-      <w:rPr>
-        <w:rFonts w:hint="default"/>
-        <w:lang w:val="ru-RU" w:eastAsia="en-US" w:bidi="ar-SA"/>
-      </w:rPr>
-    </w:lvl>
-    <w:lvl w:ilvl="7" w:tplc="A27E2C80">
-      <w:numFmt w:val="bullet"/>
-      <w:lvlText w:val="•"/>
-      <w:lvlJc w:val="left"/>
-      <w:pPr>
-        <w:ind w:left="7969" w:hanging="226"/>
-      </w:pPr>
-      <w:rPr>
-        <w:rFonts w:hint="default"/>
-        <w:lang w:val="ru-RU" w:eastAsia="en-US" w:bidi="ar-SA"/>
-      </w:rPr>
-    </w:lvl>
-    <w:lvl w:ilvl="8" w:tplc="B608F606">
-      <w:numFmt w:val="bullet"/>
-      <w:lvlText w:val="•"/>
-      <w:lvlJc w:val="left"/>
-      <w:pPr>
-        <w:ind w:left="8667" w:hanging="226"/>
-      </w:pPr>
-      <w:rPr>
-        <w:rFonts w:hint="default"/>
-        <w:lang w:val="ru-RU" w:eastAsia="en-US" w:bidi="ar-SA"/>
-      </w:rPr>
-    </w:lvl>
-  </w:abstractNum>
-  <w:abstractNum w:abstractNumId="9" w15:restartNumberingAfterBreak="0">
-    <w:nsid w:val="139B4B54"/>
-    <w:multiLevelType w:val="hybridMultilevel"/>
-    <w:tmpl w:val="995AA1DC"/>
-    <w:lvl w:ilvl="0" w:tplc="C5BA0568">
-      <w:start w:val="1"/>
-      <w:numFmt w:val="bullet"/>
-      <w:lvlText w:val=""/>
-      <w:lvlJc w:val="left"/>
-      <w:pPr>
-        <w:ind w:left="1429" w:hanging="360"/>
-      </w:pPr>
-      <w:rPr>
-        <w:rFonts w:ascii="Symbol" w:hAnsi="Symbol" w:hint="default"/>
-      </w:rPr>
-    </w:lvl>
-    <w:lvl w:ilvl="1" w:tplc="04190003" w:tentative="1">
-      <w:start w:val="1"/>
-      <w:numFmt w:val="bullet"/>
-      <w:lvlText w:val="o"/>
-      <w:lvlJc w:val="left"/>
-      <w:pPr>
-        <w:ind w:left="2149" w:hanging="360"/>
-      </w:pPr>
-      <w:rPr>
-        <w:rFonts w:ascii="Courier New" w:hAnsi="Courier New" w:cs="Courier New" w:hint="default"/>
-      </w:rPr>
-    </w:lvl>
-    <w:lvl w:ilvl="2" w:tplc="04190005" w:tentative="1">
-      <w:start w:val="1"/>
-      <w:numFmt w:val="bullet"/>
-      <w:lvlText w:val=""/>
-      <w:lvlJc w:val="left"/>
-      <w:pPr>
-        <w:ind w:left="2869" w:hanging="360"/>
-      </w:pPr>
-      <w:rPr>
-        <w:rFonts w:ascii="Wingdings" w:hAnsi="Wingdings" w:hint="default"/>
-      </w:rPr>
-    </w:lvl>
-    <w:lvl w:ilvl="3" w:tplc="04190001" w:tentative="1">
-      <w:start w:val="1"/>
-      <w:numFmt w:val="bullet"/>
-      <w:lvlText w:val=""/>
-      <w:lvlJc w:val="left"/>
-      <w:pPr>
-        <w:ind w:left="3589" w:hanging="360"/>
-      </w:pPr>
-      <w:rPr>
-        <w:rFonts w:ascii="Symbol" w:hAnsi="Symbol" w:hint="default"/>
-      </w:rPr>
-    </w:lvl>
-    <w:lvl w:ilvl="4" w:tplc="04190003" w:tentative="1">
-      <w:start w:val="1"/>
-      <w:numFmt w:val="bullet"/>
-      <w:lvlText w:val="o"/>
-      <w:lvlJc w:val="left"/>
-      <w:pPr>
-        <w:ind w:left="4309" w:hanging="360"/>
-      </w:pPr>
-      <w:rPr>
-        <w:rFonts w:ascii="Courier New" w:hAnsi="Courier New" w:cs="Courier New" w:hint="default"/>
-      </w:rPr>
-    </w:lvl>
-    <w:lvl w:ilvl="5" w:tplc="04190005" w:tentative="1">
-      <w:start w:val="1"/>
-      <w:numFmt w:val="bullet"/>
-      <w:lvlText w:val=""/>
-      <w:lvlJc w:val="left"/>
-      <w:pPr>
-        <w:ind w:left="5029" w:hanging="360"/>
-      </w:pPr>
-      <w:rPr>
-        <w:rFonts w:ascii="Wingdings" w:hAnsi="Wingdings" w:hint="default"/>
-      </w:rPr>
-    </w:lvl>
-    <w:lvl w:ilvl="6" w:tplc="04190001" w:tentative="1">
-      <w:start w:val="1"/>
-      <w:numFmt w:val="bullet"/>
-      <w:lvlText w:val=""/>
-      <w:lvlJc w:val="left"/>
-      <w:pPr>
-        <w:ind w:left="5749" w:hanging="360"/>
-      </w:pPr>
-      <w:rPr>
-        <w:rFonts w:ascii="Symbol" w:hAnsi="Symbol" w:hint="default"/>
-      </w:rPr>
-    </w:lvl>
-    <w:lvl w:ilvl="7" w:tplc="04190003" w:tentative="1">
-      <w:start w:val="1"/>
-      <w:numFmt w:val="bullet"/>
-      <w:lvlText w:val="o"/>
-      <w:lvlJc w:val="left"/>
-      <w:pPr>
-        <w:ind w:left="6469" w:hanging="360"/>
-      </w:pPr>
-      <w:rPr>
-        <w:rFonts w:ascii="Courier New" w:hAnsi="Courier New" w:cs="Courier New" w:hint="default"/>
-      </w:rPr>
-    </w:lvl>
-    <w:lvl w:ilvl="8" w:tplc="04190005" w:tentative="1">
-      <w:start w:val="1"/>
-      <w:numFmt w:val="bullet"/>
-      <w:lvlText w:val=""/>
-      <w:lvlJc w:val="left"/>
-      <w:pPr>
-        <w:ind w:left="7189" w:hanging="360"/>
-      </w:pPr>
-      <w:rPr>
-        <w:rFonts w:ascii="Wingdings" w:hAnsi="Wingdings" w:hint="default"/>
-      </w:rPr>
-    </w:lvl>
-  </w:abstractNum>
-  <w:abstractNum w:abstractNumId="10" w15:restartNumberingAfterBreak="0">
-    <w:nsid w:val="17A727CC"/>
-    <w:multiLevelType w:val="hybridMultilevel"/>
-    <w:tmpl w:val="CD5AA0F8"/>
-    <w:lvl w:ilvl="0" w:tplc="226C10FA">
-      <w:start w:val="1"/>
-      <w:numFmt w:val="decimal"/>
-      <w:lvlText w:val="%1."/>
-      <w:lvlJc w:val="left"/>
-      <w:pPr>
-        <w:ind w:left="1069" w:hanging="360"/>
-      </w:pPr>
-      <w:rPr>
-        <w:rFonts w:hint="default"/>
-      </w:rPr>
-    </w:lvl>
-    <w:lvl w:ilvl="1" w:tplc="04190019" w:tentative="1">
-      <w:start w:val="1"/>
-      <w:numFmt w:val="lowerLetter"/>
-      <w:lvlText w:val="%2."/>
-      <w:lvlJc w:val="left"/>
-      <w:pPr>
-        <w:ind w:left="1789" w:hanging="360"/>
-      </w:pPr>
-    </w:lvl>
-    <w:lvl w:ilvl="2" w:tplc="0419001B" w:tentative="1">
-      <w:start w:val="1"/>
-      <w:numFmt w:val="lowerRoman"/>
-      <w:lvlText w:val="%3."/>
-      <w:lvlJc w:val="right"/>
-      <w:pPr>
-        <w:ind w:left="2509" w:hanging="180"/>
-      </w:pPr>
-    </w:lvl>
-    <w:lvl w:ilvl="3" w:tplc="0419000F" w:tentative="1">
-      <w:start w:val="1"/>
-      <w:numFmt w:val="decimal"/>
-      <w:lvlText w:val="%4."/>
-      <w:lvlJc w:val="left"/>
-      <w:pPr>
-        <w:ind w:left="3229" w:hanging="360"/>
-      </w:pPr>
-    </w:lvl>
-    <w:lvl w:ilvl="4" w:tplc="04190019" w:tentative="1">
-      <w:start w:val="1"/>
-      <w:numFmt w:val="lowerLetter"/>
-      <w:lvlText w:val="%5."/>
-      <w:lvlJc w:val="left"/>
-      <w:pPr>
-        <w:ind w:left="3949" w:hanging="360"/>
-      </w:pPr>
-    </w:lvl>
-    <w:lvl w:ilvl="5" w:tplc="0419001B" w:tentative="1">
-      <w:start w:val="1"/>
-      <w:numFmt w:val="lowerRoman"/>
-      <w:lvlText w:val="%6."/>
-      <w:lvlJc w:val="right"/>
-      <w:pPr>
-        <w:ind w:left="4669" w:hanging="180"/>
-      </w:pPr>
-    </w:lvl>
-    <w:lvl w:ilvl="6" w:tplc="0419000F" w:tentative="1">
-      <w:start w:val="1"/>
-      <w:numFmt w:val="decimal"/>
-      <w:lvlText w:val="%7."/>
-      <w:lvlJc w:val="left"/>
-      <w:pPr>
-        <w:ind w:left="5389" w:hanging="360"/>
-      </w:pPr>
-    </w:lvl>
-    <w:lvl w:ilvl="7" w:tplc="04190019" w:tentative="1">
-      <w:start w:val="1"/>
-      <w:numFmt w:val="lowerLetter"/>
-      <w:lvlText w:val="%8."/>
-      <w:lvlJc w:val="left"/>
-      <w:pPr>
-        <w:ind w:left="6109" w:hanging="360"/>
-      </w:pPr>
-    </w:lvl>
-    <w:lvl w:ilvl="8" w:tplc="0419001B" w:tentative="1">
-      <w:start w:val="1"/>
-      <w:numFmt w:val="lowerRoman"/>
-      <w:lvlText w:val="%9."/>
-      <w:lvlJc w:val="right"/>
-      <w:pPr>
-        <w:ind w:left="6829" w:hanging="180"/>
-      </w:pPr>
-    </w:lvl>
-  </w:abstractNum>
-  <w:abstractNum w:abstractNumId="11" w15:restartNumberingAfterBreak="0">
-    <w:nsid w:val="17D74884"/>
-    <w:multiLevelType w:val="multilevel"/>
-    <w:tmpl w:val="4A12F4D8"/>
-    <w:lvl w:ilvl="0">
-      <w:start w:val="1"/>
-      <w:numFmt w:val="bullet"/>
-      <w:lvlText w:val=""/>
-      <w:lvlJc w:val="left"/>
-      <w:pPr>
-        <w:tabs>
-          <w:tab w:val="num" w:pos="720"/>
-        </w:tabs>
-        <w:ind w:left="720" w:hanging="360"/>
-      </w:pPr>
-      <w:rPr>
-        <w:rFonts w:ascii="Symbol" w:hAnsi="Symbol" w:hint="default"/>
-        <w:sz w:val="20"/>
-      </w:rPr>
-    </w:lvl>
-    <w:lvl w:ilvl="1" w:tentative="1">
-      <w:start w:val="1"/>
-      <w:numFmt w:val="bullet"/>
-      <w:lvlText w:val="o"/>
-      <w:lvlJc w:val="left"/>
-      <w:pPr>
-        <w:tabs>
-          <w:tab w:val="num" w:pos="1440"/>
-        </w:tabs>
-        <w:ind w:left="1440" w:hanging="360"/>
-      </w:pPr>
-      <w:rPr>
-        <w:rFonts w:ascii="Courier New" w:hAnsi="Courier New" w:hint="default"/>
-        <w:sz w:val="20"/>
-      </w:rPr>
-    </w:lvl>
-    <w:lvl w:ilvl="2" w:tentative="1">
-      <w:start w:val="1"/>
-      <w:numFmt w:val="bullet"/>
-      <w:lvlText w:val=""/>
-      <w:lvlJc w:val="left"/>
-      <w:pPr>
-        <w:tabs>
-          <w:tab w:val="num" w:pos="2160"/>
-        </w:tabs>
-        <w:ind w:left="2160" w:hanging="360"/>
-      </w:pPr>
-      <w:rPr>
-        <w:rFonts w:ascii="Wingdings" w:hAnsi="Wingdings" w:hint="default"/>
-        <w:sz w:val="20"/>
-      </w:rPr>
-    </w:lvl>
-    <w:lvl w:ilvl="3" w:tentative="1">
-      <w:start w:val="1"/>
-      <w:numFmt w:val="bullet"/>
-      <w:lvlText w:val=""/>
-      <w:lvlJc w:val="left"/>
-      <w:pPr>
-        <w:tabs>
-          <w:tab w:val="num" w:pos="2880"/>
-        </w:tabs>
-        <w:ind w:left="2880" w:hanging="360"/>
-      </w:pPr>
-      <w:rPr>
-        <w:rFonts w:ascii="Wingdings" w:hAnsi="Wingdings" w:hint="default"/>
-        <w:sz w:val="20"/>
-      </w:rPr>
-    </w:lvl>
-    <w:lvl w:ilvl="4" w:tentative="1">
-      <w:start w:val="1"/>
-      <w:numFmt w:val="bullet"/>
-      <w:lvlText w:val=""/>
-      <w:lvlJc w:val="left"/>
-      <w:pPr>
-        <w:tabs>
-          <w:tab w:val="num" w:pos="3600"/>
-        </w:tabs>
-        <w:ind w:left="3600" w:hanging="360"/>
-      </w:pPr>
-      <w:rPr>
-        <w:rFonts w:ascii="Wingdings" w:hAnsi="Wingdings" w:hint="default"/>
-        <w:sz w:val="20"/>
-      </w:rPr>
-    </w:lvl>
-    <w:lvl w:ilvl="5" w:tentative="1">
-      <w:start w:val="1"/>
-      <w:numFmt w:val="bullet"/>
-      <w:lvlText w:val=""/>
-      <w:lvlJc w:val="left"/>
-      <w:pPr>
-        <w:tabs>
-          <w:tab w:val="num" w:pos="4320"/>
-        </w:tabs>
-        <w:ind w:left="4320" w:hanging="360"/>
-      </w:pPr>
-      <w:rPr>
-        <w:rFonts w:ascii="Wingdings" w:hAnsi="Wingdings" w:hint="default"/>
-        <w:sz w:val="20"/>
-      </w:rPr>
-    </w:lvl>
-    <w:lvl w:ilvl="6" w:tentative="1">
-      <w:start w:val="1"/>
-      <w:numFmt w:val="bullet"/>
-      <w:lvlText w:val=""/>
-      <w:lvlJc w:val="left"/>
-      <w:pPr>
-        <w:tabs>
-          <w:tab w:val="num" w:pos="5040"/>
-        </w:tabs>
-        <w:ind w:left="5040" w:hanging="360"/>
-      </w:pPr>
-      <w:rPr>
-        <w:rFonts w:ascii="Wingdings" w:hAnsi="Wingdings" w:hint="default"/>
-        <w:sz w:val="20"/>
-      </w:rPr>
-    </w:lvl>
-    <w:lvl w:ilvl="7" w:tentative="1">
-      <w:start w:val="1"/>
-      <w:numFmt w:val="bullet"/>
-      <w:lvlText w:val=""/>
-      <w:lvlJc w:val="left"/>
-      <w:pPr>
-        <w:tabs>
-          <w:tab w:val="num" w:pos="5760"/>
-        </w:tabs>
-        <w:ind w:left="5760" w:hanging="360"/>
-      </w:pPr>
-      <w:rPr>
-        <w:rFonts w:ascii="Wingdings" w:hAnsi="Wingdings" w:hint="default"/>
-        <w:sz w:val="20"/>
-      </w:rPr>
-    </w:lvl>
-    <w:lvl w:ilvl="8" w:tentative="1">
-      <w:start w:val="1"/>
-      <w:numFmt w:val="bullet"/>
-      <w:lvlText w:val=""/>
-      <w:lvlJc w:val="left"/>
-      <w:pPr>
-        <w:tabs>
-          <w:tab w:val="num" w:pos="6480"/>
-        </w:tabs>
-        <w:ind w:left="6480" w:hanging="360"/>
-      </w:pPr>
-      <w:rPr>
-        <w:rFonts w:ascii="Wingdings" w:hAnsi="Wingdings" w:hint="default"/>
-        <w:sz w:val="20"/>
-      </w:rPr>
-    </w:lvl>
-  </w:abstractNum>
-  <w:abstractNum w:abstractNumId="12" w15:restartNumberingAfterBreak="0">
-    <w:nsid w:val="190A5B89"/>
-    <w:multiLevelType w:val="hybridMultilevel"/>
-    <w:tmpl w:val="84B81002"/>
-    <w:lvl w:ilvl="0" w:tplc="154A3116">
-      <w:start w:val="1"/>
-      <w:numFmt w:val="decimal"/>
-      <w:lvlText w:val="%1)"/>
-      <w:lvlJc w:val="left"/>
-      <w:pPr>
-        <w:ind w:left="1069" w:hanging="360"/>
-      </w:pPr>
-      <w:rPr>
-        <w:rFonts w:hint="default"/>
-      </w:rPr>
-    </w:lvl>
-    <w:lvl w:ilvl="1" w:tplc="04190019" w:tentative="1">
-      <w:start w:val="1"/>
-      <w:numFmt w:val="lowerLetter"/>
-      <w:lvlText w:val="%2."/>
-      <w:lvlJc w:val="left"/>
-      <w:pPr>
-        <w:ind w:left="1789" w:hanging="360"/>
-      </w:pPr>
-    </w:lvl>
-    <w:lvl w:ilvl="2" w:tplc="0419001B" w:tentative="1">
-      <w:start w:val="1"/>
-      <w:numFmt w:val="lowerRoman"/>
-      <w:lvlText w:val="%3."/>
-      <w:lvlJc w:val="right"/>
-      <w:pPr>
-        <w:ind w:left="2509" w:hanging="180"/>
-      </w:pPr>
-    </w:lvl>
-    <w:lvl w:ilvl="3" w:tplc="0419000F" w:tentative="1">
-      <w:start w:val="1"/>
-      <w:numFmt w:val="decimal"/>
-      <w:lvlText w:val="%4."/>
-      <w:lvlJc w:val="left"/>
-      <w:pPr>
-        <w:ind w:left="3229" w:hanging="360"/>
-      </w:pPr>
-    </w:lvl>
-    <w:lvl w:ilvl="4" w:tplc="04190019" w:tentative="1">
-      <w:start w:val="1"/>
-      <w:numFmt w:val="lowerLetter"/>
-      <w:lvlText w:val="%5."/>
-      <w:lvlJc w:val="left"/>
-      <w:pPr>
-        <w:ind w:left="3949" w:hanging="360"/>
-      </w:pPr>
-    </w:lvl>
-    <w:lvl w:ilvl="5" w:tplc="0419001B" w:tentative="1">
-      <w:start w:val="1"/>
-      <w:numFmt w:val="lowerRoman"/>
-      <w:lvlText w:val="%6."/>
-      <w:lvlJc w:val="right"/>
-      <w:pPr>
-        <w:ind w:left="4669" w:hanging="180"/>
-      </w:pPr>
-    </w:lvl>
-    <w:lvl w:ilvl="6" w:tplc="0419000F" w:tentative="1">
-      <w:start w:val="1"/>
-      <w:numFmt w:val="decimal"/>
-      <w:lvlText w:val="%7."/>
-      <w:lvlJc w:val="left"/>
-      <w:pPr>
-        <w:ind w:left="5389" w:hanging="360"/>
-      </w:pPr>
-    </w:lvl>
-    <w:lvl w:ilvl="7" w:tplc="04190019" w:tentative="1">
-      <w:start w:val="1"/>
-      <w:numFmt w:val="lowerLetter"/>
-      <w:lvlText w:val="%8."/>
-      <w:lvlJc w:val="left"/>
-      <w:pPr>
-        <w:ind w:left="6109" w:hanging="360"/>
-      </w:pPr>
-    </w:lvl>
-    <w:lvl w:ilvl="8" w:tplc="0419001B" w:tentative="1">
-      <w:start w:val="1"/>
-      <w:numFmt w:val="lowerRoman"/>
-      <w:lvlText w:val="%9."/>
-      <w:lvlJc w:val="right"/>
-      <w:pPr>
-        <w:ind w:left="6829" w:hanging="180"/>
-      </w:pPr>
-    </w:lvl>
-  </w:abstractNum>
-  <w:abstractNum w:abstractNumId="13" w15:restartNumberingAfterBreak="0">
-    <w:nsid w:val="1A362D39"/>
-    <w:multiLevelType w:val="hybridMultilevel"/>
-    <w:tmpl w:val="B198B772"/>
-    <w:lvl w:ilvl="0" w:tplc="F24620C6">
-      <w:start w:val="1"/>
-      <w:numFmt w:val="decimal"/>
-      <w:lvlText w:val="%1."/>
-      <w:lvlJc w:val="left"/>
-      <w:pPr>
-        <w:ind w:left="1069" w:hanging="360"/>
-      </w:pPr>
-      <w:rPr>
-        <w:rFonts w:hint="default"/>
-      </w:rPr>
-    </w:lvl>
-    <w:lvl w:ilvl="1" w:tplc="04190019" w:tentative="1">
-      <w:start w:val="1"/>
-      <w:numFmt w:val="lowerLetter"/>
-      <w:lvlText w:val="%2."/>
-      <w:lvlJc w:val="left"/>
-      <w:pPr>
-        <w:ind w:left="1789" w:hanging="360"/>
-      </w:pPr>
-    </w:lvl>
-    <w:lvl w:ilvl="2" w:tplc="0419001B" w:tentative="1">
-      <w:start w:val="1"/>
-      <w:numFmt w:val="lowerRoman"/>
-      <w:lvlText w:val="%3."/>
-      <w:lvlJc w:val="right"/>
-      <w:pPr>
-        <w:ind w:left="2509" w:hanging="180"/>
-      </w:pPr>
-    </w:lvl>
-    <w:lvl w:ilvl="3" w:tplc="0419000F" w:tentative="1">
-      <w:start w:val="1"/>
-      <w:numFmt w:val="decimal"/>
-      <w:lvlText w:val="%4."/>
-      <w:lvlJc w:val="left"/>
-      <w:pPr>
-        <w:ind w:left="3229" w:hanging="360"/>
-      </w:pPr>
-    </w:lvl>
-    <w:lvl w:ilvl="4" w:tplc="04190019" w:tentative="1">
-      <w:start w:val="1"/>
-      <w:numFmt w:val="lowerLetter"/>
-      <w:lvlText w:val="%5."/>
-      <w:lvlJc w:val="left"/>
-      <w:pPr>
-        <w:ind w:left="3949" w:hanging="360"/>
-      </w:pPr>
-    </w:lvl>
-    <w:lvl w:ilvl="5" w:tplc="0419001B" w:tentative="1">
-      <w:start w:val="1"/>
-      <w:numFmt w:val="lowerRoman"/>
-      <w:lvlText w:val="%6."/>
-      <w:lvlJc w:val="right"/>
-      <w:pPr>
-        <w:ind w:left="4669" w:hanging="180"/>
-      </w:pPr>
-    </w:lvl>
-    <w:lvl w:ilvl="6" w:tplc="0419000F" w:tentative="1">
-      <w:start w:val="1"/>
-      <w:numFmt w:val="decimal"/>
-      <w:lvlText w:val="%7."/>
-      <w:lvlJc w:val="left"/>
-      <w:pPr>
-        <w:ind w:left="5389" w:hanging="360"/>
-      </w:pPr>
-    </w:lvl>
-    <w:lvl w:ilvl="7" w:tplc="04190019" w:tentative="1">
-      <w:start w:val="1"/>
-      <w:numFmt w:val="lowerLetter"/>
-      <w:lvlText w:val="%8."/>
-      <w:lvlJc w:val="left"/>
-      <w:pPr>
-        <w:ind w:left="6109" w:hanging="360"/>
-      </w:pPr>
-    </w:lvl>
-    <w:lvl w:ilvl="8" w:tplc="0419001B" w:tentative="1">
-      <w:start w:val="1"/>
-      <w:numFmt w:val="lowerRoman"/>
-      <w:lvlText w:val="%9."/>
-      <w:lvlJc w:val="right"/>
-      <w:pPr>
-        <w:ind w:left="6829" w:hanging="180"/>
-      </w:pPr>
-    </w:lvl>
-  </w:abstractNum>
-  <w:abstractNum w:abstractNumId="14" w15:restartNumberingAfterBreak="0">
-    <w:nsid w:val="1AD92B95"/>
-    <w:multiLevelType w:val="hybridMultilevel"/>
-    <w:tmpl w:val="212E5C64"/>
-    <w:lvl w:ilvl="0" w:tplc="FBFA411C">
-      <w:start w:val="1"/>
-      <w:numFmt w:val="decimal"/>
-      <w:lvlText w:val="%1."/>
-      <w:lvlJc w:val="left"/>
-      <w:pPr>
-        <w:ind w:left="1489" w:hanging="360"/>
-      </w:pPr>
-      <w:rPr>
-        <w:rFonts w:hint="default"/>
-      </w:rPr>
-    </w:lvl>
-    <w:lvl w:ilvl="1" w:tplc="04190019" w:tentative="1">
-      <w:start w:val="1"/>
-      <w:numFmt w:val="lowerLetter"/>
-      <w:lvlText w:val="%2."/>
-      <w:lvlJc w:val="left"/>
-      <w:pPr>
-        <w:ind w:left="2209" w:hanging="360"/>
-      </w:pPr>
-    </w:lvl>
-    <w:lvl w:ilvl="2" w:tplc="0419001B" w:tentative="1">
-      <w:start w:val="1"/>
-      <w:numFmt w:val="lowerRoman"/>
-      <w:lvlText w:val="%3."/>
-      <w:lvlJc w:val="right"/>
-      <w:pPr>
-        <w:ind w:left="2929" w:hanging="180"/>
-      </w:pPr>
-    </w:lvl>
-    <w:lvl w:ilvl="3" w:tplc="0419000F" w:tentative="1">
-      <w:start w:val="1"/>
-      <w:numFmt w:val="decimal"/>
-      <w:lvlText w:val="%4."/>
-      <w:lvlJc w:val="left"/>
-      <w:pPr>
-        <w:ind w:left="3649" w:hanging="360"/>
-      </w:pPr>
-    </w:lvl>
-    <w:lvl w:ilvl="4" w:tplc="04190019" w:tentative="1">
-      <w:start w:val="1"/>
-      <w:numFmt w:val="lowerLetter"/>
-      <w:lvlText w:val="%5."/>
-      <w:lvlJc w:val="left"/>
-      <w:pPr>
-        <w:ind w:left="4369" w:hanging="360"/>
-      </w:pPr>
-    </w:lvl>
-    <w:lvl w:ilvl="5" w:tplc="0419001B" w:tentative="1">
-      <w:start w:val="1"/>
-      <w:numFmt w:val="lowerRoman"/>
-      <w:lvlText w:val="%6."/>
-      <w:lvlJc w:val="right"/>
-      <w:pPr>
-        <w:ind w:left="5089" w:hanging="180"/>
-      </w:pPr>
-    </w:lvl>
-    <w:lvl w:ilvl="6" w:tplc="0419000F" w:tentative="1">
-      <w:start w:val="1"/>
-      <w:numFmt w:val="decimal"/>
-      <w:lvlText w:val="%7."/>
-      <w:lvlJc w:val="left"/>
-      <w:pPr>
-        <w:ind w:left="5809" w:hanging="360"/>
-      </w:pPr>
-    </w:lvl>
-    <w:lvl w:ilvl="7" w:tplc="04190019" w:tentative="1">
-      <w:start w:val="1"/>
-      <w:numFmt w:val="lowerLetter"/>
-      <w:lvlText w:val="%8."/>
-      <w:lvlJc w:val="left"/>
-      <w:pPr>
-        <w:ind w:left="6529" w:hanging="360"/>
-      </w:pPr>
-    </w:lvl>
-    <w:lvl w:ilvl="8" w:tplc="0419001B" w:tentative="1">
-      <w:start w:val="1"/>
-      <w:numFmt w:val="lowerRoman"/>
-      <w:lvlText w:val="%9."/>
-      <w:lvlJc w:val="right"/>
-      <w:pPr>
-        <w:ind w:left="7249" w:hanging="180"/>
-      </w:pPr>
-    </w:lvl>
-  </w:abstractNum>
-  <w:abstractNum w:abstractNumId="15" w15:restartNumberingAfterBreak="0">
-    <w:nsid w:val="1CB61F1E"/>
-    <w:multiLevelType w:val="multilevel"/>
-    <w:tmpl w:val="E9CA90A4"/>
-    <w:lvl w:ilvl="0">
-      <w:start w:val="1"/>
-      <w:numFmt w:val="bullet"/>
-      <w:lvlText w:val=""/>
-      <w:lvlJc w:val="left"/>
-      <w:pPr>
-        <w:tabs>
-          <w:tab w:val="num" w:pos="720"/>
-        </w:tabs>
-        <w:ind w:left="720" w:hanging="360"/>
-      </w:pPr>
-      <w:rPr>
-        <w:rFonts w:ascii="Symbol" w:hAnsi="Symbol" w:hint="default"/>
-        <w:sz w:val="20"/>
-      </w:rPr>
-    </w:lvl>
-    <w:lvl w:ilvl="1" w:tentative="1">
-      <w:start w:val="1"/>
-      <w:numFmt w:val="bullet"/>
-      <w:lvlText w:val="o"/>
-      <w:lvlJc w:val="left"/>
-      <w:pPr>
-        <w:tabs>
-          <w:tab w:val="num" w:pos="1440"/>
-        </w:tabs>
-        <w:ind w:left="1440" w:hanging="360"/>
-      </w:pPr>
-      <w:rPr>
-        <w:rFonts w:ascii="Courier New" w:hAnsi="Courier New" w:hint="default"/>
-        <w:sz w:val="20"/>
-      </w:rPr>
-    </w:lvl>
-    <w:lvl w:ilvl="2" w:tentative="1">
-      <w:start w:val="1"/>
-      <w:numFmt w:val="bullet"/>
-      <w:lvlText w:val=""/>
-      <w:lvlJc w:val="left"/>
-      <w:pPr>
-        <w:tabs>
-          <w:tab w:val="num" w:pos="2160"/>
-        </w:tabs>
-        <w:ind w:left="2160" w:hanging="360"/>
-      </w:pPr>
-      <w:rPr>
-        <w:rFonts w:ascii="Wingdings" w:hAnsi="Wingdings" w:hint="default"/>
-        <w:sz w:val="20"/>
-      </w:rPr>
-    </w:lvl>
-    <w:lvl w:ilvl="3" w:tentative="1">
-      <w:start w:val="1"/>
-      <w:numFmt w:val="bullet"/>
-      <w:lvlText w:val=""/>
-      <w:lvlJc w:val="left"/>
-      <w:pPr>
-        <w:tabs>
-          <w:tab w:val="num" w:pos="2880"/>
-        </w:tabs>
-        <w:ind w:left="2880" w:hanging="360"/>
-      </w:pPr>
-      <w:rPr>
-        <w:rFonts w:ascii="Wingdings" w:hAnsi="Wingdings" w:hint="default"/>
-        <w:sz w:val="20"/>
-      </w:rPr>
-    </w:lvl>
-    <w:lvl w:ilvl="4" w:tentative="1">
-      <w:start w:val="1"/>
-      <w:numFmt w:val="bullet"/>
-      <w:lvlText w:val=""/>
-      <w:lvlJc w:val="left"/>
-      <w:pPr>
-        <w:tabs>
-          <w:tab w:val="num" w:pos="3600"/>
-        </w:tabs>
-        <w:ind w:left="3600" w:hanging="360"/>
-      </w:pPr>
-      <w:rPr>
-        <w:rFonts w:ascii="Wingdings" w:hAnsi="Wingdings" w:hint="default"/>
-        <w:sz w:val="20"/>
-      </w:rPr>
-    </w:lvl>
-    <w:lvl w:ilvl="5" w:tentative="1">
-      <w:start w:val="1"/>
-      <w:numFmt w:val="bullet"/>
-      <w:lvlText w:val=""/>
-      <w:lvlJc w:val="left"/>
-      <w:pPr>
-        <w:tabs>
-          <w:tab w:val="num" w:pos="4320"/>
-        </w:tabs>
-        <w:ind w:left="4320" w:hanging="360"/>
-      </w:pPr>
-      <w:rPr>
-        <w:rFonts w:ascii="Wingdings" w:hAnsi="Wingdings" w:hint="default"/>
-        <w:sz w:val="20"/>
-      </w:rPr>
-    </w:lvl>
-    <w:lvl w:ilvl="6" w:tentative="1">
-      <w:start w:val="1"/>
-      <w:numFmt w:val="bullet"/>
-      <w:lvlText w:val=""/>
-      <w:lvlJc w:val="left"/>
-      <w:pPr>
-        <w:tabs>
-          <w:tab w:val="num" w:pos="5040"/>
-        </w:tabs>
-        <w:ind w:left="5040" w:hanging="360"/>
-      </w:pPr>
-      <w:rPr>
-        <w:rFonts w:ascii="Wingdings" w:hAnsi="Wingdings" w:hint="default"/>
-        <w:sz w:val="20"/>
-      </w:rPr>
-    </w:lvl>
-    <w:lvl w:ilvl="7" w:tentative="1">
-      <w:start w:val="1"/>
-      <w:numFmt w:val="bullet"/>
-      <w:lvlText w:val=""/>
-      <w:lvlJc w:val="left"/>
-      <w:pPr>
-        <w:tabs>
-          <w:tab w:val="num" w:pos="5760"/>
-        </w:tabs>
-        <w:ind w:left="5760" w:hanging="360"/>
-      </w:pPr>
-      <w:rPr>
-        <w:rFonts w:ascii="Wingdings" w:hAnsi="Wingdings" w:hint="default"/>
-        <w:sz w:val="20"/>
-      </w:rPr>
-    </w:lvl>
-    <w:lvl w:ilvl="8" w:tentative="1">
-      <w:start w:val="1"/>
-      <w:numFmt w:val="bullet"/>
-      <w:lvlText w:val=""/>
-      <w:lvlJc w:val="left"/>
-      <w:pPr>
-        <w:tabs>
-          <w:tab w:val="num" w:pos="6480"/>
-        </w:tabs>
-        <w:ind w:left="6480" w:hanging="360"/>
-      </w:pPr>
-      <w:rPr>
-        <w:rFonts w:ascii="Wingdings" w:hAnsi="Wingdings" w:hint="default"/>
-        <w:sz w:val="20"/>
-      </w:rPr>
-    </w:lvl>
-  </w:abstractNum>
-  <w:abstractNum w:abstractNumId="16" w15:restartNumberingAfterBreak="0">
-    <w:nsid w:val="1D4B0E26"/>
-    <w:multiLevelType w:val="hybridMultilevel"/>
-    <w:tmpl w:val="9C587AD6"/>
-    <w:lvl w:ilvl="0" w:tplc="04190001">
-      <w:start w:val="1"/>
-      <w:numFmt w:val="bullet"/>
-      <w:lvlText w:val=""/>
-      <w:lvlJc w:val="left"/>
-      <w:pPr>
-        <w:ind w:left="1429" w:hanging="360"/>
-      </w:pPr>
-      <w:rPr>
-        <w:rFonts w:ascii="Symbol" w:hAnsi="Symbol" w:hint="default"/>
-      </w:rPr>
-    </w:lvl>
-    <w:lvl w:ilvl="1" w:tplc="04190003" w:tentative="1">
-      <w:start w:val="1"/>
-      <w:numFmt w:val="bullet"/>
-      <w:lvlText w:val="o"/>
-      <w:lvlJc w:val="left"/>
-      <w:pPr>
-        <w:ind w:left="2149" w:hanging="360"/>
-      </w:pPr>
-      <w:rPr>
-        <w:rFonts w:ascii="Courier New" w:hAnsi="Courier New" w:cs="Courier New" w:hint="default"/>
-      </w:rPr>
-    </w:lvl>
-    <w:lvl w:ilvl="2" w:tplc="04190005" w:tentative="1">
-      <w:start w:val="1"/>
-      <w:numFmt w:val="bullet"/>
-      <w:lvlText w:val=""/>
-      <w:lvlJc w:val="left"/>
-      <w:pPr>
-        <w:ind w:left="2869" w:hanging="360"/>
-      </w:pPr>
-      <w:rPr>
-        <w:rFonts w:ascii="Wingdings" w:hAnsi="Wingdings" w:hint="default"/>
-      </w:rPr>
-    </w:lvl>
-    <w:lvl w:ilvl="3" w:tplc="04190001" w:tentative="1">
-      <w:start w:val="1"/>
-      <w:numFmt w:val="bullet"/>
-      <w:lvlText w:val=""/>
-      <w:lvlJc w:val="left"/>
-      <w:pPr>
-        <w:ind w:left="3589" w:hanging="360"/>
-      </w:pPr>
-      <w:rPr>
-        <w:rFonts w:ascii="Symbol" w:hAnsi="Symbol" w:hint="default"/>
-      </w:rPr>
-    </w:lvl>
-    <w:lvl w:ilvl="4" w:tplc="04190003" w:tentative="1">
-      <w:start w:val="1"/>
-      <w:numFmt w:val="bullet"/>
-      <w:lvlText w:val="o"/>
-      <w:lvlJc w:val="left"/>
-      <w:pPr>
-        <w:ind w:left="4309" w:hanging="360"/>
-      </w:pPr>
-      <w:rPr>
-        <w:rFonts w:ascii="Courier New" w:hAnsi="Courier New" w:cs="Courier New" w:hint="default"/>
-      </w:rPr>
-    </w:lvl>
-    <w:lvl w:ilvl="5" w:tplc="04190005" w:tentative="1">
-      <w:start w:val="1"/>
-      <w:numFmt w:val="bullet"/>
-      <w:lvlText w:val=""/>
-      <w:lvlJc w:val="left"/>
-      <w:pPr>
-        <w:ind w:left="5029" w:hanging="360"/>
-      </w:pPr>
-      <w:rPr>
-        <w:rFonts w:ascii="Wingdings" w:hAnsi="Wingdings" w:hint="default"/>
-      </w:rPr>
-    </w:lvl>
-    <w:lvl w:ilvl="6" w:tplc="04190001" w:tentative="1">
-      <w:start w:val="1"/>
-      <w:numFmt w:val="bullet"/>
-      <w:lvlText w:val=""/>
-      <w:lvlJc w:val="left"/>
-      <w:pPr>
-        <w:ind w:left="5749" w:hanging="360"/>
-      </w:pPr>
-      <w:rPr>
-        <w:rFonts w:ascii="Symbol" w:hAnsi="Symbol" w:hint="default"/>
-      </w:rPr>
-    </w:lvl>
-    <w:lvl w:ilvl="7" w:tplc="04190003" w:tentative="1">
-      <w:start w:val="1"/>
-      <w:numFmt w:val="bullet"/>
-      <w:lvlText w:val="o"/>
-      <w:lvlJc w:val="left"/>
-      <w:pPr>
-        <w:ind w:left="6469" w:hanging="360"/>
-      </w:pPr>
-      <w:rPr>
-        <w:rFonts w:ascii="Courier New" w:hAnsi="Courier New" w:cs="Courier New" w:hint="default"/>
-      </w:rPr>
-    </w:lvl>
-    <w:lvl w:ilvl="8" w:tplc="04190005" w:tentative="1">
-      <w:start w:val="1"/>
-      <w:numFmt w:val="bullet"/>
-      <w:lvlText w:val=""/>
-      <w:lvlJc w:val="left"/>
-      <w:pPr>
-        <w:ind w:left="7189" w:hanging="360"/>
-      </w:pPr>
-      <w:rPr>
-        <w:rFonts w:ascii="Wingdings" w:hAnsi="Wingdings" w:hint="default"/>
-      </w:rPr>
-    </w:lvl>
-  </w:abstractNum>
-  <w:abstractNum w:abstractNumId="17" w15:restartNumberingAfterBreak="0">
-    <w:nsid w:val="1F10710A"/>
-    <w:multiLevelType w:val="hybridMultilevel"/>
-    <w:tmpl w:val="9D1E25CA"/>
-    <w:lvl w:ilvl="0" w:tplc="04190001">
-      <w:start w:val="1"/>
-      <w:numFmt w:val="bullet"/>
-      <w:lvlText w:val=""/>
-      <w:lvlJc w:val="left"/>
-      <w:pPr>
-        <w:ind w:left="720" w:hanging="360"/>
-      </w:pPr>
-      <w:rPr>
-        <w:rFonts w:ascii="Symbol" w:hAnsi="Symbol" w:hint="default"/>
-      </w:rPr>
-    </w:lvl>
-    <w:lvl w:ilvl="1" w:tplc="04190003" w:tentative="1">
-      <w:start w:val="1"/>
-      <w:numFmt w:val="bullet"/>
-      <w:lvlText w:val="o"/>
-      <w:lvlJc w:val="left"/>
-      <w:pPr>
-        <w:ind w:left="1440" w:hanging="360"/>
-      </w:pPr>
-      <w:rPr>
-        <w:rFonts w:ascii="Courier New" w:hAnsi="Courier New" w:cs="Courier New" w:hint="default"/>
-      </w:rPr>
-    </w:lvl>
-    <w:lvl w:ilvl="2" w:tplc="04190005" w:tentative="1">
-      <w:start w:val="1"/>
-      <w:numFmt w:val="bullet"/>
-      <w:lvlText w:val=""/>
-      <w:lvlJc w:val="left"/>
-      <w:pPr>
-        <w:ind w:left="2160" w:hanging="360"/>
-      </w:pPr>
-      <w:rPr>
-        <w:rFonts w:ascii="Wingdings" w:hAnsi="Wingdings" w:hint="default"/>
-      </w:rPr>
-    </w:lvl>
-    <w:lvl w:ilvl="3" w:tplc="04190001" w:tentative="1">
-      <w:start w:val="1"/>
-      <w:numFmt w:val="bullet"/>
-      <w:lvlText w:val=""/>
-      <w:lvlJc w:val="left"/>
-      <w:pPr>
-        <w:ind w:left="2880" w:hanging="360"/>
-      </w:pPr>
-      <w:rPr>
-        <w:rFonts w:ascii="Symbol" w:hAnsi="Symbol" w:hint="default"/>
-      </w:rPr>
-    </w:lvl>
-    <w:lvl w:ilvl="4" w:tplc="04190003" w:tentative="1">
-      <w:start w:val="1"/>
-      <w:numFmt w:val="bullet"/>
-      <w:lvlText w:val="o"/>
-      <w:lvlJc w:val="left"/>
-      <w:pPr>
-        <w:ind w:left="3600" w:hanging="360"/>
-      </w:pPr>
-      <w:rPr>
-        <w:rFonts w:ascii="Courier New" w:hAnsi="Courier New" w:cs="Courier New" w:hint="default"/>
-      </w:rPr>
-    </w:lvl>
-    <w:lvl w:ilvl="5" w:tplc="04190005" w:tentative="1">
-      <w:start w:val="1"/>
-      <w:numFmt w:val="bullet"/>
-      <w:lvlText w:val=""/>
-      <w:lvlJc w:val="left"/>
-      <w:pPr>
-        <w:ind w:left="4320" w:hanging="360"/>
-      </w:pPr>
-      <w:rPr>
-        <w:rFonts w:ascii="Wingdings" w:hAnsi="Wingdings" w:hint="default"/>
-      </w:rPr>
-    </w:lvl>
-    <w:lvl w:ilvl="6" w:tplc="04190001" w:tentative="1">
-      <w:start w:val="1"/>
-      <w:numFmt w:val="bullet"/>
-      <w:lvlText w:val=""/>
-      <w:lvlJc w:val="left"/>
-      <w:pPr>
-        <w:ind w:left="5040" w:hanging="360"/>
-      </w:pPr>
-      <w:rPr>
-        <w:rFonts w:ascii="Symbol" w:hAnsi="Symbol" w:hint="default"/>
-      </w:rPr>
-    </w:lvl>
-    <w:lvl w:ilvl="7" w:tplc="04190003" w:tentative="1">
-      <w:start w:val="1"/>
-      <w:numFmt w:val="bullet"/>
-      <w:lvlText w:val="o"/>
-      <w:lvlJc w:val="left"/>
-      <w:pPr>
-        <w:ind w:left="5760" w:hanging="360"/>
-      </w:pPr>
-      <w:rPr>
-        <w:rFonts w:ascii="Courier New" w:hAnsi="Courier New" w:cs="Courier New" w:hint="default"/>
-      </w:rPr>
-    </w:lvl>
-    <w:lvl w:ilvl="8" w:tplc="04190005" w:tentative="1">
-      <w:start w:val="1"/>
-      <w:numFmt w:val="bullet"/>
-      <w:lvlText w:val=""/>
-      <w:lvlJc w:val="left"/>
-      <w:pPr>
-        <w:ind w:left="6480" w:hanging="360"/>
-      </w:pPr>
-      <w:rPr>
-        <w:rFonts w:ascii="Wingdings" w:hAnsi="Wingdings" w:hint="default"/>
-      </w:rPr>
-    </w:lvl>
-  </w:abstractNum>
-  <w:abstractNum w:abstractNumId="18" w15:restartNumberingAfterBreak="0">
-    <w:nsid w:val="212B25CA"/>
-    <w:multiLevelType w:val="hybridMultilevel"/>
-    <w:tmpl w:val="D6B0B3F6"/>
-    <w:lvl w:ilvl="0" w:tplc="697AC5E8">
-      <w:start w:val="1"/>
-      <w:numFmt w:val="decimal"/>
-      <w:lvlText w:val="%1."/>
-      <w:lvlJc w:val="left"/>
-      <w:pPr>
-        <w:ind w:left="1069" w:hanging="360"/>
-      </w:pPr>
-      <w:rPr>
-        <w:rFonts w:hint="default"/>
-      </w:rPr>
-    </w:lvl>
-    <w:lvl w:ilvl="1" w:tplc="04190019" w:tentative="1">
-      <w:start w:val="1"/>
-      <w:numFmt w:val="lowerLetter"/>
-      <w:lvlText w:val="%2."/>
-      <w:lvlJc w:val="left"/>
-      <w:pPr>
-        <w:ind w:left="1789" w:hanging="360"/>
-      </w:pPr>
-    </w:lvl>
-    <w:lvl w:ilvl="2" w:tplc="0419001B" w:tentative="1">
-      <w:start w:val="1"/>
-      <w:numFmt w:val="lowerRoman"/>
-      <w:lvlText w:val="%3."/>
-      <w:lvlJc w:val="right"/>
-      <w:pPr>
-        <w:ind w:left="2509" w:hanging="180"/>
-      </w:pPr>
-    </w:lvl>
-    <w:lvl w:ilvl="3" w:tplc="0419000F" w:tentative="1">
-      <w:start w:val="1"/>
-      <w:numFmt w:val="decimal"/>
-      <w:lvlText w:val="%4."/>
-      <w:lvlJc w:val="left"/>
-      <w:pPr>
-        <w:ind w:left="3229" w:hanging="360"/>
-      </w:pPr>
-    </w:lvl>
-    <w:lvl w:ilvl="4" w:tplc="04190019" w:tentative="1">
-      <w:start w:val="1"/>
-      <w:numFmt w:val="lowerLetter"/>
-      <w:lvlText w:val="%5."/>
-      <w:lvlJc w:val="left"/>
-      <w:pPr>
-        <w:ind w:left="3949" w:hanging="360"/>
-      </w:pPr>
-    </w:lvl>
-    <w:lvl w:ilvl="5" w:tplc="0419001B" w:tentative="1">
-      <w:start w:val="1"/>
-      <w:numFmt w:val="lowerRoman"/>
-      <w:lvlText w:val="%6."/>
-      <w:lvlJc w:val="right"/>
-      <w:pPr>
-        <w:ind w:left="4669" w:hanging="180"/>
-      </w:pPr>
-    </w:lvl>
-    <w:lvl w:ilvl="6" w:tplc="0419000F" w:tentative="1">
-      <w:start w:val="1"/>
-      <w:numFmt w:val="decimal"/>
-      <w:lvlText w:val="%7."/>
-      <w:lvlJc w:val="left"/>
-      <w:pPr>
-        <w:ind w:left="5389" w:hanging="360"/>
-      </w:pPr>
-    </w:lvl>
-    <w:lvl w:ilvl="7" w:tplc="04190019" w:tentative="1">
-      <w:start w:val="1"/>
-      <w:numFmt w:val="lowerLetter"/>
-      <w:lvlText w:val="%8."/>
-      <w:lvlJc w:val="left"/>
-      <w:pPr>
-        <w:ind w:left="6109" w:hanging="360"/>
-      </w:pPr>
-    </w:lvl>
-    <w:lvl w:ilvl="8" w:tplc="0419001B" w:tentative="1">
-      <w:start w:val="1"/>
-      <w:numFmt w:val="lowerRoman"/>
-      <w:lvlText w:val="%9."/>
-      <w:lvlJc w:val="right"/>
-      <w:pPr>
-        <w:ind w:left="6829" w:hanging="180"/>
-      </w:pPr>
-    </w:lvl>
-  </w:abstractNum>
-  <w:abstractNum w:abstractNumId="19" w15:restartNumberingAfterBreak="0">
-    <w:nsid w:val="23C03785"/>
-    <w:multiLevelType w:val="hybridMultilevel"/>
-    <w:tmpl w:val="66623BA6"/>
-    <w:lvl w:ilvl="0" w:tplc="EB90B940">
-      <w:start w:val="1"/>
-      <w:numFmt w:val="decimal"/>
-      <w:lvlText w:val="%1."/>
-      <w:lvlJc w:val="left"/>
-      <w:pPr>
-        <w:ind w:left="1069" w:hanging="360"/>
-      </w:pPr>
-      <w:rPr>
-        <w:rFonts w:hint="default"/>
-      </w:rPr>
-    </w:lvl>
-    <w:lvl w:ilvl="1" w:tplc="04190019" w:tentative="1">
-      <w:start w:val="1"/>
-      <w:numFmt w:val="lowerLetter"/>
-      <w:lvlText w:val="%2."/>
-      <w:lvlJc w:val="left"/>
-      <w:pPr>
-        <w:ind w:left="1789" w:hanging="360"/>
-      </w:pPr>
-    </w:lvl>
-    <w:lvl w:ilvl="2" w:tplc="0419001B" w:tentative="1">
-      <w:start w:val="1"/>
-      <w:numFmt w:val="lowerRoman"/>
-      <w:lvlText w:val="%3."/>
-      <w:lvlJc w:val="right"/>
-      <w:pPr>
-        <w:ind w:left="2509" w:hanging="180"/>
-      </w:pPr>
-    </w:lvl>
-    <w:lvl w:ilvl="3" w:tplc="0419000F" w:tentative="1">
-      <w:start w:val="1"/>
-      <w:numFmt w:val="decimal"/>
-      <w:lvlText w:val="%4."/>
-      <w:lvlJc w:val="left"/>
-      <w:pPr>
-        <w:ind w:left="3229" w:hanging="360"/>
-      </w:pPr>
-    </w:lvl>
-    <w:lvl w:ilvl="4" w:tplc="04190019" w:tentative="1">
-      <w:start w:val="1"/>
-      <w:numFmt w:val="lowerLetter"/>
-      <w:lvlText w:val="%5."/>
-      <w:lvlJc w:val="left"/>
-      <w:pPr>
-        <w:ind w:left="3949" w:hanging="360"/>
-      </w:pPr>
-    </w:lvl>
-    <w:lvl w:ilvl="5" w:tplc="0419001B" w:tentative="1">
-      <w:start w:val="1"/>
-      <w:numFmt w:val="lowerRoman"/>
-      <w:lvlText w:val="%6."/>
-      <w:lvlJc w:val="right"/>
-      <w:pPr>
-        <w:ind w:left="4669" w:hanging="180"/>
-      </w:pPr>
-    </w:lvl>
-    <w:lvl w:ilvl="6" w:tplc="0419000F" w:tentative="1">
-      <w:start w:val="1"/>
-      <w:numFmt w:val="decimal"/>
-      <w:lvlText w:val="%7."/>
-      <w:lvlJc w:val="left"/>
-      <w:pPr>
-        <w:ind w:left="5389" w:hanging="360"/>
-      </w:pPr>
-    </w:lvl>
-    <w:lvl w:ilvl="7" w:tplc="04190019" w:tentative="1">
-      <w:start w:val="1"/>
-      <w:numFmt w:val="lowerLetter"/>
-      <w:lvlText w:val="%8."/>
-      <w:lvlJc w:val="left"/>
-      <w:pPr>
-        <w:ind w:left="6109" w:hanging="360"/>
-      </w:pPr>
-    </w:lvl>
-    <w:lvl w:ilvl="8" w:tplc="0419001B" w:tentative="1">
-      <w:start w:val="1"/>
-      <w:numFmt w:val="lowerRoman"/>
-      <w:lvlText w:val="%9."/>
-      <w:lvlJc w:val="right"/>
-      <w:pPr>
-        <w:ind w:left="6829" w:hanging="180"/>
-      </w:pPr>
-    </w:lvl>
-  </w:abstractNum>
-  <w:abstractNum w:abstractNumId="20" w15:restartNumberingAfterBreak="0">
-    <w:nsid w:val="26315BD1"/>
-    <w:multiLevelType w:val="multilevel"/>
-    <w:tmpl w:val="79206300"/>
-    <w:lvl w:ilvl="0">
-      <w:start w:val="1"/>
-      <w:numFmt w:val="bullet"/>
-      <w:lvlText w:val=""/>
-      <w:lvlJc w:val="left"/>
-      <w:pPr>
-        <w:tabs>
-          <w:tab w:val="num" w:pos="720"/>
-        </w:tabs>
-        <w:ind w:left="720" w:hanging="360"/>
-      </w:pPr>
-      <w:rPr>
-        <w:rFonts w:ascii="Symbol" w:hAnsi="Symbol" w:hint="default"/>
-        <w:sz w:val="20"/>
-      </w:rPr>
-    </w:lvl>
-    <w:lvl w:ilvl="1" w:tentative="1">
-      <w:start w:val="1"/>
-      <w:numFmt w:val="bullet"/>
-      <w:lvlText w:val="o"/>
-      <w:lvlJc w:val="left"/>
-      <w:pPr>
-        <w:tabs>
-          <w:tab w:val="num" w:pos="1440"/>
-        </w:tabs>
-        <w:ind w:left="1440" w:hanging="360"/>
-      </w:pPr>
-      <w:rPr>
-        <w:rFonts w:ascii="Courier New" w:hAnsi="Courier New" w:hint="default"/>
-        <w:sz w:val="20"/>
-      </w:rPr>
-    </w:lvl>
-    <w:lvl w:ilvl="2" w:tentative="1">
-      <w:start w:val="1"/>
-      <w:numFmt w:val="bullet"/>
-      <w:lvlText w:val=""/>
-      <w:lvlJc w:val="left"/>
-      <w:pPr>
-        <w:tabs>
-          <w:tab w:val="num" w:pos="2160"/>
-        </w:tabs>
-        <w:ind w:left="2160" w:hanging="360"/>
-      </w:pPr>
-      <w:rPr>
-        <w:rFonts w:ascii="Wingdings" w:hAnsi="Wingdings" w:hint="default"/>
-        <w:sz w:val="20"/>
-      </w:rPr>
-    </w:lvl>
-    <w:lvl w:ilvl="3" w:tentative="1">
-      <w:start w:val="1"/>
-      <w:numFmt w:val="bullet"/>
-      <w:lvlText w:val=""/>
-      <w:lvlJc w:val="left"/>
-      <w:pPr>
-        <w:tabs>
-          <w:tab w:val="num" w:pos="2880"/>
-        </w:tabs>
-        <w:ind w:left="2880" w:hanging="360"/>
-      </w:pPr>
-      <w:rPr>
-        <w:rFonts w:ascii="Wingdings" w:hAnsi="Wingdings" w:hint="default"/>
-        <w:sz w:val="20"/>
-      </w:rPr>
-    </w:lvl>
-    <w:lvl w:ilvl="4" w:tentative="1">
-      <w:start w:val="1"/>
-      <w:numFmt w:val="bullet"/>
-      <w:lvlText w:val=""/>
-      <w:lvlJc w:val="left"/>
-      <w:pPr>
-        <w:tabs>
-          <w:tab w:val="num" w:pos="3600"/>
-        </w:tabs>
-        <w:ind w:left="3600" w:hanging="360"/>
-      </w:pPr>
-      <w:rPr>
-        <w:rFonts w:ascii="Wingdings" w:hAnsi="Wingdings" w:hint="default"/>
-        <w:sz w:val="20"/>
-      </w:rPr>
-    </w:lvl>
-    <w:lvl w:ilvl="5" w:tentative="1">
-      <w:start w:val="1"/>
-      <w:numFmt w:val="bullet"/>
-      <w:lvlText w:val=""/>
-      <w:lvlJc w:val="left"/>
-      <w:pPr>
-        <w:tabs>
-          <w:tab w:val="num" w:pos="4320"/>
-        </w:tabs>
-        <w:ind w:left="4320" w:hanging="360"/>
-      </w:pPr>
-      <w:rPr>
-        <w:rFonts w:ascii="Wingdings" w:hAnsi="Wingdings" w:hint="default"/>
-        <w:sz w:val="20"/>
-      </w:rPr>
-    </w:lvl>
-    <w:lvl w:ilvl="6" w:tentative="1">
-      <w:start w:val="1"/>
-      <w:numFmt w:val="bullet"/>
-      <w:lvlText w:val=""/>
-      <w:lvlJc w:val="left"/>
-      <w:pPr>
-        <w:tabs>
-          <w:tab w:val="num" w:pos="5040"/>
-        </w:tabs>
-        <w:ind w:left="5040" w:hanging="360"/>
-      </w:pPr>
-      <w:rPr>
-        <w:rFonts w:ascii="Wingdings" w:hAnsi="Wingdings" w:hint="default"/>
-        <w:sz w:val="20"/>
-      </w:rPr>
-    </w:lvl>
-    <w:lvl w:ilvl="7" w:tentative="1">
-      <w:start w:val="1"/>
-      <w:numFmt w:val="bullet"/>
-      <w:lvlText w:val=""/>
-      <w:lvlJc w:val="left"/>
-      <w:pPr>
-        <w:tabs>
-          <w:tab w:val="num" w:pos="5760"/>
-        </w:tabs>
-        <w:ind w:left="5760" w:hanging="360"/>
-      </w:pPr>
-      <w:rPr>
-        <w:rFonts w:ascii="Wingdings" w:hAnsi="Wingdings" w:hint="default"/>
-        <w:sz w:val="20"/>
-      </w:rPr>
-    </w:lvl>
-    <w:lvl w:ilvl="8" w:tentative="1">
-      <w:start w:val="1"/>
-      <w:numFmt w:val="bullet"/>
-      <w:lvlText w:val=""/>
-      <w:lvlJc w:val="left"/>
-      <w:pPr>
-        <w:tabs>
-          <w:tab w:val="num" w:pos="6480"/>
-        </w:tabs>
-        <w:ind w:left="6480" w:hanging="360"/>
-      </w:pPr>
-      <w:rPr>
-        <w:rFonts w:ascii="Wingdings" w:hAnsi="Wingdings" w:hint="default"/>
-        <w:sz w:val="20"/>
-      </w:rPr>
-    </w:lvl>
-  </w:abstractNum>
-  <w:abstractNum w:abstractNumId="21" w15:restartNumberingAfterBreak="0">
-    <w:nsid w:val="268F6B6E"/>
-    <w:multiLevelType w:val="hybridMultilevel"/>
-    <w:tmpl w:val="63BC7D06"/>
-    <w:lvl w:ilvl="0" w:tplc="C5BA0568">
-      <w:start w:val="1"/>
-      <w:numFmt w:val="bullet"/>
-      <w:lvlText w:val=""/>
-      <w:lvlJc w:val="left"/>
-      <w:pPr>
-        <w:ind w:left="1429" w:hanging="360"/>
-      </w:pPr>
-      <w:rPr>
-        <w:rFonts w:ascii="Symbol" w:hAnsi="Symbol" w:hint="default"/>
-      </w:rPr>
-    </w:lvl>
-    <w:lvl w:ilvl="1" w:tplc="04190003" w:tentative="1">
-      <w:start w:val="1"/>
-      <w:numFmt w:val="bullet"/>
-      <w:lvlText w:val="o"/>
-      <w:lvlJc w:val="left"/>
-      <w:pPr>
-        <w:ind w:left="2149" w:hanging="360"/>
-      </w:pPr>
-      <w:rPr>
-        <w:rFonts w:ascii="Courier New" w:hAnsi="Courier New" w:cs="Courier New" w:hint="default"/>
-      </w:rPr>
-    </w:lvl>
-    <w:lvl w:ilvl="2" w:tplc="04190005" w:tentative="1">
-      <w:start w:val="1"/>
-      <w:numFmt w:val="bullet"/>
-      <w:lvlText w:val=""/>
-      <w:lvlJc w:val="left"/>
-      <w:pPr>
-        <w:ind w:left="2869" w:hanging="360"/>
-      </w:pPr>
-      <w:rPr>
-        <w:rFonts w:ascii="Wingdings" w:hAnsi="Wingdings" w:hint="default"/>
-      </w:rPr>
-    </w:lvl>
-    <w:lvl w:ilvl="3" w:tplc="04190001" w:tentative="1">
-      <w:start w:val="1"/>
-      <w:numFmt w:val="bullet"/>
-      <w:lvlText w:val=""/>
-      <w:lvlJc w:val="left"/>
-      <w:pPr>
-        <w:ind w:left="3589" w:hanging="360"/>
-      </w:pPr>
-      <w:rPr>
-        <w:rFonts w:ascii="Symbol" w:hAnsi="Symbol" w:hint="default"/>
-      </w:rPr>
-    </w:lvl>
-    <w:lvl w:ilvl="4" w:tplc="04190003" w:tentative="1">
-      <w:start w:val="1"/>
-      <w:numFmt w:val="bullet"/>
-      <w:lvlText w:val="o"/>
-      <w:lvlJc w:val="left"/>
-      <w:pPr>
-        <w:ind w:left="4309" w:hanging="360"/>
-      </w:pPr>
-      <w:rPr>
-        <w:rFonts w:ascii="Courier New" w:hAnsi="Courier New" w:cs="Courier New" w:hint="default"/>
-      </w:rPr>
-    </w:lvl>
-    <w:lvl w:ilvl="5" w:tplc="04190005" w:tentative="1">
-      <w:start w:val="1"/>
-      <w:numFmt w:val="bullet"/>
-      <w:lvlText w:val=""/>
-      <w:lvlJc w:val="left"/>
-      <w:pPr>
-        <w:ind w:left="5029" w:hanging="360"/>
-      </w:pPr>
-      <w:rPr>
-        <w:rFonts w:ascii="Wingdings" w:hAnsi="Wingdings" w:hint="default"/>
-      </w:rPr>
-    </w:lvl>
-    <w:lvl w:ilvl="6" w:tplc="04190001" w:tentative="1">
-      <w:start w:val="1"/>
-      <w:numFmt w:val="bullet"/>
-      <w:lvlText w:val=""/>
-      <w:lvlJc w:val="left"/>
-      <w:pPr>
-        <w:ind w:left="5749" w:hanging="360"/>
-      </w:pPr>
-      <w:rPr>
-        <w:rFonts w:ascii="Symbol" w:hAnsi="Symbol" w:hint="default"/>
-      </w:rPr>
-    </w:lvl>
-    <w:lvl w:ilvl="7" w:tplc="04190003" w:tentative="1">
-      <w:start w:val="1"/>
-      <w:numFmt w:val="bullet"/>
-      <w:lvlText w:val="o"/>
-      <w:lvlJc w:val="left"/>
-      <w:pPr>
-        <w:ind w:left="6469" w:hanging="360"/>
-      </w:pPr>
-      <w:rPr>
-        <w:rFonts w:ascii="Courier New" w:hAnsi="Courier New" w:cs="Courier New" w:hint="default"/>
-      </w:rPr>
-    </w:lvl>
-    <w:lvl w:ilvl="8" w:tplc="04190005" w:tentative="1">
-      <w:start w:val="1"/>
-      <w:numFmt w:val="bullet"/>
-      <w:lvlText w:val=""/>
-      <w:lvlJc w:val="left"/>
-      <w:pPr>
-        <w:ind w:left="7189" w:hanging="360"/>
-      </w:pPr>
-      <w:rPr>
-        <w:rFonts w:ascii="Wingdings" w:hAnsi="Wingdings" w:hint="default"/>
-      </w:rPr>
-    </w:lvl>
-  </w:abstractNum>
-  <w:abstractNum w:abstractNumId="22" w15:restartNumberingAfterBreak="0">
-    <w:nsid w:val="2BC5537E"/>
-    <w:multiLevelType w:val="multilevel"/>
-    <w:tmpl w:val="805270F2"/>
-    <w:lvl w:ilvl="0">
-      <w:start w:val="1"/>
-      <w:numFmt w:val="decimal"/>
-      <w:lvlText w:val="%1."/>
-      <w:lvlJc w:val="left"/>
-      <w:pPr>
-        <w:tabs>
-          <w:tab w:val="num" w:pos="720"/>
-        </w:tabs>
-        <w:ind w:left="720" w:hanging="360"/>
-      </w:pPr>
-    </w:lvl>
-    <w:lvl w:ilvl="1" w:tentative="1">
-      <w:start w:val="1"/>
-      <w:numFmt w:val="decimal"/>
-      <w:lvlText w:val="%2."/>
-      <w:lvlJc w:val="left"/>
-      <w:pPr>
-        <w:tabs>
-          <w:tab w:val="num" w:pos="1440"/>
-        </w:tabs>
-        <w:ind w:left="1440" w:hanging="360"/>
-      </w:pPr>
-    </w:lvl>
-    <w:lvl w:ilvl="2" w:tentative="1">
-      <w:start w:val="1"/>
-      <w:numFmt w:val="decimal"/>
-      <w:lvlText w:val="%3."/>
-      <w:lvlJc w:val="left"/>
-      <w:pPr>
-        <w:tabs>
-          <w:tab w:val="num" w:pos="2160"/>
-        </w:tabs>
-        <w:ind w:left="2160" w:hanging="360"/>
-      </w:pPr>
-    </w:lvl>
-    <w:lvl w:ilvl="3" w:tentative="1">
-      <w:start w:val="1"/>
-      <w:numFmt w:val="decimal"/>
-      <w:lvlText w:val="%4."/>
-      <w:lvlJc w:val="left"/>
-      <w:pPr>
-        <w:tabs>
-          <w:tab w:val="num" w:pos="2880"/>
-        </w:tabs>
-        <w:ind w:left="2880" w:hanging="360"/>
-      </w:pPr>
-    </w:lvl>
-    <w:lvl w:ilvl="4" w:tentative="1">
-      <w:start w:val="1"/>
-      <w:numFmt w:val="decimal"/>
-      <w:lvlText w:val="%5."/>
-      <w:lvlJc w:val="left"/>
-      <w:pPr>
-        <w:tabs>
-          <w:tab w:val="num" w:pos="3600"/>
-        </w:tabs>
-        <w:ind w:left="3600" w:hanging="360"/>
-      </w:pPr>
-    </w:lvl>
-    <w:lvl w:ilvl="5" w:tentative="1">
-      <w:start w:val="1"/>
-      <w:numFmt w:val="decimal"/>
-      <w:lvlText w:val="%6."/>
-      <w:lvlJc w:val="left"/>
-      <w:pPr>
-        <w:tabs>
-          <w:tab w:val="num" w:pos="4320"/>
-        </w:tabs>
-        <w:ind w:left="4320" w:hanging="360"/>
-      </w:pPr>
-    </w:lvl>
-    <w:lvl w:ilvl="6" w:tentative="1">
-      <w:start w:val="1"/>
-      <w:numFmt w:val="decimal"/>
-      <w:lvlText w:val="%7."/>
-      <w:lvlJc w:val="left"/>
-      <w:pPr>
-        <w:tabs>
-          <w:tab w:val="num" w:pos="5040"/>
-        </w:tabs>
-        <w:ind w:left="5040" w:hanging="360"/>
-      </w:pPr>
-    </w:lvl>
-    <w:lvl w:ilvl="7" w:tentative="1">
-      <w:start w:val="1"/>
-      <w:numFmt w:val="decimal"/>
-      <w:lvlText w:val="%8."/>
-      <w:lvlJc w:val="left"/>
-      <w:pPr>
-        <w:tabs>
-          <w:tab w:val="num" w:pos="5760"/>
-        </w:tabs>
-        <w:ind w:left="5760" w:hanging="360"/>
-      </w:pPr>
-    </w:lvl>
-    <w:lvl w:ilvl="8" w:tentative="1">
-      <w:start w:val="1"/>
-      <w:numFmt w:val="decimal"/>
-      <w:lvlText w:val="%9."/>
-      <w:lvlJc w:val="left"/>
-      <w:pPr>
-        <w:tabs>
-          <w:tab w:val="num" w:pos="6480"/>
-        </w:tabs>
-        <w:ind w:left="6480" w:hanging="360"/>
-      </w:pPr>
-    </w:lvl>
-  </w:abstractNum>
-  <w:abstractNum w:abstractNumId="23" w15:restartNumberingAfterBreak="0">
-    <w:nsid w:val="2FA64172"/>
-    <w:multiLevelType w:val="hybridMultilevel"/>
-    <w:tmpl w:val="419C6862"/>
-    <w:lvl w:ilvl="0" w:tplc="04190001">
-      <w:start w:val="1"/>
-      <w:numFmt w:val="bullet"/>
-      <w:lvlText w:val=""/>
-      <w:lvlJc w:val="left"/>
-      <w:pPr>
-        <w:ind w:left="1429" w:hanging="360"/>
-      </w:pPr>
-      <w:rPr>
-        <w:rFonts w:ascii="Symbol" w:hAnsi="Symbol" w:hint="default"/>
-      </w:rPr>
-    </w:lvl>
-    <w:lvl w:ilvl="1" w:tplc="04190003" w:tentative="1">
-      <w:start w:val="1"/>
-      <w:numFmt w:val="bullet"/>
-      <w:lvlText w:val="o"/>
-      <w:lvlJc w:val="left"/>
-      <w:pPr>
-        <w:ind w:left="2149" w:hanging="360"/>
-      </w:pPr>
-      <w:rPr>
-        <w:rFonts w:ascii="Courier New" w:hAnsi="Courier New" w:cs="Courier New" w:hint="default"/>
-      </w:rPr>
-    </w:lvl>
-    <w:lvl w:ilvl="2" w:tplc="04190005" w:tentative="1">
-      <w:start w:val="1"/>
-      <w:numFmt w:val="bullet"/>
-      <w:lvlText w:val=""/>
-      <w:lvlJc w:val="left"/>
-      <w:pPr>
-        <w:ind w:left="2869" w:hanging="360"/>
-      </w:pPr>
-      <w:rPr>
-        <w:rFonts w:ascii="Wingdings" w:hAnsi="Wingdings" w:hint="default"/>
-      </w:rPr>
-    </w:lvl>
-    <w:lvl w:ilvl="3" w:tplc="04190001" w:tentative="1">
-      <w:start w:val="1"/>
-      <w:numFmt w:val="bullet"/>
-      <w:lvlText w:val=""/>
-      <w:lvlJc w:val="left"/>
-      <w:pPr>
-        <w:ind w:left="3589" w:hanging="360"/>
-      </w:pPr>
-      <w:rPr>
-        <w:rFonts w:ascii="Symbol" w:hAnsi="Symbol" w:hint="default"/>
-      </w:rPr>
-    </w:lvl>
-    <w:lvl w:ilvl="4" w:tplc="04190003" w:tentative="1">
-      <w:start w:val="1"/>
-      <w:numFmt w:val="bullet"/>
-      <w:lvlText w:val="o"/>
-      <w:lvlJc w:val="left"/>
-      <w:pPr>
-        <w:ind w:left="4309" w:hanging="360"/>
-      </w:pPr>
-      <w:rPr>
-        <w:rFonts w:ascii="Courier New" w:hAnsi="Courier New" w:cs="Courier New" w:hint="default"/>
-      </w:rPr>
-    </w:lvl>
-    <w:lvl w:ilvl="5" w:tplc="04190005" w:tentative="1">
-      <w:start w:val="1"/>
-      <w:numFmt w:val="bullet"/>
-      <w:lvlText w:val=""/>
-      <w:lvlJc w:val="left"/>
-      <w:pPr>
-        <w:ind w:left="5029" w:hanging="360"/>
-      </w:pPr>
-      <w:rPr>
-        <w:rFonts w:ascii="Wingdings" w:hAnsi="Wingdings" w:hint="default"/>
-      </w:rPr>
-    </w:lvl>
-    <w:lvl w:ilvl="6" w:tplc="04190001" w:tentative="1">
-      <w:start w:val="1"/>
-      <w:numFmt w:val="bullet"/>
-      <w:lvlText w:val=""/>
-      <w:lvlJc w:val="left"/>
-      <w:pPr>
-        <w:ind w:left="5749" w:hanging="360"/>
-      </w:pPr>
-      <w:rPr>
-        <w:rFonts w:ascii="Symbol" w:hAnsi="Symbol" w:hint="default"/>
-      </w:rPr>
-    </w:lvl>
-    <w:lvl w:ilvl="7" w:tplc="04190003" w:tentative="1">
-      <w:start w:val="1"/>
-      <w:numFmt w:val="bullet"/>
-      <w:lvlText w:val="o"/>
-      <w:lvlJc w:val="left"/>
-      <w:pPr>
-        <w:ind w:left="6469" w:hanging="360"/>
-      </w:pPr>
-      <w:rPr>
-        <w:rFonts w:ascii="Courier New" w:hAnsi="Courier New" w:cs="Courier New" w:hint="default"/>
-      </w:rPr>
-    </w:lvl>
-    <w:lvl w:ilvl="8" w:tplc="04190005" w:tentative="1">
-      <w:start w:val="1"/>
-      <w:numFmt w:val="bullet"/>
-      <w:lvlText w:val=""/>
-      <w:lvlJc w:val="left"/>
-      <w:pPr>
-        <w:ind w:left="7189" w:hanging="360"/>
-      </w:pPr>
-      <w:rPr>
-        <w:rFonts w:ascii="Wingdings" w:hAnsi="Wingdings" w:hint="default"/>
-      </w:rPr>
-    </w:lvl>
-  </w:abstractNum>
-  <w:abstractNum w:abstractNumId="24" w15:restartNumberingAfterBreak="0">
-    <w:nsid w:val="31F67107"/>
-    <w:multiLevelType w:val="multilevel"/>
-    <w:tmpl w:val="EF52C2CA"/>
-    <w:lvl w:ilvl="0">
-      <w:start w:val="1"/>
-      <w:numFmt w:val="bullet"/>
-      <w:lvlText w:val=""/>
-      <w:lvlJc w:val="left"/>
-      <w:pPr>
-        <w:tabs>
-          <w:tab w:val="num" w:pos="720"/>
-        </w:tabs>
-        <w:ind w:left="720" w:hanging="360"/>
-      </w:pPr>
-      <w:rPr>
-        <w:rFonts w:ascii="Symbol" w:hAnsi="Symbol" w:hint="default"/>
-        <w:sz w:val="20"/>
-      </w:rPr>
-    </w:lvl>
-    <w:lvl w:ilvl="1" w:tentative="1">
-      <w:start w:val="1"/>
-      <w:numFmt w:val="bullet"/>
-      <w:lvlText w:val="o"/>
-      <w:lvlJc w:val="left"/>
-      <w:pPr>
-        <w:tabs>
-          <w:tab w:val="num" w:pos="1440"/>
-        </w:tabs>
-        <w:ind w:left="1440" w:hanging="360"/>
-      </w:pPr>
-      <w:rPr>
-        <w:rFonts w:ascii="Courier New" w:hAnsi="Courier New" w:hint="default"/>
-        <w:sz w:val="20"/>
-      </w:rPr>
-    </w:lvl>
-    <w:lvl w:ilvl="2" w:tentative="1">
-      <w:start w:val="1"/>
-      <w:numFmt w:val="bullet"/>
-      <w:lvlText w:val=""/>
-      <w:lvlJc w:val="left"/>
-      <w:pPr>
-        <w:tabs>
-          <w:tab w:val="num" w:pos="2160"/>
-        </w:tabs>
-        <w:ind w:left="2160" w:hanging="360"/>
-      </w:pPr>
-      <w:rPr>
-        <w:rFonts w:ascii="Wingdings" w:hAnsi="Wingdings" w:hint="default"/>
-        <w:sz w:val="20"/>
-      </w:rPr>
-    </w:lvl>
-    <w:lvl w:ilvl="3" w:tentative="1">
-      <w:start w:val="1"/>
-      <w:numFmt w:val="bullet"/>
-      <w:lvlText w:val=""/>
-      <w:lvlJc w:val="left"/>
-      <w:pPr>
-        <w:tabs>
-          <w:tab w:val="num" w:pos="2880"/>
-        </w:tabs>
-        <w:ind w:left="2880" w:hanging="360"/>
-      </w:pPr>
-      <w:rPr>
-        <w:rFonts w:ascii="Wingdings" w:hAnsi="Wingdings" w:hint="default"/>
-        <w:sz w:val="20"/>
-      </w:rPr>
-    </w:lvl>
-    <w:lvl w:ilvl="4" w:tentative="1">
-      <w:start w:val="1"/>
-      <w:numFmt w:val="bullet"/>
-      <w:lvlText w:val=""/>
-      <w:lvlJc w:val="left"/>
-      <w:pPr>
-        <w:tabs>
-          <w:tab w:val="num" w:pos="3600"/>
-        </w:tabs>
-        <w:ind w:left="3600" w:hanging="360"/>
-      </w:pPr>
-      <w:rPr>
-        <w:rFonts w:ascii="Wingdings" w:hAnsi="Wingdings" w:hint="default"/>
-        <w:sz w:val="20"/>
-      </w:rPr>
-    </w:lvl>
-    <w:lvl w:ilvl="5" w:tentative="1">
-      <w:start w:val="1"/>
-      <w:numFmt w:val="bullet"/>
-      <w:lvlText w:val=""/>
-      <w:lvlJc w:val="left"/>
-      <w:pPr>
-        <w:tabs>
-          <w:tab w:val="num" w:pos="4320"/>
-        </w:tabs>
-        <w:ind w:left="4320" w:hanging="360"/>
-      </w:pPr>
-      <w:rPr>
-        <w:rFonts w:ascii="Wingdings" w:hAnsi="Wingdings" w:hint="default"/>
-        <w:sz w:val="20"/>
-      </w:rPr>
-    </w:lvl>
-    <w:lvl w:ilvl="6" w:tentative="1">
-      <w:start w:val="1"/>
-      <w:numFmt w:val="bullet"/>
-      <w:lvlText w:val=""/>
-      <w:lvlJc w:val="left"/>
-      <w:pPr>
-        <w:tabs>
-          <w:tab w:val="num" w:pos="5040"/>
-        </w:tabs>
-        <w:ind w:left="5040" w:hanging="360"/>
-      </w:pPr>
-      <w:rPr>
-        <w:rFonts w:ascii="Wingdings" w:hAnsi="Wingdings" w:hint="default"/>
-        <w:sz w:val="20"/>
-      </w:rPr>
-    </w:lvl>
-    <w:lvl w:ilvl="7" w:tentative="1">
-      <w:start w:val="1"/>
-      <w:numFmt w:val="bullet"/>
-      <w:lvlText w:val=""/>
-      <w:lvlJc w:val="left"/>
-      <w:pPr>
-        <w:tabs>
-          <w:tab w:val="num" w:pos="5760"/>
-        </w:tabs>
-        <w:ind w:left="5760" w:hanging="360"/>
-      </w:pPr>
-      <w:rPr>
-        <w:rFonts w:ascii="Wingdings" w:hAnsi="Wingdings" w:hint="default"/>
-        <w:sz w:val="20"/>
-      </w:rPr>
-    </w:lvl>
-    <w:lvl w:ilvl="8" w:tentative="1">
-      <w:start w:val="1"/>
-      <w:numFmt w:val="bullet"/>
-      <w:lvlText w:val=""/>
-      <w:lvlJc w:val="left"/>
-      <w:pPr>
-        <w:tabs>
-          <w:tab w:val="num" w:pos="6480"/>
-        </w:tabs>
-        <w:ind w:left="6480" w:hanging="360"/>
-      </w:pPr>
-      <w:rPr>
-        <w:rFonts w:ascii="Wingdings" w:hAnsi="Wingdings" w:hint="default"/>
-        <w:sz w:val="20"/>
-      </w:rPr>
-    </w:lvl>
-  </w:abstractNum>
-  <w:abstractNum w:abstractNumId="25" w15:restartNumberingAfterBreak="0">
-    <w:nsid w:val="33A86FA3"/>
-    <w:multiLevelType w:val="hybridMultilevel"/>
-    <w:tmpl w:val="F230BF12"/>
-    <w:lvl w:ilvl="0" w:tplc="04190001">
-      <w:start w:val="1"/>
-      <w:numFmt w:val="bullet"/>
-      <w:lvlText w:val=""/>
-      <w:lvlJc w:val="left"/>
-      <w:pPr>
-        <w:ind w:left="1429" w:hanging="360"/>
-      </w:pPr>
-      <w:rPr>
-        <w:rFonts w:ascii="Symbol" w:hAnsi="Symbol" w:hint="default"/>
-      </w:rPr>
-    </w:lvl>
-    <w:lvl w:ilvl="1" w:tplc="04190003" w:tentative="1">
-      <w:start w:val="1"/>
-      <w:numFmt w:val="bullet"/>
-      <w:lvlText w:val="o"/>
-      <w:lvlJc w:val="left"/>
-      <w:pPr>
-        <w:ind w:left="2149" w:hanging="360"/>
-      </w:pPr>
-      <w:rPr>
-        <w:rFonts w:ascii="Courier New" w:hAnsi="Courier New" w:cs="Courier New" w:hint="default"/>
-      </w:rPr>
-    </w:lvl>
-    <w:lvl w:ilvl="2" w:tplc="04190005" w:tentative="1">
-      <w:start w:val="1"/>
-      <w:numFmt w:val="bullet"/>
-      <w:lvlText w:val=""/>
-      <w:lvlJc w:val="left"/>
-      <w:pPr>
-        <w:ind w:left="2869" w:hanging="360"/>
-      </w:pPr>
-      <w:rPr>
-        <w:rFonts w:ascii="Wingdings" w:hAnsi="Wingdings" w:hint="default"/>
-      </w:rPr>
-    </w:lvl>
-    <w:lvl w:ilvl="3" w:tplc="04190001" w:tentative="1">
-      <w:start w:val="1"/>
-      <w:numFmt w:val="bullet"/>
-      <w:lvlText w:val=""/>
-      <w:lvlJc w:val="left"/>
-      <w:pPr>
-        <w:ind w:left="3589" w:hanging="360"/>
-      </w:pPr>
-      <w:rPr>
-        <w:rFonts w:ascii="Symbol" w:hAnsi="Symbol" w:hint="default"/>
-      </w:rPr>
-    </w:lvl>
-    <w:lvl w:ilvl="4" w:tplc="04190003" w:tentative="1">
-      <w:start w:val="1"/>
-      <w:numFmt w:val="bullet"/>
-      <w:lvlText w:val="o"/>
-      <w:lvlJc w:val="left"/>
-      <w:pPr>
-        <w:ind w:left="4309" w:hanging="360"/>
-      </w:pPr>
-      <w:rPr>
-        <w:rFonts w:ascii="Courier New" w:hAnsi="Courier New" w:cs="Courier New" w:hint="default"/>
-      </w:rPr>
-    </w:lvl>
-    <w:lvl w:ilvl="5" w:tplc="04190005" w:tentative="1">
-      <w:start w:val="1"/>
-      <w:numFmt w:val="bullet"/>
-      <w:lvlText w:val=""/>
-      <w:lvlJc w:val="left"/>
-      <w:pPr>
-        <w:ind w:left="5029" w:hanging="360"/>
-      </w:pPr>
-      <w:rPr>
-        <w:rFonts w:ascii="Wingdings" w:hAnsi="Wingdings" w:hint="default"/>
-      </w:rPr>
-    </w:lvl>
-    <w:lvl w:ilvl="6" w:tplc="04190001" w:tentative="1">
-      <w:start w:val="1"/>
-      <w:numFmt w:val="bullet"/>
-      <w:lvlText w:val=""/>
-      <w:lvlJc w:val="left"/>
-      <w:pPr>
-        <w:ind w:left="5749" w:hanging="360"/>
-      </w:pPr>
-      <w:rPr>
-        <w:rFonts w:ascii="Symbol" w:hAnsi="Symbol" w:hint="default"/>
-      </w:rPr>
-    </w:lvl>
-    <w:lvl w:ilvl="7" w:tplc="04190003" w:tentative="1">
-      <w:start w:val="1"/>
-      <w:numFmt w:val="bullet"/>
-      <w:lvlText w:val="o"/>
-      <w:lvlJc w:val="left"/>
-      <w:pPr>
-        <w:ind w:left="6469" w:hanging="360"/>
-      </w:pPr>
-      <w:rPr>
-        <w:rFonts w:ascii="Courier New" w:hAnsi="Courier New" w:cs="Courier New" w:hint="default"/>
-      </w:rPr>
-    </w:lvl>
-    <w:lvl w:ilvl="8" w:tplc="04190005" w:tentative="1">
-      <w:start w:val="1"/>
-      <w:numFmt w:val="bullet"/>
-      <w:lvlText w:val=""/>
-      <w:lvlJc w:val="left"/>
-      <w:pPr>
-        <w:ind w:left="7189" w:hanging="360"/>
-      </w:pPr>
-      <w:rPr>
-        <w:rFonts w:ascii="Wingdings" w:hAnsi="Wingdings" w:hint="default"/>
-      </w:rPr>
-    </w:lvl>
-  </w:abstractNum>
-  <w:abstractNum w:abstractNumId="26" w15:restartNumberingAfterBreak="0">
-    <w:nsid w:val="37503A17"/>
-    <w:multiLevelType w:val="hybridMultilevel"/>
-    <w:tmpl w:val="4DA639AA"/>
-    <w:lvl w:ilvl="0" w:tplc="830E2066">
-      <w:numFmt w:val="bullet"/>
-      <w:lvlText w:val="•"/>
-      <w:lvlJc w:val="left"/>
-      <w:pPr>
-        <w:ind w:left="1429" w:hanging="720"/>
-      </w:pPr>
-      <w:rPr>
-        <w:rFonts w:ascii="Times New Roman" w:eastAsiaTheme="minorHAnsi" w:hAnsi="Times New Roman" w:cs="Times New Roman" w:hint="default"/>
-      </w:rPr>
-    </w:lvl>
-    <w:lvl w:ilvl="1" w:tplc="04190003" w:tentative="1">
-      <w:start w:val="1"/>
-      <w:numFmt w:val="bullet"/>
-      <w:lvlText w:val="o"/>
-      <w:lvlJc w:val="left"/>
-      <w:pPr>
-        <w:ind w:left="1789" w:hanging="360"/>
-      </w:pPr>
-      <w:rPr>
-        <w:rFonts w:ascii="Courier New" w:hAnsi="Courier New" w:cs="Courier New" w:hint="default"/>
-      </w:rPr>
-    </w:lvl>
-    <w:lvl w:ilvl="2" w:tplc="04190005" w:tentative="1">
-      <w:start w:val="1"/>
-      <w:numFmt w:val="bullet"/>
-      <w:lvlText w:val=""/>
-      <w:lvlJc w:val="left"/>
-      <w:pPr>
-        <w:ind w:left="2509" w:hanging="360"/>
-      </w:pPr>
-      <w:rPr>
-        <w:rFonts w:ascii="Wingdings" w:hAnsi="Wingdings" w:hint="default"/>
-      </w:rPr>
-    </w:lvl>
-    <w:lvl w:ilvl="3" w:tplc="04190001" w:tentative="1">
-      <w:start w:val="1"/>
-      <w:numFmt w:val="bullet"/>
-      <w:lvlText w:val=""/>
-      <w:lvlJc w:val="left"/>
-      <w:pPr>
-        <w:ind w:left="3229" w:hanging="360"/>
-      </w:pPr>
-      <w:rPr>
-        <w:rFonts w:ascii="Symbol" w:hAnsi="Symbol" w:hint="default"/>
-      </w:rPr>
-    </w:lvl>
-    <w:lvl w:ilvl="4" w:tplc="04190003" w:tentative="1">
-      <w:start w:val="1"/>
-      <w:numFmt w:val="bullet"/>
-      <w:lvlText w:val="o"/>
-      <w:lvlJc w:val="left"/>
-      <w:pPr>
-        <w:ind w:left="3949" w:hanging="360"/>
-      </w:pPr>
-      <w:rPr>
-        <w:rFonts w:ascii="Courier New" w:hAnsi="Courier New" w:cs="Courier New" w:hint="default"/>
-      </w:rPr>
-    </w:lvl>
-    <w:lvl w:ilvl="5" w:tplc="04190005" w:tentative="1">
-      <w:start w:val="1"/>
-      <w:numFmt w:val="bullet"/>
-      <w:lvlText w:val=""/>
-      <w:lvlJc w:val="left"/>
-      <w:pPr>
-        <w:ind w:left="4669" w:hanging="360"/>
-      </w:pPr>
-      <w:rPr>
-        <w:rFonts w:ascii="Wingdings" w:hAnsi="Wingdings" w:hint="default"/>
-      </w:rPr>
-    </w:lvl>
-    <w:lvl w:ilvl="6" w:tplc="04190001" w:tentative="1">
-      <w:start w:val="1"/>
-      <w:numFmt w:val="bullet"/>
-      <w:lvlText w:val=""/>
-      <w:lvlJc w:val="left"/>
-      <w:pPr>
-        <w:ind w:left="5389" w:hanging="360"/>
-      </w:pPr>
-      <w:rPr>
-        <w:rFonts w:ascii="Symbol" w:hAnsi="Symbol" w:hint="default"/>
-      </w:rPr>
-    </w:lvl>
-    <w:lvl w:ilvl="7" w:tplc="04190003" w:tentative="1">
-      <w:start w:val="1"/>
-      <w:numFmt w:val="bullet"/>
-      <w:lvlText w:val="o"/>
-      <w:lvlJc w:val="left"/>
-      <w:pPr>
-        <w:ind w:left="6109" w:hanging="360"/>
-      </w:pPr>
-      <w:rPr>
-        <w:rFonts w:ascii="Courier New" w:hAnsi="Courier New" w:cs="Courier New" w:hint="default"/>
-      </w:rPr>
-    </w:lvl>
-    <w:lvl w:ilvl="8" w:tplc="04190005" w:tentative="1">
-      <w:start w:val="1"/>
-      <w:numFmt w:val="bullet"/>
-      <w:lvlText w:val=""/>
-      <w:lvlJc w:val="left"/>
-      <w:pPr>
-        <w:ind w:left="6829" w:hanging="360"/>
-      </w:pPr>
-      <w:rPr>
-        <w:rFonts w:ascii="Wingdings" w:hAnsi="Wingdings" w:hint="default"/>
-      </w:rPr>
-    </w:lvl>
-  </w:abstractNum>
-  <w:abstractNum w:abstractNumId="27" w15:restartNumberingAfterBreak="0">
-    <w:nsid w:val="37823614"/>
-    <w:multiLevelType w:val="multilevel"/>
-    <w:tmpl w:val="36F24FD8"/>
-    <w:lvl w:ilvl="0">
-      <w:start w:val="1"/>
-      <w:numFmt w:val="decimal"/>
-      <w:lvlText w:val="%1"/>
-      <w:lvlJc w:val="left"/>
-      <w:pPr>
-        <w:ind w:left="420" w:hanging="420"/>
-      </w:pPr>
-      <w:rPr>
-        <w:rFonts w:hint="default"/>
-      </w:rPr>
-    </w:lvl>
-    <w:lvl w:ilvl="1">
-      <w:start w:val="1"/>
-      <w:numFmt w:val="decimal"/>
-      <w:lvlText w:val="%1.%2"/>
-      <w:lvlJc w:val="left"/>
-      <w:pPr>
-        <w:ind w:left="1129" w:hanging="420"/>
-      </w:pPr>
-      <w:rPr>
-        <w:rFonts w:hint="default"/>
-      </w:rPr>
-    </w:lvl>
-    <w:lvl w:ilvl="2">
-      <w:start w:val="1"/>
-      <w:numFmt w:val="decimal"/>
-      <w:lvlText w:val="%1.%2.%3"/>
-      <w:lvlJc w:val="left"/>
-      <w:pPr>
-        <w:ind w:left="2138" w:hanging="720"/>
-      </w:pPr>
-      <w:rPr>
-        <w:rFonts w:hint="default"/>
-      </w:rPr>
-    </w:lvl>
-    <w:lvl w:ilvl="3">
-      <w:start w:val="1"/>
-      <w:numFmt w:val="decimal"/>
-      <w:lvlText w:val="%1.%2.%3.%4"/>
-      <w:lvlJc w:val="left"/>
-      <w:pPr>
-        <w:ind w:left="3207" w:hanging="1080"/>
-      </w:pPr>
-      <w:rPr>
-        <w:rFonts w:hint="default"/>
-      </w:rPr>
-    </w:lvl>
-    <w:lvl w:ilvl="4">
-      <w:start w:val="1"/>
-      <w:numFmt w:val="decimal"/>
-      <w:lvlText w:val="%1.%2.%3.%4.%5"/>
-      <w:lvlJc w:val="left"/>
-      <w:pPr>
-        <w:ind w:left="3916" w:hanging="1080"/>
-      </w:pPr>
-      <w:rPr>
-        <w:rFonts w:hint="default"/>
-      </w:rPr>
-    </w:lvl>
-    <w:lvl w:ilvl="5">
-      <w:start w:val="1"/>
-      <w:numFmt w:val="decimal"/>
-      <w:lvlText w:val="%1.%2.%3.%4.%5.%6"/>
-      <w:lvlJc w:val="left"/>
-      <w:pPr>
-        <w:ind w:left="4985" w:hanging="1440"/>
-      </w:pPr>
-      <w:rPr>
-        <w:rFonts w:hint="default"/>
-      </w:rPr>
-    </w:lvl>
-    <w:lvl w:ilvl="6">
-      <w:start w:val="1"/>
-      <w:numFmt w:val="decimal"/>
-      <w:lvlText w:val="%1.%2.%3.%4.%5.%6.%7"/>
-      <w:lvlJc w:val="left"/>
-      <w:pPr>
-        <w:ind w:left="5694" w:hanging="1440"/>
-      </w:pPr>
-      <w:rPr>
-        <w:rFonts w:hint="default"/>
-      </w:rPr>
-    </w:lvl>
-    <w:lvl w:ilvl="7">
-      <w:start w:val="1"/>
-      <w:numFmt w:val="decimal"/>
-      <w:lvlText w:val="%1.%2.%3.%4.%5.%6.%7.%8"/>
-      <w:lvlJc w:val="left"/>
-      <w:pPr>
-        <w:ind w:left="6763" w:hanging="1800"/>
-      </w:pPr>
-      <w:rPr>
-        <w:rFonts w:hint="default"/>
-      </w:rPr>
-    </w:lvl>
-    <w:lvl w:ilvl="8">
-      <w:start w:val="1"/>
-      <w:numFmt w:val="decimal"/>
-      <w:lvlText w:val="%1.%2.%3.%4.%5.%6.%7.%8.%9"/>
-      <w:lvlJc w:val="left"/>
-      <w:pPr>
-        <w:ind w:left="7832" w:hanging="2160"/>
-      </w:pPr>
-      <w:rPr>
-        <w:rFonts w:hint="default"/>
-      </w:rPr>
-    </w:lvl>
-  </w:abstractNum>
-  <w:abstractNum w:abstractNumId="28" w15:restartNumberingAfterBreak="0">
-    <w:nsid w:val="3A367A9E"/>
-    <w:multiLevelType w:val="hybridMultilevel"/>
-    <w:tmpl w:val="A0B01CF8"/>
-    <w:lvl w:ilvl="0" w:tplc="C5BA0568">
-      <w:start w:val="1"/>
-      <w:numFmt w:val="bullet"/>
-      <w:lvlText w:val=""/>
-      <w:lvlJc w:val="left"/>
-      <w:pPr>
-        <w:ind w:left="1429" w:hanging="360"/>
-      </w:pPr>
-      <w:rPr>
-        <w:rFonts w:ascii="Symbol" w:hAnsi="Symbol" w:hint="default"/>
-      </w:rPr>
-    </w:lvl>
-    <w:lvl w:ilvl="1" w:tplc="04190003" w:tentative="1">
-      <w:start w:val="1"/>
-      <w:numFmt w:val="bullet"/>
-      <w:lvlText w:val="o"/>
-      <w:lvlJc w:val="left"/>
-      <w:pPr>
-        <w:ind w:left="2149" w:hanging="360"/>
-      </w:pPr>
-      <w:rPr>
-        <w:rFonts w:ascii="Courier New" w:hAnsi="Courier New" w:cs="Courier New" w:hint="default"/>
-      </w:rPr>
-    </w:lvl>
-    <w:lvl w:ilvl="2" w:tplc="04190005" w:tentative="1">
-      <w:start w:val="1"/>
-      <w:numFmt w:val="bullet"/>
-      <w:lvlText w:val=""/>
-      <w:lvlJc w:val="left"/>
-      <w:pPr>
-        <w:ind w:left="2869" w:hanging="360"/>
-      </w:pPr>
-      <w:rPr>
-        <w:rFonts w:ascii="Wingdings" w:hAnsi="Wingdings" w:hint="default"/>
-      </w:rPr>
-    </w:lvl>
-    <w:lvl w:ilvl="3" w:tplc="04190001" w:tentative="1">
-      <w:start w:val="1"/>
-      <w:numFmt w:val="bullet"/>
-      <w:lvlText w:val=""/>
-      <w:lvlJc w:val="left"/>
-      <w:pPr>
-        <w:ind w:left="3589" w:hanging="360"/>
-      </w:pPr>
-      <w:rPr>
-        <w:rFonts w:ascii="Symbol" w:hAnsi="Symbol" w:hint="default"/>
-      </w:rPr>
-    </w:lvl>
-    <w:lvl w:ilvl="4" w:tplc="04190003" w:tentative="1">
-      <w:start w:val="1"/>
-      <w:numFmt w:val="bullet"/>
-      <w:lvlText w:val="o"/>
-      <w:lvlJc w:val="left"/>
-      <w:pPr>
-        <w:ind w:left="4309" w:hanging="360"/>
-      </w:pPr>
-      <w:rPr>
-        <w:rFonts w:ascii="Courier New" w:hAnsi="Courier New" w:cs="Courier New" w:hint="default"/>
-      </w:rPr>
-    </w:lvl>
-    <w:lvl w:ilvl="5" w:tplc="04190005" w:tentative="1">
-      <w:start w:val="1"/>
-      <w:numFmt w:val="bullet"/>
-      <w:lvlText w:val=""/>
-      <w:lvlJc w:val="left"/>
-      <w:pPr>
-        <w:ind w:left="5029" w:hanging="360"/>
-      </w:pPr>
-      <w:rPr>
-        <w:rFonts w:ascii="Wingdings" w:hAnsi="Wingdings" w:hint="default"/>
-      </w:rPr>
-    </w:lvl>
-    <w:lvl w:ilvl="6" w:tplc="04190001" w:tentative="1">
-      <w:start w:val="1"/>
-      <w:numFmt w:val="bullet"/>
-      <w:lvlText w:val=""/>
-      <w:lvlJc w:val="left"/>
-      <w:pPr>
-        <w:ind w:left="5749" w:hanging="360"/>
-      </w:pPr>
-      <w:rPr>
-        <w:rFonts w:ascii="Symbol" w:hAnsi="Symbol" w:hint="default"/>
-      </w:rPr>
-    </w:lvl>
-    <w:lvl w:ilvl="7" w:tplc="04190003" w:tentative="1">
-      <w:start w:val="1"/>
-      <w:numFmt w:val="bullet"/>
-      <w:lvlText w:val="o"/>
-      <w:lvlJc w:val="left"/>
-      <w:pPr>
-        <w:ind w:left="6469" w:hanging="360"/>
-      </w:pPr>
-      <w:rPr>
-        <w:rFonts w:ascii="Courier New" w:hAnsi="Courier New" w:cs="Courier New" w:hint="default"/>
-      </w:rPr>
-    </w:lvl>
-    <w:lvl w:ilvl="8" w:tplc="04190005" w:tentative="1">
-      <w:start w:val="1"/>
-      <w:numFmt w:val="bullet"/>
-      <w:lvlText w:val=""/>
-      <w:lvlJc w:val="left"/>
-      <w:pPr>
-        <w:ind w:left="7189" w:hanging="360"/>
-      </w:pPr>
-      <w:rPr>
-        <w:rFonts w:ascii="Wingdings" w:hAnsi="Wingdings" w:hint="default"/>
-      </w:rPr>
-    </w:lvl>
-  </w:abstractNum>
-  <w:abstractNum w:abstractNumId="29" w15:restartNumberingAfterBreak="0">
-    <w:nsid w:val="3B573191"/>
-    <w:multiLevelType w:val="hybridMultilevel"/>
-    <w:tmpl w:val="8DB6E45E"/>
-    <w:lvl w:ilvl="0" w:tplc="C5BA0568">
-      <w:start w:val="1"/>
-      <w:numFmt w:val="bullet"/>
-      <w:lvlText w:val=""/>
-      <w:lvlJc w:val="left"/>
-      <w:pPr>
-        <w:ind w:left="1429" w:hanging="360"/>
-      </w:pPr>
-      <w:rPr>
-        <w:rFonts w:ascii="Symbol" w:hAnsi="Symbol" w:hint="default"/>
-      </w:rPr>
-    </w:lvl>
-    <w:lvl w:ilvl="1" w:tplc="04190003" w:tentative="1">
-      <w:start w:val="1"/>
-      <w:numFmt w:val="bullet"/>
-      <w:lvlText w:val="o"/>
-      <w:lvlJc w:val="left"/>
-      <w:pPr>
-        <w:ind w:left="2149" w:hanging="360"/>
-      </w:pPr>
-      <w:rPr>
-        <w:rFonts w:ascii="Courier New" w:hAnsi="Courier New" w:cs="Courier New" w:hint="default"/>
-      </w:rPr>
-    </w:lvl>
-    <w:lvl w:ilvl="2" w:tplc="04190005" w:tentative="1">
-      <w:start w:val="1"/>
-      <w:numFmt w:val="bullet"/>
-      <w:lvlText w:val=""/>
-      <w:lvlJc w:val="left"/>
-      <w:pPr>
-        <w:ind w:left="2869" w:hanging="360"/>
-      </w:pPr>
-      <w:rPr>
-        <w:rFonts w:ascii="Wingdings" w:hAnsi="Wingdings" w:hint="default"/>
-      </w:rPr>
-    </w:lvl>
-    <w:lvl w:ilvl="3" w:tplc="04190001" w:tentative="1">
-      <w:start w:val="1"/>
-      <w:numFmt w:val="bullet"/>
-      <w:lvlText w:val=""/>
-      <w:lvlJc w:val="left"/>
-      <w:pPr>
-        <w:ind w:left="3589" w:hanging="360"/>
-      </w:pPr>
-      <w:rPr>
-        <w:rFonts w:ascii="Symbol" w:hAnsi="Symbol" w:hint="default"/>
-      </w:rPr>
-    </w:lvl>
-    <w:lvl w:ilvl="4" w:tplc="04190003" w:tentative="1">
-      <w:start w:val="1"/>
-      <w:numFmt w:val="bullet"/>
-      <w:lvlText w:val="o"/>
-      <w:lvlJc w:val="left"/>
-      <w:pPr>
-        <w:ind w:left="4309" w:hanging="360"/>
-      </w:pPr>
-      <w:rPr>
-        <w:rFonts w:ascii="Courier New" w:hAnsi="Courier New" w:cs="Courier New" w:hint="default"/>
-      </w:rPr>
-    </w:lvl>
-    <w:lvl w:ilvl="5" w:tplc="04190005" w:tentative="1">
-      <w:start w:val="1"/>
-      <w:numFmt w:val="bullet"/>
-      <w:lvlText w:val=""/>
-      <w:lvlJc w:val="left"/>
-      <w:pPr>
-        <w:ind w:left="5029" w:hanging="360"/>
-      </w:pPr>
-      <w:rPr>
-        <w:rFonts w:ascii="Wingdings" w:hAnsi="Wingdings" w:hint="default"/>
-      </w:rPr>
-    </w:lvl>
-    <w:lvl w:ilvl="6" w:tplc="04190001" w:tentative="1">
-      <w:start w:val="1"/>
-      <w:numFmt w:val="bullet"/>
-      <w:lvlText w:val=""/>
-      <w:lvlJc w:val="left"/>
-      <w:pPr>
-        <w:ind w:left="5749" w:hanging="360"/>
-      </w:pPr>
-      <w:rPr>
-        <w:rFonts w:ascii="Symbol" w:hAnsi="Symbol" w:hint="default"/>
-      </w:rPr>
-    </w:lvl>
-    <w:lvl w:ilvl="7" w:tplc="04190003" w:tentative="1">
-      <w:start w:val="1"/>
-      <w:numFmt w:val="bullet"/>
-      <w:lvlText w:val="o"/>
-      <w:lvlJc w:val="left"/>
-      <w:pPr>
-        <w:ind w:left="6469" w:hanging="360"/>
-      </w:pPr>
-      <w:rPr>
-        <w:rFonts w:ascii="Courier New" w:hAnsi="Courier New" w:cs="Courier New" w:hint="default"/>
-      </w:rPr>
-    </w:lvl>
-    <w:lvl w:ilvl="8" w:tplc="04190005" w:tentative="1">
-      <w:start w:val="1"/>
-      <w:numFmt w:val="bullet"/>
-      <w:lvlText w:val=""/>
-      <w:lvlJc w:val="left"/>
-      <w:pPr>
-        <w:ind w:left="7189" w:hanging="360"/>
-      </w:pPr>
-      <w:rPr>
-        <w:rFonts w:ascii="Wingdings" w:hAnsi="Wingdings" w:hint="default"/>
-      </w:rPr>
-    </w:lvl>
-  </w:abstractNum>
-  <w:abstractNum w:abstractNumId="30" w15:restartNumberingAfterBreak="0">
-    <w:nsid w:val="3F525C2C"/>
-    <w:multiLevelType w:val="multilevel"/>
-    <w:tmpl w:val="8550EA28"/>
-    <w:lvl w:ilvl="0">
-      <w:start w:val="1"/>
-      <w:numFmt w:val="bullet"/>
-      <w:lvlText w:val=""/>
-      <w:lvlJc w:val="left"/>
-      <w:pPr>
-        <w:tabs>
-          <w:tab w:val="num" w:pos="720"/>
-        </w:tabs>
-        <w:ind w:left="720" w:hanging="360"/>
-      </w:pPr>
-      <w:rPr>
-        <w:rFonts w:ascii="Symbol" w:hAnsi="Symbol" w:hint="default"/>
-        <w:sz w:val="20"/>
-      </w:rPr>
-    </w:lvl>
-    <w:lvl w:ilvl="1" w:tentative="1">
-      <w:start w:val="1"/>
-      <w:numFmt w:val="bullet"/>
-      <w:lvlText w:val="o"/>
-      <w:lvlJc w:val="left"/>
-      <w:pPr>
-        <w:tabs>
-          <w:tab w:val="num" w:pos="1440"/>
-        </w:tabs>
-        <w:ind w:left="1440" w:hanging="360"/>
-      </w:pPr>
-      <w:rPr>
-        <w:rFonts w:ascii="Courier New" w:hAnsi="Courier New" w:hint="default"/>
-        <w:sz w:val="20"/>
-      </w:rPr>
-    </w:lvl>
-    <w:lvl w:ilvl="2" w:tentative="1">
-      <w:start w:val="1"/>
-      <w:numFmt w:val="bullet"/>
-      <w:lvlText w:val=""/>
-      <w:lvlJc w:val="left"/>
-      <w:pPr>
-        <w:tabs>
-          <w:tab w:val="num" w:pos="2160"/>
-        </w:tabs>
-        <w:ind w:left="2160" w:hanging="360"/>
-      </w:pPr>
-      <w:rPr>
-        <w:rFonts w:ascii="Wingdings" w:hAnsi="Wingdings" w:hint="default"/>
-        <w:sz w:val="20"/>
-      </w:rPr>
-    </w:lvl>
-    <w:lvl w:ilvl="3" w:tentative="1">
-      <w:start w:val="1"/>
-      <w:numFmt w:val="bullet"/>
-      <w:lvlText w:val=""/>
-      <w:lvlJc w:val="left"/>
-      <w:pPr>
-        <w:tabs>
-          <w:tab w:val="num" w:pos="2880"/>
-        </w:tabs>
-        <w:ind w:left="2880" w:hanging="360"/>
-      </w:pPr>
-      <w:rPr>
-        <w:rFonts w:ascii="Wingdings" w:hAnsi="Wingdings" w:hint="default"/>
-        <w:sz w:val="20"/>
-      </w:rPr>
-    </w:lvl>
-    <w:lvl w:ilvl="4" w:tentative="1">
-      <w:start w:val="1"/>
-      <w:numFmt w:val="bullet"/>
-      <w:lvlText w:val=""/>
-      <w:lvlJc w:val="left"/>
-      <w:pPr>
-        <w:tabs>
-          <w:tab w:val="num" w:pos="3600"/>
-        </w:tabs>
-        <w:ind w:left="3600" w:hanging="360"/>
-      </w:pPr>
-      <w:rPr>
-        <w:rFonts w:ascii="Wingdings" w:hAnsi="Wingdings" w:hint="default"/>
-        <w:sz w:val="20"/>
-      </w:rPr>
-    </w:lvl>
-    <w:lvl w:ilvl="5" w:tentative="1">
-      <w:start w:val="1"/>
-      <w:numFmt w:val="bullet"/>
-      <w:lvlText w:val=""/>
-      <w:lvlJc w:val="left"/>
-      <w:pPr>
-        <w:tabs>
-          <w:tab w:val="num" w:pos="4320"/>
-        </w:tabs>
-        <w:ind w:left="4320" w:hanging="360"/>
-      </w:pPr>
-      <w:rPr>
-        <w:rFonts w:ascii="Wingdings" w:hAnsi="Wingdings" w:hint="default"/>
-        <w:sz w:val="20"/>
-      </w:rPr>
-    </w:lvl>
-    <w:lvl w:ilvl="6" w:tentative="1">
-      <w:start w:val="1"/>
-      <w:numFmt w:val="bullet"/>
-      <w:lvlText w:val=""/>
-      <w:lvlJc w:val="left"/>
-      <w:pPr>
-        <w:tabs>
-          <w:tab w:val="num" w:pos="5040"/>
-        </w:tabs>
-        <w:ind w:left="5040" w:hanging="360"/>
-      </w:pPr>
-      <w:rPr>
-        <w:rFonts w:ascii="Wingdings" w:hAnsi="Wingdings" w:hint="default"/>
-        <w:sz w:val="20"/>
-      </w:rPr>
-    </w:lvl>
-    <w:lvl w:ilvl="7" w:tentative="1">
-      <w:start w:val="1"/>
-      <w:numFmt w:val="bullet"/>
-      <w:lvlText w:val=""/>
-      <w:lvlJc w:val="left"/>
-      <w:pPr>
-        <w:tabs>
-          <w:tab w:val="num" w:pos="5760"/>
-        </w:tabs>
-        <w:ind w:left="5760" w:hanging="360"/>
-      </w:pPr>
-      <w:rPr>
-        <w:rFonts w:ascii="Wingdings" w:hAnsi="Wingdings" w:hint="default"/>
-        <w:sz w:val="20"/>
-      </w:rPr>
-    </w:lvl>
-    <w:lvl w:ilvl="8" w:tentative="1">
-      <w:start w:val="1"/>
-      <w:numFmt w:val="bullet"/>
-      <w:lvlText w:val=""/>
-      <w:lvlJc w:val="left"/>
-      <w:pPr>
-        <w:tabs>
-          <w:tab w:val="num" w:pos="6480"/>
-        </w:tabs>
-        <w:ind w:left="6480" w:hanging="360"/>
-      </w:pPr>
-      <w:rPr>
-        <w:rFonts w:ascii="Wingdings" w:hAnsi="Wingdings" w:hint="default"/>
-        <w:sz w:val="20"/>
-      </w:rPr>
-    </w:lvl>
-  </w:abstractNum>
-  <w:abstractNum w:abstractNumId="31" w15:restartNumberingAfterBreak="0">
-    <w:nsid w:val="40EC5381"/>
-    <w:multiLevelType w:val="hybridMultilevel"/>
-    <w:tmpl w:val="B114E284"/>
-    <w:lvl w:ilvl="0" w:tplc="D33A01C2">
-      <w:start w:val="1"/>
-      <w:numFmt w:val="decimal"/>
-      <w:lvlText w:val="%1."/>
-      <w:lvlJc w:val="left"/>
-      <w:pPr>
-        <w:ind w:left="1069" w:hanging="360"/>
-      </w:pPr>
-      <w:rPr>
-        <w:rFonts w:hint="default"/>
-      </w:rPr>
-    </w:lvl>
-    <w:lvl w:ilvl="1" w:tplc="04190019" w:tentative="1">
-      <w:start w:val="1"/>
-      <w:numFmt w:val="lowerLetter"/>
-      <w:lvlText w:val="%2."/>
-      <w:lvlJc w:val="left"/>
-      <w:pPr>
-        <w:ind w:left="1789" w:hanging="360"/>
-      </w:pPr>
-    </w:lvl>
-    <w:lvl w:ilvl="2" w:tplc="0419001B" w:tentative="1">
-      <w:start w:val="1"/>
-      <w:numFmt w:val="lowerRoman"/>
-      <w:lvlText w:val="%3."/>
-      <w:lvlJc w:val="right"/>
-      <w:pPr>
-        <w:ind w:left="2509" w:hanging="180"/>
-      </w:pPr>
-    </w:lvl>
-    <w:lvl w:ilvl="3" w:tplc="0419000F" w:tentative="1">
-      <w:start w:val="1"/>
-      <w:numFmt w:val="decimal"/>
-      <w:lvlText w:val="%4."/>
-      <w:lvlJc w:val="left"/>
-      <w:pPr>
-        <w:ind w:left="3229" w:hanging="360"/>
-      </w:pPr>
-    </w:lvl>
-    <w:lvl w:ilvl="4" w:tplc="04190019" w:tentative="1">
-      <w:start w:val="1"/>
-      <w:numFmt w:val="lowerLetter"/>
-      <w:lvlText w:val="%5."/>
-      <w:lvlJc w:val="left"/>
-      <w:pPr>
-        <w:ind w:left="3949" w:hanging="360"/>
-      </w:pPr>
-    </w:lvl>
-    <w:lvl w:ilvl="5" w:tplc="0419001B" w:tentative="1">
-      <w:start w:val="1"/>
-      <w:numFmt w:val="lowerRoman"/>
-      <w:lvlText w:val="%6."/>
-      <w:lvlJc w:val="right"/>
-      <w:pPr>
-        <w:ind w:left="4669" w:hanging="180"/>
-      </w:pPr>
-    </w:lvl>
-    <w:lvl w:ilvl="6" w:tplc="0419000F" w:tentative="1">
-      <w:start w:val="1"/>
-      <w:numFmt w:val="decimal"/>
-      <w:lvlText w:val="%7."/>
-      <w:lvlJc w:val="left"/>
-      <w:pPr>
-        <w:ind w:left="5389" w:hanging="360"/>
-      </w:pPr>
-    </w:lvl>
-    <w:lvl w:ilvl="7" w:tplc="04190019" w:tentative="1">
-      <w:start w:val="1"/>
-      <w:numFmt w:val="lowerLetter"/>
-      <w:lvlText w:val="%8."/>
-      <w:lvlJc w:val="left"/>
-      <w:pPr>
-        <w:ind w:left="6109" w:hanging="360"/>
-      </w:pPr>
-    </w:lvl>
-    <w:lvl w:ilvl="8" w:tplc="0419001B" w:tentative="1">
-      <w:start w:val="1"/>
-      <w:numFmt w:val="lowerRoman"/>
-      <w:lvlText w:val="%9."/>
-      <w:lvlJc w:val="right"/>
-      <w:pPr>
-        <w:ind w:left="6829" w:hanging="180"/>
-      </w:pPr>
-    </w:lvl>
-  </w:abstractNum>
-  <w:abstractNum w:abstractNumId="32" w15:restartNumberingAfterBreak="0">
-    <w:nsid w:val="41B15939"/>
-    <w:multiLevelType w:val="hybridMultilevel"/>
-    <w:tmpl w:val="11B0FB46"/>
-    <w:lvl w:ilvl="0" w:tplc="C5BA0568">
-      <w:start w:val="1"/>
-      <w:numFmt w:val="bullet"/>
-      <w:lvlText w:val=""/>
-      <w:lvlJc w:val="left"/>
-      <w:pPr>
-        <w:ind w:left="1429" w:hanging="360"/>
-      </w:pPr>
-      <w:rPr>
-        <w:rFonts w:ascii="Symbol" w:hAnsi="Symbol" w:hint="default"/>
-      </w:rPr>
-    </w:lvl>
-    <w:lvl w:ilvl="1" w:tplc="04190003" w:tentative="1">
-      <w:start w:val="1"/>
-      <w:numFmt w:val="bullet"/>
-      <w:lvlText w:val="o"/>
-      <w:lvlJc w:val="left"/>
-      <w:pPr>
-        <w:ind w:left="2149" w:hanging="360"/>
-      </w:pPr>
-      <w:rPr>
-        <w:rFonts w:ascii="Courier New" w:hAnsi="Courier New" w:cs="Courier New" w:hint="default"/>
-      </w:rPr>
-    </w:lvl>
-    <w:lvl w:ilvl="2" w:tplc="04190005" w:tentative="1">
-      <w:start w:val="1"/>
-      <w:numFmt w:val="bullet"/>
-      <w:lvlText w:val=""/>
-      <w:lvlJc w:val="left"/>
-      <w:pPr>
-        <w:ind w:left="2869" w:hanging="360"/>
-      </w:pPr>
-      <w:rPr>
-        <w:rFonts w:ascii="Wingdings" w:hAnsi="Wingdings" w:hint="default"/>
-      </w:rPr>
-    </w:lvl>
-    <w:lvl w:ilvl="3" w:tplc="04190001" w:tentative="1">
-      <w:start w:val="1"/>
-      <w:numFmt w:val="bullet"/>
-      <w:lvlText w:val=""/>
-      <w:lvlJc w:val="left"/>
-      <w:pPr>
-        <w:ind w:left="3589" w:hanging="360"/>
-      </w:pPr>
-      <w:rPr>
-        <w:rFonts w:ascii="Symbol" w:hAnsi="Symbol" w:hint="default"/>
-      </w:rPr>
-    </w:lvl>
-    <w:lvl w:ilvl="4" w:tplc="04190003" w:tentative="1">
-      <w:start w:val="1"/>
-      <w:numFmt w:val="bullet"/>
-      <w:lvlText w:val="o"/>
-      <w:lvlJc w:val="left"/>
-      <w:pPr>
-        <w:ind w:left="4309" w:hanging="360"/>
-      </w:pPr>
-      <w:rPr>
-        <w:rFonts w:ascii="Courier New" w:hAnsi="Courier New" w:cs="Courier New" w:hint="default"/>
-      </w:rPr>
-    </w:lvl>
-    <w:lvl w:ilvl="5" w:tplc="04190005" w:tentative="1">
-      <w:start w:val="1"/>
-      <w:numFmt w:val="bullet"/>
-      <w:lvlText w:val=""/>
-      <w:lvlJc w:val="left"/>
-      <w:pPr>
-        <w:ind w:left="5029" w:hanging="360"/>
-      </w:pPr>
-      <w:rPr>
-        <w:rFonts w:ascii="Wingdings" w:hAnsi="Wingdings" w:hint="default"/>
-      </w:rPr>
-    </w:lvl>
-    <w:lvl w:ilvl="6" w:tplc="04190001" w:tentative="1">
-      <w:start w:val="1"/>
-      <w:numFmt w:val="bullet"/>
-      <w:lvlText w:val=""/>
-      <w:lvlJc w:val="left"/>
-      <w:pPr>
-        <w:ind w:left="5749" w:hanging="360"/>
-      </w:pPr>
-      <w:rPr>
-        <w:rFonts w:ascii="Symbol" w:hAnsi="Symbol" w:hint="default"/>
-      </w:rPr>
-    </w:lvl>
-    <w:lvl w:ilvl="7" w:tplc="04190003" w:tentative="1">
-      <w:start w:val="1"/>
-      <w:numFmt w:val="bullet"/>
-      <w:lvlText w:val="o"/>
-      <w:lvlJc w:val="left"/>
-      <w:pPr>
-        <w:ind w:left="6469" w:hanging="360"/>
-      </w:pPr>
-      <w:rPr>
-        <w:rFonts w:ascii="Courier New" w:hAnsi="Courier New" w:cs="Courier New" w:hint="default"/>
-      </w:rPr>
-    </w:lvl>
-    <w:lvl w:ilvl="8" w:tplc="04190005" w:tentative="1">
-      <w:start w:val="1"/>
-      <w:numFmt w:val="bullet"/>
-      <w:lvlText w:val=""/>
-      <w:lvlJc w:val="left"/>
-      <w:pPr>
-        <w:ind w:left="7189" w:hanging="360"/>
-      </w:pPr>
-      <w:rPr>
-        <w:rFonts w:ascii="Wingdings" w:hAnsi="Wingdings" w:hint="default"/>
-      </w:rPr>
-    </w:lvl>
-  </w:abstractNum>
-  <w:abstractNum w:abstractNumId="33" w15:restartNumberingAfterBreak="0">
-    <w:nsid w:val="44CA3F74"/>
-    <w:multiLevelType w:val="multilevel"/>
-    <w:tmpl w:val="24F67168"/>
-    <w:lvl w:ilvl="0">
-      <w:start w:val="1"/>
-      <w:numFmt w:val="bullet"/>
-      <w:lvlText w:val=""/>
-      <w:lvlJc w:val="left"/>
-      <w:pPr>
-        <w:tabs>
-          <w:tab w:val="num" w:pos="720"/>
-        </w:tabs>
-        <w:ind w:left="720" w:hanging="360"/>
-      </w:pPr>
-      <w:rPr>
-        <w:rFonts w:ascii="Symbol" w:hAnsi="Symbol" w:hint="default"/>
-        <w:sz w:val="20"/>
-      </w:rPr>
-    </w:lvl>
-    <w:lvl w:ilvl="1" w:tentative="1">
-      <w:start w:val="1"/>
-      <w:numFmt w:val="bullet"/>
-      <w:lvlText w:val="o"/>
-      <w:lvlJc w:val="left"/>
-      <w:pPr>
-        <w:tabs>
-          <w:tab w:val="num" w:pos="1440"/>
-        </w:tabs>
-        <w:ind w:left="1440" w:hanging="360"/>
-      </w:pPr>
-      <w:rPr>
-        <w:rFonts w:ascii="Courier New" w:hAnsi="Courier New" w:hint="default"/>
-        <w:sz w:val="20"/>
-      </w:rPr>
-    </w:lvl>
-    <w:lvl w:ilvl="2" w:tentative="1">
-      <w:start w:val="1"/>
-      <w:numFmt w:val="bullet"/>
-      <w:lvlText w:val=""/>
-      <w:lvlJc w:val="left"/>
-      <w:pPr>
-        <w:tabs>
-          <w:tab w:val="num" w:pos="2160"/>
-        </w:tabs>
-        <w:ind w:left="2160" w:hanging="360"/>
-      </w:pPr>
-      <w:rPr>
-        <w:rFonts w:ascii="Wingdings" w:hAnsi="Wingdings" w:hint="default"/>
-        <w:sz w:val="20"/>
-      </w:rPr>
-    </w:lvl>
-    <w:lvl w:ilvl="3" w:tentative="1">
-      <w:start w:val="1"/>
-      <w:numFmt w:val="bullet"/>
-      <w:lvlText w:val=""/>
-      <w:lvlJc w:val="left"/>
-      <w:pPr>
-        <w:tabs>
-          <w:tab w:val="num" w:pos="2880"/>
-        </w:tabs>
-        <w:ind w:left="2880" w:hanging="360"/>
-      </w:pPr>
-      <w:rPr>
-        <w:rFonts w:ascii="Wingdings" w:hAnsi="Wingdings" w:hint="default"/>
-        <w:sz w:val="20"/>
-      </w:rPr>
-    </w:lvl>
-    <w:lvl w:ilvl="4" w:tentative="1">
-      <w:start w:val="1"/>
-      <w:numFmt w:val="bullet"/>
-      <w:lvlText w:val=""/>
-      <w:lvlJc w:val="left"/>
-      <w:pPr>
-        <w:tabs>
-          <w:tab w:val="num" w:pos="3600"/>
-        </w:tabs>
-        <w:ind w:left="3600" w:hanging="360"/>
-      </w:pPr>
-      <w:rPr>
-        <w:rFonts w:ascii="Wingdings" w:hAnsi="Wingdings" w:hint="default"/>
-        <w:sz w:val="20"/>
-      </w:rPr>
-    </w:lvl>
-    <w:lvl w:ilvl="5" w:tentative="1">
-      <w:start w:val="1"/>
-      <w:numFmt w:val="bullet"/>
-      <w:lvlText w:val=""/>
-      <w:lvlJc w:val="left"/>
-      <w:pPr>
-        <w:tabs>
-          <w:tab w:val="num" w:pos="4320"/>
-        </w:tabs>
-        <w:ind w:left="4320" w:hanging="360"/>
-      </w:pPr>
-      <w:rPr>
-        <w:rFonts w:ascii="Wingdings" w:hAnsi="Wingdings" w:hint="default"/>
-        <w:sz w:val="20"/>
-      </w:rPr>
-    </w:lvl>
-    <w:lvl w:ilvl="6" w:tentative="1">
-      <w:start w:val="1"/>
-      <w:numFmt w:val="bullet"/>
-      <w:lvlText w:val=""/>
-      <w:lvlJc w:val="left"/>
-      <w:pPr>
-        <w:tabs>
-          <w:tab w:val="num" w:pos="5040"/>
-        </w:tabs>
-        <w:ind w:left="5040" w:hanging="360"/>
-      </w:pPr>
-      <w:rPr>
-        <w:rFonts w:ascii="Wingdings" w:hAnsi="Wingdings" w:hint="default"/>
-        <w:sz w:val="20"/>
-      </w:rPr>
-    </w:lvl>
-    <w:lvl w:ilvl="7" w:tentative="1">
-      <w:start w:val="1"/>
-      <w:numFmt w:val="bullet"/>
-      <w:lvlText w:val=""/>
-      <w:lvlJc w:val="left"/>
-      <w:pPr>
-        <w:tabs>
-          <w:tab w:val="num" w:pos="5760"/>
-        </w:tabs>
-        <w:ind w:left="5760" w:hanging="360"/>
-      </w:pPr>
-      <w:rPr>
-        <w:rFonts w:ascii="Wingdings" w:hAnsi="Wingdings" w:hint="default"/>
-        <w:sz w:val="20"/>
-      </w:rPr>
-    </w:lvl>
-    <w:lvl w:ilvl="8" w:tentative="1">
-      <w:start w:val="1"/>
-      <w:numFmt w:val="bullet"/>
-      <w:lvlText w:val=""/>
-      <w:lvlJc w:val="left"/>
-      <w:pPr>
-        <w:tabs>
-          <w:tab w:val="num" w:pos="6480"/>
-        </w:tabs>
-        <w:ind w:left="6480" w:hanging="360"/>
-      </w:pPr>
-      <w:rPr>
-        <w:rFonts w:ascii="Wingdings" w:hAnsi="Wingdings" w:hint="default"/>
-        <w:sz w:val="20"/>
-      </w:rPr>
-    </w:lvl>
-  </w:abstractNum>
-  <w:abstractNum w:abstractNumId="34" w15:restartNumberingAfterBreak="0">
-    <w:nsid w:val="501759F3"/>
-    <w:multiLevelType w:val="hybridMultilevel"/>
-    <w:tmpl w:val="2E561C40"/>
-    <w:lvl w:ilvl="0" w:tplc="C5BA0568">
-      <w:start w:val="1"/>
-      <w:numFmt w:val="bullet"/>
-      <w:lvlText w:val=""/>
-      <w:lvlJc w:val="left"/>
-      <w:pPr>
-        <w:ind w:left="1429" w:hanging="360"/>
-      </w:pPr>
-      <w:rPr>
-        <w:rFonts w:ascii="Symbol" w:hAnsi="Symbol" w:hint="default"/>
-      </w:rPr>
-    </w:lvl>
-    <w:lvl w:ilvl="1" w:tplc="04190003" w:tentative="1">
-      <w:start w:val="1"/>
-      <w:numFmt w:val="bullet"/>
-      <w:lvlText w:val="o"/>
-      <w:lvlJc w:val="left"/>
-      <w:pPr>
-        <w:ind w:left="2149" w:hanging="360"/>
-      </w:pPr>
-      <w:rPr>
-        <w:rFonts w:ascii="Courier New" w:hAnsi="Courier New" w:cs="Courier New" w:hint="default"/>
-      </w:rPr>
-    </w:lvl>
-    <w:lvl w:ilvl="2" w:tplc="04190005" w:tentative="1">
-      <w:start w:val="1"/>
-      <w:numFmt w:val="bullet"/>
-      <w:lvlText w:val=""/>
-      <w:lvlJc w:val="left"/>
-      <w:pPr>
-        <w:ind w:left="2869" w:hanging="360"/>
-      </w:pPr>
-      <w:rPr>
-        <w:rFonts w:ascii="Wingdings" w:hAnsi="Wingdings" w:hint="default"/>
-      </w:rPr>
-    </w:lvl>
-    <w:lvl w:ilvl="3" w:tplc="04190001" w:tentative="1">
-      <w:start w:val="1"/>
-      <w:numFmt w:val="bullet"/>
-      <w:lvlText w:val=""/>
-      <w:lvlJc w:val="left"/>
-      <w:pPr>
-        <w:ind w:left="3589" w:hanging="360"/>
-      </w:pPr>
-      <w:rPr>
-        <w:rFonts w:ascii="Symbol" w:hAnsi="Symbol" w:hint="default"/>
-      </w:rPr>
-    </w:lvl>
-    <w:lvl w:ilvl="4" w:tplc="04190003" w:tentative="1">
-      <w:start w:val="1"/>
-      <w:numFmt w:val="bullet"/>
-      <w:lvlText w:val="o"/>
-      <w:lvlJc w:val="left"/>
-      <w:pPr>
-        <w:ind w:left="4309" w:hanging="360"/>
-      </w:pPr>
-      <w:rPr>
-        <w:rFonts w:ascii="Courier New" w:hAnsi="Courier New" w:cs="Courier New" w:hint="default"/>
-      </w:rPr>
-    </w:lvl>
-    <w:lvl w:ilvl="5" w:tplc="04190005" w:tentative="1">
-      <w:start w:val="1"/>
-      <w:numFmt w:val="bullet"/>
-      <w:lvlText w:val=""/>
-      <w:lvlJc w:val="left"/>
-      <w:pPr>
-        <w:ind w:left="5029" w:hanging="360"/>
-      </w:pPr>
-      <w:rPr>
-        <w:rFonts w:ascii="Wingdings" w:hAnsi="Wingdings" w:hint="default"/>
-      </w:rPr>
-    </w:lvl>
-    <w:lvl w:ilvl="6" w:tplc="04190001" w:tentative="1">
-      <w:start w:val="1"/>
-      <w:numFmt w:val="bullet"/>
-      <w:lvlText w:val=""/>
-      <w:lvlJc w:val="left"/>
-      <w:pPr>
-        <w:ind w:left="5749" w:hanging="360"/>
-      </w:pPr>
-      <w:rPr>
-        <w:rFonts w:ascii="Symbol" w:hAnsi="Symbol" w:hint="default"/>
-      </w:rPr>
-    </w:lvl>
-    <w:lvl w:ilvl="7" w:tplc="04190003" w:tentative="1">
-      <w:start w:val="1"/>
-      <w:numFmt w:val="bullet"/>
-      <w:lvlText w:val="o"/>
-      <w:lvlJc w:val="left"/>
-      <w:pPr>
-        <w:ind w:left="6469" w:hanging="360"/>
-      </w:pPr>
-      <w:rPr>
-        <w:rFonts w:ascii="Courier New" w:hAnsi="Courier New" w:cs="Courier New" w:hint="default"/>
-      </w:rPr>
-    </w:lvl>
-    <w:lvl w:ilvl="8" w:tplc="04190005" w:tentative="1">
-      <w:start w:val="1"/>
-      <w:numFmt w:val="bullet"/>
-      <w:lvlText w:val=""/>
-      <w:lvlJc w:val="left"/>
-      <w:pPr>
-        <w:ind w:left="7189" w:hanging="360"/>
-      </w:pPr>
-      <w:rPr>
-        <w:rFonts w:ascii="Wingdings" w:hAnsi="Wingdings" w:hint="default"/>
-      </w:rPr>
-    </w:lvl>
-  </w:abstractNum>
-  <w:abstractNum w:abstractNumId="35" w15:restartNumberingAfterBreak="0">
-    <w:nsid w:val="50D70D5E"/>
-    <w:multiLevelType w:val="hybridMultilevel"/>
-    <w:tmpl w:val="F33AA624"/>
-    <w:lvl w:ilvl="0" w:tplc="0419000F">
-      <w:start w:val="1"/>
-      <w:numFmt w:val="decimal"/>
-      <w:lvlText w:val="%1."/>
-      <w:lvlJc w:val="left"/>
-      <w:pPr>
-        <w:ind w:left="1429" w:hanging="360"/>
-      </w:pPr>
-    </w:lvl>
-    <w:lvl w:ilvl="1" w:tplc="04190019" w:tentative="1">
-      <w:start w:val="1"/>
-      <w:numFmt w:val="lowerLetter"/>
-      <w:lvlText w:val="%2."/>
-      <w:lvlJc w:val="left"/>
-      <w:pPr>
-        <w:ind w:left="2149" w:hanging="360"/>
-      </w:pPr>
-    </w:lvl>
-    <w:lvl w:ilvl="2" w:tplc="0419001B" w:tentative="1">
-      <w:start w:val="1"/>
-      <w:numFmt w:val="lowerRoman"/>
-      <w:lvlText w:val="%3."/>
-      <w:lvlJc w:val="right"/>
-      <w:pPr>
-        <w:ind w:left="2869" w:hanging="180"/>
-      </w:pPr>
-    </w:lvl>
-    <w:lvl w:ilvl="3" w:tplc="0419000F" w:tentative="1">
-      <w:start w:val="1"/>
-      <w:numFmt w:val="decimal"/>
-      <w:lvlText w:val="%4."/>
-      <w:lvlJc w:val="left"/>
-      <w:pPr>
-        <w:ind w:left="3589" w:hanging="360"/>
-      </w:pPr>
-    </w:lvl>
-    <w:lvl w:ilvl="4" w:tplc="04190019" w:tentative="1">
-      <w:start w:val="1"/>
-      <w:numFmt w:val="lowerLetter"/>
-      <w:lvlText w:val="%5."/>
-      <w:lvlJc w:val="left"/>
-      <w:pPr>
-        <w:ind w:left="4309" w:hanging="360"/>
-      </w:pPr>
-    </w:lvl>
-    <w:lvl w:ilvl="5" w:tplc="0419001B" w:tentative="1">
-      <w:start w:val="1"/>
-      <w:numFmt w:val="lowerRoman"/>
-      <w:lvlText w:val="%6."/>
-      <w:lvlJc w:val="right"/>
-      <w:pPr>
-        <w:ind w:left="5029" w:hanging="180"/>
-      </w:pPr>
-    </w:lvl>
-    <w:lvl w:ilvl="6" w:tplc="0419000F" w:tentative="1">
-      <w:start w:val="1"/>
-      <w:numFmt w:val="decimal"/>
-      <w:lvlText w:val="%7."/>
-      <w:lvlJc w:val="left"/>
-      <w:pPr>
-        <w:ind w:left="5749" w:hanging="360"/>
-      </w:pPr>
-    </w:lvl>
-    <w:lvl w:ilvl="7" w:tplc="04190019" w:tentative="1">
-      <w:start w:val="1"/>
-      <w:numFmt w:val="lowerLetter"/>
-      <w:lvlText w:val="%8."/>
-      <w:lvlJc w:val="left"/>
-      <w:pPr>
-        <w:ind w:left="6469" w:hanging="360"/>
-      </w:pPr>
-    </w:lvl>
-    <w:lvl w:ilvl="8" w:tplc="0419001B" w:tentative="1">
-      <w:start w:val="1"/>
-      <w:numFmt w:val="lowerRoman"/>
-      <w:lvlText w:val="%9."/>
-      <w:lvlJc w:val="right"/>
-      <w:pPr>
-        <w:ind w:left="7189" w:hanging="180"/>
-      </w:pPr>
-    </w:lvl>
-  </w:abstractNum>
-  <w:abstractNum w:abstractNumId="36" w15:restartNumberingAfterBreak="0">
-    <w:nsid w:val="521F295D"/>
-    <w:multiLevelType w:val="multilevel"/>
-    <w:tmpl w:val="20B66618"/>
-    <w:lvl w:ilvl="0">
-      <w:start w:val="1"/>
-      <w:numFmt w:val="decimal"/>
-      <w:lvlText w:val="%1."/>
-      <w:lvlJc w:val="left"/>
-      <w:pPr>
-        <w:tabs>
-          <w:tab w:val="num" w:pos="720"/>
-        </w:tabs>
-        <w:ind w:left="720" w:hanging="360"/>
-      </w:pPr>
-    </w:lvl>
-    <w:lvl w:ilvl="1" w:tentative="1">
-      <w:start w:val="1"/>
-      <w:numFmt w:val="decimal"/>
-      <w:lvlText w:val="%2."/>
-      <w:lvlJc w:val="left"/>
-      <w:pPr>
-        <w:tabs>
-          <w:tab w:val="num" w:pos="1440"/>
-        </w:tabs>
-        <w:ind w:left="1440" w:hanging="360"/>
-      </w:pPr>
-    </w:lvl>
-    <w:lvl w:ilvl="2" w:tentative="1">
-      <w:start w:val="1"/>
-      <w:numFmt w:val="decimal"/>
-      <w:lvlText w:val="%3."/>
-      <w:lvlJc w:val="left"/>
-      <w:pPr>
-        <w:tabs>
-          <w:tab w:val="num" w:pos="2160"/>
-        </w:tabs>
-        <w:ind w:left="2160" w:hanging="360"/>
-      </w:pPr>
-    </w:lvl>
-    <w:lvl w:ilvl="3" w:tentative="1">
-      <w:start w:val="1"/>
-      <w:numFmt w:val="decimal"/>
-      <w:lvlText w:val="%4."/>
-      <w:lvlJc w:val="left"/>
-      <w:pPr>
-        <w:tabs>
-          <w:tab w:val="num" w:pos="2880"/>
-        </w:tabs>
-        <w:ind w:left="2880" w:hanging="360"/>
-      </w:pPr>
-    </w:lvl>
-    <w:lvl w:ilvl="4" w:tentative="1">
-      <w:start w:val="1"/>
-      <w:numFmt w:val="decimal"/>
-      <w:lvlText w:val="%5."/>
-      <w:lvlJc w:val="left"/>
-      <w:pPr>
-        <w:tabs>
-          <w:tab w:val="num" w:pos="3600"/>
-        </w:tabs>
-        <w:ind w:left="3600" w:hanging="360"/>
-      </w:pPr>
-    </w:lvl>
-    <w:lvl w:ilvl="5" w:tentative="1">
-      <w:start w:val="1"/>
-      <w:numFmt w:val="decimal"/>
-      <w:lvlText w:val="%6."/>
-      <w:lvlJc w:val="left"/>
-      <w:pPr>
-        <w:tabs>
-          <w:tab w:val="num" w:pos="4320"/>
-        </w:tabs>
-        <w:ind w:left="4320" w:hanging="360"/>
-      </w:pPr>
-    </w:lvl>
-    <w:lvl w:ilvl="6" w:tentative="1">
-      <w:start w:val="1"/>
-      <w:numFmt w:val="decimal"/>
-      <w:lvlText w:val="%7."/>
-      <w:lvlJc w:val="left"/>
-      <w:pPr>
-        <w:tabs>
-          <w:tab w:val="num" w:pos="5040"/>
-        </w:tabs>
-        <w:ind w:left="5040" w:hanging="360"/>
-      </w:pPr>
-    </w:lvl>
-    <w:lvl w:ilvl="7" w:tentative="1">
-      <w:start w:val="1"/>
-      <w:numFmt w:val="decimal"/>
-      <w:lvlText w:val="%8."/>
-      <w:lvlJc w:val="left"/>
-      <w:pPr>
-        <w:tabs>
-          <w:tab w:val="num" w:pos="5760"/>
-        </w:tabs>
-        <w:ind w:left="5760" w:hanging="360"/>
-      </w:pPr>
-    </w:lvl>
-    <w:lvl w:ilvl="8" w:tentative="1">
-      <w:start w:val="1"/>
-      <w:numFmt w:val="decimal"/>
-      <w:lvlText w:val="%9."/>
-      <w:lvlJc w:val="left"/>
-      <w:pPr>
-        <w:tabs>
-          <w:tab w:val="num" w:pos="6480"/>
-        </w:tabs>
-        <w:ind w:left="6480" w:hanging="360"/>
-      </w:pPr>
-    </w:lvl>
-  </w:abstractNum>
-  <w:abstractNum w:abstractNumId="37" w15:restartNumberingAfterBreak="0">
-    <w:nsid w:val="52DA330A"/>
-    <w:multiLevelType w:val="multilevel"/>
-    <w:tmpl w:val="AE3EF190"/>
-    <w:lvl w:ilvl="0">
-      <w:start w:val="1"/>
-      <w:numFmt w:val="decimal"/>
-      <w:lvlText w:val="%1."/>
-      <w:lvlJc w:val="left"/>
-      <w:pPr>
-        <w:tabs>
-          <w:tab w:val="num" w:pos="720"/>
-        </w:tabs>
-        <w:ind w:left="720" w:hanging="360"/>
-      </w:pPr>
-    </w:lvl>
-    <w:lvl w:ilvl="1">
-      <w:start w:val="1"/>
-      <w:numFmt w:val="bullet"/>
-      <w:lvlText w:val=""/>
-      <w:lvlJc w:val="left"/>
-      <w:pPr>
-        <w:tabs>
-          <w:tab w:val="num" w:pos="1440"/>
-        </w:tabs>
-        <w:ind w:left="1440" w:hanging="360"/>
-      </w:pPr>
-      <w:rPr>
-        <w:rFonts w:ascii="Symbol" w:hAnsi="Symbol" w:hint="default"/>
-        <w:sz w:val="20"/>
-      </w:rPr>
-    </w:lvl>
-    <w:lvl w:ilvl="2" w:tentative="1">
-      <w:start w:val="1"/>
-      <w:numFmt w:val="decimal"/>
-      <w:lvlText w:val="%3."/>
-      <w:lvlJc w:val="left"/>
-      <w:pPr>
-        <w:tabs>
-          <w:tab w:val="num" w:pos="2160"/>
-        </w:tabs>
-        <w:ind w:left="2160" w:hanging="360"/>
-      </w:pPr>
-    </w:lvl>
-    <w:lvl w:ilvl="3" w:tentative="1">
-      <w:start w:val="1"/>
-      <w:numFmt w:val="decimal"/>
-      <w:lvlText w:val="%4."/>
-      <w:lvlJc w:val="left"/>
-      <w:pPr>
-        <w:tabs>
-          <w:tab w:val="num" w:pos="2880"/>
-        </w:tabs>
-        <w:ind w:left="2880" w:hanging="360"/>
-      </w:pPr>
-    </w:lvl>
-    <w:lvl w:ilvl="4" w:tentative="1">
-      <w:start w:val="1"/>
-      <w:numFmt w:val="decimal"/>
-      <w:lvlText w:val="%5."/>
-      <w:lvlJc w:val="left"/>
-      <w:pPr>
-        <w:tabs>
-          <w:tab w:val="num" w:pos="3600"/>
-        </w:tabs>
-        <w:ind w:left="3600" w:hanging="360"/>
-      </w:pPr>
-    </w:lvl>
-    <w:lvl w:ilvl="5" w:tentative="1">
-      <w:start w:val="1"/>
-      <w:numFmt w:val="decimal"/>
-      <w:lvlText w:val="%6."/>
-      <w:lvlJc w:val="left"/>
-      <w:pPr>
-        <w:tabs>
-          <w:tab w:val="num" w:pos="4320"/>
-        </w:tabs>
-        <w:ind w:left="4320" w:hanging="360"/>
-      </w:pPr>
-    </w:lvl>
-    <w:lvl w:ilvl="6" w:tentative="1">
-      <w:start w:val="1"/>
-      <w:numFmt w:val="decimal"/>
-      <w:lvlText w:val="%7."/>
-      <w:lvlJc w:val="left"/>
-      <w:pPr>
-        <w:tabs>
-          <w:tab w:val="num" w:pos="5040"/>
-        </w:tabs>
-        <w:ind w:left="5040" w:hanging="360"/>
-      </w:pPr>
-    </w:lvl>
-    <w:lvl w:ilvl="7" w:tentative="1">
-      <w:start w:val="1"/>
-      <w:numFmt w:val="decimal"/>
-      <w:lvlText w:val="%8."/>
-      <w:lvlJc w:val="left"/>
-      <w:pPr>
-        <w:tabs>
-          <w:tab w:val="num" w:pos="5760"/>
-        </w:tabs>
-        <w:ind w:left="5760" w:hanging="360"/>
-      </w:pPr>
-    </w:lvl>
-    <w:lvl w:ilvl="8" w:tentative="1">
-      <w:start w:val="1"/>
-      <w:numFmt w:val="decimal"/>
-      <w:lvlText w:val="%9."/>
-      <w:lvlJc w:val="left"/>
-      <w:pPr>
-        <w:tabs>
-          <w:tab w:val="num" w:pos="6480"/>
-        </w:tabs>
-        <w:ind w:left="6480" w:hanging="360"/>
-      </w:pPr>
-    </w:lvl>
-  </w:abstractNum>
-  <w:abstractNum w:abstractNumId="38" w15:restartNumberingAfterBreak="0">
-    <w:nsid w:val="53187817"/>
-    <w:multiLevelType w:val="hybridMultilevel"/>
-    <w:tmpl w:val="DF462F88"/>
-    <w:lvl w:ilvl="0" w:tplc="0419000F">
-      <w:start w:val="1"/>
-      <w:numFmt w:val="decimal"/>
-      <w:lvlText w:val="%1."/>
-      <w:lvlJc w:val="left"/>
-      <w:pPr>
-        <w:ind w:left="1429" w:hanging="360"/>
-      </w:pPr>
-    </w:lvl>
-    <w:lvl w:ilvl="1" w:tplc="04190019" w:tentative="1">
-      <w:start w:val="1"/>
-      <w:numFmt w:val="lowerLetter"/>
-      <w:lvlText w:val="%2."/>
-      <w:lvlJc w:val="left"/>
-      <w:pPr>
-        <w:ind w:left="2149" w:hanging="360"/>
-      </w:pPr>
-    </w:lvl>
-    <w:lvl w:ilvl="2" w:tplc="0419001B" w:tentative="1">
-      <w:start w:val="1"/>
-      <w:numFmt w:val="lowerRoman"/>
-      <w:lvlText w:val="%3."/>
-      <w:lvlJc w:val="right"/>
-      <w:pPr>
-        <w:ind w:left="2869" w:hanging="180"/>
-      </w:pPr>
-    </w:lvl>
-    <w:lvl w:ilvl="3" w:tplc="0419000F" w:tentative="1">
-      <w:start w:val="1"/>
-      <w:numFmt w:val="decimal"/>
-      <w:lvlText w:val="%4."/>
-      <w:lvlJc w:val="left"/>
-      <w:pPr>
-        <w:ind w:left="3589" w:hanging="360"/>
-      </w:pPr>
-    </w:lvl>
-    <w:lvl w:ilvl="4" w:tplc="04190019" w:tentative="1">
-      <w:start w:val="1"/>
-      <w:numFmt w:val="lowerLetter"/>
-      <w:lvlText w:val="%5."/>
-      <w:lvlJc w:val="left"/>
-      <w:pPr>
-        <w:ind w:left="4309" w:hanging="360"/>
-      </w:pPr>
-    </w:lvl>
-    <w:lvl w:ilvl="5" w:tplc="0419001B" w:tentative="1">
-      <w:start w:val="1"/>
-      <w:numFmt w:val="lowerRoman"/>
-      <w:lvlText w:val="%6."/>
-      <w:lvlJc w:val="right"/>
-      <w:pPr>
-        <w:ind w:left="5029" w:hanging="180"/>
-      </w:pPr>
-    </w:lvl>
-    <w:lvl w:ilvl="6" w:tplc="0419000F" w:tentative="1">
-      <w:start w:val="1"/>
-      <w:numFmt w:val="decimal"/>
-      <w:lvlText w:val="%7."/>
-      <w:lvlJc w:val="left"/>
-      <w:pPr>
-        <w:ind w:left="5749" w:hanging="360"/>
-      </w:pPr>
-    </w:lvl>
-    <w:lvl w:ilvl="7" w:tplc="04190019" w:tentative="1">
-      <w:start w:val="1"/>
-      <w:numFmt w:val="lowerLetter"/>
-      <w:lvlText w:val="%8."/>
-      <w:lvlJc w:val="left"/>
-      <w:pPr>
-        <w:ind w:left="6469" w:hanging="360"/>
-      </w:pPr>
-    </w:lvl>
-    <w:lvl w:ilvl="8" w:tplc="0419001B" w:tentative="1">
-      <w:start w:val="1"/>
-      <w:numFmt w:val="lowerRoman"/>
-      <w:lvlText w:val="%9."/>
-      <w:lvlJc w:val="right"/>
-      <w:pPr>
-        <w:ind w:left="7189" w:hanging="180"/>
-      </w:pPr>
-    </w:lvl>
-  </w:abstractNum>
-  <w:abstractNum w:abstractNumId="39" w15:restartNumberingAfterBreak="0">
-    <w:nsid w:val="5D221C0A"/>
-    <w:multiLevelType w:val="hybridMultilevel"/>
-    <w:tmpl w:val="E1A05732"/>
-    <w:lvl w:ilvl="0" w:tplc="C5BA0568">
-      <w:start w:val="1"/>
-      <w:numFmt w:val="bullet"/>
-      <w:lvlText w:val=""/>
-      <w:lvlJc w:val="left"/>
-      <w:pPr>
-        <w:ind w:left="1429" w:hanging="360"/>
-      </w:pPr>
-      <w:rPr>
-        <w:rFonts w:ascii="Symbol" w:hAnsi="Symbol" w:hint="default"/>
-      </w:rPr>
-    </w:lvl>
-    <w:lvl w:ilvl="1" w:tplc="04190003" w:tentative="1">
-      <w:start w:val="1"/>
-      <w:numFmt w:val="bullet"/>
-      <w:lvlText w:val="o"/>
-      <w:lvlJc w:val="left"/>
-      <w:pPr>
-        <w:ind w:left="2149" w:hanging="360"/>
-      </w:pPr>
-      <w:rPr>
-        <w:rFonts w:ascii="Courier New" w:hAnsi="Courier New" w:cs="Courier New" w:hint="default"/>
-      </w:rPr>
-    </w:lvl>
-    <w:lvl w:ilvl="2" w:tplc="04190005" w:tentative="1">
-      <w:start w:val="1"/>
-      <w:numFmt w:val="bullet"/>
-      <w:lvlText w:val=""/>
-      <w:lvlJc w:val="left"/>
-      <w:pPr>
-        <w:ind w:left="2869" w:hanging="360"/>
-      </w:pPr>
-      <w:rPr>
-        <w:rFonts w:ascii="Wingdings" w:hAnsi="Wingdings" w:hint="default"/>
-      </w:rPr>
-    </w:lvl>
-    <w:lvl w:ilvl="3" w:tplc="04190001" w:tentative="1">
-      <w:start w:val="1"/>
-      <w:numFmt w:val="bullet"/>
-      <w:lvlText w:val=""/>
-      <w:lvlJc w:val="left"/>
-      <w:pPr>
-        <w:ind w:left="3589" w:hanging="360"/>
-      </w:pPr>
-      <w:rPr>
-        <w:rFonts w:ascii="Symbol" w:hAnsi="Symbol" w:hint="default"/>
-      </w:rPr>
-    </w:lvl>
-    <w:lvl w:ilvl="4" w:tplc="04190003" w:tentative="1">
-      <w:start w:val="1"/>
-      <w:numFmt w:val="bullet"/>
-      <w:lvlText w:val="o"/>
-      <w:lvlJc w:val="left"/>
-      <w:pPr>
-        <w:ind w:left="4309" w:hanging="360"/>
-      </w:pPr>
-      <w:rPr>
-        <w:rFonts w:ascii="Courier New" w:hAnsi="Courier New" w:cs="Courier New" w:hint="default"/>
-      </w:rPr>
-    </w:lvl>
-    <w:lvl w:ilvl="5" w:tplc="04190005" w:tentative="1">
-      <w:start w:val="1"/>
-      <w:numFmt w:val="bullet"/>
-      <w:lvlText w:val=""/>
-      <w:lvlJc w:val="left"/>
-      <w:pPr>
-        <w:ind w:left="5029" w:hanging="360"/>
-      </w:pPr>
-      <w:rPr>
-        <w:rFonts w:ascii="Wingdings" w:hAnsi="Wingdings" w:hint="default"/>
-      </w:rPr>
-    </w:lvl>
-    <w:lvl w:ilvl="6" w:tplc="04190001" w:tentative="1">
-      <w:start w:val="1"/>
-      <w:numFmt w:val="bullet"/>
-      <w:lvlText w:val=""/>
-      <w:lvlJc w:val="left"/>
-      <w:pPr>
-        <w:ind w:left="5749" w:hanging="360"/>
-      </w:pPr>
-      <w:rPr>
-        <w:rFonts w:ascii="Symbol" w:hAnsi="Symbol" w:hint="default"/>
-      </w:rPr>
-    </w:lvl>
-    <w:lvl w:ilvl="7" w:tplc="04190003" w:tentative="1">
-      <w:start w:val="1"/>
-      <w:numFmt w:val="bullet"/>
-      <w:lvlText w:val="o"/>
-      <w:lvlJc w:val="left"/>
-      <w:pPr>
-        <w:ind w:left="6469" w:hanging="360"/>
-      </w:pPr>
-      <w:rPr>
-        <w:rFonts w:ascii="Courier New" w:hAnsi="Courier New" w:cs="Courier New" w:hint="default"/>
-      </w:rPr>
-    </w:lvl>
-    <w:lvl w:ilvl="8" w:tplc="04190005" w:tentative="1">
-      <w:start w:val="1"/>
-      <w:numFmt w:val="bullet"/>
-      <w:lvlText w:val=""/>
-      <w:lvlJc w:val="left"/>
-      <w:pPr>
-        <w:ind w:left="7189" w:hanging="360"/>
-      </w:pPr>
-      <w:rPr>
-        <w:rFonts w:ascii="Wingdings" w:hAnsi="Wingdings" w:hint="default"/>
-      </w:rPr>
-    </w:lvl>
-  </w:abstractNum>
-  <w:abstractNum w:abstractNumId="40" w15:restartNumberingAfterBreak="0">
-    <w:nsid w:val="5E814954"/>
-    <w:multiLevelType w:val="hybridMultilevel"/>
-    <w:tmpl w:val="A8868A82"/>
-    <w:lvl w:ilvl="0" w:tplc="C5BA0568">
-      <w:start w:val="1"/>
-      <w:numFmt w:val="bullet"/>
-      <w:lvlText w:val=""/>
-      <w:lvlJc w:val="left"/>
-      <w:pPr>
-        <w:ind w:left="1429" w:hanging="360"/>
-      </w:pPr>
-      <w:rPr>
-        <w:rFonts w:ascii="Symbol" w:hAnsi="Symbol" w:hint="default"/>
-      </w:rPr>
-    </w:lvl>
-    <w:lvl w:ilvl="1" w:tplc="04190003" w:tentative="1">
-      <w:start w:val="1"/>
-      <w:numFmt w:val="bullet"/>
-      <w:lvlText w:val="o"/>
-      <w:lvlJc w:val="left"/>
-      <w:pPr>
-        <w:ind w:left="2149" w:hanging="360"/>
-      </w:pPr>
-      <w:rPr>
-        <w:rFonts w:ascii="Courier New" w:hAnsi="Courier New" w:cs="Courier New" w:hint="default"/>
-      </w:rPr>
-    </w:lvl>
-    <w:lvl w:ilvl="2" w:tplc="04190005" w:tentative="1">
-      <w:start w:val="1"/>
-      <w:numFmt w:val="bullet"/>
-      <w:lvlText w:val=""/>
-      <w:lvlJc w:val="left"/>
-      <w:pPr>
-        <w:ind w:left="2869" w:hanging="360"/>
-      </w:pPr>
-      <w:rPr>
-        <w:rFonts w:ascii="Wingdings" w:hAnsi="Wingdings" w:hint="default"/>
-      </w:rPr>
-    </w:lvl>
-    <w:lvl w:ilvl="3" w:tplc="04190001" w:tentative="1">
-      <w:start w:val="1"/>
-      <w:numFmt w:val="bullet"/>
-      <w:lvlText w:val=""/>
-      <w:lvlJc w:val="left"/>
-      <w:pPr>
-        <w:ind w:left="3589" w:hanging="360"/>
-      </w:pPr>
-      <w:rPr>
-        <w:rFonts w:ascii="Symbol" w:hAnsi="Symbol" w:hint="default"/>
-      </w:rPr>
-    </w:lvl>
-    <w:lvl w:ilvl="4" w:tplc="04190003" w:tentative="1">
-      <w:start w:val="1"/>
-      <w:numFmt w:val="bullet"/>
-      <w:lvlText w:val="o"/>
-      <w:lvlJc w:val="left"/>
-      <w:pPr>
-        <w:ind w:left="4309" w:hanging="360"/>
-      </w:pPr>
-      <w:rPr>
-        <w:rFonts w:ascii="Courier New" w:hAnsi="Courier New" w:cs="Courier New" w:hint="default"/>
-      </w:rPr>
-    </w:lvl>
-    <w:lvl w:ilvl="5" w:tplc="04190005" w:tentative="1">
-      <w:start w:val="1"/>
-      <w:numFmt w:val="bullet"/>
-      <w:lvlText w:val=""/>
-      <w:lvlJc w:val="left"/>
-      <w:pPr>
-        <w:ind w:left="5029" w:hanging="360"/>
-      </w:pPr>
-      <w:rPr>
-        <w:rFonts w:ascii="Wingdings" w:hAnsi="Wingdings" w:hint="default"/>
-      </w:rPr>
-    </w:lvl>
-    <w:lvl w:ilvl="6" w:tplc="04190001" w:tentative="1">
-      <w:start w:val="1"/>
-      <w:numFmt w:val="bullet"/>
-      <w:lvlText w:val=""/>
-      <w:lvlJc w:val="left"/>
-      <w:pPr>
-        <w:ind w:left="5749" w:hanging="360"/>
-      </w:pPr>
-      <w:rPr>
-        <w:rFonts w:ascii="Symbol" w:hAnsi="Symbol" w:hint="default"/>
-      </w:rPr>
-    </w:lvl>
-    <w:lvl w:ilvl="7" w:tplc="04190003" w:tentative="1">
-      <w:start w:val="1"/>
-      <w:numFmt w:val="bullet"/>
-      <w:lvlText w:val="o"/>
-      <w:lvlJc w:val="left"/>
-      <w:pPr>
-        <w:ind w:left="6469" w:hanging="360"/>
-      </w:pPr>
-      <w:rPr>
-        <w:rFonts w:ascii="Courier New" w:hAnsi="Courier New" w:cs="Courier New" w:hint="default"/>
-      </w:rPr>
-    </w:lvl>
-    <w:lvl w:ilvl="8" w:tplc="04190005" w:tentative="1">
-      <w:start w:val="1"/>
-      <w:numFmt w:val="bullet"/>
-      <w:lvlText w:val=""/>
-      <w:lvlJc w:val="left"/>
-      <w:pPr>
-        <w:ind w:left="7189" w:hanging="360"/>
-      </w:pPr>
-      <w:rPr>
-        <w:rFonts w:ascii="Wingdings" w:hAnsi="Wingdings" w:hint="default"/>
-      </w:rPr>
-    </w:lvl>
-  </w:abstractNum>
-  <w:abstractNum w:abstractNumId="41" w15:restartNumberingAfterBreak="0">
-    <w:nsid w:val="60753093"/>
-    <w:multiLevelType w:val="hybridMultilevel"/>
-    <w:tmpl w:val="FBEAC6C8"/>
-    <w:lvl w:ilvl="0" w:tplc="154A3116">
-      <w:start w:val="1"/>
-      <w:numFmt w:val="decimal"/>
-      <w:lvlText w:val="%1)"/>
-      <w:lvlJc w:val="left"/>
-      <w:pPr>
-        <w:ind w:left="1069" w:hanging="360"/>
-      </w:pPr>
-      <w:rPr>
-        <w:rFonts w:hint="default"/>
-      </w:rPr>
-    </w:lvl>
-    <w:lvl w:ilvl="1" w:tplc="04190019" w:tentative="1">
-      <w:start w:val="1"/>
-      <w:numFmt w:val="lowerLetter"/>
-      <w:lvlText w:val="%2."/>
-      <w:lvlJc w:val="left"/>
-      <w:pPr>
-        <w:ind w:left="1789" w:hanging="360"/>
-      </w:pPr>
-    </w:lvl>
-    <w:lvl w:ilvl="2" w:tplc="0419001B" w:tentative="1">
-      <w:start w:val="1"/>
-      <w:numFmt w:val="lowerRoman"/>
-      <w:lvlText w:val="%3."/>
-      <w:lvlJc w:val="right"/>
-      <w:pPr>
-        <w:ind w:left="2509" w:hanging="180"/>
-      </w:pPr>
-    </w:lvl>
-    <w:lvl w:ilvl="3" w:tplc="0419000F" w:tentative="1">
-      <w:start w:val="1"/>
-      <w:numFmt w:val="decimal"/>
-      <w:lvlText w:val="%4."/>
-      <w:lvlJc w:val="left"/>
-      <w:pPr>
-        <w:ind w:left="3229" w:hanging="360"/>
-      </w:pPr>
-    </w:lvl>
-    <w:lvl w:ilvl="4" w:tplc="04190019" w:tentative="1">
-      <w:start w:val="1"/>
-      <w:numFmt w:val="lowerLetter"/>
-      <w:lvlText w:val="%5."/>
-      <w:lvlJc w:val="left"/>
-      <w:pPr>
-        <w:ind w:left="3949" w:hanging="360"/>
-      </w:pPr>
-    </w:lvl>
-    <w:lvl w:ilvl="5" w:tplc="0419001B" w:tentative="1">
-      <w:start w:val="1"/>
-      <w:numFmt w:val="lowerRoman"/>
-      <w:lvlText w:val="%6."/>
-      <w:lvlJc w:val="right"/>
-      <w:pPr>
-        <w:ind w:left="4669" w:hanging="180"/>
-      </w:pPr>
-    </w:lvl>
-    <w:lvl w:ilvl="6" w:tplc="0419000F" w:tentative="1">
-      <w:start w:val="1"/>
-      <w:numFmt w:val="decimal"/>
-      <w:lvlText w:val="%7."/>
-      <w:lvlJc w:val="left"/>
-      <w:pPr>
-        <w:ind w:left="5389" w:hanging="360"/>
-      </w:pPr>
-    </w:lvl>
-    <w:lvl w:ilvl="7" w:tplc="04190019" w:tentative="1">
-      <w:start w:val="1"/>
-      <w:numFmt w:val="lowerLetter"/>
-      <w:lvlText w:val="%8."/>
-      <w:lvlJc w:val="left"/>
-      <w:pPr>
-        <w:ind w:left="6109" w:hanging="360"/>
-      </w:pPr>
-    </w:lvl>
-    <w:lvl w:ilvl="8" w:tplc="0419001B" w:tentative="1">
-      <w:start w:val="1"/>
-      <w:numFmt w:val="lowerRoman"/>
-      <w:lvlText w:val="%9."/>
-      <w:lvlJc w:val="right"/>
-      <w:pPr>
-        <w:ind w:left="6829" w:hanging="180"/>
-      </w:pPr>
-    </w:lvl>
-  </w:abstractNum>
-  <w:abstractNum w:abstractNumId="42" w15:restartNumberingAfterBreak="0">
-    <w:nsid w:val="61636A25"/>
-    <w:multiLevelType w:val="multilevel"/>
-    <w:tmpl w:val="B3E87F50"/>
-    <w:lvl w:ilvl="0">
-      <w:start w:val="2"/>
-      <w:numFmt w:val="decimal"/>
-      <w:lvlText w:val="%1."/>
-      <w:lvlJc w:val="left"/>
-      <w:rPr>
-        <w:rFonts w:ascii="Times New Roman" w:eastAsia="Times New Roman" w:hAnsi="Times New Roman" w:cs="Times New Roman"/>
-        <w:b w:val="0"/>
-        <w:bCs w:val="0"/>
-        <w:i w:val="0"/>
-        <w:iCs w:val="0"/>
-        <w:smallCaps w:val="0"/>
-        <w:strike w:val="0"/>
-        <w:color w:val="000000"/>
-        <w:spacing w:val="0"/>
-        <w:w w:val="100"/>
-        <w:position w:val="0"/>
-        <w:sz w:val="27"/>
-        <w:szCs w:val="27"/>
-        <w:u w:val="none"/>
-        <w:lang w:val="ru"/>
-      </w:rPr>
-    </w:lvl>
-    <w:lvl w:ilvl="1">
-      <w:numFmt w:val="decimal"/>
-      <w:lvlText w:val=""/>
-      <w:lvlJc w:val="left"/>
-    </w:lvl>
-    <w:lvl w:ilvl="2">
-      <w:numFmt w:val="decimal"/>
-      <w:lvlText w:val=""/>
-      <w:lvlJc w:val="left"/>
-    </w:lvl>
-    <w:lvl w:ilvl="3">
-      <w:numFmt w:val="decimal"/>
-      <w:lvlText w:val=""/>
-      <w:lvlJc w:val="left"/>
-    </w:lvl>
-    <w:lvl w:ilvl="4">
-      <w:numFmt w:val="decimal"/>
-      <w:lvlText w:val=""/>
-      <w:lvlJc w:val="left"/>
-    </w:lvl>
-    <w:lvl w:ilvl="5">
-      <w:numFmt w:val="decimal"/>
-      <w:lvlText w:val=""/>
-      <w:lvlJc w:val="left"/>
-    </w:lvl>
-    <w:lvl w:ilvl="6">
-      <w:numFmt w:val="decimal"/>
-      <w:lvlText w:val=""/>
-      <w:lvlJc w:val="left"/>
-    </w:lvl>
-    <w:lvl w:ilvl="7">
-      <w:numFmt w:val="decimal"/>
-      <w:lvlText w:val=""/>
-      <w:lvlJc w:val="left"/>
-    </w:lvl>
-    <w:lvl w:ilvl="8">
-      <w:numFmt w:val="decimal"/>
-      <w:lvlText w:val=""/>
-      <w:lvlJc w:val="left"/>
-    </w:lvl>
-  </w:abstractNum>
-  <w:abstractNum w:abstractNumId="43" w15:restartNumberingAfterBreak="0">
-    <w:nsid w:val="627437CA"/>
-    <w:multiLevelType w:val="hybridMultilevel"/>
-    <w:tmpl w:val="5B809DDE"/>
-    <w:lvl w:ilvl="0" w:tplc="04190001">
-      <w:start w:val="1"/>
-      <w:numFmt w:val="bullet"/>
-      <w:lvlText w:val=""/>
-      <w:lvlJc w:val="left"/>
-      <w:pPr>
-        <w:ind w:left="1429" w:hanging="360"/>
-      </w:pPr>
-      <w:rPr>
-        <w:rFonts w:ascii="Symbol" w:hAnsi="Symbol" w:hint="default"/>
-      </w:rPr>
-    </w:lvl>
-    <w:lvl w:ilvl="1" w:tplc="04190003" w:tentative="1">
-      <w:start w:val="1"/>
-      <w:numFmt w:val="bullet"/>
-      <w:lvlText w:val="o"/>
-      <w:lvlJc w:val="left"/>
-      <w:pPr>
-        <w:ind w:left="2149" w:hanging="360"/>
-      </w:pPr>
-      <w:rPr>
-        <w:rFonts w:ascii="Courier New" w:hAnsi="Courier New" w:cs="Courier New" w:hint="default"/>
-      </w:rPr>
-    </w:lvl>
-    <w:lvl w:ilvl="2" w:tplc="04190005" w:tentative="1">
-      <w:start w:val="1"/>
-      <w:numFmt w:val="bullet"/>
-      <w:lvlText w:val=""/>
-      <w:lvlJc w:val="left"/>
-      <w:pPr>
-        <w:ind w:left="2869" w:hanging="360"/>
-      </w:pPr>
-      <w:rPr>
-        <w:rFonts w:ascii="Wingdings" w:hAnsi="Wingdings" w:hint="default"/>
-      </w:rPr>
-    </w:lvl>
-    <w:lvl w:ilvl="3" w:tplc="04190001" w:tentative="1">
-      <w:start w:val="1"/>
-      <w:numFmt w:val="bullet"/>
-      <w:lvlText w:val=""/>
-      <w:lvlJc w:val="left"/>
-      <w:pPr>
-        <w:ind w:left="3589" w:hanging="360"/>
-      </w:pPr>
-      <w:rPr>
-        <w:rFonts w:ascii="Symbol" w:hAnsi="Symbol" w:hint="default"/>
-      </w:rPr>
-    </w:lvl>
-    <w:lvl w:ilvl="4" w:tplc="04190003" w:tentative="1">
-      <w:start w:val="1"/>
-      <w:numFmt w:val="bullet"/>
-      <w:lvlText w:val="o"/>
-      <w:lvlJc w:val="left"/>
-      <w:pPr>
-        <w:ind w:left="4309" w:hanging="360"/>
-      </w:pPr>
-      <w:rPr>
-        <w:rFonts w:ascii="Courier New" w:hAnsi="Courier New" w:cs="Courier New" w:hint="default"/>
-      </w:rPr>
-    </w:lvl>
-    <w:lvl w:ilvl="5" w:tplc="04190005" w:tentative="1">
-      <w:start w:val="1"/>
-      <w:numFmt w:val="bullet"/>
-      <w:lvlText w:val=""/>
-      <w:lvlJc w:val="left"/>
-      <w:pPr>
-        <w:ind w:left="5029" w:hanging="360"/>
-      </w:pPr>
-      <w:rPr>
-        <w:rFonts w:ascii="Wingdings" w:hAnsi="Wingdings" w:hint="default"/>
-      </w:rPr>
-    </w:lvl>
-    <w:lvl w:ilvl="6" w:tplc="04190001" w:tentative="1">
-      <w:start w:val="1"/>
-      <w:numFmt w:val="bullet"/>
-      <w:lvlText w:val=""/>
-      <w:lvlJc w:val="left"/>
-      <w:pPr>
-        <w:ind w:left="5749" w:hanging="360"/>
-      </w:pPr>
-      <w:rPr>
-        <w:rFonts w:ascii="Symbol" w:hAnsi="Symbol" w:hint="default"/>
-      </w:rPr>
-    </w:lvl>
-    <w:lvl w:ilvl="7" w:tplc="04190003" w:tentative="1">
-      <w:start w:val="1"/>
-      <w:numFmt w:val="bullet"/>
-      <w:lvlText w:val="o"/>
-      <w:lvlJc w:val="left"/>
-      <w:pPr>
-        <w:ind w:left="6469" w:hanging="360"/>
-      </w:pPr>
-      <w:rPr>
-        <w:rFonts w:ascii="Courier New" w:hAnsi="Courier New" w:cs="Courier New" w:hint="default"/>
-      </w:rPr>
-    </w:lvl>
-    <w:lvl w:ilvl="8" w:tplc="04190005" w:tentative="1">
-      <w:start w:val="1"/>
-      <w:numFmt w:val="bullet"/>
-      <w:lvlText w:val=""/>
-      <w:lvlJc w:val="left"/>
-      <w:pPr>
-        <w:ind w:left="7189" w:hanging="360"/>
-      </w:pPr>
-      <w:rPr>
-        <w:rFonts w:ascii="Wingdings" w:hAnsi="Wingdings" w:hint="default"/>
-      </w:rPr>
-    </w:lvl>
-  </w:abstractNum>
-  <w:abstractNum w:abstractNumId="44" w15:restartNumberingAfterBreak="0">
-    <w:nsid w:val="648F7BB5"/>
-    <w:multiLevelType w:val="hybridMultilevel"/>
-    <w:tmpl w:val="6C2E8310"/>
-    <w:lvl w:ilvl="0" w:tplc="C5BA0568">
-      <w:start w:val="1"/>
-      <w:numFmt w:val="bullet"/>
-      <w:lvlText w:val=""/>
-      <w:lvlJc w:val="left"/>
-      <w:pPr>
-        <w:ind w:left="1429" w:hanging="360"/>
-      </w:pPr>
-      <w:rPr>
-        <w:rFonts w:ascii="Symbol" w:hAnsi="Symbol" w:hint="default"/>
-      </w:rPr>
-    </w:lvl>
-    <w:lvl w:ilvl="1" w:tplc="04190003" w:tentative="1">
-      <w:start w:val="1"/>
-      <w:numFmt w:val="bullet"/>
-      <w:lvlText w:val="o"/>
-      <w:lvlJc w:val="left"/>
-      <w:pPr>
-        <w:ind w:left="2149" w:hanging="360"/>
-      </w:pPr>
-      <w:rPr>
-        <w:rFonts w:ascii="Courier New" w:hAnsi="Courier New" w:cs="Courier New" w:hint="default"/>
-      </w:rPr>
-    </w:lvl>
-    <w:lvl w:ilvl="2" w:tplc="04190005" w:tentative="1">
-      <w:start w:val="1"/>
-      <w:numFmt w:val="bullet"/>
-      <w:lvlText w:val=""/>
-      <w:lvlJc w:val="left"/>
-      <w:pPr>
-        <w:ind w:left="2869" w:hanging="360"/>
-      </w:pPr>
-      <w:rPr>
-        <w:rFonts w:ascii="Wingdings" w:hAnsi="Wingdings" w:hint="default"/>
-      </w:rPr>
-    </w:lvl>
-    <w:lvl w:ilvl="3" w:tplc="04190001" w:tentative="1">
-      <w:start w:val="1"/>
-      <w:numFmt w:val="bullet"/>
-      <w:lvlText w:val=""/>
-      <w:lvlJc w:val="left"/>
-      <w:pPr>
-        <w:ind w:left="3589" w:hanging="360"/>
-      </w:pPr>
-      <w:rPr>
-        <w:rFonts w:ascii="Symbol" w:hAnsi="Symbol" w:hint="default"/>
-      </w:rPr>
-    </w:lvl>
-    <w:lvl w:ilvl="4" w:tplc="04190003" w:tentative="1">
-      <w:start w:val="1"/>
-      <w:numFmt w:val="bullet"/>
-      <w:lvlText w:val="o"/>
-      <w:lvlJc w:val="left"/>
-      <w:pPr>
-        <w:ind w:left="4309" w:hanging="360"/>
-      </w:pPr>
-      <w:rPr>
-        <w:rFonts w:ascii="Courier New" w:hAnsi="Courier New" w:cs="Courier New" w:hint="default"/>
-      </w:rPr>
-    </w:lvl>
-    <w:lvl w:ilvl="5" w:tplc="04190005" w:tentative="1">
-      <w:start w:val="1"/>
-      <w:numFmt w:val="bullet"/>
-      <w:lvlText w:val=""/>
-      <w:lvlJc w:val="left"/>
-      <w:pPr>
-        <w:ind w:left="5029" w:hanging="360"/>
-      </w:pPr>
-      <w:rPr>
-        <w:rFonts w:ascii="Wingdings" w:hAnsi="Wingdings" w:hint="default"/>
-      </w:rPr>
-    </w:lvl>
-    <w:lvl w:ilvl="6" w:tplc="04190001" w:tentative="1">
-      <w:start w:val="1"/>
-      <w:numFmt w:val="bullet"/>
-      <w:lvlText w:val=""/>
-      <w:lvlJc w:val="left"/>
-      <w:pPr>
-        <w:ind w:left="5749" w:hanging="360"/>
-      </w:pPr>
-      <w:rPr>
-        <w:rFonts w:ascii="Symbol" w:hAnsi="Symbol" w:hint="default"/>
-      </w:rPr>
-    </w:lvl>
-    <w:lvl w:ilvl="7" w:tplc="04190003" w:tentative="1">
-      <w:start w:val="1"/>
-      <w:numFmt w:val="bullet"/>
-      <w:lvlText w:val="o"/>
-      <w:lvlJc w:val="left"/>
-      <w:pPr>
-        <w:ind w:left="6469" w:hanging="360"/>
-      </w:pPr>
-      <w:rPr>
-        <w:rFonts w:ascii="Courier New" w:hAnsi="Courier New" w:cs="Courier New" w:hint="default"/>
-      </w:rPr>
-    </w:lvl>
-    <w:lvl w:ilvl="8" w:tplc="04190005" w:tentative="1">
-      <w:start w:val="1"/>
-      <w:numFmt w:val="bullet"/>
-      <w:lvlText w:val=""/>
-      <w:lvlJc w:val="left"/>
-      <w:pPr>
-        <w:ind w:left="7189" w:hanging="360"/>
-      </w:pPr>
-      <w:rPr>
-        <w:rFonts w:ascii="Wingdings" w:hAnsi="Wingdings" w:hint="default"/>
-      </w:rPr>
-    </w:lvl>
-  </w:abstractNum>
-  <w:abstractNum w:abstractNumId="45" w15:restartNumberingAfterBreak="0">
-    <w:nsid w:val="65E263E0"/>
-    <w:multiLevelType w:val="multilevel"/>
-    <w:tmpl w:val="C7D253D2"/>
-    <w:lvl w:ilvl="0">
-      <w:start w:val="1"/>
-      <w:numFmt w:val="decimal"/>
-      <w:lvlText w:val="%1"/>
-      <w:lvlJc w:val="left"/>
-      <w:pPr>
-        <w:ind w:left="375" w:hanging="375"/>
-      </w:pPr>
-      <w:rPr>
-        <w:rFonts w:hint="default"/>
-      </w:rPr>
-    </w:lvl>
-    <w:lvl w:ilvl="1">
-      <w:start w:val="2"/>
-      <w:numFmt w:val="decimal"/>
-      <w:lvlText w:val="%1.%2"/>
-      <w:lvlJc w:val="left"/>
-      <w:pPr>
-        <w:ind w:left="1504" w:hanging="375"/>
-      </w:pPr>
-      <w:rPr>
-        <w:rFonts w:hint="default"/>
-      </w:rPr>
-    </w:lvl>
-    <w:lvl w:ilvl="2">
-      <w:start w:val="1"/>
-      <w:numFmt w:val="decimal"/>
-      <w:lvlText w:val="%1.%2.%3"/>
-      <w:lvlJc w:val="left"/>
-      <w:pPr>
-        <w:ind w:left="2978" w:hanging="720"/>
-      </w:pPr>
-      <w:rPr>
-        <w:rFonts w:hint="default"/>
-      </w:rPr>
-    </w:lvl>
-    <w:lvl w:ilvl="3">
-      <w:start w:val="1"/>
-      <w:numFmt w:val="decimal"/>
-      <w:lvlText w:val="%1.%2.%3.%4"/>
-      <w:lvlJc w:val="left"/>
-      <w:pPr>
-        <w:ind w:left="4467" w:hanging="1080"/>
-      </w:pPr>
-      <w:rPr>
-        <w:rFonts w:hint="default"/>
-      </w:rPr>
-    </w:lvl>
-    <w:lvl w:ilvl="4">
-      <w:start w:val="1"/>
-      <w:numFmt w:val="decimal"/>
-      <w:lvlText w:val="%1.%2.%3.%4.%5"/>
-      <w:lvlJc w:val="left"/>
-      <w:pPr>
-        <w:ind w:left="5596" w:hanging="1080"/>
-      </w:pPr>
-      <w:rPr>
-        <w:rFonts w:hint="default"/>
-      </w:rPr>
-    </w:lvl>
-    <w:lvl w:ilvl="5">
-      <w:start w:val="1"/>
-      <w:numFmt w:val="decimal"/>
-      <w:lvlText w:val="%1.%2.%3.%4.%5.%6"/>
-      <w:lvlJc w:val="left"/>
-      <w:pPr>
-        <w:ind w:left="7085" w:hanging="1440"/>
-      </w:pPr>
-      <w:rPr>
-        <w:rFonts w:hint="default"/>
-      </w:rPr>
-    </w:lvl>
-    <w:lvl w:ilvl="6">
-      <w:start w:val="1"/>
-      <w:numFmt w:val="decimal"/>
-      <w:lvlText w:val="%1.%2.%3.%4.%5.%6.%7"/>
-      <w:lvlJc w:val="left"/>
-      <w:pPr>
-        <w:ind w:left="8214" w:hanging="1440"/>
-      </w:pPr>
-      <w:rPr>
-        <w:rFonts w:hint="default"/>
-      </w:rPr>
-    </w:lvl>
-    <w:lvl w:ilvl="7">
-      <w:start w:val="1"/>
-      <w:numFmt w:val="decimal"/>
-      <w:lvlText w:val="%1.%2.%3.%4.%5.%6.%7.%8"/>
-      <w:lvlJc w:val="left"/>
-      <w:pPr>
-        <w:ind w:left="9703" w:hanging="1800"/>
-      </w:pPr>
-      <w:rPr>
-        <w:rFonts w:hint="default"/>
-      </w:rPr>
-    </w:lvl>
-    <w:lvl w:ilvl="8">
-      <w:start w:val="1"/>
-      <w:numFmt w:val="decimal"/>
-      <w:lvlText w:val="%1.%2.%3.%4.%5.%6.%7.%8.%9"/>
-      <w:lvlJc w:val="left"/>
-      <w:pPr>
-        <w:ind w:left="11192" w:hanging="2160"/>
-      </w:pPr>
-      <w:rPr>
-        <w:rFonts w:hint="default"/>
-      </w:rPr>
-    </w:lvl>
-  </w:abstractNum>
-  <w:abstractNum w:abstractNumId="46" w15:restartNumberingAfterBreak="0">
-    <w:nsid w:val="66B6186C"/>
-    <w:multiLevelType w:val="multilevel"/>
-    <w:tmpl w:val="43241624"/>
-    <w:lvl w:ilvl="0">
-      <w:start w:val="1"/>
-      <w:numFmt w:val="decimal"/>
-      <w:lvlText w:val="%1"/>
-      <w:lvlJc w:val="left"/>
-      <w:pPr>
-        <w:ind w:left="375" w:hanging="375"/>
-      </w:pPr>
-      <w:rPr>
-        <w:rFonts w:hint="default"/>
-      </w:rPr>
-    </w:lvl>
-    <w:lvl w:ilvl="1">
-      <w:start w:val="2"/>
-      <w:numFmt w:val="decimal"/>
-      <w:lvlText w:val="%1.%2"/>
-      <w:lvlJc w:val="left"/>
-      <w:pPr>
-        <w:ind w:left="1879" w:hanging="375"/>
-      </w:pPr>
-      <w:rPr>
-        <w:rFonts w:hint="default"/>
-      </w:rPr>
-    </w:lvl>
-    <w:lvl w:ilvl="2">
-      <w:start w:val="1"/>
-      <w:numFmt w:val="decimal"/>
-      <w:lvlText w:val="%1.%2.%3"/>
-      <w:lvlJc w:val="left"/>
-      <w:pPr>
-        <w:ind w:left="3728" w:hanging="720"/>
-      </w:pPr>
-      <w:rPr>
-        <w:rFonts w:hint="default"/>
-      </w:rPr>
-    </w:lvl>
-    <w:lvl w:ilvl="3">
-      <w:start w:val="1"/>
-      <w:numFmt w:val="decimal"/>
-      <w:lvlText w:val="%1.%2.%3.%4"/>
-      <w:lvlJc w:val="left"/>
-      <w:pPr>
-        <w:ind w:left="5592" w:hanging="1080"/>
-      </w:pPr>
-      <w:rPr>
-        <w:rFonts w:hint="default"/>
-      </w:rPr>
-    </w:lvl>
-    <w:lvl w:ilvl="4">
-      <w:start w:val="1"/>
-      <w:numFmt w:val="decimal"/>
-      <w:lvlText w:val="%1.%2.%3.%4.%5"/>
-      <w:lvlJc w:val="left"/>
-      <w:pPr>
-        <w:ind w:left="7096" w:hanging="1080"/>
-      </w:pPr>
-      <w:rPr>
-        <w:rFonts w:hint="default"/>
-      </w:rPr>
-    </w:lvl>
-    <w:lvl w:ilvl="5">
-      <w:start w:val="1"/>
-      <w:numFmt w:val="decimal"/>
-      <w:lvlText w:val="%1.%2.%3.%4.%5.%6"/>
-      <w:lvlJc w:val="left"/>
-      <w:pPr>
-        <w:ind w:left="8960" w:hanging="1440"/>
-      </w:pPr>
-      <w:rPr>
-        <w:rFonts w:hint="default"/>
-      </w:rPr>
-    </w:lvl>
-    <w:lvl w:ilvl="6">
-      <w:start w:val="1"/>
-      <w:numFmt w:val="decimal"/>
-      <w:lvlText w:val="%1.%2.%3.%4.%5.%6.%7"/>
-      <w:lvlJc w:val="left"/>
-      <w:pPr>
-        <w:ind w:left="10464" w:hanging="1440"/>
-      </w:pPr>
-      <w:rPr>
-        <w:rFonts w:hint="default"/>
-      </w:rPr>
-    </w:lvl>
-    <w:lvl w:ilvl="7">
-      <w:start w:val="1"/>
-      <w:numFmt w:val="decimal"/>
-      <w:lvlText w:val="%1.%2.%3.%4.%5.%6.%7.%8"/>
-      <w:lvlJc w:val="left"/>
-      <w:pPr>
-        <w:ind w:left="12328" w:hanging="1800"/>
-      </w:pPr>
-      <w:rPr>
-        <w:rFonts w:hint="default"/>
-      </w:rPr>
-    </w:lvl>
-    <w:lvl w:ilvl="8">
-      <w:start w:val="1"/>
-      <w:numFmt w:val="decimal"/>
-      <w:lvlText w:val="%1.%2.%3.%4.%5.%6.%7.%8.%9"/>
-      <w:lvlJc w:val="left"/>
-      <w:pPr>
-        <w:ind w:left="14192" w:hanging="2160"/>
-      </w:pPr>
-      <w:rPr>
-        <w:rFonts w:hint="default"/>
-      </w:rPr>
-    </w:lvl>
-  </w:abstractNum>
-  <w:abstractNum w:abstractNumId="47" w15:restartNumberingAfterBreak="0">
-    <w:nsid w:val="6A853314"/>
-    <w:multiLevelType w:val="multilevel"/>
-    <w:tmpl w:val="675A82F0"/>
-    <w:lvl w:ilvl="0">
-      <w:start w:val="1"/>
-      <w:numFmt w:val="bullet"/>
-      <w:lvlText w:val=""/>
-      <w:lvlJc w:val="left"/>
-      <w:pPr>
-        <w:ind w:left="420" w:hanging="420"/>
-      </w:pPr>
-      <w:rPr>
-        <w:rFonts w:ascii="Symbol" w:hAnsi="Symbol" w:hint="default"/>
-      </w:rPr>
-    </w:lvl>
-    <w:lvl w:ilvl="1">
-      <w:start w:val="1"/>
-      <w:numFmt w:val="decimal"/>
-      <w:lvlText w:val="%1.%2"/>
-      <w:lvlJc w:val="left"/>
-      <w:pPr>
-        <w:ind w:left="1129" w:hanging="420"/>
-      </w:pPr>
-      <w:rPr>
-        <w:rFonts w:hint="default"/>
-      </w:rPr>
-    </w:lvl>
-    <w:lvl w:ilvl="2">
-      <w:start w:val="1"/>
-      <w:numFmt w:val="decimal"/>
-      <w:lvlText w:val="%1.%2.%3"/>
-      <w:lvlJc w:val="left"/>
-      <w:pPr>
-        <w:ind w:left="2138" w:hanging="720"/>
-      </w:pPr>
-      <w:rPr>
-        <w:rFonts w:hint="default"/>
-      </w:rPr>
-    </w:lvl>
-    <w:lvl w:ilvl="3">
-      <w:start w:val="1"/>
-      <w:numFmt w:val="decimal"/>
-      <w:lvlText w:val="%1.%2.%3.%4"/>
-      <w:lvlJc w:val="left"/>
-      <w:pPr>
-        <w:ind w:left="3207" w:hanging="1080"/>
-      </w:pPr>
-      <w:rPr>
-        <w:rFonts w:hint="default"/>
-      </w:rPr>
-    </w:lvl>
-    <w:lvl w:ilvl="4">
-      <w:start w:val="1"/>
-      <w:numFmt w:val="decimal"/>
-      <w:lvlText w:val="%1.%2.%3.%4.%5"/>
-      <w:lvlJc w:val="left"/>
-      <w:pPr>
-        <w:ind w:left="3916" w:hanging="1080"/>
-      </w:pPr>
-      <w:rPr>
-        <w:rFonts w:hint="default"/>
-      </w:rPr>
-    </w:lvl>
-    <w:lvl w:ilvl="5">
-      <w:start w:val="1"/>
-      <w:numFmt w:val="decimal"/>
-      <w:lvlText w:val="%1.%2.%3.%4.%5.%6"/>
-      <w:lvlJc w:val="left"/>
-      <w:pPr>
-        <w:ind w:left="4985" w:hanging="1440"/>
-      </w:pPr>
-      <w:rPr>
-        <w:rFonts w:hint="default"/>
-      </w:rPr>
-    </w:lvl>
-    <w:lvl w:ilvl="6">
-      <w:start w:val="1"/>
-      <w:numFmt w:val="decimal"/>
-      <w:lvlText w:val="%1.%2.%3.%4.%5.%6.%7"/>
-      <w:lvlJc w:val="left"/>
-      <w:pPr>
-        <w:ind w:left="5694" w:hanging="1440"/>
-      </w:pPr>
-      <w:rPr>
-        <w:rFonts w:hint="default"/>
-      </w:rPr>
-    </w:lvl>
-    <w:lvl w:ilvl="7">
-      <w:start w:val="1"/>
-      <w:numFmt w:val="decimal"/>
-      <w:lvlText w:val="%1.%2.%3.%4.%5.%6.%7.%8"/>
-      <w:lvlJc w:val="left"/>
-      <w:pPr>
-        <w:ind w:left="6763" w:hanging="1800"/>
-      </w:pPr>
-      <w:rPr>
-        <w:rFonts w:hint="default"/>
-      </w:rPr>
-    </w:lvl>
-    <w:lvl w:ilvl="8">
-      <w:start w:val="1"/>
-      <w:numFmt w:val="decimal"/>
-      <w:lvlText w:val="%1.%2.%3.%4.%5.%6.%7.%8.%9"/>
-      <w:lvlJc w:val="left"/>
-      <w:pPr>
-        <w:ind w:left="7832" w:hanging="2160"/>
-      </w:pPr>
-      <w:rPr>
-        <w:rFonts w:hint="default"/>
-      </w:rPr>
-    </w:lvl>
-  </w:abstractNum>
-  <w:abstractNum w:abstractNumId="48" w15:restartNumberingAfterBreak="0">
-    <w:nsid w:val="6ADF42CA"/>
-    <w:multiLevelType w:val="hybridMultilevel"/>
-    <w:tmpl w:val="246CCBB6"/>
-    <w:lvl w:ilvl="0" w:tplc="A2261A24">
-      <w:start w:val="1"/>
-      <w:numFmt w:val="decimal"/>
-      <w:lvlText w:val="%1)"/>
-      <w:lvlJc w:val="left"/>
-      <w:pPr>
-        <w:ind w:left="1429" w:hanging="360"/>
-      </w:pPr>
-      <w:rPr>
-        <w:rFonts w:hint="default"/>
-      </w:rPr>
-    </w:lvl>
-    <w:lvl w:ilvl="1" w:tplc="04190019" w:tentative="1">
-      <w:start w:val="1"/>
-      <w:numFmt w:val="lowerLetter"/>
-      <w:lvlText w:val="%2."/>
-      <w:lvlJc w:val="left"/>
-      <w:pPr>
-        <w:ind w:left="2149" w:hanging="360"/>
-      </w:pPr>
-    </w:lvl>
-    <w:lvl w:ilvl="2" w:tplc="0419001B" w:tentative="1">
-      <w:start w:val="1"/>
-      <w:numFmt w:val="lowerRoman"/>
-      <w:lvlText w:val="%3."/>
-      <w:lvlJc w:val="right"/>
-      <w:pPr>
-        <w:ind w:left="2869" w:hanging="180"/>
-      </w:pPr>
-    </w:lvl>
-    <w:lvl w:ilvl="3" w:tplc="0419000F" w:tentative="1">
-      <w:start w:val="1"/>
-      <w:numFmt w:val="decimal"/>
-      <w:lvlText w:val="%4."/>
-      <w:lvlJc w:val="left"/>
-      <w:pPr>
-        <w:ind w:left="3589" w:hanging="360"/>
-      </w:pPr>
-    </w:lvl>
-    <w:lvl w:ilvl="4" w:tplc="04190019" w:tentative="1">
-      <w:start w:val="1"/>
-      <w:numFmt w:val="lowerLetter"/>
-      <w:lvlText w:val="%5."/>
-      <w:lvlJc w:val="left"/>
-      <w:pPr>
-        <w:ind w:left="4309" w:hanging="360"/>
-      </w:pPr>
-    </w:lvl>
-    <w:lvl w:ilvl="5" w:tplc="0419001B" w:tentative="1">
-      <w:start w:val="1"/>
-      <w:numFmt w:val="lowerRoman"/>
-      <w:lvlText w:val="%6."/>
-      <w:lvlJc w:val="right"/>
-      <w:pPr>
-        <w:ind w:left="5029" w:hanging="180"/>
-      </w:pPr>
-    </w:lvl>
-    <w:lvl w:ilvl="6" w:tplc="0419000F" w:tentative="1">
-      <w:start w:val="1"/>
-      <w:numFmt w:val="decimal"/>
-      <w:lvlText w:val="%7."/>
-      <w:lvlJc w:val="left"/>
-      <w:pPr>
-        <w:ind w:left="5749" w:hanging="360"/>
-      </w:pPr>
-    </w:lvl>
-    <w:lvl w:ilvl="7" w:tplc="04190019" w:tentative="1">
-      <w:start w:val="1"/>
-      <w:numFmt w:val="lowerLetter"/>
-      <w:lvlText w:val="%8."/>
-      <w:lvlJc w:val="left"/>
-      <w:pPr>
-        <w:ind w:left="6469" w:hanging="360"/>
-      </w:pPr>
-    </w:lvl>
-    <w:lvl w:ilvl="8" w:tplc="0419001B" w:tentative="1">
-      <w:start w:val="1"/>
-      <w:numFmt w:val="lowerRoman"/>
-      <w:lvlText w:val="%9."/>
-      <w:lvlJc w:val="right"/>
-      <w:pPr>
-        <w:ind w:left="7189" w:hanging="180"/>
-      </w:pPr>
-    </w:lvl>
-  </w:abstractNum>
-  <w:abstractNum w:abstractNumId="49" w15:restartNumberingAfterBreak="0">
-    <w:nsid w:val="6B945F89"/>
-    <w:multiLevelType w:val="hybridMultilevel"/>
-    <w:tmpl w:val="2DEAED48"/>
-    <w:lvl w:ilvl="0" w:tplc="0419000F">
-      <w:start w:val="1"/>
-      <w:numFmt w:val="decimal"/>
-      <w:lvlText w:val="%1."/>
-      <w:lvlJc w:val="left"/>
-      <w:pPr>
-        <w:ind w:left="1429" w:hanging="360"/>
-      </w:pPr>
-    </w:lvl>
-    <w:lvl w:ilvl="1" w:tplc="04190019" w:tentative="1">
-      <w:start w:val="1"/>
-      <w:numFmt w:val="lowerLetter"/>
-      <w:lvlText w:val="%2."/>
-      <w:lvlJc w:val="left"/>
-      <w:pPr>
-        <w:ind w:left="2149" w:hanging="360"/>
-      </w:pPr>
-    </w:lvl>
-    <w:lvl w:ilvl="2" w:tplc="0419001B" w:tentative="1">
-      <w:start w:val="1"/>
-      <w:numFmt w:val="lowerRoman"/>
-      <w:lvlText w:val="%3."/>
-      <w:lvlJc w:val="right"/>
-      <w:pPr>
-        <w:ind w:left="2869" w:hanging="180"/>
-      </w:pPr>
-    </w:lvl>
-    <w:lvl w:ilvl="3" w:tplc="0419000F" w:tentative="1">
-      <w:start w:val="1"/>
-      <w:numFmt w:val="decimal"/>
-      <w:lvlText w:val="%4."/>
-      <w:lvlJc w:val="left"/>
-      <w:pPr>
-        <w:ind w:left="3589" w:hanging="360"/>
-      </w:pPr>
-    </w:lvl>
-    <w:lvl w:ilvl="4" w:tplc="04190019" w:tentative="1">
-      <w:start w:val="1"/>
-      <w:numFmt w:val="lowerLetter"/>
-      <w:lvlText w:val="%5."/>
-      <w:lvlJc w:val="left"/>
-      <w:pPr>
-        <w:ind w:left="4309" w:hanging="360"/>
-      </w:pPr>
-    </w:lvl>
-    <w:lvl w:ilvl="5" w:tplc="0419001B" w:tentative="1">
-      <w:start w:val="1"/>
-      <w:numFmt w:val="lowerRoman"/>
-      <w:lvlText w:val="%6."/>
-      <w:lvlJc w:val="right"/>
-      <w:pPr>
-        <w:ind w:left="5029" w:hanging="180"/>
-      </w:pPr>
-    </w:lvl>
-    <w:lvl w:ilvl="6" w:tplc="0419000F" w:tentative="1">
-      <w:start w:val="1"/>
-      <w:numFmt w:val="decimal"/>
-      <w:lvlText w:val="%7."/>
-      <w:lvlJc w:val="left"/>
-      <w:pPr>
-        <w:ind w:left="5749" w:hanging="360"/>
-      </w:pPr>
-    </w:lvl>
-    <w:lvl w:ilvl="7" w:tplc="04190019" w:tentative="1">
-      <w:start w:val="1"/>
-      <w:numFmt w:val="lowerLetter"/>
-      <w:lvlText w:val="%8."/>
-      <w:lvlJc w:val="left"/>
-      <w:pPr>
-        <w:ind w:left="6469" w:hanging="360"/>
-      </w:pPr>
-    </w:lvl>
-    <w:lvl w:ilvl="8" w:tplc="0419001B" w:tentative="1">
-      <w:start w:val="1"/>
-      <w:numFmt w:val="lowerRoman"/>
-      <w:lvlText w:val="%9."/>
-      <w:lvlJc w:val="right"/>
-      <w:pPr>
-        <w:ind w:left="7189" w:hanging="180"/>
-      </w:pPr>
-    </w:lvl>
-  </w:abstractNum>
-  <w:abstractNum w:abstractNumId="50" w15:restartNumberingAfterBreak="0">
+  <w:abstractNum w:abstractNumId="1" w15:restartNumberingAfterBreak="0">
     <w:nsid w:val="6C460934"/>
     <w:multiLevelType w:val="hybridMultilevel"/>
     <w:tmpl w:val="710A283C"/>
@@ -34952,1667 +29559,11 @@
       </w:rPr>
     </w:lvl>
   </w:abstractNum>
-  <w:abstractNum w:abstractNumId="51" w15:restartNumberingAfterBreak="0">
-    <w:nsid w:val="6CF77D65"/>
-    <w:multiLevelType w:val="hybridMultilevel"/>
-    <w:tmpl w:val="094884EE"/>
-    <w:lvl w:ilvl="0" w:tplc="04190001">
-      <w:start w:val="1"/>
-      <w:numFmt w:val="bullet"/>
-      <w:lvlText w:val=""/>
-      <w:lvlJc w:val="left"/>
-      <w:pPr>
-        <w:ind w:left="1429" w:hanging="360"/>
-      </w:pPr>
-      <w:rPr>
-        <w:rFonts w:ascii="Symbol" w:hAnsi="Symbol" w:hint="default"/>
-      </w:rPr>
-    </w:lvl>
-    <w:lvl w:ilvl="1" w:tplc="04190003" w:tentative="1">
-      <w:start w:val="1"/>
-      <w:numFmt w:val="bullet"/>
-      <w:lvlText w:val="o"/>
-      <w:lvlJc w:val="left"/>
-      <w:pPr>
-        <w:ind w:left="2149" w:hanging="360"/>
-      </w:pPr>
-      <w:rPr>
-        <w:rFonts w:ascii="Courier New" w:hAnsi="Courier New" w:cs="Courier New" w:hint="default"/>
-      </w:rPr>
-    </w:lvl>
-    <w:lvl w:ilvl="2" w:tplc="04190005" w:tentative="1">
-      <w:start w:val="1"/>
-      <w:numFmt w:val="bullet"/>
-      <w:lvlText w:val=""/>
-      <w:lvlJc w:val="left"/>
-      <w:pPr>
-        <w:ind w:left="2869" w:hanging="360"/>
-      </w:pPr>
-      <w:rPr>
-        <w:rFonts w:ascii="Wingdings" w:hAnsi="Wingdings" w:hint="default"/>
-      </w:rPr>
-    </w:lvl>
-    <w:lvl w:ilvl="3" w:tplc="04190001" w:tentative="1">
-      <w:start w:val="1"/>
-      <w:numFmt w:val="bullet"/>
-      <w:lvlText w:val=""/>
-      <w:lvlJc w:val="left"/>
-      <w:pPr>
-        <w:ind w:left="3589" w:hanging="360"/>
-      </w:pPr>
-      <w:rPr>
-        <w:rFonts w:ascii="Symbol" w:hAnsi="Symbol" w:hint="default"/>
-      </w:rPr>
-    </w:lvl>
-    <w:lvl w:ilvl="4" w:tplc="04190003" w:tentative="1">
-      <w:start w:val="1"/>
-      <w:numFmt w:val="bullet"/>
-      <w:lvlText w:val="o"/>
-      <w:lvlJc w:val="left"/>
-      <w:pPr>
-        <w:ind w:left="4309" w:hanging="360"/>
-      </w:pPr>
-      <w:rPr>
-        <w:rFonts w:ascii="Courier New" w:hAnsi="Courier New" w:cs="Courier New" w:hint="default"/>
-      </w:rPr>
-    </w:lvl>
-    <w:lvl w:ilvl="5" w:tplc="04190005" w:tentative="1">
-      <w:start w:val="1"/>
-      <w:numFmt w:val="bullet"/>
-      <w:lvlText w:val=""/>
-      <w:lvlJc w:val="left"/>
-      <w:pPr>
-        <w:ind w:left="5029" w:hanging="360"/>
-      </w:pPr>
-      <w:rPr>
-        <w:rFonts w:ascii="Wingdings" w:hAnsi="Wingdings" w:hint="default"/>
-      </w:rPr>
-    </w:lvl>
-    <w:lvl w:ilvl="6" w:tplc="04190001" w:tentative="1">
-      <w:start w:val="1"/>
-      <w:numFmt w:val="bullet"/>
-      <w:lvlText w:val=""/>
-      <w:lvlJc w:val="left"/>
-      <w:pPr>
-        <w:ind w:left="5749" w:hanging="360"/>
-      </w:pPr>
-      <w:rPr>
-        <w:rFonts w:ascii="Symbol" w:hAnsi="Symbol" w:hint="default"/>
-      </w:rPr>
-    </w:lvl>
-    <w:lvl w:ilvl="7" w:tplc="04190003" w:tentative="1">
-      <w:start w:val="1"/>
-      <w:numFmt w:val="bullet"/>
-      <w:lvlText w:val="o"/>
-      <w:lvlJc w:val="left"/>
-      <w:pPr>
-        <w:ind w:left="6469" w:hanging="360"/>
-      </w:pPr>
-      <w:rPr>
-        <w:rFonts w:ascii="Courier New" w:hAnsi="Courier New" w:cs="Courier New" w:hint="default"/>
-      </w:rPr>
-    </w:lvl>
-    <w:lvl w:ilvl="8" w:tplc="04190005" w:tentative="1">
-      <w:start w:val="1"/>
-      <w:numFmt w:val="bullet"/>
-      <w:lvlText w:val=""/>
-      <w:lvlJc w:val="left"/>
-      <w:pPr>
-        <w:ind w:left="7189" w:hanging="360"/>
-      </w:pPr>
-      <w:rPr>
-        <w:rFonts w:ascii="Wingdings" w:hAnsi="Wingdings" w:hint="default"/>
-      </w:rPr>
-    </w:lvl>
-  </w:abstractNum>
-  <w:abstractNum w:abstractNumId="52" w15:restartNumberingAfterBreak="0">
-    <w:nsid w:val="713A116B"/>
-    <w:multiLevelType w:val="multilevel"/>
-    <w:tmpl w:val="C34845DC"/>
-    <w:lvl w:ilvl="0">
-      <w:start w:val="1"/>
-      <w:numFmt w:val="decimal"/>
-      <w:lvlText w:val="%1."/>
-      <w:lvlJc w:val="left"/>
-      <w:pPr>
-        <w:tabs>
-          <w:tab w:val="num" w:pos="720"/>
-        </w:tabs>
-        <w:ind w:left="720" w:hanging="360"/>
-      </w:pPr>
-    </w:lvl>
-    <w:lvl w:ilvl="1">
-      <w:start w:val="1"/>
-      <w:numFmt w:val="bullet"/>
-      <w:lvlText w:val="o"/>
-      <w:lvlJc w:val="left"/>
-      <w:pPr>
-        <w:tabs>
-          <w:tab w:val="num" w:pos="1440"/>
-        </w:tabs>
-        <w:ind w:left="1440" w:hanging="360"/>
-      </w:pPr>
-      <w:rPr>
-        <w:rFonts w:ascii="Courier New" w:hAnsi="Courier New" w:hint="default"/>
-        <w:sz w:val="20"/>
-      </w:rPr>
-    </w:lvl>
-    <w:lvl w:ilvl="2" w:tentative="1">
-      <w:start w:val="1"/>
-      <w:numFmt w:val="decimal"/>
-      <w:lvlText w:val="%3."/>
-      <w:lvlJc w:val="left"/>
-      <w:pPr>
-        <w:tabs>
-          <w:tab w:val="num" w:pos="2160"/>
-        </w:tabs>
-        <w:ind w:left="2160" w:hanging="360"/>
-      </w:pPr>
-    </w:lvl>
-    <w:lvl w:ilvl="3" w:tentative="1">
-      <w:start w:val="1"/>
-      <w:numFmt w:val="decimal"/>
-      <w:lvlText w:val="%4."/>
-      <w:lvlJc w:val="left"/>
-      <w:pPr>
-        <w:tabs>
-          <w:tab w:val="num" w:pos="2880"/>
-        </w:tabs>
-        <w:ind w:left="2880" w:hanging="360"/>
-      </w:pPr>
-    </w:lvl>
-    <w:lvl w:ilvl="4" w:tentative="1">
-      <w:start w:val="1"/>
-      <w:numFmt w:val="decimal"/>
-      <w:lvlText w:val="%5."/>
-      <w:lvlJc w:val="left"/>
-      <w:pPr>
-        <w:tabs>
-          <w:tab w:val="num" w:pos="3600"/>
-        </w:tabs>
-        <w:ind w:left="3600" w:hanging="360"/>
-      </w:pPr>
-    </w:lvl>
-    <w:lvl w:ilvl="5" w:tentative="1">
-      <w:start w:val="1"/>
-      <w:numFmt w:val="decimal"/>
-      <w:lvlText w:val="%6."/>
-      <w:lvlJc w:val="left"/>
-      <w:pPr>
-        <w:tabs>
-          <w:tab w:val="num" w:pos="4320"/>
-        </w:tabs>
-        <w:ind w:left="4320" w:hanging="360"/>
-      </w:pPr>
-    </w:lvl>
-    <w:lvl w:ilvl="6" w:tentative="1">
-      <w:start w:val="1"/>
-      <w:numFmt w:val="decimal"/>
-      <w:lvlText w:val="%7."/>
-      <w:lvlJc w:val="left"/>
-      <w:pPr>
-        <w:tabs>
-          <w:tab w:val="num" w:pos="5040"/>
-        </w:tabs>
-        <w:ind w:left="5040" w:hanging="360"/>
-      </w:pPr>
-    </w:lvl>
-    <w:lvl w:ilvl="7" w:tentative="1">
-      <w:start w:val="1"/>
-      <w:numFmt w:val="decimal"/>
-      <w:lvlText w:val="%8."/>
-      <w:lvlJc w:val="left"/>
-      <w:pPr>
-        <w:tabs>
-          <w:tab w:val="num" w:pos="5760"/>
-        </w:tabs>
-        <w:ind w:left="5760" w:hanging="360"/>
-      </w:pPr>
-    </w:lvl>
-    <w:lvl w:ilvl="8" w:tentative="1">
-      <w:start w:val="1"/>
-      <w:numFmt w:val="decimal"/>
-      <w:lvlText w:val="%9."/>
-      <w:lvlJc w:val="left"/>
-      <w:pPr>
-        <w:tabs>
-          <w:tab w:val="num" w:pos="6480"/>
-        </w:tabs>
-        <w:ind w:left="6480" w:hanging="360"/>
-      </w:pPr>
-    </w:lvl>
-  </w:abstractNum>
-  <w:abstractNum w:abstractNumId="53" w15:restartNumberingAfterBreak="0">
-    <w:nsid w:val="719F21D1"/>
-    <w:multiLevelType w:val="multilevel"/>
-    <w:tmpl w:val="27041A14"/>
-    <w:lvl w:ilvl="0">
-      <w:start w:val="1"/>
-      <w:numFmt w:val="bullet"/>
-      <w:lvlText w:val=""/>
-      <w:lvlJc w:val="left"/>
-      <w:pPr>
-        <w:tabs>
-          <w:tab w:val="num" w:pos="720"/>
-        </w:tabs>
-        <w:ind w:left="720" w:hanging="360"/>
-      </w:pPr>
-      <w:rPr>
-        <w:rFonts w:ascii="Symbol" w:hAnsi="Symbol" w:hint="default"/>
-        <w:sz w:val="20"/>
-      </w:rPr>
-    </w:lvl>
-    <w:lvl w:ilvl="1" w:tentative="1">
-      <w:start w:val="1"/>
-      <w:numFmt w:val="bullet"/>
-      <w:lvlText w:val="o"/>
-      <w:lvlJc w:val="left"/>
-      <w:pPr>
-        <w:tabs>
-          <w:tab w:val="num" w:pos="1440"/>
-        </w:tabs>
-        <w:ind w:left="1440" w:hanging="360"/>
-      </w:pPr>
-      <w:rPr>
-        <w:rFonts w:ascii="Courier New" w:hAnsi="Courier New" w:hint="default"/>
-        <w:sz w:val="20"/>
-      </w:rPr>
-    </w:lvl>
-    <w:lvl w:ilvl="2" w:tentative="1">
-      <w:start w:val="1"/>
-      <w:numFmt w:val="bullet"/>
-      <w:lvlText w:val=""/>
-      <w:lvlJc w:val="left"/>
-      <w:pPr>
-        <w:tabs>
-          <w:tab w:val="num" w:pos="2160"/>
-        </w:tabs>
-        <w:ind w:left="2160" w:hanging="360"/>
-      </w:pPr>
-      <w:rPr>
-        <w:rFonts w:ascii="Wingdings" w:hAnsi="Wingdings" w:hint="default"/>
-        <w:sz w:val="20"/>
-      </w:rPr>
-    </w:lvl>
-    <w:lvl w:ilvl="3" w:tentative="1">
-      <w:start w:val="1"/>
-      <w:numFmt w:val="bullet"/>
-      <w:lvlText w:val=""/>
-      <w:lvlJc w:val="left"/>
-      <w:pPr>
-        <w:tabs>
-          <w:tab w:val="num" w:pos="2880"/>
-        </w:tabs>
-        <w:ind w:left="2880" w:hanging="360"/>
-      </w:pPr>
-      <w:rPr>
-        <w:rFonts w:ascii="Wingdings" w:hAnsi="Wingdings" w:hint="default"/>
-        <w:sz w:val="20"/>
-      </w:rPr>
-    </w:lvl>
-    <w:lvl w:ilvl="4" w:tentative="1">
-      <w:start w:val="1"/>
-      <w:numFmt w:val="bullet"/>
-      <w:lvlText w:val=""/>
-      <w:lvlJc w:val="left"/>
-      <w:pPr>
-        <w:tabs>
-          <w:tab w:val="num" w:pos="3600"/>
-        </w:tabs>
-        <w:ind w:left="3600" w:hanging="360"/>
-      </w:pPr>
-      <w:rPr>
-        <w:rFonts w:ascii="Wingdings" w:hAnsi="Wingdings" w:hint="default"/>
-        <w:sz w:val="20"/>
-      </w:rPr>
-    </w:lvl>
-    <w:lvl w:ilvl="5" w:tentative="1">
-      <w:start w:val="1"/>
-      <w:numFmt w:val="bullet"/>
-      <w:lvlText w:val=""/>
-      <w:lvlJc w:val="left"/>
-      <w:pPr>
-        <w:tabs>
-          <w:tab w:val="num" w:pos="4320"/>
-        </w:tabs>
-        <w:ind w:left="4320" w:hanging="360"/>
-      </w:pPr>
-      <w:rPr>
-        <w:rFonts w:ascii="Wingdings" w:hAnsi="Wingdings" w:hint="default"/>
-        <w:sz w:val="20"/>
-      </w:rPr>
-    </w:lvl>
-    <w:lvl w:ilvl="6" w:tentative="1">
-      <w:start w:val="1"/>
-      <w:numFmt w:val="bullet"/>
-      <w:lvlText w:val=""/>
-      <w:lvlJc w:val="left"/>
-      <w:pPr>
-        <w:tabs>
-          <w:tab w:val="num" w:pos="5040"/>
-        </w:tabs>
-        <w:ind w:left="5040" w:hanging="360"/>
-      </w:pPr>
-      <w:rPr>
-        <w:rFonts w:ascii="Wingdings" w:hAnsi="Wingdings" w:hint="default"/>
-        <w:sz w:val="20"/>
-      </w:rPr>
-    </w:lvl>
-    <w:lvl w:ilvl="7" w:tentative="1">
-      <w:start w:val="1"/>
-      <w:numFmt w:val="bullet"/>
-      <w:lvlText w:val=""/>
-      <w:lvlJc w:val="left"/>
-      <w:pPr>
-        <w:tabs>
-          <w:tab w:val="num" w:pos="5760"/>
-        </w:tabs>
-        <w:ind w:left="5760" w:hanging="360"/>
-      </w:pPr>
-      <w:rPr>
-        <w:rFonts w:ascii="Wingdings" w:hAnsi="Wingdings" w:hint="default"/>
-        <w:sz w:val="20"/>
-      </w:rPr>
-    </w:lvl>
-    <w:lvl w:ilvl="8" w:tentative="1">
-      <w:start w:val="1"/>
-      <w:numFmt w:val="bullet"/>
-      <w:lvlText w:val=""/>
-      <w:lvlJc w:val="left"/>
-      <w:pPr>
-        <w:tabs>
-          <w:tab w:val="num" w:pos="6480"/>
-        </w:tabs>
-        <w:ind w:left="6480" w:hanging="360"/>
-      </w:pPr>
-      <w:rPr>
-        <w:rFonts w:ascii="Wingdings" w:hAnsi="Wingdings" w:hint="default"/>
-        <w:sz w:val="20"/>
-      </w:rPr>
-    </w:lvl>
-  </w:abstractNum>
-  <w:abstractNum w:abstractNumId="54" w15:restartNumberingAfterBreak="0">
-    <w:nsid w:val="765148EC"/>
-    <w:multiLevelType w:val="hybridMultilevel"/>
-    <w:tmpl w:val="B0BE07AC"/>
-    <w:lvl w:ilvl="0" w:tplc="F32EECBC">
-      <w:start w:val="1"/>
-      <w:numFmt w:val="bullet"/>
-      <w:lvlText w:val=""/>
-      <w:lvlJc w:val="left"/>
-      <w:pPr>
-        <w:ind w:left="1429" w:hanging="360"/>
-      </w:pPr>
-      <w:rPr>
-        <w:rFonts w:ascii="Symbol" w:hAnsi="Symbol" w:hint="default"/>
-      </w:rPr>
-    </w:lvl>
-    <w:lvl w:ilvl="1" w:tplc="04190003" w:tentative="1">
-      <w:start w:val="1"/>
-      <w:numFmt w:val="bullet"/>
-      <w:lvlText w:val="o"/>
-      <w:lvlJc w:val="left"/>
-      <w:pPr>
-        <w:ind w:left="2149" w:hanging="360"/>
-      </w:pPr>
-      <w:rPr>
-        <w:rFonts w:ascii="Courier New" w:hAnsi="Courier New" w:cs="Courier New" w:hint="default"/>
-      </w:rPr>
-    </w:lvl>
-    <w:lvl w:ilvl="2" w:tplc="04190005" w:tentative="1">
-      <w:start w:val="1"/>
-      <w:numFmt w:val="bullet"/>
-      <w:lvlText w:val=""/>
-      <w:lvlJc w:val="left"/>
-      <w:pPr>
-        <w:ind w:left="2869" w:hanging="360"/>
-      </w:pPr>
-      <w:rPr>
-        <w:rFonts w:ascii="Wingdings" w:hAnsi="Wingdings" w:hint="default"/>
-      </w:rPr>
-    </w:lvl>
-    <w:lvl w:ilvl="3" w:tplc="04190001" w:tentative="1">
-      <w:start w:val="1"/>
-      <w:numFmt w:val="bullet"/>
-      <w:lvlText w:val=""/>
-      <w:lvlJc w:val="left"/>
-      <w:pPr>
-        <w:ind w:left="3589" w:hanging="360"/>
-      </w:pPr>
-      <w:rPr>
-        <w:rFonts w:ascii="Symbol" w:hAnsi="Symbol" w:hint="default"/>
-      </w:rPr>
-    </w:lvl>
-    <w:lvl w:ilvl="4" w:tplc="04190003" w:tentative="1">
-      <w:start w:val="1"/>
-      <w:numFmt w:val="bullet"/>
-      <w:lvlText w:val="o"/>
-      <w:lvlJc w:val="left"/>
-      <w:pPr>
-        <w:ind w:left="4309" w:hanging="360"/>
-      </w:pPr>
-      <w:rPr>
-        <w:rFonts w:ascii="Courier New" w:hAnsi="Courier New" w:cs="Courier New" w:hint="default"/>
-      </w:rPr>
-    </w:lvl>
-    <w:lvl w:ilvl="5" w:tplc="04190005" w:tentative="1">
-      <w:start w:val="1"/>
-      <w:numFmt w:val="bullet"/>
-      <w:lvlText w:val=""/>
-      <w:lvlJc w:val="left"/>
-      <w:pPr>
-        <w:ind w:left="5029" w:hanging="360"/>
-      </w:pPr>
-      <w:rPr>
-        <w:rFonts w:ascii="Wingdings" w:hAnsi="Wingdings" w:hint="default"/>
-      </w:rPr>
-    </w:lvl>
-    <w:lvl w:ilvl="6" w:tplc="04190001" w:tentative="1">
-      <w:start w:val="1"/>
-      <w:numFmt w:val="bullet"/>
-      <w:lvlText w:val=""/>
-      <w:lvlJc w:val="left"/>
-      <w:pPr>
-        <w:ind w:left="5749" w:hanging="360"/>
-      </w:pPr>
-      <w:rPr>
-        <w:rFonts w:ascii="Symbol" w:hAnsi="Symbol" w:hint="default"/>
-      </w:rPr>
-    </w:lvl>
-    <w:lvl w:ilvl="7" w:tplc="04190003" w:tentative="1">
-      <w:start w:val="1"/>
-      <w:numFmt w:val="bullet"/>
-      <w:lvlText w:val="o"/>
-      <w:lvlJc w:val="left"/>
-      <w:pPr>
-        <w:ind w:left="6469" w:hanging="360"/>
-      </w:pPr>
-      <w:rPr>
-        <w:rFonts w:ascii="Courier New" w:hAnsi="Courier New" w:cs="Courier New" w:hint="default"/>
-      </w:rPr>
-    </w:lvl>
-    <w:lvl w:ilvl="8" w:tplc="04190005" w:tentative="1">
-      <w:start w:val="1"/>
-      <w:numFmt w:val="bullet"/>
-      <w:lvlText w:val=""/>
-      <w:lvlJc w:val="left"/>
-      <w:pPr>
-        <w:ind w:left="7189" w:hanging="360"/>
-      </w:pPr>
-      <w:rPr>
-        <w:rFonts w:ascii="Wingdings" w:hAnsi="Wingdings" w:hint="default"/>
-      </w:rPr>
-    </w:lvl>
-  </w:abstractNum>
-  <w:abstractNum w:abstractNumId="55" w15:restartNumberingAfterBreak="0">
-    <w:nsid w:val="7912097D"/>
-    <w:multiLevelType w:val="multilevel"/>
-    <w:tmpl w:val="6A9EBC96"/>
-    <w:lvl w:ilvl="0">
-      <w:start w:val="1"/>
-      <w:numFmt w:val="bullet"/>
-      <w:lvlText w:val=""/>
-      <w:lvlJc w:val="left"/>
-      <w:pPr>
-        <w:tabs>
-          <w:tab w:val="num" w:pos="720"/>
-        </w:tabs>
-        <w:ind w:left="720" w:hanging="360"/>
-      </w:pPr>
-      <w:rPr>
-        <w:rFonts w:ascii="Symbol" w:hAnsi="Symbol" w:hint="default"/>
-        <w:sz w:val="20"/>
-      </w:rPr>
-    </w:lvl>
-    <w:lvl w:ilvl="1" w:tentative="1">
-      <w:start w:val="1"/>
-      <w:numFmt w:val="bullet"/>
-      <w:lvlText w:val="o"/>
-      <w:lvlJc w:val="left"/>
-      <w:pPr>
-        <w:tabs>
-          <w:tab w:val="num" w:pos="1440"/>
-        </w:tabs>
-        <w:ind w:left="1440" w:hanging="360"/>
-      </w:pPr>
-      <w:rPr>
-        <w:rFonts w:ascii="Courier New" w:hAnsi="Courier New" w:hint="default"/>
-        <w:sz w:val="20"/>
-      </w:rPr>
-    </w:lvl>
-    <w:lvl w:ilvl="2" w:tentative="1">
-      <w:start w:val="1"/>
-      <w:numFmt w:val="bullet"/>
-      <w:lvlText w:val=""/>
-      <w:lvlJc w:val="left"/>
-      <w:pPr>
-        <w:tabs>
-          <w:tab w:val="num" w:pos="2160"/>
-        </w:tabs>
-        <w:ind w:left="2160" w:hanging="360"/>
-      </w:pPr>
-      <w:rPr>
-        <w:rFonts w:ascii="Wingdings" w:hAnsi="Wingdings" w:hint="default"/>
-        <w:sz w:val="20"/>
-      </w:rPr>
-    </w:lvl>
-    <w:lvl w:ilvl="3" w:tentative="1">
-      <w:start w:val="1"/>
-      <w:numFmt w:val="bullet"/>
-      <w:lvlText w:val=""/>
-      <w:lvlJc w:val="left"/>
-      <w:pPr>
-        <w:tabs>
-          <w:tab w:val="num" w:pos="2880"/>
-        </w:tabs>
-        <w:ind w:left="2880" w:hanging="360"/>
-      </w:pPr>
-      <w:rPr>
-        <w:rFonts w:ascii="Wingdings" w:hAnsi="Wingdings" w:hint="default"/>
-        <w:sz w:val="20"/>
-      </w:rPr>
-    </w:lvl>
-    <w:lvl w:ilvl="4" w:tentative="1">
-      <w:start w:val="1"/>
-      <w:numFmt w:val="bullet"/>
-      <w:lvlText w:val=""/>
-      <w:lvlJc w:val="left"/>
-      <w:pPr>
-        <w:tabs>
-          <w:tab w:val="num" w:pos="3600"/>
-        </w:tabs>
-        <w:ind w:left="3600" w:hanging="360"/>
-      </w:pPr>
-      <w:rPr>
-        <w:rFonts w:ascii="Wingdings" w:hAnsi="Wingdings" w:hint="default"/>
-        <w:sz w:val="20"/>
-      </w:rPr>
-    </w:lvl>
-    <w:lvl w:ilvl="5" w:tentative="1">
-      <w:start w:val="1"/>
-      <w:numFmt w:val="bullet"/>
-      <w:lvlText w:val=""/>
-      <w:lvlJc w:val="left"/>
-      <w:pPr>
-        <w:tabs>
-          <w:tab w:val="num" w:pos="4320"/>
-        </w:tabs>
-        <w:ind w:left="4320" w:hanging="360"/>
-      </w:pPr>
-      <w:rPr>
-        <w:rFonts w:ascii="Wingdings" w:hAnsi="Wingdings" w:hint="default"/>
-        <w:sz w:val="20"/>
-      </w:rPr>
-    </w:lvl>
-    <w:lvl w:ilvl="6" w:tentative="1">
-      <w:start w:val="1"/>
-      <w:numFmt w:val="bullet"/>
-      <w:lvlText w:val=""/>
-      <w:lvlJc w:val="left"/>
-      <w:pPr>
-        <w:tabs>
-          <w:tab w:val="num" w:pos="5040"/>
-        </w:tabs>
-        <w:ind w:left="5040" w:hanging="360"/>
-      </w:pPr>
-      <w:rPr>
-        <w:rFonts w:ascii="Wingdings" w:hAnsi="Wingdings" w:hint="default"/>
-        <w:sz w:val="20"/>
-      </w:rPr>
-    </w:lvl>
-    <w:lvl w:ilvl="7" w:tentative="1">
-      <w:start w:val="1"/>
-      <w:numFmt w:val="bullet"/>
-      <w:lvlText w:val=""/>
-      <w:lvlJc w:val="left"/>
-      <w:pPr>
-        <w:tabs>
-          <w:tab w:val="num" w:pos="5760"/>
-        </w:tabs>
-        <w:ind w:left="5760" w:hanging="360"/>
-      </w:pPr>
-      <w:rPr>
-        <w:rFonts w:ascii="Wingdings" w:hAnsi="Wingdings" w:hint="default"/>
-        <w:sz w:val="20"/>
-      </w:rPr>
-    </w:lvl>
-    <w:lvl w:ilvl="8" w:tentative="1">
-      <w:start w:val="1"/>
-      <w:numFmt w:val="bullet"/>
-      <w:lvlText w:val=""/>
-      <w:lvlJc w:val="left"/>
-      <w:pPr>
-        <w:tabs>
-          <w:tab w:val="num" w:pos="6480"/>
-        </w:tabs>
-        <w:ind w:left="6480" w:hanging="360"/>
-      </w:pPr>
-      <w:rPr>
-        <w:rFonts w:ascii="Wingdings" w:hAnsi="Wingdings" w:hint="default"/>
-        <w:sz w:val="20"/>
-      </w:rPr>
-    </w:lvl>
-  </w:abstractNum>
-  <w:abstractNum w:abstractNumId="56" w15:restartNumberingAfterBreak="0">
-    <w:nsid w:val="79934CF8"/>
-    <w:multiLevelType w:val="multilevel"/>
-    <w:tmpl w:val="36F24FD8"/>
-    <w:lvl w:ilvl="0">
-      <w:start w:val="1"/>
-      <w:numFmt w:val="decimal"/>
-      <w:lvlText w:val="%1"/>
-      <w:lvlJc w:val="left"/>
-      <w:pPr>
-        <w:ind w:left="420" w:hanging="420"/>
-      </w:pPr>
-      <w:rPr>
-        <w:rFonts w:hint="default"/>
-      </w:rPr>
-    </w:lvl>
-    <w:lvl w:ilvl="1">
-      <w:start w:val="1"/>
-      <w:numFmt w:val="decimal"/>
-      <w:lvlText w:val="%1.%2"/>
-      <w:lvlJc w:val="left"/>
-      <w:pPr>
-        <w:ind w:left="1129" w:hanging="420"/>
-      </w:pPr>
-      <w:rPr>
-        <w:rFonts w:hint="default"/>
-      </w:rPr>
-    </w:lvl>
-    <w:lvl w:ilvl="2">
-      <w:start w:val="1"/>
-      <w:numFmt w:val="decimal"/>
-      <w:lvlText w:val="%1.%2.%3"/>
-      <w:lvlJc w:val="left"/>
-      <w:pPr>
-        <w:ind w:left="2138" w:hanging="720"/>
-      </w:pPr>
-      <w:rPr>
-        <w:rFonts w:hint="default"/>
-      </w:rPr>
-    </w:lvl>
-    <w:lvl w:ilvl="3">
-      <w:start w:val="1"/>
-      <w:numFmt w:val="decimal"/>
-      <w:lvlText w:val="%1.%2.%3.%4"/>
-      <w:lvlJc w:val="left"/>
-      <w:pPr>
-        <w:ind w:left="3207" w:hanging="1080"/>
-      </w:pPr>
-      <w:rPr>
-        <w:rFonts w:hint="default"/>
-      </w:rPr>
-    </w:lvl>
-    <w:lvl w:ilvl="4">
-      <w:start w:val="1"/>
-      <w:numFmt w:val="decimal"/>
-      <w:lvlText w:val="%1.%2.%3.%4.%5"/>
-      <w:lvlJc w:val="left"/>
-      <w:pPr>
-        <w:ind w:left="3916" w:hanging="1080"/>
-      </w:pPr>
-      <w:rPr>
-        <w:rFonts w:hint="default"/>
-      </w:rPr>
-    </w:lvl>
-    <w:lvl w:ilvl="5">
-      <w:start w:val="1"/>
-      <w:numFmt w:val="decimal"/>
-      <w:lvlText w:val="%1.%2.%3.%4.%5.%6"/>
-      <w:lvlJc w:val="left"/>
-      <w:pPr>
-        <w:ind w:left="4985" w:hanging="1440"/>
-      </w:pPr>
-      <w:rPr>
-        <w:rFonts w:hint="default"/>
-      </w:rPr>
-    </w:lvl>
-    <w:lvl w:ilvl="6">
-      <w:start w:val="1"/>
-      <w:numFmt w:val="decimal"/>
-      <w:lvlText w:val="%1.%2.%3.%4.%5.%6.%7"/>
-      <w:lvlJc w:val="left"/>
-      <w:pPr>
-        <w:ind w:left="5694" w:hanging="1440"/>
-      </w:pPr>
-      <w:rPr>
-        <w:rFonts w:hint="default"/>
-      </w:rPr>
-    </w:lvl>
-    <w:lvl w:ilvl="7">
-      <w:start w:val="1"/>
-      <w:numFmt w:val="decimal"/>
-      <w:lvlText w:val="%1.%2.%3.%4.%5.%6.%7.%8"/>
-      <w:lvlJc w:val="left"/>
-      <w:pPr>
-        <w:ind w:left="6763" w:hanging="1800"/>
-      </w:pPr>
-      <w:rPr>
-        <w:rFonts w:hint="default"/>
-      </w:rPr>
-    </w:lvl>
-    <w:lvl w:ilvl="8">
-      <w:start w:val="1"/>
-      <w:numFmt w:val="decimal"/>
-      <w:lvlText w:val="%1.%2.%3.%4.%5.%6.%7.%8.%9"/>
-      <w:lvlJc w:val="left"/>
-      <w:pPr>
-        <w:ind w:left="7832" w:hanging="2160"/>
-      </w:pPr>
-      <w:rPr>
-        <w:rFonts w:hint="default"/>
-      </w:rPr>
-    </w:lvl>
-  </w:abstractNum>
-  <w:abstractNum w:abstractNumId="57" w15:restartNumberingAfterBreak="0">
-    <w:nsid w:val="7B6C3049"/>
-    <w:multiLevelType w:val="multilevel"/>
-    <w:tmpl w:val="38800996"/>
-    <w:lvl w:ilvl="0">
-      <w:start w:val="1"/>
-      <w:numFmt w:val="decimal"/>
-      <w:lvlText w:val="%1"/>
-      <w:lvlJc w:val="left"/>
-      <w:pPr>
-        <w:ind w:left="375" w:hanging="375"/>
-      </w:pPr>
-      <w:rPr>
-        <w:rFonts w:hint="default"/>
-      </w:rPr>
-    </w:lvl>
-    <w:lvl w:ilvl="1">
-      <w:start w:val="2"/>
-      <w:numFmt w:val="decimal"/>
-      <w:lvlText w:val="%1.%2"/>
-      <w:lvlJc w:val="left"/>
-      <w:pPr>
-        <w:ind w:left="2254" w:hanging="375"/>
-      </w:pPr>
-      <w:rPr>
-        <w:rFonts w:hint="default"/>
-      </w:rPr>
-    </w:lvl>
-    <w:lvl w:ilvl="2">
-      <w:start w:val="1"/>
-      <w:numFmt w:val="decimal"/>
-      <w:lvlText w:val="%1.%2.%3"/>
-      <w:lvlJc w:val="left"/>
-      <w:pPr>
-        <w:ind w:left="4478" w:hanging="720"/>
-      </w:pPr>
-      <w:rPr>
-        <w:rFonts w:hint="default"/>
-      </w:rPr>
-    </w:lvl>
-    <w:lvl w:ilvl="3">
-      <w:start w:val="1"/>
-      <w:numFmt w:val="decimal"/>
-      <w:lvlText w:val="%1.%2.%3.%4"/>
-      <w:lvlJc w:val="left"/>
-      <w:pPr>
-        <w:ind w:left="6717" w:hanging="1080"/>
-      </w:pPr>
-      <w:rPr>
-        <w:rFonts w:hint="default"/>
-      </w:rPr>
-    </w:lvl>
-    <w:lvl w:ilvl="4">
-      <w:start w:val="1"/>
-      <w:numFmt w:val="decimal"/>
-      <w:lvlText w:val="%1.%2.%3.%4.%5"/>
-      <w:lvlJc w:val="left"/>
-      <w:pPr>
-        <w:ind w:left="8596" w:hanging="1080"/>
-      </w:pPr>
-      <w:rPr>
-        <w:rFonts w:hint="default"/>
-      </w:rPr>
-    </w:lvl>
-    <w:lvl w:ilvl="5">
-      <w:start w:val="1"/>
-      <w:numFmt w:val="decimal"/>
-      <w:lvlText w:val="%1.%2.%3.%4.%5.%6"/>
-      <w:lvlJc w:val="left"/>
-      <w:pPr>
-        <w:ind w:left="10835" w:hanging="1440"/>
-      </w:pPr>
-      <w:rPr>
-        <w:rFonts w:hint="default"/>
-      </w:rPr>
-    </w:lvl>
-    <w:lvl w:ilvl="6">
-      <w:start w:val="1"/>
-      <w:numFmt w:val="decimal"/>
-      <w:lvlText w:val="%1.%2.%3.%4.%5.%6.%7"/>
-      <w:lvlJc w:val="left"/>
-      <w:pPr>
-        <w:ind w:left="12714" w:hanging="1440"/>
-      </w:pPr>
-      <w:rPr>
-        <w:rFonts w:hint="default"/>
-      </w:rPr>
-    </w:lvl>
-    <w:lvl w:ilvl="7">
-      <w:start w:val="1"/>
-      <w:numFmt w:val="decimal"/>
-      <w:lvlText w:val="%1.%2.%3.%4.%5.%6.%7.%8"/>
-      <w:lvlJc w:val="left"/>
-      <w:pPr>
-        <w:ind w:left="14953" w:hanging="1800"/>
-      </w:pPr>
-      <w:rPr>
-        <w:rFonts w:hint="default"/>
-      </w:rPr>
-    </w:lvl>
-    <w:lvl w:ilvl="8">
-      <w:start w:val="1"/>
-      <w:numFmt w:val="decimal"/>
-      <w:lvlText w:val="%1.%2.%3.%4.%5.%6.%7.%8.%9"/>
-      <w:lvlJc w:val="left"/>
-      <w:pPr>
-        <w:ind w:left="17192" w:hanging="2160"/>
-      </w:pPr>
-      <w:rPr>
-        <w:rFonts w:hint="default"/>
-      </w:rPr>
-    </w:lvl>
-  </w:abstractNum>
-  <w:abstractNum w:abstractNumId="58" w15:restartNumberingAfterBreak="0">
-    <w:nsid w:val="7BBD48DA"/>
-    <w:multiLevelType w:val="hybridMultilevel"/>
-    <w:tmpl w:val="D6029562"/>
-    <w:lvl w:ilvl="0" w:tplc="C5BA0568">
-      <w:start w:val="1"/>
-      <w:numFmt w:val="bullet"/>
-      <w:lvlText w:val=""/>
-      <w:lvlJc w:val="left"/>
-      <w:pPr>
-        <w:ind w:left="1429" w:hanging="360"/>
-      </w:pPr>
-      <w:rPr>
-        <w:rFonts w:ascii="Symbol" w:hAnsi="Symbol" w:hint="default"/>
-      </w:rPr>
-    </w:lvl>
-    <w:lvl w:ilvl="1" w:tplc="04190003" w:tentative="1">
-      <w:start w:val="1"/>
-      <w:numFmt w:val="bullet"/>
-      <w:lvlText w:val="o"/>
-      <w:lvlJc w:val="left"/>
-      <w:pPr>
-        <w:ind w:left="2149" w:hanging="360"/>
-      </w:pPr>
-      <w:rPr>
-        <w:rFonts w:ascii="Courier New" w:hAnsi="Courier New" w:cs="Courier New" w:hint="default"/>
-      </w:rPr>
-    </w:lvl>
-    <w:lvl w:ilvl="2" w:tplc="04190005" w:tentative="1">
-      <w:start w:val="1"/>
-      <w:numFmt w:val="bullet"/>
-      <w:lvlText w:val=""/>
-      <w:lvlJc w:val="left"/>
-      <w:pPr>
-        <w:ind w:left="2869" w:hanging="360"/>
-      </w:pPr>
-      <w:rPr>
-        <w:rFonts w:ascii="Wingdings" w:hAnsi="Wingdings" w:hint="default"/>
-      </w:rPr>
-    </w:lvl>
-    <w:lvl w:ilvl="3" w:tplc="04190001" w:tentative="1">
-      <w:start w:val="1"/>
-      <w:numFmt w:val="bullet"/>
-      <w:lvlText w:val=""/>
-      <w:lvlJc w:val="left"/>
-      <w:pPr>
-        <w:ind w:left="3589" w:hanging="360"/>
-      </w:pPr>
-      <w:rPr>
-        <w:rFonts w:ascii="Symbol" w:hAnsi="Symbol" w:hint="default"/>
-      </w:rPr>
-    </w:lvl>
-    <w:lvl w:ilvl="4" w:tplc="04190003" w:tentative="1">
-      <w:start w:val="1"/>
-      <w:numFmt w:val="bullet"/>
-      <w:lvlText w:val="o"/>
-      <w:lvlJc w:val="left"/>
-      <w:pPr>
-        <w:ind w:left="4309" w:hanging="360"/>
-      </w:pPr>
-      <w:rPr>
-        <w:rFonts w:ascii="Courier New" w:hAnsi="Courier New" w:cs="Courier New" w:hint="default"/>
-      </w:rPr>
-    </w:lvl>
-    <w:lvl w:ilvl="5" w:tplc="04190005" w:tentative="1">
-      <w:start w:val="1"/>
-      <w:numFmt w:val="bullet"/>
-      <w:lvlText w:val=""/>
-      <w:lvlJc w:val="left"/>
-      <w:pPr>
-        <w:ind w:left="5029" w:hanging="360"/>
-      </w:pPr>
-      <w:rPr>
-        <w:rFonts w:ascii="Wingdings" w:hAnsi="Wingdings" w:hint="default"/>
-      </w:rPr>
-    </w:lvl>
-    <w:lvl w:ilvl="6" w:tplc="04190001" w:tentative="1">
-      <w:start w:val="1"/>
-      <w:numFmt w:val="bullet"/>
-      <w:lvlText w:val=""/>
-      <w:lvlJc w:val="left"/>
-      <w:pPr>
-        <w:ind w:left="5749" w:hanging="360"/>
-      </w:pPr>
-      <w:rPr>
-        <w:rFonts w:ascii="Symbol" w:hAnsi="Symbol" w:hint="default"/>
-      </w:rPr>
-    </w:lvl>
-    <w:lvl w:ilvl="7" w:tplc="04190003" w:tentative="1">
-      <w:start w:val="1"/>
-      <w:numFmt w:val="bullet"/>
-      <w:lvlText w:val="o"/>
-      <w:lvlJc w:val="left"/>
-      <w:pPr>
-        <w:ind w:left="6469" w:hanging="360"/>
-      </w:pPr>
-      <w:rPr>
-        <w:rFonts w:ascii="Courier New" w:hAnsi="Courier New" w:cs="Courier New" w:hint="default"/>
-      </w:rPr>
-    </w:lvl>
-    <w:lvl w:ilvl="8" w:tplc="04190005" w:tentative="1">
-      <w:start w:val="1"/>
-      <w:numFmt w:val="bullet"/>
-      <w:lvlText w:val=""/>
-      <w:lvlJc w:val="left"/>
-      <w:pPr>
-        <w:ind w:left="7189" w:hanging="360"/>
-      </w:pPr>
-      <w:rPr>
-        <w:rFonts w:ascii="Wingdings" w:hAnsi="Wingdings" w:hint="default"/>
-      </w:rPr>
-    </w:lvl>
-  </w:abstractNum>
-  <w:abstractNum w:abstractNumId="59" w15:restartNumberingAfterBreak="0">
-    <w:nsid w:val="7CDF5896"/>
-    <w:multiLevelType w:val="hybridMultilevel"/>
-    <w:tmpl w:val="B4C09FC0"/>
-    <w:lvl w:ilvl="0" w:tplc="B37C4B86">
-      <w:numFmt w:val="bullet"/>
-      <w:lvlText w:val="•"/>
-      <w:lvlJc w:val="left"/>
-      <w:pPr>
-        <w:ind w:left="1429" w:hanging="720"/>
-      </w:pPr>
-      <w:rPr>
-        <w:rFonts w:ascii="Times New Roman" w:eastAsiaTheme="minorHAnsi" w:hAnsi="Times New Roman" w:cs="Times New Roman" w:hint="default"/>
-      </w:rPr>
-    </w:lvl>
-    <w:lvl w:ilvl="1" w:tplc="04190003" w:tentative="1">
-      <w:start w:val="1"/>
-      <w:numFmt w:val="bullet"/>
-      <w:lvlText w:val="o"/>
-      <w:lvlJc w:val="left"/>
-      <w:pPr>
-        <w:ind w:left="1789" w:hanging="360"/>
-      </w:pPr>
-      <w:rPr>
-        <w:rFonts w:ascii="Courier New" w:hAnsi="Courier New" w:cs="Courier New" w:hint="default"/>
-      </w:rPr>
-    </w:lvl>
-    <w:lvl w:ilvl="2" w:tplc="04190005" w:tentative="1">
-      <w:start w:val="1"/>
-      <w:numFmt w:val="bullet"/>
-      <w:lvlText w:val=""/>
-      <w:lvlJc w:val="left"/>
-      <w:pPr>
-        <w:ind w:left="2509" w:hanging="360"/>
-      </w:pPr>
-      <w:rPr>
-        <w:rFonts w:ascii="Wingdings" w:hAnsi="Wingdings" w:hint="default"/>
-      </w:rPr>
-    </w:lvl>
-    <w:lvl w:ilvl="3" w:tplc="04190001" w:tentative="1">
-      <w:start w:val="1"/>
-      <w:numFmt w:val="bullet"/>
-      <w:lvlText w:val=""/>
-      <w:lvlJc w:val="left"/>
-      <w:pPr>
-        <w:ind w:left="3229" w:hanging="360"/>
-      </w:pPr>
-      <w:rPr>
-        <w:rFonts w:ascii="Symbol" w:hAnsi="Symbol" w:hint="default"/>
-      </w:rPr>
-    </w:lvl>
-    <w:lvl w:ilvl="4" w:tplc="04190003" w:tentative="1">
-      <w:start w:val="1"/>
-      <w:numFmt w:val="bullet"/>
-      <w:lvlText w:val="o"/>
-      <w:lvlJc w:val="left"/>
-      <w:pPr>
-        <w:ind w:left="3949" w:hanging="360"/>
-      </w:pPr>
-      <w:rPr>
-        <w:rFonts w:ascii="Courier New" w:hAnsi="Courier New" w:cs="Courier New" w:hint="default"/>
-      </w:rPr>
-    </w:lvl>
-    <w:lvl w:ilvl="5" w:tplc="04190005" w:tentative="1">
-      <w:start w:val="1"/>
-      <w:numFmt w:val="bullet"/>
-      <w:lvlText w:val=""/>
-      <w:lvlJc w:val="left"/>
-      <w:pPr>
-        <w:ind w:left="4669" w:hanging="360"/>
-      </w:pPr>
-      <w:rPr>
-        <w:rFonts w:ascii="Wingdings" w:hAnsi="Wingdings" w:hint="default"/>
-      </w:rPr>
-    </w:lvl>
-    <w:lvl w:ilvl="6" w:tplc="04190001" w:tentative="1">
-      <w:start w:val="1"/>
-      <w:numFmt w:val="bullet"/>
-      <w:lvlText w:val=""/>
-      <w:lvlJc w:val="left"/>
-      <w:pPr>
-        <w:ind w:left="5389" w:hanging="360"/>
-      </w:pPr>
-      <w:rPr>
-        <w:rFonts w:ascii="Symbol" w:hAnsi="Symbol" w:hint="default"/>
-      </w:rPr>
-    </w:lvl>
-    <w:lvl w:ilvl="7" w:tplc="04190003" w:tentative="1">
-      <w:start w:val="1"/>
-      <w:numFmt w:val="bullet"/>
-      <w:lvlText w:val="o"/>
-      <w:lvlJc w:val="left"/>
-      <w:pPr>
-        <w:ind w:left="6109" w:hanging="360"/>
-      </w:pPr>
-      <w:rPr>
-        <w:rFonts w:ascii="Courier New" w:hAnsi="Courier New" w:cs="Courier New" w:hint="default"/>
-      </w:rPr>
-    </w:lvl>
-    <w:lvl w:ilvl="8" w:tplc="04190005" w:tentative="1">
-      <w:start w:val="1"/>
-      <w:numFmt w:val="bullet"/>
-      <w:lvlText w:val=""/>
-      <w:lvlJc w:val="left"/>
-      <w:pPr>
-        <w:ind w:left="6829" w:hanging="360"/>
-      </w:pPr>
-      <w:rPr>
-        <w:rFonts w:ascii="Wingdings" w:hAnsi="Wingdings" w:hint="default"/>
-      </w:rPr>
-    </w:lvl>
-  </w:abstractNum>
-  <w:abstractNum w:abstractNumId="60" w15:restartNumberingAfterBreak="0">
-    <w:nsid w:val="7D8C2DE1"/>
-    <w:multiLevelType w:val="multilevel"/>
-    <w:tmpl w:val="9D483D3A"/>
-    <w:lvl w:ilvl="0">
-      <w:start w:val="1"/>
-      <w:numFmt w:val="bullet"/>
-      <w:lvlText w:val=""/>
-      <w:lvlJc w:val="left"/>
-      <w:pPr>
-        <w:tabs>
-          <w:tab w:val="num" w:pos="720"/>
-        </w:tabs>
-        <w:ind w:left="720" w:hanging="360"/>
-      </w:pPr>
-      <w:rPr>
-        <w:rFonts w:ascii="Symbol" w:hAnsi="Symbol" w:hint="default"/>
-        <w:sz w:val="20"/>
-      </w:rPr>
-    </w:lvl>
-    <w:lvl w:ilvl="1" w:tentative="1">
-      <w:start w:val="1"/>
-      <w:numFmt w:val="bullet"/>
-      <w:lvlText w:val="o"/>
-      <w:lvlJc w:val="left"/>
-      <w:pPr>
-        <w:tabs>
-          <w:tab w:val="num" w:pos="1440"/>
-        </w:tabs>
-        <w:ind w:left="1440" w:hanging="360"/>
-      </w:pPr>
-      <w:rPr>
-        <w:rFonts w:ascii="Courier New" w:hAnsi="Courier New" w:hint="default"/>
-        <w:sz w:val="20"/>
-      </w:rPr>
-    </w:lvl>
-    <w:lvl w:ilvl="2" w:tentative="1">
-      <w:start w:val="1"/>
-      <w:numFmt w:val="bullet"/>
-      <w:lvlText w:val=""/>
-      <w:lvlJc w:val="left"/>
-      <w:pPr>
-        <w:tabs>
-          <w:tab w:val="num" w:pos="2160"/>
-        </w:tabs>
-        <w:ind w:left="2160" w:hanging="360"/>
-      </w:pPr>
-      <w:rPr>
-        <w:rFonts w:ascii="Wingdings" w:hAnsi="Wingdings" w:hint="default"/>
-        <w:sz w:val="20"/>
-      </w:rPr>
-    </w:lvl>
-    <w:lvl w:ilvl="3" w:tentative="1">
-      <w:start w:val="1"/>
-      <w:numFmt w:val="bullet"/>
-      <w:lvlText w:val=""/>
-      <w:lvlJc w:val="left"/>
-      <w:pPr>
-        <w:tabs>
-          <w:tab w:val="num" w:pos="2880"/>
-        </w:tabs>
-        <w:ind w:left="2880" w:hanging="360"/>
-      </w:pPr>
-      <w:rPr>
-        <w:rFonts w:ascii="Wingdings" w:hAnsi="Wingdings" w:hint="default"/>
-        <w:sz w:val="20"/>
-      </w:rPr>
-    </w:lvl>
-    <w:lvl w:ilvl="4" w:tentative="1">
-      <w:start w:val="1"/>
-      <w:numFmt w:val="bullet"/>
-      <w:lvlText w:val=""/>
-      <w:lvlJc w:val="left"/>
-      <w:pPr>
-        <w:tabs>
-          <w:tab w:val="num" w:pos="3600"/>
-        </w:tabs>
-        <w:ind w:left="3600" w:hanging="360"/>
-      </w:pPr>
-      <w:rPr>
-        <w:rFonts w:ascii="Wingdings" w:hAnsi="Wingdings" w:hint="default"/>
-        <w:sz w:val="20"/>
-      </w:rPr>
-    </w:lvl>
-    <w:lvl w:ilvl="5" w:tentative="1">
-      <w:start w:val="1"/>
-      <w:numFmt w:val="bullet"/>
-      <w:lvlText w:val=""/>
-      <w:lvlJc w:val="left"/>
-      <w:pPr>
-        <w:tabs>
-          <w:tab w:val="num" w:pos="4320"/>
-        </w:tabs>
-        <w:ind w:left="4320" w:hanging="360"/>
-      </w:pPr>
-      <w:rPr>
-        <w:rFonts w:ascii="Wingdings" w:hAnsi="Wingdings" w:hint="default"/>
-        <w:sz w:val="20"/>
-      </w:rPr>
-    </w:lvl>
-    <w:lvl w:ilvl="6" w:tentative="1">
-      <w:start w:val="1"/>
-      <w:numFmt w:val="bullet"/>
-      <w:lvlText w:val=""/>
-      <w:lvlJc w:val="left"/>
-      <w:pPr>
-        <w:tabs>
-          <w:tab w:val="num" w:pos="5040"/>
-        </w:tabs>
-        <w:ind w:left="5040" w:hanging="360"/>
-      </w:pPr>
-      <w:rPr>
-        <w:rFonts w:ascii="Wingdings" w:hAnsi="Wingdings" w:hint="default"/>
-        <w:sz w:val="20"/>
-      </w:rPr>
-    </w:lvl>
-    <w:lvl w:ilvl="7" w:tentative="1">
-      <w:start w:val="1"/>
-      <w:numFmt w:val="bullet"/>
-      <w:lvlText w:val=""/>
-      <w:lvlJc w:val="left"/>
-      <w:pPr>
-        <w:tabs>
-          <w:tab w:val="num" w:pos="5760"/>
-        </w:tabs>
-        <w:ind w:left="5760" w:hanging="360"/>
-      </w:pPr>
-      <w:rPr>
-        <w:rFonts w:ascii="Wingdings" w:hAnsi="Wingdings" w:hint="default"/>
-        <w:sz w:val="20"/>
-      </w:rPr>
-    </w:lvl>
-    <w:lvl w:ilvl="8" w:tentative="1">
-      <w:start w:val="1"/>
-      <w:numFmt w:val="bullet"/>
-      <w:lvlText w:val=""/>
-      <w:lvlJc w:val="left"/>
-      <w:pPr>
-        <w:tabs>
-          <w:tab w:val="num" w:pos="6480"/>
-        </w:tabs>
-        <w:ind w:left="6480" w:hanging="360"/>
-      </w:pPr>
-      <w:rPr>
-        <w:rFonts w:ascii="Wingdings" w:hAnsi="Wingdings" w:hint="default"/>
-        <w:sz w:val="20"/>
-      </w:rPr>
-    </w:lvl>
-  </w:abstractNum>
-  <w:abstractNum w:abstractNumId="61" w15:restartNumberingAfterBreak="0">
-    <w:nsid w:val="7E530655"/>
-    <w:multiLevelType w:val="multilevel"/>
-    <w:tmpl w:val="3D28835C"/>
-    <w:lvl w:ilvl="0">
-      <w:start w:val="1"/>
-      <w:numFmt w:val="decimal"/>
-      <w:lvlText w:val="%1."/>
-      <w:lvlJc w:val="left"/>
-      <w:pPr>
-        <w:tabs>
-          <w:tab w:val="num" w:pos="720"/>
-        </w:tabs>
-        <w:ind w:left="720" w:hanging="360"/>
-      </w:pPr>
-    </w:lvl>
-    <w:lvl w:ilvl="1" w:tentative="1">
-      <w:start w:val="1"/>
-      <w:numFmt w:val="decimal"/>
-      <w:lvlText w:val="%2."/>
-      <w:lvlJc w:val="left"/>
-      <w:pPr>
-        <w:tabs>
-          <w:tab w:val="num" w:pos="1440"/>
-        </w:tabs>
-        <w:ind w:left="1440" w:hanging="360"/>
-      </w:pPr>
-    </w:lvl>
-    <w:lvl w:ilvl="2" w:tentative="1">
-      <w:start w:val="1"/>
-      <w:numFmt w:val="decimal"/>
-      <w:lvlText w:val="%3."/>
-      <w:lvlJc w:val="left"/>
-      <w:pPr>
-        <w:tabs>
-          <w:tab w:val="num" w:pos="2160"/>
-        </w:tabs>
-        <w:ind w:left="2160" w:hanging="360"/>
-      </w:pPr>
-    </w:lvl>
-    <w:lvl w:ilvl="3" w:tentative="1">
-      <w:start w:val="1"/>
-      <w:numFmt w:val="decimal"/>
-      <w:lvlText w:val="%4."/>
-      <w:lvlJc w:val="left"/>
-      <w:pPr>
-        <w:tabs>
-          <w:tab w:val="num" w:pos="2880"/>
-        </w:tabs>
-        <w:ind w:left="2880" w:hanging="360"/>
-      </w:pPr>
-    </w:lvl>
-    <w:lvl w:ilvl="4" w:tentative="1">
-      <w:start w:val="1"/>
-      <w:numFmt w:val="decimal"/>
-      <w:lvlText w:val="%5."/>
-      <w:lvlJc w:val="left"/>
-      <w:pPr>
-        <w:tabs>
-          <w:tab w:val="num" w:pos="3600"/>
-        </w:tabs>
-        <w:ind w:left="3600" w:hanging="360"/>
-      </w:pPr>
-    </w:lvl>
-    <w:lvl w:ilvl="5" w:tentative="1">
-      <w:start w:val="1"/>
-      <w:numFmt w:val="decimal"/>
-      <w:lvlText w:val="%6."/>
-      <w:lvlJc w:val="left"/>
-      <w:pPr>
-        <w:tabs>
-          <w:tab w:val="num" w:pos="4320"/>
-        </w:tabs>
-        <w:ind w:left="4320" w:hanging="360"/>
-      </w:pPr>
-    </w:lvl>
-    <w:lvl w:ilvl="6" w:tentative="1">
-      <w:start w:val="1"/>
-      <w:numFmt w:val="decimal"/>
-      <w:lvlText w:val="%7."/>
-      <w:lvlJc w:val="left"/>
-      <w:pPr>
-        <w:tabs>
-          <w:tab w:val="num" w:pos="5040"/>
-        </w:tabs>
-        <w:ind w:left="5040" w:hanging="360"/>
-      </w:pPr>
-    </w:lvl>
-    <w:lvl w:ilvl="7" w:tentative="1">
-      <w:start w:val="1"/>
-      <w:numFmt w:val="decimal"/>
-      <w:lvlText w:val="%8."/>
-      <w:lvlJc w:val="left"/>
-      <w:pPr>
-        <w:tabs>
-          <w:tab w:val="num" w:pos="5760"/>
-        </w:tabs>
-        <w:ind w:left="5760" w:hanging="360"/>
-      </w:pPr>
-    </w:lvl>
-    <w:lvl w:ilvl="8" w:tentative="1">
-      <w:start w:val="1"/>
-      <w:numFmt w:val="decimal"/>
-      <w:lvlText w:val="%9."/>
-      <w:lvlJc w:val="left"/>
-      <w:pPr>
-        <w:tabs>
-          <w:tab w:val="num" w:pos="6480"/>
-        </w:tabs>
-        <w:ind w:left="6480" w:hanging="360"/>
-      </w:pPr>
-    </w:lvl>
-  </w:abstractNum>
-  <w:abstractNum w:abstractNumId="62" w15:restartNumberingAfterBreak="0">
-    <w:nsid w:val="7E945209"/>
-    <w:multiLevelType w:val="hybridMultilevel"/>
-    <w:tmpl w:val="DC46F87E"/>
-    <w:lvl w:ilvl="0" w:tplc="C5BA0568">
-      <w:start w:val="1"/>
-      <w:numFmt w:val="bullet"/>
-      <w:lvlText w:val=""/>
-      <w:lvlJc w:val="left"/>
-      <w:pPr>
-        <w:ind w:left="720" w:hanging="360"/>
-      </w:pPr>
-      <w:rPr>
-        <w:rFonts w:ascii="Symbol" w:hAnsi="Symbol" w:hint="default"/>
-      </w:rPr>
-    </w:lvl>
-    <w:lvl w:ilvl="1" w:tplc="04190003" w:tentative="1">
-      <w:start w:val="1"/>
-      <w:numFmt w:val="bullet"/>
-      <w:lvlText w:val="o"/>
-      <w:lvlJc w:val="left"/>
-      <w:pPr>
-        <w:ind w:left="1440" w:hanging="360"/>
-      </w:pPr>
-      <w:rPr>
-        <w:rFonts w:ascii="Courier New" w:hAnsi="Courier New" w:cs="Courier New" w:hint="default"/>
-      </w:rPr>
-    </w:lvl>
-    <w:lvl w:ilvl="2" w:tplc="04190005" w:tentative="1">
-      <w:start w:val="1"/>
-      <w:numFmt w:val="bullet"/>
-      <w:lvlText w:val=""/>
-      <w:lvlJc w:val="left"/>
-      <w:pPr>
-        <w:ind w:left="2160" w:hanging="360"/>
-      </w:pPr>
-      <w:rPr>
-        <w:rFonts w:ascii="Wingdings" w:hAnsi="Wingdings" w:hint="default"/>
-      </w:rPr>
-    </w:lvl>
-    <w:lvl w:ilvl="3" w:tplc="04190001" w:tentative="1">
-      <w:start w:val="1"/>
-      <w:numFmt w:val="bullet"/>
-      <w:lvlText w:val=""/>
-      <w:lvlJc w:val="left"/>
-      <w:pPr>
-        <w:ind w:left="2880" w:hanging="360"/>
-      </w:pPr>
-      <w:rPr>
-        <w:rFonts w:ascii="Symbol" w:hAnsi="Symbol" w:hint="default"/>
-      </w:rPr>
-    </w:lvl>
-    <w:lvl w:ilvl="4" w:tplc="04190003" w:tentative="1">
-      <w:start w:val="1"/>
-      <w:numFmt w:val="bullet"/>
-      <w:lvlText w:val="o"/>
-      <w:lvlJc w:val="left"/>
-      <w:pPr>
-        <w:ind w:left="3600" w:hanging="360"/>
-      </w:pPr>
-      <w:rPr>
-        <w:rFonts w:ascii="Courier New" w:hAnsi="Courier New" w:cs="Courier New" w:hint="default"/>
-      </w:rPr>
-    </w:lvl>
-    <w:lvl w:ilvl="5" w:tplc="04190005" w:tentative="1">
-      <w:start w:val="1"/>
-      <w:numFmt w:val="bullet"/>
-      <w:lvlText w:val=""/>
-      <w:lvlJc w:val="left"/>
-      <w:pPr>
-        <w:ind w:left="4320" w:hanging="360"/>
-      </w:pPr>
-      <w:rPr>
-        <w:rFonts w:ascii="Wingdings" w:hAnsi="Wingdings" w:hint="default"/>
-      </w:rPr>
-    </w:lvl>
-    <w:lvl w:ilvl="6" w:tplc="04190001" w:tentative="1">
-      <w:start w:val="1"/>
-      <w:numFmt w:val="bullet"/>
-      <w:lvlText w:val=""/>
-      <w:lvlJc w:val="left"/>
-      <w:pPr>
-        <w:ind w:left="5040" w:hanging="360"/>
-      </w:pPr>
-      <w:rPr>
-        <w:rFonts w:ascii="Symbol" w:hAnsi="Symbol" w:hint="default"/>
-      </w:rPr>
-    </w:lvl>
-    <w:lvl w:ilvl="7" w:tplc="04190003" w:tentative="1">
-      <w:start w:val="1"/>
-      <w:numFmt w:val="bullet"/>
-      <w:lvlText w:val="o"/>
-      <w:lvlJc w:val="left"/>
-      <w:pPr>
-        <w:ind w:left="5760" w:hanging="360"/>
-      </w:pPr>
-      <w:rPr>
-        <w:rFonts w:ascii="Courier New" w:hAnsi="Courier New" w:cs="Courier New" w:hint="default"/>
-      </w:rPr>
-    </w:lvl>
-    <w:lvl w:ilvl="8" w:tplc="04190005" w:tentative="1">
-      <w:start w:val="1"/>
-      <w:numFmt w:val="bullet"/>
-      <w:lvlText w:val=""/>
-      <w:lvlJc w:val="left"/>
-      <w:pPr>
-        <w:ind w:left="6480" w:hanging="360"/>
-      </w:pPr>
-      <w:rPr>
-        <w:rFonts w:ascii="Wingdings" w:hAnsi="Wingdings" w:hint="default"/>
-      </w:rPr>
-    </w:lvl>
-  </w:abstractNum>
   <w:num w:numId="1" w16cid:durableId="1317151739">
-    <w:abstractNumId w:val="3"/>
+    <w:abstractNumId w:val="0"/>
   </w:num>
   <w:num w:numId="2" w16cid:durableId="1404373418">
-    <w:abstractNumId w:val="50"/>
-  </w:num>
-  <w:num w:numId="3" w16cid:durableId="1783648514">
-    <w:abstractNumId w:val="0"/>
-  </w:num>
-  <w:num w:numId="4" w16cid:durableId="306513957">
-    <w:abstractNumId w:val="39"/>
-  </w:num>
-  <w:num w:numId="5" w16cid:durableId="1974601815">
-    <w:abstractNumId w:val="40"/>
-  </w:num>
-  <w:num w:numId="6" w16cid:durableId="1930696225">
-    <w:abstractNumId w:val="59"/>
-  </w:num>
-  <w:num w:numId="7" w16cid:durableId="1898544204">
-    <w:abstractNumId w:val="28"/>
-  </w:num>
-  <w:num w:numId="8" w16cid:durableId="246887984">
-    <w:abstractNumId w:val="26"/>
-  </w:num>
-  <w:num w:numId="9" w16cid:durableId="1158155634">
-    <w:abstractNumId w:val="10"/>
-  </w:num>
-  <w:num w:numId="10" w16cid:durableId="61605561">
-    <w:abstractNumId w:val="49"/>
-  </w:num>
-  <w:num w:numId="11" w16cid:durableId="1846892733">
-    <w:abstractNumId w:val="56"/>
-  </w:num>
-  <w:num w:numId="12" w16cid:durableId="2006007907">
-    <w:abstractNumId w:val="36"/>
-  </w:num>
-  <w:num w:numId="13" w16cid:durableId="2095976680">
-    <w:abstractNumId w:val="61"/>
-  </w:num>
-  <w:num w:numId="14" w16cid:durableId="149951117">
-    <w:abstractNumId w:val="14"/>
-  </w:num>
-  <w:num w:numId="15" w16cid:durableId="1582372313">
-    <w:abstractNumId w:val="2"/>
-  </w:num>
-  <w:num w:numId="16" w16cid:durableId="1535456592">
-    <w:abstractNumId w:val="19"/>
-  </w:num>
-  <w:num w:numId="17" w16cid:durableId="108666783">
-    <w:abstractNumId w:val="33"/>
-  </w:num>
-  <w:num w:numId="18" w16cid:durableId="939214489">
-    <w:abstractNumId w:val="23"/>
-  </w:num>
-  <w:num w:numId="19" w16cid:durableId="1305358196">
-    <w:abstractNumId w:val="37"/>
-  </w:num>
-  <w:num w:numId="20" w16cid:durableId="583952170">
-    <w:abstractNumId w:val="13"/>
-  </w:num>
-  <w:num w:numId="21" w16cid:durableId="2117288837">
-    <w:abstractNumId w:val="25"/>
-  </w:num>
-  <w:num w:numId="22" w16cid:durableId="1657831326">
-    <w:abstractNumId w:val="35"/>
-  </w:num>
-  <w:num w:numId="23" w16cid:durableId="563220569">
-    <w:abstractNumId w:val="16"/>
-  </w:num>
-  <w:num w:numId="24" w16cid:durableId="1796102126">
-    <w:abstractNumId w:val="51"/>
-  </w:num>
-  <w:num w:numId="25" w16cid:durableId="1713380494">
-    <w:abstractNumId w:val="6"/>
-  </w:num>
-  <w:num w:numId="26" w16cid:durableId="639967769">
-    <w:abstractNumId w:val="53"/>
-  </w:num>
-  <w:num w:numId="27" w16cid:durableId="1893075764">
-    <w:abstractNumId w:val="15"/>
-  </w:num>
-  <w:num w:numId="28" w16cid:durableId="1930311919">
-    <w:abstractNumId w:val="43"/>
-  </w:num>
-  <w:num w:numId="29" w16cid:durableId="1012802334">
-    <w:abstractNumId w:val="27"/>
-  </w:num>
-  <w:num w:numId="30" w16cid:durableId="1634216253">
-    <w:abstractNumId w:val="47"/>
-  </w:num>
-  <w:num w:numId="31" w16cid:durableId="315258356">
-    <w:abstractNumId w:val="45"/>
-  </w:num>
-  <w:num w:numId="32" w16cid:durableId="2019845382">
-    <w:abstractNumId w:val="46"/>
-  </w:num>
-  <w:num w:numId="33" w16cid:durableId="1606577466">
-    <w:abstractNumId w:val="57"/>
-  </w:num>
-  <w:num w:numId="34" w16cid:durableId="931470759">
-    <w:abstractNumId w:val="9"/>
-  </w:num>
-  <w:num w:numId="35" w16cid:durableId="1715159312">
-    <w:abstractNumId w:val="32"/>
-  </w:num>
-  <w:num w:numId="36" w16cid:durableId="1940137838">
-    <w:abstractNumId w:val="58"/>
-  </w:num>
-  <w:num w:numId="37" w16cid:durableId="1196313389">
-    <w:abstractNumId w:val="44"/>
-  </w:num>
-  <w:num w:numId="38" w16cid:durableId="622811907">
-    <w:abstractNumId w:val="29"/>
-  </w:num>
-  <w:num w:numId="39" w16cid:durableId="2119522258">
-    <w:abstractNumId w:val="34"/>
-  </w:num>
-  <w:num w:numId="40" w16cid:durableId="1170101407">
-    <w:abstractNumId w:val="21"/>
-  </w:num>
-  <w:num w:numId="41" w16cid:durableId="1800487601">
-    <w:abstractNumId w:val="5"/>
-  </w:num>
-  <w:num w:numId="42" w16cid:durableId="1914849335">
     <w:abstractNumId w:val="1"/>
-  </w:num>
-  <w:num w:numId="43" w16cid:durableId="235165846">
-    <w:abstractNumId w:val="62"/>
-  </w:num>
-  <w:num w:numId="44" w16cid:durableId="621886568">
-    <w:abstractNumId w:val="3"/>
-    <w:lvlOverride w:ilvl="0">
-      <w:startOverride w:val="1"/>
-    </w:lvlOverride>
-  </w:num>
-  <w:num w:numId="45" w16cid:durableId="807670107">
-    <w:abstractNumId w:val="54"/>
-  </w:num>
-  <w:num w:numId="46" w16cid:durableId="1636521825">
-    <w:abstractNumId w:val="42"/>
-  </w:num>
-  <w:num w:numId="47" w16cid:durableId="1233274088">
-    <w:abstractNumId w:val="24"/>
-  </w:num>
-  <w:num w:numId="48" w16cid:durableId="798960583">
-    <w:abstractNumId w:val="11"/>
-  </w:num>
-  <w:num w:numId="49" w16cid:durableId="1214346977">
-    <w:abstractNumId w:val="20"/>
-  </w:num>
-  <w:num w:numId="50" w16cid:durableId="1062824821">
-    <w:abstractNumId w:val="8"/>
-  </w:num>
-  <w:num w:numId="51" w16cid:durableId="973415245">
-    <w:abstractNumId w:val="31"/>
-  </w:num>
-  <w:num w:numId="52" w16cid:durableId="1241528141">
-    <w:abstractNumId w:val="30"/>
-  </w:num>
-  <w:num w:numId="53" w16cid:durableId="449469800">
-    <w:abstractNumId w:val="55"/>
-  </w:num>
-  <w:num w:numId="54" w16cid:durableId="1407342941">
-    <w:abstractNumId w:val="7"/>
-  </w:num>
-  <w:num w:numId="55" w16cid:durableId="530530188">
-    <w:abstractNumId w:val="60"/>
-  </w:num>
-  <w:num w:numId="56" w16cid:durableId="1943225208">
-    <w:abstractNumId w:val="17"/>
-  </w:num>
-  <w:num w:numId="57" w16cid:durableId="1204830105">
-    <w:abstractNumId w:val="22"/>
-  </w:num>
-  <w:num w:numId="58" w16cid:durableId="763459240">
-    <w:abstractNumId w:val="52"/>
-  </w:num>
-  <w:num w:numId="59" w16cid:durableId="679894938">
-    <w:abstractNumId w:val="38"/>
-  </w:num>
-  <w:num w:numId="60" w16cid:durableId="119499129">
-    <w:abstractNumId w:val="12"/>
-  </w:num>
-  <w:num w:numId="61" w16cid:durableId="35741690">
-    <w:abstractNumId w:val="48"/>
-  </w:num>
-  <w:num w:numId="62" w16cid:durableId="250702498">
-    <w:abstractNumId w:val="4"/>
-  </w:num>
-  <w:num w:numId="63" w16cid:durableId="173347747">
-    <w:abstractNumId w:val="41"/>
-  </w:num>
-  <w:num w:numId="64" w16cid:durableId="1878270758">
-    <w:abstractNumId w:val="18"/>
   </w:num>
   <w:numIdMacAtCleanup w:val="2"/>
 </w:numbering>

--- a/test/lab2/ТИКИ_Гамор2 (2).docx
+++ b/test/lab2/ТИКИ_Гамор2 (2).docx
@@ -4449,7 +4449,7 @@
           <w:r>
             <w:fldChar w:fldCharType="separate"/>
           </w:r>
-          <w:hyperlink w:anchor="_Toc223346738" w:history="1">
+          <w:hyperlink w:anchor="_Toc223375572" w:history="1">
             <w:r>
               <w:rPr>
                 <w:rStyle w:val="a5"/>
@@ -4472,7 +4472,7 @@
               <w:rPr>
                 <w:webHidden/>
               </w:rPr>
-              <w:instrText xml:space="preserve"> PAGEREF _Toc223346738 \h </w:instrText>
+              <w:instrText xml:space="preserve"> PAGEREF _Toc223375572 \h </w:instrText>
             </w:r>
             <w:r>
               <w:rPr>
@@ -4512,7 +4512,7 @@
               <w14:ligatures w14:val="standardContextual"/>
             </w:rPr>
           </w:pPr>
-          <w:hyperlink w:anchor="_Toc223346739" w:history="1">
+          <w:hyperlink w:anchor="_Toc223375573" w:history="1">
             <w:r>
               <w:rPr>
                 <w:rStyle w:val="a5"/>
@@ -4535,7 +4535,7 @@
               <w:rPr>
                 <w:webHidden/>
               </w:rPr>
-              <w:instrText xml:space="preserve"> PAGEREF _Toc223346739 \h </w:instrText>
+              <w:instrText xml:space="preserve"> PAGEREF _Toc223375573 \h </w:instrText>
             </w:r>
             <w:r>
               <w:rPr>
@@ -4575,7 +4575,7 @@
               <w14:ligatures w14:val="standardContextual"/>
             </w:rPr>
           </w:pPr>
-          <w:hyperlink w:anchor="_Toc223346740" w:history="1">
+          <w:hyperlink w:anchor="_Toc223375574" w:history="1">
             <w:r>
               <w:rPr>
                 <w:rStyle w:val="a5"/>
@@ -4598,7 +4598,7 @@
               <w:rPr>
                 <w:webHidden/>
               </w:rPr>
-              <w:instrText xml:space="preserve"> PAGEREF _Toc223346740 \h </w:instrText>
+              <w:instrText xml:space="preserve"> PAGEREF _Toc223375574 \h </w:instrText>
             </w:r>
             <w:r>
               <w:rPr>
@@ -4638,7 +4638,7 @@
               <w14:ligatures w14:val="standardContextual"/>
             </w:rPr>
           </w:pPr>
-          <w:hyperlink w:anchor="_Toc223346741" w:history="1">
+          <w:hyperlink w:anchor="_Toc223375575" w:history="1">
             <w:r>
               <w:rPr>
                 <w:rStyle w:val="a5"/>
@@ -4661,7 +4661,7 @@
               <w:rPr>
                 <w:webHidden/>
               </w:rPr>
-              <w:instrText xml:space="preserve"> PAGEREF _Toc223346741 \h </w:instrText>
+              <w:instrText xml:space="preserve"> PAGEREF _Toc223375575 \h </w:instrText>
             </w:r>
             <w:r>
               <w:rPr>
@@ -4701,7 +4701,7 @@
               <w14:ligatures w14:val="standardContextual"/>
             </w:rPr>
           </w:pPr>
-          <w:hyperlink w:anchor="_Toc223346742" w:history="1">
+          <w:hyperlink w:anchor="_Toc223375576" w:history="1">
             <w:r>
               <w:rPr>
                 <w:rStyle w:val="a5"/>
@@ -4724,7 +4724,7 @@
               <w:rPr>
                 <w:webHidden/>
               </w:rPr>
-              <w:instrText xml:space="preserve"> PAGEREF _Toc223346742 \h </w:instrText>
+              <w:instrText xml:space="preserve"> PAGEREF _Toc223375576 \h </w:instrText>
             </w:r>
             <w:r>
               <w:rPr>
@@ -4764,7 +4764,7 @@
               <w14:ligatures w14:val="standardContextual"/>
             </w:rPr>
           </w:pPr>
-          <w:hyperlink w:anchor="_Toc223346743" w:history="1">
+          <w:hyperlink w:anchor="_Toc223375577" w:history="1">
             <w:r>
               <w:rPr>
                 <w:rStyle w:val="a5"/>
@@ -4787,7 +4787,7 @@
               <w:rPr>
                 <w:webHidden/>
               </w:rPr>
-              <w:instrText xml:space="preserve"> PAGEREF _Toc223346743 \h </w:instrText>
+              <w:instrText xml:space="preserve"> PAGEREF _Toc223375577 \h </w:instrText>
             </w:r>
             <w:r>
               <w:rPr>
@@ -4845,7 +4845,7 @@
       <w:pPr>
         <w:pStyle w:val="1"/>
       </w:pPr>
-      <w:bookmarkStart w:id="0" w:name="_Toc223346738"/>
+      <w:bookmarkStart w:id="0" w:name="_Toc223375572"/>
       <w:r>
         <w:lastRenderedPageBreak/>
         <w:t>1</w:t>
@@ -8204,7 +8204,7 @@
           <w:noProof/>
         </w:rPr>
       </w:pPr>
-      <w:bookmarkStart w:id="1" w:name="_Toc223346739"/>
+      <w:bookmarkStart w:id="1" w:name="_Toc223375573"/>
       <w:r>
         <w:rPr>
           <w:noProof/>
@@ -12494,7 +12494,7 @@
           <w:rFonts w:eastAsiaTheme="minorEastAsia"/>
           <w:iCs/>
         </w:rPr>
-        <w:t xml:space="preserve"> 2.</w:t>
+        <w:t>.</w:t>
       </w:r>
       <w:r>
         <w:rPr>
@@ -12548,6 +12548,23 @@
           <w:lang w:val="en-US"/>
         </w:rPr>
         <w:t xml:space="preserve">                                                    (2)</w:t>
+      </w:r>
+    </w:p>
+    <w:p>
+      <w:pPr>
+        <w:ind w:firstLine="0"/>
+        <w:jc w:val="left"/>
+        <w:rPr>
+          <w:rFonts w:eastAsiaTheme="minorEastAsia"/>
+          <w:iCs/>
+        </w:rPr>
+      </w:pPr>
+      <w:r>
+        <w:rPr>
+          <w:rFonts w:eastAsiaTheme="minorEastAsia"/>
+          <w:iCs/>
+        </w:rPr>
+        <w:t>Вычислим частное количество информации по формуле 2.</w:t>
       </w:r>
     </w:p>
     <w:p>
@@ -12758,7 +12775,7 @@
       <w:pPr>
         <w:pStyle w:val="1"/>
       </w:pPr>
-      <w:bookmarkStart w:id="2" w:name="_Toc223346740"/>
+      <w:bookmarkStart w:id="2" w:name="_Toc223375574"/>
       <w:r>
         <w:lastRenderedPageBreak/>
         <w:t>3</w:t>
@@ -15585,7 +15602,7 @@
         <w:t xml:space="preserve"> </w:t>
       </w:r>
       <w:r>
-        <w:t xml:space="preserve">3 </w:t>
+        <w:t xml:space="preserve"> </w:t>
       </w:r>
       <w:r>
         <w:t>условной</w:t>
@@ -16311,6 +16328,21 @@
       <w:pPr>
         <w:widowControl/>
         <w:spacing w:after="200" w:line="276" w:lineRule="auto"/>
+        <w:rPr>
+          <w:rFonts w:eastAsiaTheme="minorEastAsia"/>
+        </w:rPr>
+      </w:pPr>
+      <w:r>
+        <w:rPr>
+          <w:rFonts w:eastAsiaTheme="minorEastAsia"/>
+        </w:rPr>
+        <w:t>Применим формулу 3.</w:t>
+      </w:r>
+    </w:p>
+    <w:p>
+      <w:pPr>
+        <w:widowControl/>
+        <w:spacing w:after="200" w:line="276" w:lineRule="auto"/>
         <w:jc w:val="left"/>
         <w:rPr>
           <w:rFonts w:eastAsiaTheme="minorEastAsia"/>
@@ -18777,7 +18809,7 @@
       <w:pPr>
         <w:pStyle w:val="1"/>
       </w:pPr>
-      <w:bookmarkStart w:id="3" w:name="_Toc223346741"/>
+      <w:bookmarkStart w:id="3" w:name="_Toc223375575"/>
       <w:r>
         <w:lastRenderedPageBreak/>
         <w:t>4</w:t>
@@ -20674,7 +20706,7 @@
       <w:pPr>
         <w:pStyle w:val="1"/>
       </w:pPr>
-      <w:bookmarkStart w:id="4" w:name="_Toc223346742"/>
+      <w:bookmarkStart w:id="4" w:name="_Toc223375576"/>
       <w:r>
         <w:lastRenderedPageBreak/>
         <w:t>5</w:t>
@@ -21585,7 +21617,7 @@
         <w:rPr>
           <w:rFonts w:eastAsiaTheme="majorEastAsia"/>
         </w:rPr>
-        <w:t xml:space="preserve"> вычисляется по формуле 4</w:t>
+        <w:t xml:space="preserve"> вычисляется по формуле </w:t>
       </w:r>
       <w:r>
         <w:t>.</w:t>
@@ -21797,6 +21829,14 @@
         <w:pStyle w:val="aff5"/>
       </w:pPr>
       <w:r>
+        <w:t>Применим формулу 4.</w:t>
+      </w:r>
+    </w:p>
+    <w:p>
+      <w:pPr>
+        <w:pStyle w:val="aff5"/>
+      </w:pPr>
+      <w:r>
         <w:t xml:space="preserve"> </w:t>
       </w:r>
       <m:oMath>
@@ -21962,7 +22002,7 @@
         <w:rPr>
           <w:rFonts w:eastAsiaTheme="majorEastAsia"/>
         </w:rPr>
-        <w:t xml:space="preserve"> вычисляется по формуле 5.</w:t>
+        <w:t xml:space="preserve"> вычисляется по формуле.</w:t>
       </w:r>
     </w:p>
     <w:p>
@@ -22131,7 +22171,13 @@
         <w:t>тройки</w:t>
       </w:r>
       <w:r>
-        <w:t>):</w:t>
+        <w:t>)</w:t>
+      </w:r>
+      <w:r>
+        <w:t xml:space="preserve"> при помощи формулы 5</w:t>
+      </w:r>
+      <w:r>
+        <w:t>:</w:t>
       </w:r>
     </w:p>
     <w:p>
@@ -22354,6 +22400,7 @@
         <w:pStyle w:val="aff5"/>
       </w:pPr>
       <w:r>
+        <w:lastRenderedPageBreak/>
         <w:t xml:space="preserve"> </w:t>
       </w:r>
       <m:oMath>
@@ -22549,7 +22596,6 @@
         <w:rPr>
           <w:rFonts w:eastAsiaTheme="majorEastAsia"/>
         </w:rPr>
-        <w:lastRenderedPageBreak/>
         <w:t>Используем</w:t>
       </w:r>
       <w:r>
@@ -22565,7 +22611,7 @@
         <w:rPr>
           <w:rFonts w:eastAsiaTheme="majorEastAsia"/>
         </w:rPr>
-        <w:t xml:space="preserve"> 6</w:t>
+        <w:t xml:space="preserve"> </w:t>
       </w:r>
       <w:r>
         <w:rPr>
@@ -22827,6 +22873,14 @@
       </m:oMath>
       <w:r>
         <w:t xml:space="preserve">                                                         (6)</w:t>
+      </w:r>
+    </w:p>
+    <w:p>
+      <w:pPr>
+        <w:pStyle w:val="aff5"/>
+      </w:pPr>
+      <w:r>
+        <w:t>Применим формулу 6.</w:t>
       </w:r>
     </w:p>
     <w:p>
@@ -23024,7 +23078,7 @@
       <w:pPr>
         <w:pStyle w:val="1"/>
       </w:pPr>
-      <w:bookmarkStart w:id="5" w:name="_Toc223346743"/>
+      <w:bookmarkStart w:id="5" w:name="_Toc223375577"/>
       <w:r>
         <w:lastRenderedPageBreak/>
         <w:t>6</w:t>
